--- a/RINGKASAN_ARSITEKTUR_SIMASADI.docx
+++ b/RINGKASAN_ARSITEKTUR_SIMASADI.docx
@@ -11,7 +11,7 @@
         <w:rPr>
           <w:rFonts w:ascii="Calibri" w:hAnsi="Calibri"/>
           <w:b/>
-          <w:color w:val="1B365D"/>
+          <w:color w:val="000000"/>
           <w:sz w:val="50"/>
         </w:rPr>
         <w:t>RINGKASAN ARSITEKTUR APLIKASI</w:t>
@@ -26,7 +26,7 @@
         <w:rPr>
           <w:rFonts w:ascii="Calibri" w:hAnsi="Calibri"/>
           <w:b/>
-          <w:color w:val="8B1E2D"/>
+          <w:color w:val="000000"/>
           <w:sz w:val="28"/>
         </w:rPr>
         <w:t>SIMASADI: Sistem Informasi &amp; Administrasi Akreditasi Laboratorium KAN</w:t>
@@ -43,7 +43,7 @@
       <w:r>
         <w:rPr>
           <w:rFonts w:ascii="Calibri" w:hAnsi="Calibri"/>
-          <w:color w:val="4A5568"/>
+          <w:color w:val="000000"/>
           <w:sz w:val="22"/>
         </w:rPr>
         <w:t>Direktorat Akreditasi Laboratorium • Badan Standardisasi Nasional (BSN) / KAN</w:t>
@@ -74,13 +74,13 @@
         <w:tc>
           <w:tcPr>
             <w:tcW w:w="2800" w:type="dxa"/>
-            <w:shd w:val="clear" w:color="auto" w:fill="1B365D"/>
             <w:tcMar>
               <w:top w:w="120" w:type="dxa"/>
               <w:bottom w:w="120" w:type="dxa"/>
               <w:left w:w="140" w:type="dxa"/>
               <w:right w:w="140" w:type="dxa"/>
             </w:tcMar>
+            <w:shd w:fill="F1F5F9"/>
           </w:tcPr>
           <w:p>
             <w:pPr>
@@ -91,7 +91,7 @@
               <w:rPr>
                 <w:rFonts w:ascii="Calibri" w:hAnsi="Calibri"/>
                 <w:b/>
-                <w:color w:val="FFFFFF"/>
+                <w:color w:val="000000"/>
                 <w:sz w:val="20"/>
               </w:rPr>
               <w:t>Informasi Dokumen</w:t>
@@ -101,13 +101,13 @@
         <w:tc>
           <w:tcPr>
             <w:tcW w:w="6000" w:type="dxa"/>
-            <w:shd w:val="clear" w:color="auto" w:fill="1B365D"/>
             <w:tcMar>
               <w:top w:w="120" w:type="dxa"/>
               <w:bottom w:w="120" w:type="dxa"/>
               <w:left w:w="140" w:type="dxa"/>
               <w:right w:w="140" w:type="dxa"/>
             </w:tcMar>
+            <w:shd w:fill="F1F5F9"/>
           </w:tcPr>
           <w:p>
             <w:pPr>
@@ -118,7 +118,7 @@
               <w:rPr>
                 <w:rFonts w:ascii="Calibri" w:hAnsi="Calibri"/>
                 <w:b/>
-                <w:color w:val="FFFFFF"/>
+                <w:color w:val="000000"/>
                 <w:sz w:val="20"/>
               </w:rPr>
               <w:t>Keterangan</w:t>
@@ -149,7 +149,7 @@
             <w:r>
               <w:rPr>
                 <w:rFonts w:ascii="Calibri" w:hAnsi="Calibri"/>
-                <w:color w:val="2D3748"/>
+                <w:color w:val="000000"/>
                 <w:sz w:val="19"/>
               </w:rPr>
               <w:t>Nama Aplikasi</w:t>
@@ -175,7 +175,7 @@
             <w:r>
               <w:rPr>
                 <w:rFonts w:ascii="Calibri" w:hAnsi="Calibri"/>
-                <w:color w:val="2D3748"/>
+                <w:color w:val="000000"/>
                 <w:sz w:val="19"/>
               </w:rPr>
               <w:t>SIMASADI (Sistem Informasi dan Administrasi Akreditasi)</w:t>
@@ -206,7 +206,7 @@
             <w:r>
               <w:rPr>
                 <w:rFonts w:ascii="Calibri" w:hAnsi="Calibri"/>
-                <w:color w:val="2D3748"/>
+                <w:color w:val="000000"/>
                 <w:sz w:val="19"/>
               </w:rPr>
               <w:t>Instansi</w:t>
@@ -232,7 +232,7 @@
             <w:r>
               <w:rPr>
                 <w:rFonts w:ascii="Calibri" w:hAnsi="Calibri"/>
-                <w:color w:val="2D3748"/>
+                <w:color w:val="000000"/>
                 <w:sz w:val="19"/>
               </w:rPr>
               <w:t>Badan Standardisasi Nasional (BSN) / Komite Akreditasi Nasional (KAN)</w:t>
@@ -263,7 +263,7 @@
             <w:r>
               <w:rPr>
                 <w:rFonts w:ascii="Calibri" w:hAnsi="Calibri"/>
-                <w:color w:val="2D3748"/>
+                <w:color w:val="000000"/>
                 <w:sz w:val="19"/>
               </w:rPr>
               <w:t>Unit Pengampu</w:t>
@@ -289,7 +289,7 @@
             <w:r>
               <w:rPr>
                 <w:rFonts w:ascii="Calibri" w:hAnsi="Calibri"/>
-                <w:color w:val="2D3748"/>
+                <w:color w:val="000000"/>
                 <w:sz w:val="19"/>
               </w:rPr>
               <w:t>Direktorat Akreditasi Laboratorium</w:t>
@@ -320,7 +320,7 @@
             <w:r>
               <w:rPr>
                 <w:rFonts w:ascii="Calibri" w:hAnsi="Calibri"/>
-                <w:color w:val="2D3748"/>
+                <w:color w:val="000000"/>
                 <w:sz w:val="19"/>
               </w:rPr>
               <w:t>Fokus Dokumen</w:t>
@@ -346,10 +346,10 @@
             <w:r>
               <w:rPr>
                 <w:rFonts w:ascii="Calibri" w:hAnsi="Calibri"/>
-                <w:color w:val="2D3748"/>
-                <w:sz w:val="19"/>
-              </w:rPr>
-              <w:t>Arsitektur Teknis, 8 Proses Asesmen KAN, Toleransi 3-Tahap, SLA TP/VTP, &amp; 4 Peran RBAC</w:t>
+                <w:color w:val="000000"/>
+                <w:sz w:val="19"/>
+              </w:rPr>
+              <w:t>Arsitektur Teknis, 8 Proses Asesmen KAN, Toleransi 3-Tahap, Batas Waktu TP/VTP, &amp; 4 Peran RBAC</w:t>
             </w:r>
           </w:p>
         </w:tc>
@@ -377,7 +377,7 @@
             <w:r>
               <w:rPr>
                 <w:rFonts w:ascii="Calibri" w:hAnsi="Calibri"/>
-                <w:color w:val="2D3748"/>
+                <w:color w:val="000000"/>
                 <w:sz w:val="19"/>
               </w:rPr>
               <w:t>Diagram Sistem</w:t>
@@ -403,7 +403,7 @@
             <w:r>
               <w:rPr>
                 <w:rFonts w:ascii="Calibri" w:hAnsi="Calibri"/>
-                <w:color w:val="2D3748"/>
+                <w:color w:val="000000"/>
                 <w:sz w:val="19"/>
               </w:rPr>
               <w:t>7 Diagram Komprehensif (Navigasi, Use Case, Siklus 5 Thn, Alur TP/SK, Skema Warna)</w:t>
@@ -434,7 +434,7 @@
             <w:r>
               <w:rPr>
                 <w:rFonts w:ascii="Calibri" w:hAnsi="Calibri"/>
-                <w:color w:val="2D3748"/>
+                <w:color w:val="000000"/>
                 <w:sz w:val="19"/>
               </w:rPr>
               <w:t>Format Penulisan</w:t>
@@ -460,7 +460,7 @@
             <w:r>
               <w:rPr>
                 <w:rFonts w:ascii="Calibri" w:hAnsi="Calibri"/>
-                <w:color w:val="2D3748"/>
+                <w:color w:val="000000"/>
                 <w:sz w:val="19"/>
               </w:rPr>
               <w:t>Format Resmi Rata Kanan-Kiri (Justified Text), Spasi 1.15x</w:t>
@@ -491,7 +491,7 @@
             <w:r>
               <w:rPr>
                 <w:rFonts w:ascii="Calibri" w:hAnsi="Calibri"/>
-                <w:color w:val="2D3748"/>
+                <w:color w:val="000000"/>
                 <w:sz w:val="19"/>
               </w:rPr>
               <w:t>Teknologi Inti</w:t>
@@ -517,7 +517,7 @@
             <w:r>
               <w:rPr>
                 <w:rFonts w:ascii="Calibri" w:hAnsi="Calibri"/>
-                <w:color w:val="2D3748"/>
+                <w:color w:val="000000"/>
                 <w:sz w:val="19"/>
               </w:rPr>
               <w:t>PHP 8.2+/8.3+, Laravel 12/13, Blade, SQLite 3, Vite, Docker Compose</w:t>
@@ -548,7 +548,7 @@
             <w:r>
               <w:rPr>
                 <w:rFonts w:ascii="Calibri" w:hAnsi="Calibri"/>
-                <w:color w:val="2D3748"/>
+                <w:color w:val="000000"/>
                 <w:sz w:val="19"/>
               </w:rPr>
               <w:t>Status Verifikasi</w:t>
@@ -574,10 +574,10 @@
             <w:r>
               <w:rPr>
                 <w:rFonts w:ascii="Calibri" w:hAnsi="Calibri"/>
-                <w:color w:val="2D3748"/>
-                <w:sz w:val="19"/>
-              </w:rPr>
-              <w:t>119/119 Automated Tests Passing (680 Asersi, 100% Lulus Uji Regulasi KAN, SLA, &amp; RBAC)</w:t>
+                <w:color w:val="000000"/>
+                <w:sz w:val="19"/>
+              </w:rPr>
+              <w:t>119/119 Automated Tests Passing (680 Asersi, 100% Lulus Uji Regulasi KAN, Batas Waktu, &amp; RBAC)</w:t>
             </w:r>
           </w:p>
         </w:tc>
@@ -590,6 +590,9 @@
     </w:p>
     <w:p>
       <w:r>
+        <w:rPr>
+          <w:color w:val="000000"/>
+        </w:rPr>
         <w:br w:type="page"/>
       </w:r>
     </w:p>
@@ -606,7 +609,7 @@
         <w:rPr>
           <w:rFonts w:ascii="Calibri" w:hAnsi="Calibri"/>
           <w:b/>
-          <w:color w:val="1B365D"/>
+          <w:color w:val="000000"/>
           <w:sz w:val="30"/>
         </w:rPr>
         <w:t>1. Gambaran Umum Sistem</w:t>
@@ -620,10 +623,10 @@
       <w:r>
         <w:rPr>
           <w:rFonts w:ascii="Calibri" w:hAnsi="Calibri"/>
-          <w:color w:val="2D3748"/>
+          <w:color w:val="000000"/>
           <w:sz w:val="21"/>
         </w:rPr>
-        <w:t xml:space="preserve">SIMASADI (Sistem Informasi dan Administrasi Akreditasi) adalah workspace operasional terpadu berbasis web yang dirancang khusus untuk memfasilitasi tata kelola administrasi akreditasi Lembaga Penilaian Kesesuaian (LPK) pada Direktorat Akreditasi Laboratorium KAN. Sistem ini menyatukan alur kerja utama pemantauan kepatuhan akreditasi laboratorium nasional, mencakup pengelolaan direktori master LPK, pengawasan siklus akreditasi berkala 5 tahun (Surveilen 1, 2, dan Re-Akreditasi), penjadwalan 8 tipe proses asesmen resmi KAN (KAN U-01), penegakan toleransi pengisian dokumen surveilen dan pembekuan bertahap, pelacakan ketat batas waktu Service Level Agreement (SLA) Tindakan Perbaikan (TP &amp; VTP) temuan KAN, alur Evaluasi Hasil Asesmen (EHA), verifikasi biaya riil perjalanan dinas asesor (SBM Kemenkeu), realisasi billing PNBP SIMPONI, hingga penerbitan Surat Keputusan (SK) akreditasi bertanda tangan elektronik tersertifikasi BSrE dan portal publik ber-QR Code.</w:t>
+        <w:t>SIMASADI (Sistem Informasi dan Administrasi Akreditasi) adalah workspace operasional terpadu berbasis web yang dirancang khusus untuk memfasilitasi tata kelola administrasi akreditasi Lembaga Penilaian Kesesuaian (LPK) pada Direktorat Akreditasi Laboratorium KAN. Sistem ini menyatukan alur kerja utama pemantauan kepatuhan akreditasi laboratorium nasional, mencakup pengelolaan direktori master LPK, pengawasan siklus akreditasi berkala 5 tahun (Surveilen 1, 2, dan Re-Akreditasi), penjadwalan 8 tipe proses asesmen resmi KAN (KAN U-01), penegakan toleransi pengisian dokumen surveilen dan pembekuan bertahap, pelacakan ketat batas waktu Tindakan Perbaikan (TP &amp; VTP) (TP &amp; VTP) temuan KAN, alur Evaluasi Hasil Asesmen (EHA), verifikasi biaya riil perjalanan dinas asesor (SBM Kemenkeu), realisasi billing PNBP SIMPONI, hingga penerbitan Surat Keputusan (SK) akreditasi bertanda tangan elektronik tersertifikasi BSrE dan portal publik ber-QR Code.</w:t>
       </w:r>
     </w:p>
     <w:p>
@@ -640,7 +643,7 @@
         <w:rPr>
           <w:rFonts w:ascii="Calibri" w:hAnsi="Calibri"/>
           <w:b/>
-          <w:color w:val="1B365D"/>
+          <w:color w:val="000000"/>
           <w:sz w:val="21"/>
         </w:rPr>
         <w:t xml:space="preserve">Fokus Operasional Internal Unit: </w:t>
@@ -648,7 +651,7 @@
       <w:r>
         <w:rPr>
           <w:rFonts w:ascii="Calibri" w:hAnsi="Calibri"/>
-          <w:color w:val="334155"/>
+          <w:color w:val="000000"/>
           <w:sz w:val="20"/>
         </w:rPr>
         <w:t xml:space="preserve">Prinsip Desain &amp; Batasan Ruang Lingkup: SIMASADI dikembangkan secara spesifik untuk kemudahan monitoring dan meminimalkan beban input manual bagi tim unit internal. Status operasional dihitung secara cerdas dan otomatis di memori. Fitur-fitur sekunder yang tidak relevan dengan kebutuhan pemantauan internal (seperti modul amandemen dan layanan eksternal KANMIS) telah dihapus dari arsitektur agar sistem tetap ramping, cepat, dan fokus.</w:t>
@@ -667,7 +670,7 @@
         <w:rPr>
           <w:rFonts w:ascii="Calibri" w:hAnsi="Calibri"/>
           <w:b/>
-          <w:color w:val="1B365D"/>
+          <w:color w:val="000000"/>
           <w:sz w:val="30"/>
         </w:rPr>
         <w:t>2. Tumpukan Teknologi (Technology Stack)</w:t>
@@ -681,7 +684,7 @@
       <w:r>
         <w:rPr>
           <w:rFonts w:ascii="Calibri" w:hAnsi="Calibri"/>
-          <w:color w:val="2D3748"/>
+          <w:color w:val="000000"/>
           <w:sz w:val="21"/>
         </w:rPr>
         <w:t xml:space="preserve">Arsitektur SIMASADI dibangun di atas fondasi teknologi modern, mandiri, dan berkinerja tinggi tanpa ketergantungan library pihak ketiga yang berlebihan:</w:t>
@@ -713,13 +716,13 @@
         <w:tc>
           <w:tcPr>
             <w:tcW w:w="2200" w:type="dxa"/>
-            <w:shd w:val="clear" w:color="auto" w:fill="1B365D"/>
             <w:tcMar>
               <w:top w:w="120" w:type="dxa"/>
               <w:bottom w:w="120" w:type="dxa"/>
               <w:left w:w="140" w:type="dxa"/>
               <w:right w:w="140" w:type="dxa"/>
             </w:tcMar>
+            <w:shd w:fill="F1F5F9"/>
           </w:tcPr>
           <w:p>
             <w:pPr>
@@ -730,7 +733,7 @@
               <w:rPr>
                 <w:rFonts w:ascii="Calibri" w:hAnsi="Calibri"/>
                 <w:b/>
-                <w:color w:val="FFFFFF"/>
+                <w:color w:val="000000"/>
                 <w:sz w:val="20"/>
               </w:rPr>
               <w:t>Komponen</w:t>
@@ -740,13 +743,13 @@
         <w:tc>
           <w:tcPr>
             <w:tcW w:w="3000" w:type="dxa"/>
-            <w:shd w:val="clear" w:color="auto" w:fill="1B365D"/>
             <w:tcMar>
               <w:top w:w="120" w:type="dxa"/>
               <w:bottom w:w="120" w:type="dxa"/>
               <w:left w:w="140" w:type="dxa"/>
               <w:right w:w="140" w:type="dxa"/>
             </w:tcMar>
+            <w:shd w:fill="F1F5F9"/>
           </w:tcPr>
           <w:p>
             <w:pPr>
@@ -757,7 +760,7 @@
               <w:rPr>
                 <w:rFonts w:ascii="Calibri" w:hAnsi="Calibri"/>
                 <w:b/>
-                <w:color w:val="FFFFFF"/>
+                <w:color w:val="000000"/>
                 <w:sz w:val="20"/>
               </w:rPr>
               <w:t>Teknologi yang Digunakan</w:t>
@@ -767,13 +770,13 @@
         <w:tc>
           <w:tcPr>
             <w:tcW w:w="3800" w:type="dxa"/>
-            <w:shd w:val="clear" w:color="auto" w:fill="1B365D"/>
             <w:tcMar>
               <w:top w:w="120" w:type="dxa"/>
               <w:bottom w:w="120" w:type="dxa"/>
               <w:left w:w="140" w:type="dxa"/>
               <w:right w:w="140" w:type="dxa"/>
             </w:tcMar>
+            <w:shd w:fill="F1F5F9"/>
           </w:tcPr>
           <w:p>
             <w:pPr>
@@ -784,7 +787,7 @@
               <w:rPr>
                 <w:rFonts w:ascii="Calibri" w:hAnsi="Calibri"/>
                 <w:b/>
-                <w:color w:val="FFFFFF"/>
+                <w:color w:val="000000"/>
                 <w:sz w:val="20"/>
               </w:rPr>
               <w:t>Peran &amp; Fungsi</w:t>
@@ -815,7 +818,7 @@
             <w:r>
               <w:rPr>
                 <w:rFonts w:ascii="Calibri" w:hAnsi="Calibri"/>
-                <w:color w:val="2D3748"/>
+                <w:color w:val="000000"/>
                 <w:sz w:val="19"/>
               </w:rPr>
               <w:t>Backend Framework</w:t>
@@ -841,7 +844,7 @@
             <w:r>
               <w:rPr>
                 <w:rFonts w:ascii="Calibri" w:hAnsi="Calibri"/>
-                <w:color w:val="2D3748"/>
+                <w:color w:val="000000"/>
                 <w:sz w:val="19"/>
               </w:rPr>
               <w:t>PHP 8.2+/8.3+ &amp; Laravel 12/13</w:t>
@@ -867,7 +870,7 @@
             <w:r>
               <w:rPr>
                 <w:rFonts w:ascii="Calibri" w:hAnsi="Calibri"/>
-                <w:color w:val="2D3748"/>
+                <w:color w:val="000000"/>
                 <w:sz w:val="19"/>
               </w:rPr>
               <w:t>Menyediakan routing, request validation, Eloquent ORM, middleware otorisasi RBAC, dan logika bisnis kepatuhan regulasi KAN.</w:t>
@@ -898,7 +901,7 @@
             <w:r>
               <w:rPr>
                 <w:rFonts w:ascii="Calibri" w:hAnsi="Calibri"/>
-                <w:color w:val="2D3748"/>
+                <w:color w:val="000000"/>
                 <w:sz w:val="19"/>
               </w:rPr>
               <w:t>Frontend UI Engine</w:t>
@@ -924,7 +927,7 @@
             <w:r>
               <w:rPr>
                 <w:rFonts w:ascii="Calibri" w:hAnsi="Calibri"/>
-                <w:color w:val="2D3748"/>
+                <w:color w:val="000000"/>
                 <w:sz w:val="19"/>
               </w:rPr>
               <w:t>Laravel Blade &amp; Modern CSS Tokens</w:t>
@@ -950,7 +953,7 @@
             <w:r>
               <w:rPr>
                 <w:rFonts w:ascii="Calibri" w:hAnsi="Calibri"/>
-                <w:color w:val="2D3748"/>
+                <w:color w:val="000000"/>
                 <w:sz w:val="19"/>
               </w:rPr>
               <w:t>Merender antarmuka responsif dengan palet identitas resmi BSN (Navy &amp; Maroon), tipografi Instrument Sans, dan badge kontras tinggi.</w:t>
@@ -981,7 +984,7 @@
             <w:r>
               <w:rPr>
                 <w:rFonts w:ascii="Calibri" w:hAnsi="Calibri"/>
-                <w:color w:val="2D3748"/>
+                <w:color w:val="000000"/>
                 <w:sz w:val="19"/>
               </w:rPr>
               <w:t>Interaktivitas Klien</w:t>
@@ -1007,7 +1010,7 @@
             <w:r>
               <w:rPr>
                 <w:rFonts w:ascii="Calibri" w:hAnsi="Calibri"/>
-                <w:color w:val="2D3748"/>
+                <w:color w:val="000000"/>
                 <w:sz w:val="19"/>
               </w:rPr>
               <w:t>Vanilla JavaScript Modular &amp; SPA Router</w:t>
@@ -1033,7 +1036,7 @@
             <w:r>
               <w:rPr>
                 <w:rFonts w:ascii="Calibri" w:hAnsi="Calibri"/>
-                <w:color w:val="2D3748"/>
+                <w:color w:val="000000"/>
                 <w:sz w:val="19"/>
               </w:rPr>
               <w:t>Menangani transisi halaman instan tanpa reload layar, filter kategori kalender client-side, drawer ponsel, baris tabel interaktif (clickable rows), dan modal popup.</w:t>
@@ -1064,7 +1067,7 @@
             <w:r>
               <w:rPr>
                 <w:rFonts w:ascii="Calibri" w:hAnsi="Calibri"/>
-                <w:color w:val="2D3748"/>
+                <w:color w:val="000000"/>
                 <w:sz w:val="19"/>
               </w:rPr>
               <w:t>Komponen Notifikasi</w:t>
@@ -1090,7 +1093,7 @@
             <w:r>
               <w:rPr>
                 <w:rFonts w:ascii="Calibri" w:hAnsi="Calibri"/>
-                <w:color w:val="2D3748"/>
+                <w:color w:val="000000"/>
                 <w:sz w:val="19"/>
               </w:rPr>
               <w:t>SweetAlert2 &amp; Custom Alert Banners</w:t>
@@ -1116,7 +1119,7 @@
             <w:r>
               <w:rPr>
                 <w:rFonts w:ascii="Calibri" w:hAnsi="Calibri"/>
-                <w:color w:val="2D3748"/>
+                <w:color w:val="000000"/>
                 <w:sz w:val="19"/>
               </w:rPr>
               <w:t>Menyediakan dialog konfirmasi tindakan administratif serta persistent alert banner prioritas tinggi di urutan teratas.</w:t>
@@ -1147,7 +1150,7 @@
             <w:r>
               <w:rPr>
                 <w:rFonts w:ascii="Calibri" w:hAnsi="Calibri"/>
-                <w:color w:val="2D3748"/>
+                <w:color w:val="000000"/>
                 <w:sz w:val="19"/>
               </w:rPr>
               <w:t>Basis Data</w:t>
@@ -1173,7 +1176,7 @@
             <w:r>
               <w:rPr>
                 <w:rFonts w:ascii="Calibri" w:hAnsi="Calibri"/>
-                <w:color w:val="2D3748"/>
+                <w:color w:val="000000"/>
                 <w:sz w:val="19"/>
               </w:rPr>
               <w:t>SQLite 3 (Prototype) / PostgreSQL (Produksi)</w:t>
@@ -1199,7 +1202,7 @@
             <w:r>
               <w:rPr>
                 <w:rFonts w:ascii="Calibri" w:hAnsi="Calibri"/>
-                <w:color w:val="2D3748"/>
+                <w:color w:val="000000"/>
                 <w:sz w:val="19"/>
               </w:rPr>
               <w:t>Menyimpan 9 tabel relasional terpadu: LPK, akun pengguna, asesmen, tindakan perbaikan, biaya SBM, billing SIMPONI, dan agenda kalender.</w:t>
@@ -1230,7 +1233,7 @@
             <w:r>
               <w:rPr>
                 <w:rFonts w:ascii="Calibri" w:hAnsi="Calibri"/>
-                <w:color w:val="2D3748"/>
+                <w:color w:val="000000"/>
                 <w:sz w:val="19"/>
               </w:rPr>
               <w:t>Asset Bundler</w:t>
@@ -1256,7 +1259,7 @@
             <w:r>
               <w:rPr>
                 <w:rFonts w:ascii="Calibri" w:hAnsi="Calibri"/>
-                <w:color w:val="2D3748"/>
+                <w:color w:val="000000"/>
                 <w:sz w:val="19"/>
               </w:rPr>
               <w:t>Vite 6 / 8</w:t>
@@ -1282,7 +1285,7 @@
             <w:r>
               <w:rPr>
                 <w:rFonts w:ascii="Calibri" w:hAnsi="Calibri"/>
-                <w:color w:val="2D3748"/>
+                <w:color w:val="000000"/>
                 <w:sz w:val="19"/>
               </w:rPr>
               <w:t>Melakukan kompilasi dan optimasi aset CSS dan JavaScript untuk performa muat halaman di bawah 200 ms.</w:t>
@@ -1313,7 +1316,7 @@
             <w:r>
               <w:rPr>
                 <w:rFonts w:ascii="Calibri" w:hAnsi="Calibri"/>
-                <w:color w:val="2D3748"/>
+                <w:color w:val="000000"/>
                 <w:sz w:val="19"/>
               </w:rPr>
               <w:t>Testing Suite</w:t>
@@ -1339,7 +1342,7 @@
             <w:r>
               <w:rPr>
                 <w:rFonts w:ascii="Calibri" w:hAnsi="Calibri"/>
-                <w:color w:val="2D3748"/>
+                <w:color w:val="000000"/>
                 <w:sz w:val="19"/>
               </w:rPr>
               <w:t>PHPUnit 11</w:t>
@@ -1365,7 +1368,7 @@
             <w:r>
               <w:rPr>
                 <w:rFonts w:ascii="Calibri" w:hAnsi="Calibri"/>
-                <w:color w:val="2D3748"/>
+                <w:color w:val="000000"/>
                 <w:sz w:val="19"/>
               </w:rPr>
               <w:t>Memastikan keandalan seluruh fungsi sistem dengan 119 kasus uji otomatis terverifikasi (100% lulus, 680 assertions).</w:t>
@@ -1392,7 +1395,7 @@
         <w:rPr>
           <w:rFonts w:ascii="Calibri" w:hAnsi="Calibri"/>
           <w:b/>
-          <w:color w:val="1B365D"/>
+          <w:color w:val="000000"/>
           <w:sz w:val="30"/>
         </w:rPr>
         <w:t>3. Pola Arsitektur Aplikasi</w:t>
@@ -1406,7 +1409,7 @@
       <w:r>
         <w:rPr>
           <w:rFonts w:ascii="Calibri" w:hAnsi="Calibri"/>
-          <w:color w:val="2D3748"/>
+          <w:color w:val="000000"/>
           <w:sz w:val="21"/>
         </w:rPr>
         <w:t xml:space="preserve">SIMASADI menerapkan pola arsitektur Modular Monolithic Model-View-Controller (MVC) yang terstruktur rapi ke dalam tiga lapisan utama:</w:t>
@@ -1422,7 +1425,7 @@
         <w:rPr>
           <w:rFonts w:ascii="Calibri" w:hAnsi="Calibri"/>
           <w:b/>
-          <w:color w:val="8B1E2D"/>
+          <w:color w:val="000000"/>
           <w:sz w:val="21"/>
         </w:rPr>
         <w:t>• </w:t>
@@ -1431,7 +1434,7 @@
         <w:rPr>
           <w:rFonts w:ascii="Calibri" w:hAnsi="Calibri"/>
           <w:b/>
-          <w:color w:val="1B365D"/>
+          <w:color w:val="000000"/>
           <w:sz w:val="21"/>
         </w:rPr>
         <w:t xml:space="preserve">1. Lapisan Presentasi: </w:t>
@@ -1439,7 +1442,7 @@
       <w:r>
         <w:rPr>
           <w:rFonts w:ascii="Calibri" w:hAnsi="Calibri"/>
-          <w:color w:val="2D3748"/>
+          <w:color w:val="000000"/>
           <w:sz w:val="21"/>
         </w:rPr>
         <w:t xml:space="preserve">Presentation Layer (Tampilan): Bertanggung jawab atas antarmuka pengguna berbasis Blade, pemisahan layout khusus Admin, PIC Lab, Asesor, dan Portal LPK, drawer filter responsif ponsel, dual-mode tampilan (Mode Tabel dan Mode Grid Kartu), serta kalender visual interaktif multi-event.</w:t>
@@ -1455,7 +1458,7 @@
         <w:rPr>
           <w:rFonts w:ascii="Calibri" w:hAnsi="Calibri"/>
           <w:b/>
-          <w:color w:val="8B1E2D"/>
+          <w:color w:val="000000"/>
           <w:sz w:val="21"/>
         </w:rPr>
         <w:t>• </w:t>
@@ -1464,7 +1467,7 @@
         <w:rPr>
           <w:rFonts w:ascii="Calibri" w:hAnsi="Calibri"/>
           <w:b/>
-          <w:color w:val="1B365D"/>
+          <w:color w:val="000000"/>
           <w:sz w:val="21"/>
         </w:rPr>
         <w:t xml:space="preserve">2. Lapisan Logika: </w:t>
@@ -1472,7 +1475,7 @@
       <w:r>
         <w:rPr>
           <w:rFonts w:ascii="Calibri" w:hAnsi="Calibri"/>
-          <w:color w:val="2D3748"/>
+          <w:color w:val="000000"/>
           <w:sz w:val="21"/>
         </w:rPr>
         <w:t xml:space="preserve">Application &amp; Business Logic Layer (Logika Bisnis): Berisi Controller, FormRequest validator, dan Model Eloquent yang memproses aturan validasi, penegakan Quality Gate, mesin status dinamis toleransi 3 tahap surveilen, kalkulasi batas waktu SLA tindakan perbaikan, serta simulasi digital signature BSrE.</w:t>
@@ -1488,7 +1491,7 @@
         <w:rPr>
           <w:rFonts w:ascii="Calibri" w:hAnsi="Calibri"/>
           <w:b/>
-          <w:color w:val="8B1E2D"/>
+          <w:color w:val="000000"/>
           <w:sz w:val="21"/>
         </w:rPr>
         <w:t>• </w:t>
@@ -1497,7 +1500,7 @@
         <w:rPr>
           <w:rFonts w:ascii="Calibri" w:hAnsi="Calibri"/>
           <w:b/>
-          <w:color w:val="1B365D"/>
+          <w:color w:val="000000"/>
           <w:sz w:val="21"/>
         </w:rPr>
         <w:t xml:space="preserve">3. Lapisan Data &amp; Integrasi: </w:t>
@@ -1505,7 +1508,7 @@
       <w:r>
         <w:rPr>
           <w:rFonts w:ascii="Calibri" w:hAnsi="Calibri"/>
-          <w:color w:val="2D3748"/>
+          <w:color w:val="000000"/>
           <w:sz w:val="21"/>
         </w:rPr>
         <w:t xml:space="preserve">Persistence &amp; Integration Layer (Data &amp; Integrasi): Bertanggung jawab atas penyimpanan data relasional, smart importer data massal (CSV/XLSX), sinkronisasi Google Sheets live feed (=IMPORTDATA), dan pembacaan berkas master LPK.</w:t>
@@ -1513,6 +1516,9 @@
     </w:p>
     <w:p>
       <w:r>
+        <w:rPr>
+          <w:color w:val="000000"/>
+        </w:rPr>
         <w:br w:type="page"/>
       </w:r>
     </w:p>
@@ -1529,7 +1535,7 @@
         <w:rPr>
           <w:rFonts w:ascii="Calibri" w:hAnsi="Calibri"/>
           <w:b/>
-          <w:color w:val="1B365D"/>
+          <w:color w:val="000000"/>
           <w:sz w:val="30"/>
         </w:rPr>
         <w:t>4. Struktur Navigasi Aplikasi</w:t>
@@ -1543,7 +1549,7 @@
       <w:r>
         <w:rPr>
           <w:rFonts w:ascii="Calibri" w:hAnsi="Calibri"/>
-          <w:color w:val="2D3748"/>
+          <w:color w:val="000000"/>
           <w:sz w:val="21"/>
         </w:rPr>
         <w:t xml:space="preserve">Struktur navigasi menggambarkan alur perpindahan antarmuka pengguna dalam mengakses seluruh menu dan modul operasional pada sistem SIMASADI. Mengadopsi model navigasi hierarki dengan bus transfer horizontal antar-modul, setiap menu tingkat satu saling terhubung secara dua arah (bi-directional), memungkinkan pengguna berpindah antar-modul secara instan melalui bilah sisi (sidebar).</w:t>
@@ -1559,7 +1565,7 @@
         <w:rPr>
           <w:rFonts w:ascii="Calibri" w:hAnsi="Calibri"/>
           <w:b/>
-          <w:color w:val="8B1E2D"/>
+          <w:color w:val="000000"/>
           <w:sz w:val="24"/>
         </w:rPr>
         <w:t>4.1 Struktur Navigasi Administrator Unit</w:t>
@@ -1573,7 +1579,7 @@
       <w:r>
         <w:rPr>
           <w:rFonts w:ascii="Calibri" w:hAnsi="Calibri"/>
-          <w:color w:val="2D3748"/>
+          <w:color w:val="000000"/>
           <w:sz w:val="21"/>
         </w:rPr>
         <w:t xml:space="preserve">Pada hak akses Administrator Unit, antarmuka menyediakan modul operasional aktif yang mencakup tata kelola laboratorium terakreditasi (Data Lab LPK &amp; Akreditasi), program asesmen lapangan, kalender pengawasan, hingga manajemen pengguna sistem:</w:t>
@@ -1585,6 +1591,9 @@
         <w:spacing w:before="180" w:after="80"/>
       </w:pPr>
       <w:r>
+        <w:rPr>
+          <w:color w:val="000000"/>
+        </w:rPr>
         <w:drawing>
           <wp:inline xmlns:wp="http://schemas.openxmlformats.org/drawingml/2006/wordprocessingDrawing" distT="0" distB="0" distL="0" distR="0">
             <wp:extent cx="5600000" cy="1849000"/>
@@ -1631,7 +1640,7 @@
         <w:rPr>
           <w:rFonts w:ascii="Calibri" w:hAnsi="Calibri"/>
           <w:b/>
-          <w:color w:val="1B365D"/>
+          <w:color w:val="000000"/>
           <w:sz w:val="21"/>
         </w:rPr>
         <w:t>Gambar 4. 1 Struktur Navigasi Admin Unit Akreditasi</w:t>
@@ -1647,7 +1656,7 @@
         <w:rPr>
           <w:rFonts w:ascii="Calibri" w:hAnsi="Calibri"/>
           <w:b/>
-          <w:color w:val="8B1E2D"/>
+          <w:color w:val="000000"/>
           <w:sz w:val="24"/>
         </w:rPr>
         <w:t>4.2 Struktur Navigasi PIC Laboratorium</w:t>
@@ -1661,7 +1670,7 @@
       <w:r>
         <w:rPr>
           <w:rFonts w:ascii="Calibri" w:hAnsi="Calibri"/>
-          <w:color w:val="2D3748"/>
+          <w:color w:val="000000"/>
           <w:sz w:val="21"/>
         </w:rPr>
         <w:t xml:space="preserve">Pada hak akses PIC Laboratorium Terakreditasi, struktur navigasi difokuskan pada modul layanan mandiri dan pemantauan kepatuhan akreditasi (Dasbor, Data Laboratorium, Jadwal Asesmen, dan Kalender Pengawasan):</w:t>
@@ -1673,6 +1682,9 @@
         <w:spacing w:before="180" w:after="80"/>
       </w:pPr>
       <w:r>
+        <w:rPr>
+          <w:color w:val="000000"/>
+        </w:rPr>
         <w:drawing>
           <wp:inline xmlns:wp="http://schemas.openxmlformats.org/drawingml/2006/wordprocessingDrawing" distT="0" distB="0" distL="0" distR="0">
             <wp:extent cx="5400000" cy="2362500"/>
@@ -1719,7 +1731,7 @@
         <w:rPr>
           <w:rFonts w:ascii="Calibri" w:hAnsi="Calibri"/>
           <w:b/>
-          <w:color w:val="1B365D"/>
+          <w:color w:val="000000"/>
           <w:sz w:val="21"/>
         </w:rPr>
         <w:t>Gambar 4. 2 Struktur Navigasi PIC Laboratorium</w:t>
@@ -1727,6 +1739,9 @@
     </w:p>
     <w:p>
       <w:r>
+        <w:rPr>
+          <w:color w:val="000000"/>
+        </w:rPr>
         <w:br w:type="page"/>
       </w:r>
     </w:p>
@@ -1743,7 +1758,7 @@
         <w:rPr>
           <w:rFonts w:ascii="Calibri" w:hAnsi="Calibri"/>
           <w:b/>
-          <w:color w:val="1B365D"/>
+          <w:color w:val="000000"/>
           <w:sz w:val="30"/>
         </w:rPr>
         <w:t>5. Pemodelan Kasus Penggunaan (Use Case Diagram)</w:t>
@@ -1757,7 +1772,7 @@
       <w:r>
         <w:rPr>
           <w:rFonts w:ascii="Calibri" w:hAnsi="Calibri"/>
-          <w:color w:val="2D3748"/>
+          <w:color w:val="000000"/>
           <w:sz w:val="21"/>
         </w:rPr>
         <w:t xml:space="preserve">Pemodelan use case menyajikan interaksi fungsional antara pengguna (aktor) dengan kapabilitas operasional sistem SIMASADI. Sistem mendukung pemisahan peran yang tegas antara Administrator Unit (pengelola akreditasi, manajemen pengguna, verifikator pembiayaan &amp; penerbitan SK) dan PIC Laboratorium (pemantau kepatuhan mandiri, pemantau jadwal asesmen, dan respon tindakan perbaikan), serta menyediakan portal khusus Asesor KAN (/assessor) dan Portal LPK Mandiri (/portal dengan QR Code).</w:t>
@@ -1773,7 +1788,7 @@
         <w:rPr>
           <w:rFonts w:ascii="Calibri" w:hAnsi="Calibri"/>
           <w:b/>
-          <w:color w:val="8B1E2D"/>
+          <w:color w:val="000000"/>
           <w:sz w:val="24"/>
         </w:rPr>
         <w:t>5.1 Use Case Diagram Administrator Unit</w:t>
@@ -1787,7 +1802,7 @@
       <w:r>
         <w:rPr>
           <w:rFonts w:ascii="Calibri" w:hAnsi="Calibri"/>
-          <w:color w:val="2D3748"/>
+          <w:color w:val="000000"/>
           <w:sz w:val="21"/>
         </w:rPr>
         <w:t xml:space="preserve">Administrator Unit memegang wewenang administratif penuh atas siklus hidup akreditasi, pengelolaan data LPK, tata kelola akun pengguna, verifikasi pembiayaan asesor, validasi SLA tindakan perbaikan (TP &amp; VTP), alur EHA, hingga penerbitan digital signature SK akreditasi. Terdapat 12 fungsi operasional utama yang dimodelkan pada Gambar 5. 1 di bawah ini:</w:t>
@@ -1799,6 +1814,9 @@
         <w:spacing w:before="180" w:after="80"/>
       </w:pPr>
       <w:r>
+        <w:rPr>
+          <w:color w:val="000000"/>
+        </w:rPr>
         <w:drawing>
           <wp:inline xmlns:wp="http://schemas.openxmlformats.org/drawingml/2006/wordprocessingDrawing" distT="0" distB="0" distL="0" distR="0">
             <wp:extent cx="4750000" cy="5287000"/>
@@ -1845,7 +1863,7 @@
         <w:rPr>
           <w:rFonts w:ascii="Calibri" w:hAnsi="Calibri"/>
           <w:b/>
-          <w:color w:val="1B365D"/>
+          <w:color w:val="000000"/>
           <w:sz w:val="21"/>
         </w:rPr>
         <w:t>Gambar 5. 1 Use Case Diagram Admin Unit Akreditasi</w:t>
@@ -1859,7 +1877,7 @@
       <w:r>
         <w:rPr>
           <w:rFonts w:ascii="Calibri" w:hAnsi="Calibri"/>
-          <w:color w:val="2D3748"/>
+          <w:color w:val="000000"/>
           <w:sz w:val="21"/>
         </w:rPr>
         <w:t xml:space="preserve">Rincian deskripsi fungsional dari masing-masing use case untuk peran Administrator Unit dirangkum pada tabel berikut:</w:t>
@@ -1891,13 +1909,13 @@
         <w:tc>
           <w:tcPr>
             <w:tcW w:w="1400" w:type="dxa"/>
-            <w:shd w:val="clear" w:color="auto" w:fill="1B365D"/>
             <w:tcMar>
               <w:top w:w="120" w:type="dxa"/>
               <w:bottom w:w="120" w:type="dxa"/>
               <w:left w:w="140" w:type="dxa"/>
               <w:right w:w="140" w:type="dxa"/>
             </w:tcMar>
+            <w:shd w:fill="F1F5F9"/>
           </w:tcPr>
           <w:p>
             <w:pPr>
@@ -1908,7 +1926,7 @@
               <w:rPr>
                 <w:rFonts w:ascii="Calibri" w:hAnsi="Calibri"/>
                 <w:b/>
-                <w:color w:val="FFFFFF"/>
+                <w:color w:val="000000"/>
                 <w:sz w:val="20"/>
               </w:rPr>
               <w:t>ID Use Case</w:t>
@@ -1918,13 +1936,13 @@
         <w:tc>
           <w:tcPr>
             <w:tcW w:w="3100" w:type="dxa"/>
-            <w:shd w:val="clear" w:color="auto" w:fill="1B365D"/>
             <w:tcMar>
               <w:top w:w="120" w:type="dxa"/>
               <w:bottom w:w="120" w:type="dxa"/>
               <w:left w:w="140" w:type="dxa"/>
               <w:right w:w="140" w:type="dxa"/>
             </w:tcMar>
+            <w:shd w:fill="F1F5F9"/>
           </w:tcPr>
           <w:p>
             <w:pPr>
@@ -1935,7 +1953,7 @@
               <w:rPr>
                 <w:rFonts w:ascii="Calibri" w:hAnsi="Calibri"/>
                 <w:b/>
-                <w:color w:val="FFFFFF"/>
+                <w:color w:val="000000"/>
                 <w:sz w:val="20"/>
               </w:rPr>
               <w:t>Nama Use Case</w:t>
@@ -1945,13 +1963,13 @@
         <w:tc>
           <w:tcPr>
             <w:tcW w:w="4500" w:type="dxa"/>
-            <w:shd w:val="clear" w:color="auto" w:fill="1B365D"/>
             <w:tcMar>
               <w:top w:w="120" w:type="dxa"/>
               <w:bottom w:w="120" w:type="dxa"/>
               <w:left w:w="140" w:type="dxa"/>
               <w:right w:w="140" w:type="dxa"/>
             </w:tcMar>
+            <w:shd w:fill="F1F5F9"/>
           </w:tcPr>
           <w:p>
             <w:pPr>
@@ -1962,7 +1980,7 @@
               <w:rPr>
                 <w:rFonts w:ascii="Calibri" w:hAnsi="Calibri"/>
                 <w:b/>
-                <w:color w:val="FFFFFF"/>
+                <w:color w:val="000000"/>
                 <w:sz w:val="20"/>
               </w:rPr>
               <w:t>Deskripsi Fungsional Operasional</w:t>
@@ -1993,7 +2011,7 @@
             <w:r>
               <w:rPr>
                 <w:rFonts w:ascii="Calibri" w:hAnsi="Calibri"/>
-                <w:color w:val="2D3748"/>
+                <w:color w:val="000000"/>
                 <w:sz w:val="19"/>
               </w:rPr>
               <w:t>UC-ADM-01</w:t>
@@ -2019,7 +2037,7 @@
             <w:r>
               <w:rPr>
                 <w:rFonts w:ascii="Calibri" w:hAnsi="Calibri"/>
-                <w:color w:val="2D3748"/>
+                <w:color w:val="000000"/>
                 <w:sz w:val="19"/>
               </w:rPr>
               <w:t>Melakukan Login Admin</w:t>
@@ -2045,7 +2063,7 @@
             <w:r>
               <w:rPr>
                 <w:rFonts w:ascii="Calibri" w:hAnsi="Calibri"/>
-                <w:color w:val="2D3748"/>
+                <w:color w:val="000000"/>
                 <w:sz w:val="19"/>
               </w:rPr>
               <w:t>Autentikasi kredensial administrator ke dalam sistem SIMASADI.</w:t>
@@ -2076,7 +2094,7 @@
             <w:r>
               <w:rPr>
                 <w:rFonts w:ascii="Calibri" w:hAnsi="Calibri"/>
-                <w:color w:val="2D3748"/>
+                <w:color w:val="000000"/>
                 <w:sz w:val="19"/>
               </w:rPr>
               <w:t>UC-ADM-02</w:t>
@@ -2102,10 +2120,10 @@
             <w:r>
               <w:rPr>
                 <w:rFonts w:ascii="Calibri" w:hAnsi="Calibri"/>
-                <w:color w:val="2D3748"/>
-                <w:sz w:val="19"/>
-              </w:rPr>
-              <w:t>Memantau Dasbor &amp; Peringatan SLA TP KAN</w:t>
+                <w:color w:val="000000"/>
+                <w:sz w:val="19"/>
+              </w:rPr>
+              <w:t>Memantau Dasbor &amp; Peringatan Batas Waktu TP KAN</w:t>
             </w:r>
           </w:p>
         </w:tc>
@@ -2128,7 +2146,7 @@
             <w:r>
               <w:rPr>
                 <w:rFonts w:ascii="Calibri" w:hAnsi="Calibri"/>
-                <w:color w:val="2D3748"/>
+                <w:color w:val="000000"/>
                 <w:sz w:val="19"/>
               </w:rPr>
               <w:t>Melihat agregasi statistik LPK, status siklus akreditasi, dan persistent alert banner peringatan batas waktu tindakan perbaikan (TP/VTP) KAN.</w:t>
@@ -2159,7 +2177,7 @@
             <w:r>
               <w:rPr>
                 <w:rFonts w:ascii="Calibri" w:hAnsi="Calibri"/>
-                <w:color w:val="2D3748"/>
+                <w:color w:val="000000"/>
                 <w:sz w:val="19"/>
               </w:rPr>
               <w:t>UC-ADM-03</w:t>
@@ -2185,7 +2203,7 @@
             <w:r>
               <w:rPr>
                 <w:rFonts w:ascii="Calibri" w:hAnsi="Calibri"/>
-                <w:color w:val="2D3748"/>
+                <w:color w:val="000000"/>
                 <w:sz w:val="19"/>
               </w:rPr>
               <w:t>Mengelola Master Data LPK &amp; Keterangan</w:t>
@@ -2211,7 +2229,7 @@
             <w:r>
               <w:rPr>
                 <w:rFonts w:ascii="Calibri" w:hAnsi="Calibri"/>
-                <w:color w:val="2D3748"/>
+                <w:color w:val="000000"/>
                 <w:sz w:val="19"/>
               </w:rPr>
               <w:t>Pencatatan data lembaga baru, penetapan skema KAN (kan_schema), pengisian keterangan operasional otomatis, dan pemeliharaan ruang lingkup.</w:t>
@@ -2242,7 +2260,7 @@
             <w:r>
               <w:rPr>
                 <w:rFonts w:ascii="Calibri" w:hAnsi="Calibri"/>
-                <w:color w:val="2D3748"/>
+                <w:color w:val="000000"/>
                 <w:sz w:val="19"/>
               </w:rPr>
               <w:t>UC-ADM-04</w:t>
@@ -2268,7 +2286,7 @@
             <w:r>
               <w:rPr>
                 <w:rFonts w:ascii="Calibri" w:hAnsi="Calibri"/>
-                <w:color w:val="2D3748"/>
+                <w:color w:val="000000"/>
                 <w:sz w:val="19"/>
               </w:rPr>
               <w:t>Impor Data LPK (XLSX/CSV) Smart Upsert</w:t>
@@ -2294,7 +2312,7 @@
             <w:r>
               <w:rPr>
                 <w:rFonts w:ascii="Calibri" w:hAnsi="Calibri"/>
-                <w:color w:val="2D3748"/>
+                <w:color w:val="000000"/>
                 <w:sz w:val="19"/>
               </w:rPr>
               <w:t>Unggah berkas spreadsheet master LPK (.xlsx atau .csv) atau live sync Google Sheets dengan mekanisme validasi skema dan pembaruan cerdas tanpa duplikasi.</w:t>
@@ -2325,7 +2343,7 @@
             <w:r>
               <w:rPr>
                 <w:rFonts w:ascii="Calibri" w:hAnsi="Calibri"/>
-                <w:color w:val="2D3748"/>
+                <w:color w:val="000000"/>
                 <w:sz w:val="19"/>
               </w:rPr>
               <w:t>UC-ADM-05</w:t>
@@ -2351,7 +2369,7 @@
             <w:r>
               <w:rPr>
                 <w:rFonts w:ascii="Calibri" w:hAnsi="Calibri"/>
-                <w:color w:val="2D3748"/>
+                <w:color w:val="000000"/>
                 <w:sz w:val="19"/>
               </w:rPr>
               <w:t>Mengelola Toleransi Surveilen &amp; Pembekuan</w:t>
@@ -2378,7 +2396,7 @@
               <w:rPr>
                 <w:rFonts w:ascii="Calibri" w:hAnsi="Calibri"/>
                 <w:b/>
-                <w:color w:val="6B21A8"/>
+                <w:color w:val="000000"/>
                 <w:sz w:val="19"/>
               </w:rPr>
               <w:t>Pelacakan toleransi akhir bulan kunjungan, pembekuan otomatis (SUSPENDED) 1 tahun, dan pencabutan akreditasi (REVOKED).</w:t>
@@ -2409,7 +2427,7 @@
             <w:r>
               <w:rPr>
                 <w:rFonts w:ascii="Calibri" w:hAnsi="Calibri"/>
-                <w:color w:val="2D3748"/>
+                <w:color w:val="000000"/>
                 <w:sz w:val="19"/>
               </w:rPr>
               <w:t>UC-ADM-06</w:t>
@@ -2435,7 +2453,7 @@
             <w:r>
               <w:rPr>
                 <w:rFonts w:ascii="Calibri" w:hAnsi="Calibri"/>
-                <w:color w:val="2D3748"/>
+                <w:color w:val="000000"/>
                 <w:sz w:val="19"/>
               </w:rPr>
               <w:t>Mengatur 8 Tipe Asesmen &amp; Impor Jadwal</w:t>
@@ -2461,7 +2479,7 @@
             <w:r>
               <w:rPr>
                 <w:rFonts w:ascii="Calibri" w:hAnsi="Calibri"/>
-                <w:color w:val="2D3748"/>
+                <w:color w:val="000000"/>
                 <w:sz w:val="19"/>
               </w:rPr>
               <w:t>Penjadwalan 8 tipe asesmen KAN (AA, S1, S1+PRL, S2, S2+PRL, STT, PRL, RA), pemilihan asesor kepala, dan impor massal dari CSV.</w:t>
@@ -2492,7 +2510,7 @@
             <w:r>
               <w:rPr>
                 <w:rFonts w:ascii="Calibri" w:hAnsi="Calibri"/>
-                <w:color w:val="2D3748"/>
+                <w:color w:val="000000"/>
                 <w:sz w:val="19"/>
               </w:rPr>
               <w:t>UC-ADM-07</w:t>
@@ -2518,7 +2536,7 @@
             <w:r>
               <w:rPr>
                 <w:rFonts w:ascii="Calibri" w:hAnsi="Calibri"/>
-                <w:color w:val="2D3748"/>
+                <w:color w:val="000000"/>
                 <w:sz w:val="19"/>
               </w:rPr>
               <w:t>Memverifikasi Tindakan Perbaikan (TP &amp; VTP)</w:t>
@@ -2544,10 +2562,10 @@
             <w:r>
               <w:rPr>
                 <w:rFonts w:ascii="Calibri" w:hAnsi="Calibri"/>
-                <w:color w:val="2D3748"/>
-                <w:sz w:val="19"/>
-              </w:rPr>
-              <w:t>Pelacakan batas waktu SLA KAN (2/3 bulan), kontrol perpanjangan +1 bulan bersyarat ada perbaikan, dan verifikasi status otomatis.</w:t>
+                <w:color w:val="000000"/>
+                <w:sz w:val="19"/>
+              </w:rPr>
+              <w:t>Pelacakan batas waktu Batas Waktu KAN (2/3 bulan), kontrol perpanjangan +1 bulan bersyarat ada perbaikan, dan verifikasi status otomatis.</w:t>
             </w:r>
           </w:p>
         </w:tc>
@@ -2575,7 +2593,7 @@
             <w:r>
               <w:rPr>
                 <w:rFonts w:ascii="Calibri" w:hAnsi="Calibri"/>
-                <w:color w:val="2D3748"/>
+                <w:color w:val="000000"/>
                 <w:sz w:val="19"/>
               </w:rPr>
               <w:t>UC-ADM-08</w:t>
@@ -2601,7 +2619,7 @@
             <w:r>
               <w:rPr>
                 <w:rFonts w:ascii="Calibri" w:hAnsi="Calibri"/>
-                <w:color w:val="2D3748"/>
+                <w:color w:val="000000"/>
                 <w:sz w:val="19"/>
               </w:rPr>
               <w:t>Mengelola Manajemen Pengguna &amp; Hak Akses</w:t>
@@ -2627,7 +2645,7 @@
             <w:r>
               <w:rPr>
                 <w:rFonts w:ascii="Calibri" w:hAnsi="Calibri"/>
-                <w:color w:val="2D3748"/>
+                <w:color w:val="000000"/>
                 <w:sz w:val="19"/>
               </w:rPr>
               <w:t>Pencatatan akun baru, pembaruan hak akses 4 peran (Admin, PIC, Assessor, LPK), reset kata sandi, dan proteksi akun diri.</w:t>
@@ -2658,7 +2676,7 @@
             <w:r>
               <w:rPr>
                 <w:rFonts w:ascii="Calibri" w:hAnsi="Calibri"/>
-                <w:color w:val="2D3748"/>
+                <w:color w:val="000000"/>
                 <w:sz w:val="19"/>
               </w:rPr>
               <w:t>UC-ADM-09</w:t>
@@ -2684,7 +2702,7 @@
             <w:r>
               <w:rPr>
                 <w:rFonts w:ascii="Calibri" w:hAnsi="Calibri"/>
-                <w:color w:val="2D3748"/>
+                <w:color w:val="000000"/>
                 <w:sz w:val="19"/>
               </w:rPr>
               <w:t>Memverifikasi Biaya Dinas (SBM Kemenkeu)</w:t>
@@ -2710,7 +2728,7 @@
             <w:r>
               <w:rPr>
                 <w:rFonts w:ascii="Calibri" w:hAnsi="Calibri"/>
-                <w:color w:val="2D3748"/>
+                <w:color w:val="000000"/>
                 <w:sz w:val="19"/>
               </w:rPr>
               <w:t>Validasi kepatuhan komponen biaya riil perjalanan dinas tim asesor terhadap standar biaya masukan (SBM PMK).</w:t>
@@ -2741,7 +2759,7 @@
             <w:r>
               <w:rPr>
                 <w:rFonts w:ascii="Calibri" w:hAnsi="Calibri"/>
-                <w:color w:val="2D3748"/>
+                <w:color w:val="000000"/>
                 <w:sz w:val="19"/>
               </w:rPr>
               <w:t>UC-ADM-10</w:t>
@@ -2767,7 +2785,7 @@
             <w:r>
               <w:rPr>
                 <w:rFonts w:ascii="Calibri" w:hAnsi="Calibri"/>
-                <w:color w:val="2D3748"/>
+                <w:color w:val="000000"/>
                 <w:sz w:val="19"/>
               </w:rPr>
               <w:t>Memverifikasi Billing PNBP (SIMPONI)</w:t>
@@ -2793,7 +2811,7 @@
             <w:r>
               <w:rPr>
                 <w:rFonts w:ascii="Calibri" w:hAnsi="Calibri"/>
-                <w:color w:val="2D3748"/>
+                <w:color w:val="000000"/>
                 <w:sz w:val="19"/>
               </w:rPr>
               <w:t>Pemeriksaan kode billing penerimaan negara bukan pajak 15 digit, validasi nominal tagihan, dan konfirmasi pelunasan NTPN 16 digit.</w:t>
@@ -2824,7 +2842,7 @@
             <w:r>
               <w:rPr>
                 <w:rFonts w:ascii="Calibri" w:hAnsi="Calibri"/>
-                <w:color w:val="2D3748"/>
+                <w:color w:val="000000"/>
                 <w:sz w:val="19"/>
               </w:rPr>
               <w:t>UC-ADM-11</w:t>
@@ -2850,7 +2868,7 @@
             <w:r>
               <w:rPr>
                 <w:rFonts w:ascii="Calibri" w:hAnsi="Calibri"/>
-                <w:color w:val="2D3748"/>
+                <w:color w:val="000000"/>
                 <w:sz w:val="19"/>
               </w:rPr>
               <w:t>Mencatat Sidang EHA &amp; e-Sign BSrE</w:t>
@@ -2876,7 +2894,7 @@
             <w:r>
               <w:rPr>
                 <w:rFonts w:ascii="Calibri" w:hAnsi="Calibri"/>
-                <w:color w:val="2D3748"/>
+                <w:color w:val="000000"/>
                 <w:sz w:val="19"/>
               </w:rPr>
               <w:t>Pencatatan sidang EHA, penghitungan otomatis lead time terbit SK, Quality Gate kesiapan rilis, serta simulasi penandatanganan elektronik BSrE.</w:t>
@@ -2907,7 +2925,7 @@
             <w:r>
               <w:rPr>
                 <w:rFonts w:ascii="Calibri" w:hAnsi="Calibri"/>
-                <w:color w:val="2D3748"/>
+                <w:color w:val="000000"/>
                 <w:sz w:val="19"/>
               </w:rPr>
               <w:t>UC-ADM-12</w:t>
@@ -2933,7 +2951,7 @@
             <w:r>
               <w:rPr>
                 <w:rFonts w:ascii="Calibri" w:hAnsi="Calibri"/>
-                <w:color w:val="2D3748"/>
+                <w:color w:val="000000"/>
                 <w:sz w:val="19"/>
               </w:rPr>
               <w:t>Memantau Kalender Interaktif Multi-Event</w:t>
@@ -2959,7 +2977,7 @@
             <w:r>
               <w:rPr>
                 <w:rFonts w:ascii="Calibri" w:hAnsi="Calibri"/>
-                <w:color w:val="2D3748"/>
+                <w:color w:val="000000"/>
                 <w:sz w:val="19"/>
               </w:rPr>
               <w:t>Manajemen agenda pengawasan visual dengan 5 kategori event warna resmi, pemilih langsung bulan dan tahun dinamis, serta navigasi cepat.</w:t>
@@ -2975,6 +2993,9 @@
     </w:p>
     <w:p>
       <w:r>
+        <w:rPr>
+          <w:color w:val="000000"/>
+        </w:rPr>
         <w:br w:type="page"/>
       </w:r>
     </w:p>
@@ -2988,7 +3009,7 @@
         <w:rPr>
           <w:rFonts w:ascii="Calibri" w:hAnsi="Calibri"/>
           <w:b/>
-          <w:color w:val="8B1E2D"/>
+          <w:color w:val="000000"/>
           <w:sz w:val="24"/>
         </w:rPr>
         <w:t>5.2 Use Case Diagram PIC Laboratorium</w:t>
@@ -3002,7 +3023,7 @@
       <w:r>
         <w:rPr>
           <w:rFonts w:ascii="Calibri" w:hAnsi="Calibri"/>
-          <w:color w:val="2D3748"/>
+          <w:color w:val="000000"/>
           <w:sz w:val="21"/>
         </w:rPr>
         <w:t xml:space="preserve">PIC Laboratorium memiliki hak akses terdedikasi yang difokuskan pada transparansi pemantauan mandiri terhadap siklus kepatuhan akreditasi laboratorium yang diwakilinya, pemantauan agenda asesmen, pemenuhan bukti tindakan perbaikan, serta pengaturan profil akun. Terdapat 7 fungsi operasional utama yang dimodelkan pada Gambar 5. 2 di bawah ini:</w:t>
@@ -3014,6 +3035,9 @@
         <w:spacing w:before="180" w:after="80"/>
       </w:pPr>
       <w:r>
+        <w:rPr>
+          <w:color w:val="000000"/>
+        </w:rPr>
         <w:drawing>
           <wp:inline xmlns:wp="http://schemas.openxmlformats.org/drawingml/2006/wordprocessingDrawing" distT="0" distB="0" distL="0" distR="0">
             <wp:extent cx="4800000" cy="4448000"/>
@@ -3060,7 +3084,7 @@
         <w:rPr>
           <w:rFonts w:ascii="Calibri" w:hAnsi="Calibri"/>
           <w:b/>
-          <w:color w:val="1B365D"/>
+          <w:color w:val="000000"/>
           <w:sz w:val="21"/>
         </w:rPr>
         <w:t>Gambar 5. 2 Use Case Diagram PIC Laboratorium</w:t>
@@ -3074,7 +3098,7 @@
       <w:r>
         <w:rPr>
           <w:rFonts w:ascii="Calibri" w:hAnsi="Calibri"/>
-          <w:color w:val="2D3748"/>
+          <w:color w:val="000000"/>
           <w:sz w:val="21"/>
         </w:rPr>
         <w:t xml:space="preserve">Rincian deskripsi fungsional dari masing-masing use case untuk peran PIC Laboratorium dirangkum pada tabel berikut:</w:t>
@@ -3106,13 +3130,13 @@
         <w:tc>
           <w:tcPr>
             <w:tcW w:w="1400" w:type="dxa"/>
-            <w:shd w:val="clear" w:color="auto" w:fill="1B365D"/>
             <w:tcMar>
               <w:top w:w="120" w:type="dxa"/>
               <w:bottom w:w="120" w:type="dxa"/>
               <w:left w:w="140" w:type="dxa"/>
               <w:right w:w="140" w:type="dxa"/>
             </w:tcMar>
+            <w:shd w:fill="F1F5F9"/>
           </w:tcPr>
           <w:p>
             <w:pPr>
@@ -3123,7 +3147,7 @@
               <w:rPr>
                 <w:rFonts w:ascii="Calibri" w:hAnsi="Calibri"/>
                 <w:b/>
-                <w:color w:val="FFFFFF"/>
+                <w:color w:val="000000"/>
                 <w:sz w:val="20"/>
               </w:rPr>
               <w:t>ID Use Case</w:t>
@@ -3133,13 +3157,13 @@
         <w:tc>
           <w:tcPr>
             <w:tcW w:w="3100" w:type="dxa"/>
-            <w:shd w:val="clear" w:color="auto" w:fill="1B365D"/>
             <w:tcMar>
               <w:top w:w="120" w:type="dxa"/>
               <w:bottom w:w="120" w:type="dxa"/>
               <w:left w:w="140" w:type="dxa"/>
               <w:right w:w="140" w:type="dxa"/>
             </w:tcMar>
+            <w:shd w:fill="F1F5F9"/>
           </w:tcPr>
           <w:p>
             <w:pPr>
@@ -3150,7 +3174,7 @@
               <w:rPr>
                 <w:rFonts w:ascii="Calibri" w:hAnsi="Calibri"/>
                 <w:b/>
-                <w:color w:val="FFFFFF"/>
+                <w:color w:val="000000"/>
                 <w:sz w:val="20"/>
               </w:rPr>
               <w:t>Nama Use Case</w:t>
@@ -3160,13 +3184,13 @@
         <w:tc>
           <w:tcPr>
             <w:tcW w:w="4500" w:type="dxa"/>
-            <w:shd w:val="clear" w:color="auto" w:fill="1B365D"/>
             <w:tcMar>
               <w:top w:w="120" w:type="dxa"/>
               <w:bottom w:w="120" w:type="dxa"/>
               <w:left w:w="140" w:type="dxa"/>
               <w:right w:w="140" w:type="dxa"/>
             </w:tcMar>
+            <w:shd w:fill="F1F5F9"/>
           </w:tcPr>
           <w:p>
             <w:pPr>
@@ -3177,7 +3201,7 @@
               <w:rPr>
                 <w:rFonts w:ascii="Calibri" w:hAnsi="Calibri"/>
                 <w:b/>
-                <w:color w:val="FFFFFF"/>
+                <w:color w:val="000000"/>
                 <w:sz w:val="20"/>
               </w:rPr>
               <w:t>Deskripsi Fungsional Operasional</w:t>
@@ -3208,7 +3232,7 @@
             <w:r>
               <w:rPr>
                 <w:rFonts w:ascii="Calibri" w:hAnsi="Calibri"/>
-                <w:color w:val="2D3748"/>
+                <w:color w:val="000000"/>
                 <w:sz w:val="19"/>
               </w:rPr>
               <w:t>UC-PIC-01</w:t>
@@ -3234,7 +3258,7 @@
             <w:r>
               <w:rPr>
                 <w:rFonts w:ascii="Calibri" w:hAnsi="Calibri"/>
-                <w:color w:val="2D3748"/>
+                <w:color w:val="000000"/>
                 <w:sz w:val="19"/>
               </w:rPr>
               <w:t>Melakukan Login PIC</w:t>
@@ -3260,7 +3284,7 @@
             <w:r>
               <w:rPr>
                 <w:rFonts w:ascii="Calibri" w:hAnsi="Calibri"/>
-                <w:color w:val="2D3748"/>
+                <w:color w:val="000000"/>
                 <w:sz w:val="19"/>
               </w:rPr>
               <w:t>Autentikasi kredensial perwakilan resmi laboratorium ke sistem SIMASADI.</w:t>
@@ -3291,7 +3315,7 @@
             <w:r>
               <w:rPr>
                 <w:rFonts w:ascii="Calibri" w:hAnsi="Calibri"/>
-                <w:color w:val="2D3748"/>
+                <w:color w:val="000000"/>
                 <w:sz w:val="19"/>
               </w:rPr>
               <w:t>UC-PIC-02</w:t>
@@ -3317,10 +3341,10 @@
             <w:r>
               <w:rPr>
                 <w:rFonts w:ascii="Calibri" w:hAnsi="Calibri"/>
-                <w:color w:val="2D3748"/>
-                <w:sz w:val="19"/>
-              </w:rPr>
-              <w:t>Memantau Dasbor Status &amp; SLA TP Lab</w:t>
+                <w:color w:val="000000"/>
+                <w:sz w:val="19"/>
+              </w:rPr>
+              <w:t>Memantau Dasbor Status &amp; Batas Waktu TP Lab</w:t>
             </w:r>
           </w:p>
         </w:tc>
@@ -3343,7 +3367,7 @@
             <w:r>
               <w:rPr>
                 <w:rFonts w:ascii="Calibri" w:hAnsi="Calibri"/>
-                <w:color w:val="2D3748"/>
+                <w:color w:val="000000"/>
                 <w:sz w:val="19"/>
               </w:rPr>
               <w:t>Melihat ringkasan kesehatan masa berlaku akreditasi dan peringatan dini jatuh tempo tindakan perbaikan temuan asesmen.</w:t>
@@ -3374,7 +3398,7 @@
             <w:r>
               <w:rPr>
                 <w:rFonts w:ascii="Calibri" w:hAnsi="Calibri"/>
-                <w:color w:val="2D3748"/>
+                <w:color w:val="000000"/>
                 <w:sz w:val="19"/>
               </w:rPr>
               <w:t>UC-PIC-03</w:t>
@@ -3400,7 +3424,7 @@
             <w:r>
               <w:rPr>
                 <w:rFonts w:ascii="Calibri" w:hAnsi="Calibri"/>
-                <w:color w:val="2D3748"/>
+                <w:color w:val="000000"/>
                 <w:sz w:val="19"/>
               </w:rPr>
               <w:t>Melihat Profil &amp; Ruang Lingkup Terakreditasi</w:t>
@@ -3426,7 +3450,7 @@
             <w:r>
               <w:rPr>
                 <w:rFonts w:ascii="Calibri" w:hAnsi="Calibri"/>
-                <w:color w:val="2D3748"/>
+                <w:color w:val="000000"/>
                 <w:sz w:val="19"/>
               </w:rPr>
               <w:t>Mengecek detail identitas lembaga, nomor registrasi resmi KAN, dan tautan berkas arsip Google Drive.</w:t>
@@ -3457,7 +3481,7 @@
             <w:r>
               <w:rPr>
                 <w:rFonts w:ascii="Calibri" w:hAnsi="Calibri"/>
-                <w:color w:val="2D3748"/>
+                <w:color w:val="000000"/>
                 <w:sz w:val="19"/>
               </w:rPr>
               <w:t>UC-PIC-04</w:t>
@@ -3483,7 +3507,7 @@
             <w:r>
               <w:rPr>
                 <w:rFonts w:ascii="Calibri" w:hAnsi="Calibri"/>
-                <w:color w:val="2D3748"/>
+                <w:color w:val="000000"/>
                 <w:sz w:val="19"/>
               </w:rPr>
               <w:t>Memasukkan &amp; Memantau Asesmen Lapangan</w:t>
@@ -3509,7 +3533,7 @@
             <w:r>
               <w:rPr>
                 <w:rFonts w:ascii="Calibri" w:hAnsi="Calibri"/>
-                <w:color w:val="2D3748"/>
+                <w:color w:val="000000"/>
                 <w:sz w:val="19"/>
               </w:rPr>
               <w:t>Melihat agenda kunjungan asesor serta memantau jadwal pelaksanaan asesmen pada lab binaan.</w:t>
@@ -3540,7 +3564,7 @@
             <w:r>
               <w:rPr>
                 <w:rFonts w:ascii="Calibri" w:hAnsi="Calibri"/>
-                <w:color w:val="2D3748"/>
+                <w:color w:val="000000"/>
                 <w:sz w:val="19"/>
               </w:rPr>
               <w:t>UC-PIC-05</w:t>
@@ -3566,7 +3590,7 @@
             <w:r>
               <w:rPr>
                 <w:rFonts w:ascii="Calibri" w:hAnsi="Calibri"/>
-                <w:color w:val="2D3748"/>
+                <w:color w:val="000000"/>
                 <w:sz w:val="19"/>
               </w:rPr>
               <w:t>Merespon &amp; Mengunggah Tindakan Perbaikan (TP)</w:t>
@@ -3592,10 +3616,10 @@
             <w:r>
               <w:rPr>
                 <w:rFonts w:ascii="Calibri" w:hAnsi="Calibri"/>
-                <w:color w:val="2D3748"/>
-                <w:sz w:val="19"/>
-              </w:rPr>
-              <w:t>Menginput nomor surat permohonan perpanjangan waktu dan memantau pemenuhan temuan ketidaksesuaian sebelum batas SLA berakhir.</w:t>
+                <w:color w:val="000000"/>
+                <w:sz w:val="19"/>
+              </w:rPr>
+              <w:t>Menginput nomor surat permohonan perpanjangan waktu dan memantau pemenuhan temuan ketidaksesuaian sebelum batas waktu berakhir.</w:t>
             </w:r>
           </w:p>
         </w:tc>
@@ -3623,7 +3647,7 @@
             <w:r>
               <w:rPr>
                 <w:rFonts w:ascii="Calibri" w:hAnsi="Calibri"/>
-                <w:color w:val="2D3748"/>
+                <w:color w:val="000000"/>
                 <w:sz w:val="19"/>
               </w:rPr>
               <w:t>UC-PIC-06</w:t>
@@ -3649,7 +3673,7 @@
             <w:r>
               <w:rPr>
                 <w:rFonts w:ascii="Calibri" w:hAnsi="Calibri"/>
-                <w:color w:val="2D3748"/>
+                <w:color w:val="000000"/>
                 <w:sz w:val="19"/>
               </w:rPr>
               <w:t>Melihat Kalender Pengawasan Kegiatan Lab</w:t>
@@ -3675,7 +3699,7 @@
             <w:r>
               <w:rPr>
                 <w:rFonts w:ascii="Calibri" w:hAnsi="Calibri"/>
-                <w:color w:val="2D3748"/>
+                <w:color w:val="000000"/>
                 <w:sz w:val="19"/>
               </w:rPr>
               <w:t>Mengecek jadwal jatuh tempo surveilen dan tenggat tindak lanjut perbaikan melalui visual kalender interaktif.</w:t>
@@ -3706,7 +3730,7 @@
             <w:r>
               <w:rPr>
                 <w:rFonts w:ascii="Calibri" w:hAnsi="Calibri"/>
-                <w:color w:val="2D3748"/>
+                <w:color w:val="000000"/>
                 <w:sz w:val="19"/>
               </w:rPr>
               <w:t>UC-PIC-07</w:t>
@@ -3732,7 +3756,7 @@
             <w:r>
               <w:rPr>
                 <w:rFonts w:ascii="Calibri" w:hAnsi="Calibri"/>
-                <w:color w:val="2D3748"/>
+                <w:color w:val="000000"/>
                 <w:sz w:val="19"/>
               </w:rPr>
               <w:t>Pengaturan Profil Akun &amp; Ganti Kata Sandi</w:t>
@@ -3758,7 +3782,7 @@
             <w:r>
               <w:rPr>
                 <w:rFonts w:ascii="Calibri" w:hAnsi="Calibri"/>
-                <w:color w:val="2D3748"/>
+                <w:color w:val="000000"/>
                 <w:sz w:val="19"/>
               </w:rPr>
               <w:t>Pembaruan informasi kontak profil perwakilan laboratorium dan pembaruan kata sandi akun secara mandiri.</w:t>
@@ -3774,6 +3798,9 @@
     </w:p>
     <w:p>
       <w:r>
+        <w:rPr>
+          <w:color w:val="000000"/>
+        </w:rPr>
         <w:br w:type="page"/>
       </w:r>
     </w:p>
@@ -3790,7 +3817,7 @@
         <w:rPr>
           <w:rFonts w:ascii="Calibri" w:hAnsi="Calibri"/>
           <w:b/>
-          <w:color w:val="1B365D"/>
+          <w:color w:val="000000"/>
           <w:sz w:val="30"/>
         </w:rPr>
         <w:t>6. Arsitektur Siklus Pengawasan Akreditasi &amp; Sistem Reminder</w:t>
@@ -3804,7 +3831,7 @@
       <w:r>
         <w:rPr>
           <w:rFonts w:ascii="Calibri" w:hAnsi="Calibri"/>
-          <w:color w:val="2D3748"/>
+          <w:color w:val="000000"/>
           <w:sz w:val="21"/>
         </w:rPr>
         <w:t xml:space="preserve">Salah satu modul terpenting dalam SIMASADI adalah sistem pengawasan akreditasi berbasis waktu (time-based surveillance) dan pemicu reminder otomatis. Mengacu pada pedoman tata kelola akreditasi laboratorium Komite Akreditasi Nasional (KAN), siklus pengawasan terbagi menjadi dua dimensi waktu: (1) Siklus Makro Masa Berlaku Akreditasi 5 Tahun, dan (2) Siklus Mikro Pasca-Kunjungan Asesmen Lapangan.</w:t>
@@ -3820,7 +3847,7 @@
         <w:rPr>
           <w:rFonts w:ascii="Calibri" w:hAnsi="Calibri"/>
           <w:b/>
-          <w:color w:val="8B1E2D"/>
+          <w:color w:val="000000"/>
           <w:sz w:val="24"/>
         </w:rPr>
         <w:t>6.1 Matriks Aturan Siklus Pengawasan 5 Tahun (S1, S2, dan Re-Akreditasi)</w:t>
@@ -3834,7 +3861,7 @@
       <w:r>
         <w:rPr>
           <w:rFonts w:ascii="Calibri" w:hAnsi="Calibri"/>
-          <w:color w:val="2D3748"/>
+          <w:color w:val="000000"/>
           <w:sz w:val="21"/>
         </w:rPr>
         <w:t xml:space="preserve">Masa berlaku sertifikat akreditasi KAN berlangsung selama 5 tahun (60 bulan) terhitung sejak tanggal penetapan sertifikat (certificate_date). Sepanjang siklus ini, sistem menghitung jadwal pengingat (Reminder) dan batas kritis jatuh tempo (JT) secara dinamis:</w:t>
@@ -3846,6 +3873,9 @@
         <w:spacing w:before="180" w:after="80"/>
       </w:pPr>
       <w:r>
+        <w:rPr>
+          <w:color w:val="000000"/>
+        </w:rPr>
         <w:drawing>
           <wp:inline xmlns:wp="http://schemas.openxmlformats.org/drawingml/2006/wordprocessingDrawing" distT="0" distB="0" distL="0" distR="0">
             <wp:extent cx="5600000" cy="2281000"/>
@@ -3892,7 +3922,7 @@
         <w:rPr>
           <w:rFonts w:ascii="Calibri" w:hAnsi="Calibri"/>
           <w:b/>
-          <w:color w:val="1B365D"/>
+          <w:color w:val="000000"/>
           <w:sz w:val="21"/>
         </w:rPr>
         <w:t>Gambar 6. 1 Matriks Siklus Pengawasan Akreditasi KAN (5 Tahun / 60 Bulan)</w:t>
@@ -3906,7 +3936,7 @@
       <w:r>
         <w:rPr>
           <w:rFonts w:ascii="Calibri" w:hAnsi="Calibri"/>
-          <w:color w:val="2D3748"/>
+          <w:color w:val="000000"/>
           <w:sz w:val="21"/>
         </w:rPr>
         <w:t xml:space="preserve">Rincian periode pemicu, batas waktu jatuh tempo, dan toleransi operasional dirangkum pada matriks aturan berikut:</w:t>
@@ -3941,13 +3971,13 @@
         <w:tc>
           <w:tcPr>
             <w:tcW w:w="1400" w:type="dxa"/>
-            <w:shd w:val="clear" w:color="auto" w:fill="1B365D"/>
             <w:tcMar>
               <w:top w:w="120" w:type="dxa"/>
               <w:bottom w:w="120" w:type="dxa"/>
               <w:left w:w="140" w:type="dxa"/>
               <w:right w:w="140" w:type="dxa"/>
             </w:tcMar>
+            <w:shd w:fill="F1F5F9"/>
           </w:tcPr>
           <w:p>
             <w:pPr>
@@ -3958,7 +3988,7 @@
               <w:rPr>
                 <w:rFonts w:ascii="Calibri" w:hAnsi="Calibri"/>
                 <w:b/>
-                <w:color w:val="FFFFFF"/>
+                <w:color w:val="000000"/>
                 <w:sz w:val="20"/>
               </w:rPr>
               <w:t>Siklus Pengawasan</w:t>
@@ -3968,13 +3998,13 @@
         <w:tc>
           <w:tcPr>
             <w:tcW w:w="1600" w:type="dxa"/>
-            <w:shd w:val="clear" w:color="auto" w:fill="1B365D"/>
             <w:tcMar>
               <w:top w:w="120" w:type="dxa"/>
               <w:bottom w:w="120" w:type="dxa"/>
               <w:left w:w="140" w:type="dxa"/>
               <w:right w:w="140" w:type="dxa"/>
             </w:tcMar>
+            <w:shd w:fill="F1F5F9"/>
           </w:tcPr>
           <w:p>
             <w:pPr>
@@ -3985,7 +4015,7 @@
               <w:rPr>
                 <w:rFonts w:ascii="Calibri" w:hAnsi="Calibri"/>
                 <w:b/>
-                <w:color w:val="FFFFFF"/>
+                <w:color w:val="000000"/>
                 <w:sz w:val="20"/>
               </w:rPr>
               <w:t>Titik Acuan Waktu</w:t>
@@ -3995,13 +4025,13 @@
         <w:tc>
           <w:tcPr>
             <w:tcW w:w="1500" w:type="dxa"/>
-            <w:shd w:val="clear" w:color="auto" w:fill="1B365D"/>
             <w:tcMar>
               <w:top w:w="120" w:type="dxa"/>
               <w:bottom w:w="120" w:type="dxa"/>
               <w:left w:w="140" w:type="dxa"/>
               <w:right w:w="140" w:type="dxa"/>
             </w:tcMar>
+            <w:shd w:fill="F1F5F9"/>
           </w:tcPr>
           <w:p>
             <w:pPr>
@@ -4012,7 +4042,7 @@
               <w:rPr>
                 <w:rFonts w:ascii="Calibri" w:hAnsi="Calibri"/>
                 <w:b/>
-                <w:color w:val="FFFFFF"/>
+                <w:color w:val="000000"/>
                 <w:sz w:val="20"/>
               </w:rPr>
               <w:t>Waktu Reminder (Kuning)</w:t>
@@ -4022,13 +4052,13 @@
         <w:tc>
           <w:tcPr>
             <w:tcW w:w="1500" w:type="dxa"/>
-            <w:shd w:val="clear" w:color="auto" w:fill="1B365D"/>
             <w:tcMar>
               <w:top w:w="120" w:type="dxa"/>
               <w:bottom w:w="120" w:type="dxa"/>
               <w:left w:w="140" w:type="dxa"/>
               <w:right w:w="140" w:type="dxa"/>
             </w:tcMar>
+            <w:shd w:fill="F1F5F9"/>
           </w:tcPr>
           <w:p>
             <w:pPr>
@@ -4039,7 +4069,7 @@
               <w:rPr>
                 <w:rFonts w:ascii="Calibri" w:hAnsi="Calibri"/>
                 <w:b/>
-                <w:color w:val="FFFFFF"/>
+                <w:color w:val="000000"/>
                 <w:sz w:val="20"/>
               </w:rPr>
               <w:t>Jatuh Tempo / JT (Merah)</w:t>
@@ -4049,13 +4079,13 @@
         <w:tc>
           <w:tcPr>
             <w:tcW w:w="1500" w:type="dxa"/>
-            <w:shd w:val="clear" w:color="auto" w:fill="1B365D"/>
             <w:tcMar>
               <w:top w:w="120" w:type="dxa"/>
               <w:bottom w:w="120" w:type="dxa"/>
               <w:left w:w="140" w:type="dxa"/>
               <w:right w:w="140" w:type="dxa"/>
             </w:tcMar>
+            <w:shd w:fill="F1F5F9"/>
           </w:tcPr>
           <w:p>
             <w:pPr>
@@ -4066,7 +4096,7 @@
               <w:rPr>
                 <w:rFonts w:ascii="Calibri" w:hAnsi="Calibri"/>
                 <w:b/>
-                <w:color w:val="FFFFFF"/>
+                <w:color w:val="000000"/>
                 <w:sz w:val="20"/>
               </w:rPr>
               <w:t>Batas Toleransi Kunjungan</w:t>
@@ -4076,13 +4106,13 @@
         <w:tc>
           <w:tcPr>
             <w:tcW w:w="1500" w:type="dxa"/>
-            <w:shd w:val="clear" w:color="auto" w:fill="1B365D"/>
             <w:tcMar>
               <w:top w:w="120" w:type="dxa"/>
               <w:bottom w:w="120" w:type="dxa"/>
               <w:left w:w="140" w:type="dxa"/>
               <w:right w:w="140" w:type="dxa"/>
             </w:tcMar>
+            <w:shd w:fill="F1F5F9"/>
           </w:tcPr>
           <w:p>
             <w:pPr>
@@ -4093,7 +4123,7 @@
               <w:rPr>
                 <w:rFonts w:ascii="Calibri" w:hAnsi="Calibri"/>
                 <w:b/>
-                <w:color w:val="FFFFFF"/>
+                <w:color w:val="000000"/>
                 <w:sz w:val="20"/>
               </w:rPr>
               <w:t>Ketentuan Operasional</w:t>
@@ -4124,7 +4154,7 @@
             <w:r>
               <w:rPr>
                 <w:rFonts w:ascii="Calibri" w:hAnsi="Calibri"/>
-                <w:color w:val="2D3748"/>
+                <w:color w:val="000000"/>
                 <w:sz w:val="19"/>
               </w:rPr>
               <w:t>Surveilen 1 (S1)</w:t>
@@ -4150,7 +4180,7 @@
             <w:r>
               <w:rPr>
                 <w:rFonts w:ascii="Calibri" w:hAnsi="Calibri"/>
-                <w:color w:val="2D3748"/>
+                <w:color w:val="000000"/>
                 <w:sz w:val="19"/>
               </w:rPr>
               <w:t>Tanggal Terbit SK (certificate_date)</w:t>
@@ -4176,7 +4206,7 @@
             <w:r>
               <w:rPr>
                 <w:rFonts w:ascii="Calibri" w:hAnsi="Calibri"/>
-                <w:color w:val="2D3748"/>
+                <w:color w:val="000000"/>
                 <w:sz w:val="19"/>
               </w:rPr>
               <w:t>Bulan ke-13
@@ -4203,7 +4233,7 @@
             <w:r>
               <w:rPr>
                 <w:rFonts w:ascii="Calibri" w:hAnsi="Calibri"/>
-                <w:color w:val="2D3748"/>
+                <w:color w:val="000000"/>
                 <w:sz w:val="19"/>
               </w:rPr>
               <w:t>Bulan ke-18
@@ -4230,7 +4260,7 @@
             <w:r>
               <w:rPr>
                 <w:rFonts w:ascii="Calibri" w:hAnsi="Calibri"/>
-                <w:color w:val="2D3748"/>
+                <w:color w:val="000000"/>
                 <w:sz w:val="19"/>
               </w:rPr>
               <w:t>Maksimal Bulan ke-24
@@ -4257,7 +4287,7 @@
             <w:r>
               <w:rPr>
                 <w:rFonts w:ascii="Calibri" w:hAnsi="Calibri"/>
-                <w:color w:val="2D3748"/>
+                <w:color w:val="000000"/>
                 <w:sz w:val="19"/>
               </w:rPr>
               <w:t>Evaluasi tahun pertama kepatuhan standar ISO/IEC 17025. Peringatan otomatis selesai jika asesmen S1 terlaksana.</w:t>
@@ -4288,7 +4318,7 @@
             <w:r>
               <w:rPr>
                 <w:rFonts w:ascii="Calibri" w:hAnsi="Calibri"/>
-                <w:color w:val="2D3748"/>
+                <w:color w:val="000000"/>
                 <w:sz w:val="19"/>
               </w:rPr>
               <w:t>Surveilen 2 (S2)</w:t>
@@ -4314,7 +4344,7 @@
             <w:r>
               <w:rPr>
                 <w:rFonts w:ascii="Calibri" w:hAnsi="Calibri"/>
-                <w:color w:val="2D3748"/>
+                <w:color w:val="000000"/>
                 <w:sz w:val="19"/>
               </w:rPr>
               <w:t>Tanggal Terbit SK (certificate_date)</w:t>
@@ -4340,7 +4370,7 @@
             <w:r>
               <w:rPr>
                 <w:rFonts w:ascii="Calibri" w:hAnsi="Calibri"/>
-                <w:color w:val="2D3748"/>
+                <w:color w:val="000000"/>
                 <w:sz w:val="19"/>
               </w:rPr>
               <w:t>Bulan ke-34
@@ -4367,7 +4397,7 @@
             <w:r>
               <w:rPr>
                 <w:rFonts w:ascii="Calibri" w:hAnsi="Calibri"/>
-                <w:color w:val="2D3748"/>
+                <w:color w:val="000000"/>
                 <w:sz w:val="19"/>
               </w:rPr>
               <w:t>Bulan ke-39
@@ -4394,7 +4424,7 @@
             <w:r>
               <w:rPr>
                 <w:rFonts w:ascii="Calibri" w:hAnsi="Calibri"/>
-                <w:color w:val="2D3748"/>
+                <w:color w:val="000000"/>
                 <w:sz w:val="19"/>
               </w:rPr>
               <w:t>Maksimal Bulan ke-48
@@ -4421,7 +4451,7 @@
             <w:r>
               <w:rPr>
                 <w:rFonts w:ascii="Calibri" w:hAnsi="Calibri"/>
-                <w:color w:val="2D3748"/>
+                <w:color w:val="000000"/>
                 <w:sz w:val="19"/>
               </w:rPr>
               <w:t>Evaluasi tahun ketiga sistem manajemen mutu laboratorium. Peringatan otomatis dinonaktifkan setelah asesmen S2 dijadwalkan.</w:t>
@@ -4452,7 +4482,7 @@
             <w:r>
               <w:rPr>
                 <w:rFonts w:ascii="Calibri" w:hAnsi="Calibri"/>
-                <w:color w:val="2D3748"/>
+                <w:color w:val="000000"/>
                 <w:sz w:val="19"/>
               </w:rPr>
               <w:t>Re-Akreditasi (RA)</w:t>
@@ -4478,7 +4508,7 @@
             <w:r>
               <w:rPr>
                 <w:rFonts w:ascii="Calibri" w:hAnsi="Calibri"/>
-                <w:color w:val="2D3748"/>
+                <w:color w:val="000000"/>
                 <w:sz w:val="19"/>
               </w:rPr>
               <w:t>Tanggal Terbit SK / H-12 Bulan Kedaluwarsa</w:t>
@@ -4504,7 +4534,7 @@
             <w:r>
               <w:rPr>
                 <w:rFonts w:ascii="Calibri" w:hAnsi="Calibri"/>
-                <w:color w:val="2D3748"/>
+                <w:color w:val="000000"/>
                 <w:sz w:val="19"/>
               </w:rPr>
               <w:t>Bulan ke-48
@@ -4531,7 +4561,7 @@
             <w:r>
               <w:rPr>
                 <w:rFonts w:ascii="Calibri" w:hAnsi="Calibri"/>
-                <w:color w:val="2D3748"/>
+                <w:color w:val="000000"/>
                 <w:sz w:val="19"/>
               </w:rPr>
               <w:t>Bulan ke-54
@@ -4558,7 +4588,7 @@
             <w:r>
               <w:rPr>
                 <w:rFonts w:ascii="Calibri" w:hAnsi="Calibri"/>
-                <w:color w:val="2D3748"/>
+                <w:color w:val="000000"/>
                 <w:sz w:val="19"/>
               </w:rPr>
               <w:t>Bulan ke-60
@@ -4585,7 +4615,7 @@
             <w:r>
               <w:rPr>
                 <w:rFonts w:ascii="Calibri" w:hAnsi="Calibri"/>
-                <w:color w:val="2D3748"/>
+                <w:color w:val="000000"/>
                 <w:sz w:val="19"/>
               </w:rPr>
               <w:t>Unggah dokumen mulai Bulan ke-48 agar asesmen lapangan tuntas di Bulan ke-54 dan SK baru terbit sebelum sertifikat kedaluwarsa.</w:t>
@@ -4616,7 +4646,7 @@
             <w:r>
               <w:rPr>
                 <w:rFonts w:ascii="Calibri" w:hAnsi="Calibri"/>
-                <w:color w:val="2D3748"/>
+                <w:color w:val="000000"/>
                 <w:sz w:val="19"/>
               </w:rPr>
               <w:t>Kedaluwarsa Sertifikat</w:t>
@@ -4642,7 +4672,7 @@
             <w:r>
               <w:rPr>
                 <w:rFonts w:ascii="Calibri" w:hAnsi="Calibri"/>
-                <w:color w:val="2D3748"/>
+                <w:color w:val="000000"/>
                 <w:sz w:val="19"/>
               </w:rPr>
               <w:t>Tanggal Habis Berlaku (expired_at)</w:t>
@@ -4668,7 +4698,7 @@
             <w:r>
               <w:rPr>
                 <w:rFonts w:ascii="Calibri" w:hAnsi="Calibri"/>
-                <w:color w:val="2D3748"/>
+                <w:color w:val="000000"/>
                 <w:sz w:val="19"/>
               </w:rPr>
               <w:t>-</w:t>
@@ -4694,7 +4724,7 @@
             <w:r>
               <w:rPr>
                 <w:rFonts w:ascii="Calibri" w:hAnsi="Calibri"/>
-                <w:color w:val="2D3748"/>
+                <w:color w:val="000000"/>
                 <w:sz w:val="19"/>
               </w:rPr>
               <w:t>Bulan ke-60
@@ -4721,7 +4751,7 @@
             <w:r>
               <w:rPr>
                 <w:rFonts w:ascii="Calibri" w:hAnsi="Calibri"/>
-                <w:color w:val="2D3748"/>
+                <w:color w:val="000000"/>
                 <w:sz w:val="19"/>
               </w:rPr>
               <w:t>Tidak Ada Toleransi</w:t>
@@ -4747,7 +4777,7 @@
             <w:r>
               <w:rPr>
                 <w:rFonts w:ascii="Calibri" w:hAnsi="Calibri"/>
-                <w:color w:val="2D3748"/>
+                <w:color w:val="000000"/>
                 <w:sz w:val="19"/>
               </w:rPr>
               <w:t>Sertifikat akreditasi dinyatakan EXPIRED jika proses Re-Akreditasi tidak rampung sebelum tanggal habis berlaku.</w:t>
@@ -4771,7 +4801,7 @@
         <w:rPr>
           <w:rFonts w:ascii="Calibri" w:hAnsi="Calibri"/>
           <w:b/>
-          <w:color w:val="8B1E2D"/>
+          <w:color w:val="000000"/>
           <w:sz w:val="24"/>
         </w:rPr>
         <w:t>6.2 Toleransi Pengisian &amp; Siklus Hidup 3 Tahap Pengawasan KAN</w:t>
@@ -4785,7 +4815,7 @@
       <w:r>
         <w:rPr>
           <w:rFonts w:ascii="Calibri" w:hAnsi="Calibri"/>
-          <w:color w:val="2D3748"/>
+          <w:color w:val="000000"/>
           <w:sz w:val="21"/>
         </w:rPr>
         <w:t xml:space="preserve">Untuk menjamin disiplin akreditasi sesuai regulasi KAN, sistem menerapkan aturan siklus hidup bertingkat (Three-Stage Surveillance Lifecycle):</w:t>
@@ -4801,7 +4831,7 @@
         <w:rPr>
           <w:rFonts w:ascii="Calibri" w:hAnsi="Calibri"/>
           <w:b/>
-          <w:color w:val="8B1E2D"/>
+          <w:color w:val="000000"/>
           <w:sz w:val="21"/>
         </w:rPr>
         <w:t>• </w:t>
@@ -4810,7 +4840,7 @@
         <w:rPr>
           <w:rFonts w:ascii="Calibri" w:hAnsi="Calibri"/>
           <w:b/>
-          <w:color w:val="1B365D"/>
+          <w:color w:val="000000"/>
           <w:sz w:val="21"/>
         </w:rPr>
         <w:t xml:space="preserve">1. Toleransi Akhir Bulan Kunjungan: </w:t>
@@ -4818,7 +4848,7 @@
       <w:r>
         <w:rPr>
           <w:rFonts w:ascii="Calibri" w:hAnsi="Calibri"/>
-          <w:color w:val="2D3748"/>
+          <w:color w:val="000000"/>
           <w:sz w:val="21"/>
         </w:rPr>
         <w:t xml:space="preserve">Tahap 1: Toleransi Kunjungan Berjalan (Normal / In Progress): Batas waktu pengisian dokumen surveilen berlaku hingga akhir bulan tanggal kunjungan lapangan (submission_due_date = end_at-&gt;endOfMonth()). Contoh: kunjungan dilaksanakan 29 Maret 2027, toleransi berlaku hingga 31 Maret 2027.</w:t>
@@ -4834,7 +4864,7 @@
         <w:rPr>
           <w:rFonts w:ascii="Calibri" w:hAnsi="Calibri"/>
           <w:b/>
-          <w:color w:val="8B1E2D"/>
+          <w:color w:val="000000"/>
           <w:sz w:val="21"/>
         </w:rPr>
         <w:t>• </w:t>
@@ -4843,7 +4873,7 @@
         <w:rPr>
           <w:rFonts w:ascii="Calibri" w:hAnsi="Calibri"/>
           <w:b/>
-          <w:color w:val="1B365D"/>
+          <w:color w:val="000000"/>
           <w:sz w:val="21"/>
         </w:rPr>
         <w:t xml:space="preserve">2. Status Dibekukan (Badge Ungu): </w:t>
@@ -4851,7 +4881,7 @@
       <w:r>
         <w:rPr>
           <w:rFonts w:ascii="Calibri" w:hAnsi="Calibri"/>
-          <w:color w:val="2D3748"/>
+          <w:color w:val="000000"/>
           <w:sz w:val="21"/>
         </w:rPr>
         <w:t xml:space="preserve">Tahap 2: Pembekuan Akreditasi &amp; Jendela Penyelesaian 1 Tahun: Jika batas toleransi terlewati tanpa penyelesaian, status asesmen dan status LPK otomatis beralih menjadi DIBEKUKAN (SUSPENDED). Badge status ditampilkan dalam warna ungu kontras (#f3e8ff dengan teks #6b21a8). LPK diberikan hak penyelesaian selama 1 tahun penuh (submission_due_date + 1 tahun) disertai informasi hitung mundur hari dan bulan tersisa.</w:t>
@@ -4867,7 +4897,7 @@
         <w:rPr>
           <w:rFonts w:ascii="Calibri" w:hAnsi="Calibri"/>
           <w:b/>
-          <w:color w:val="8B1E2D"/>
+          <w:color w:val="000000"/>
           <w:sz w:val="21"/>
         </w:rPr>
         <w:t>• </w:t>
@@ -4876,7 +4906,7 @@
         <w:rPr>
           <w:rFonts w:ascii="Calibri" w:hAnsi="Calibri"/>
           <w:b/>
-          <w:color w:val="1B365D"/>
+          <w:color w:val="000000"/>
           <w:sz w:val="21"/>
         </w:rPr>
         <w:t xml:space="preserve">3. Pencabutan Akreditasi: </w:t>
@@ -4884,7 +4914,7 @@
       <w:r>
         <w:rPr>
           <w:rFonts w:ascii="Calibri" w:hAnsi="Calibri"/>
-          <w:color w:val="2D3748"/>
+          <w:color w:val="000000"/>
           <w:sz w:val="21"/>
         </w:rPr>
         <w:t xml:space="preserve">Tahap 3: Pencabutan Status Akreditasi (Revoked): Jika masa pembekuan 1 tahun terlampaui tanpa penyelesaian kewajiban asesmen, status akreditasi LPK otomatis beralih menjadi DICABUT (REVOKED) dengan badge merah tua.</w:t>
@@ -4900,7 +4930,7 @@
         <w:rPr>
           <w:rFonts w:ascii="Calibri" w:hAnsi="Calibri"/>
           <w:b/>
-          <w:color w:val="8B1E2D"/>
+          <w:color w:val="000000"/>
           <w:sz w:val="21"/>
         </w:rPr>
         <w:t>• </w:t>
@@ -4909,7 +4939,7 @@
         <w:rPr>
           <w:rFonts w:ascii="Calibri" w:hAnsi="Calibri"/>
           <w:b/>
-          <w:color w:val="1B365D"/>
+          <w:color w:val="000000"/>
           <w:sz w:val="21"/>
         </w:rPr>
         <w:t xml:space="preserve">4. Auto-Realisasi Data Historis: </w:t>
@@ -4917,7 +4947,7 @@
       <w:r>
         <w:rPr>
           <w:rFonts w:ascii="Calibri" w:hAnsi="Calibri"/>
-          <w:color w:val="2D3748"/>
+          <w:color w:val="000000"/>
           <w:sz w:val="21"/>
         </w:rPr>
         <w:t xml:space="preserve">Aturan Auto-Realisasi LPK Aktif: Apabila status akreditasi LPK saat ini adalah AKTIF, seluruh data historis asesmen surveilen dan tindakan perbaikan tahun-tahun lampau (end_at &lt; now()-&gt;startOfYear()) secara otomatis diakui telah selesai dan memenuhi (COMPLETED dan SATISFIED), sehingga tidak ada status masa lalu yang menggantung sebagai dibekukan.</w:t>
@@ -4933,7 +4963,7 @@
         <w:rPr>
           <w:rFonts w:ascii="Calibri" w:hAnsi="Calibri"/>
           <w:b/>
-          <w:color w:val="8B1E2D"/>
+          <w:color w:val="000000"/>
           <w:sz w:val="24"/>
         </w:rPr>
         <w:t>6.3 Alur Kerja Asesmen Lapangan, Tindakan Perbaikan (TP/VTP) &amp; SK KAN</w:t>
@@ -4947,10 +4977,10 @@
       <w:r>
         <w:rPr>
           <w:rFonts w:ascii="Calibri" w:hAnsi="Calibri"/>
-          <w:color w:val="2D3748"/>
+          <w:color w:val="000000"/>
           <w:sz w:val="21"/>
         </w:rPr>
-        <w:t xml:space="preserve">Sesuai regulasi resmi Dokumen KAN U-01 Rev.3, sistem menstandarisasi 8 tipe proses asesmen resmi KAN: Akreditasi Awal (AA), Surveilen 1 (S1), S1 + PRL, Surveilen 2 (S2), S2 + PRL, Surveilen Tidak Terjadwal (STT), Perluasan Ruang Lingkup (PRL), dan Re-Akreditasi (RA). Setiap asesmen yang selesai dilaksanakan memicu rangkaian tindak lanjut tindakan perbaikan (TP) dan verifikasi (VTP) dengan SLA ketat:</w:t>
+        <w:t>Sesuai regulasi resmi Dokumen KAN U-01 Rev.3, sistem menstandarisasi 8 tipe proses asesmen resmi KAN: Akreditasi Awal (AA), Surveilen 1 (S1), S1 + PRL, Surveilen 2 (S2), S2 + PRL, Surveilen Tidak Terjadwal (STT), Perluasan Ruang Lingkup (PRL), dan Re-Akreditasi (RA). Setiap asesmen yang selesai dilaksanakan memicu rangkaian tindak lanjut tindakan perbaikan (TP) dan verifikasi (VTP) dengan batas waktu ketat:</w:t>
       </w:r>
     </w:p>
     <w:p>
@@ -4959,6 +4989,9 @@
         <w:spacing w:before="180" w:after="80"/>
       </w:pPr>
       <w:r>
+        <w:rPr>
+          <w:color w:val="000000"/>
+        </w:rPr>
         <w:drawing>
           <wp:inline xmlns:wp="http://schemas.openxmlformats.org/drawingml/2006/wordprocessingDrawing" distT="0" distB="0" distL="0" distR="0">
             <wp:extent cx="5500000" cy="2538000"/>
@@ -5005,7 +5038,7 @@
         <w:rPr>
           <w:rFonts w:ascii="Calibri" w:hAnsi="Calibri"/>
           <w:b/>
-          <w:color w:val="1B365D"/>
+          <w:color w:val="000000"/>
           <w:sz w:val="21"/>
         </w:rPr>
         <w:t>Gambar 6. 2 Alur Kerja Asesmen Lapangan, Siklus Tindakan Perbaikan (TP/VTP) &amp; Penerbitan SK</w:t>
@@ -5019,7 +5052,7 @@
       <w:r>
         <w:rPr>
           <w:rFonts w:ascii="Calibri" w:hAnsi="Calibri"/>
-          <w:color w:val="2D3748"/>
+          <w:color w:val="000000"/>
           <w:sz w:val="21"/>
         </w:rPr>
         <w:t xml:space="preserve">Kaidah perhitungan waktu pada siklus asesmen lapangan dan pasca-kunjungan:</w:t>
@@ -5035,27 +5068,25 @@
         <w:rPr>
           <w:rFonts w:ascii="Calibri" w:hAnsi="Calibri"/>
           <w:b/>
-          <w:color w:val="8B1E2D"/>
+          <w:color w:val="000000"/>
           <w:sz w:val="21"/>
         </w:rPr>
-        <w:t>• </w:t>
+        <w:t>• a. Titik Acuan Perhitungan: Titik Acuan Dasar (end_at): Seluruh tenggat batas waktu dihitung dari tanggal hari terakhir kunjungan lapangan (end_at).</w:t>
       </w:r>
       <w:r>
         <w:rPr>
           <w:rFonts w:ascii="Calibri" w:hAnsi="Calibri"/>
           <w:b/>
-          <w:color w:val="1B365D"/>
+          <w:color w:val="000000"/>
           <w:sz w:val="21"/>
         </w:rPr>
-        <w:t xml:space="preserve">a. Titik Acuan Perhitungan: </w:t>
-      </w:r>
-      <w:r>
-        <w:rPr>
-          <w:rFonts w:ascii="Calibri" w:hAnsi="Calibri"/>
-          <w:color w:val="2D3748"/>
+      </w:r>
+      <w:r>
+        <w:rPr>
+          <w:rFonts w:ascii="Calibri" w:hAnsi="Calibri"/>
+          <w:color w:val="000000"/>
           <w:sz w:val="21"/>
         </w:rPr>
-        <w:t xml:space="preserve">Titik Acuan Dasar (end_at): Seluruh tenggat SLA dihitung dari tanggal hari terakhir kunjungan lapangan (end_at).</w:t>
       </w:r>
     </w:p>
     <w:p>
@@ -5068,27 +5099,25 @@
         <w:rPr>
           <w:rFonts w:ascii="Calibri" w:hAnsi="Calibri"/>
           <w:b/>
-          <w:color w:val="8B1E2D"/>
+          <w:color w:val="000000"/>
           <w:sz w:val="21"/>
         </w:rPr>
-        <w:t>• </w:t>
+        <w:t>• b. Batas Waktu Dasar TP (2 / 3 Bulan): Batas Akhir Batas Waktu Dasar: Laboratorium wajib menuntaskan perbaikan temuan asesmen dalam jangka waktu 3 bulan kalender khusus Akreditasi Awal (AA), dan 2 bulan kalender untuk proses asesmen lainnya (S1, S2, STT, PRL, RA).</w:t>
       </w:r>
       <w:r>
         <w:rPr>
           <w:rFonts w:ascii="Calibri" w:hAnsi="Calibri"/>
           <w:b/>
-          <w:color w:val="1B365D"/>
+          <w:color w:val="000000"/>
           <w:sz w:val="21"/>
         </w:rPr>
-        <w:t xml:space="preserve">b. SLA Dasar TP (2 / 3 Bulan): </w:t>
-      </w:r>
-      <w:r>
-        <w:rPr>
-          <w:rFonts w:ascii="Calibri" w:hAnsi="Calibri"/>
-          <w:color w:val="2D3748"/>
+      </w:r>
+      <w:r>
+        <w:rPr>
+          <w:rFonts w:ascii="Calibri" w:hAnsi="Calibri"/>
+          <w:color w:val="000000"/>
           <w:sz w:val="21"/>
         </w:rPr>
-        <w:t xml:space="preserve">Batas Akhir SLA Dasar: Laboratorium wajib menuntaskan perbaikan temuan asesmen dalam jangka waktu 3 bulan kalender khusus Akreditasi Awal (AA), dan 2 bulan kalender untuk proses asesmen lainnya (S1, S2, STT, PRL, RA).</w:t>
       </w:r>
     </w:p>
     <w:p>
@@ -5101,7 +5130,7 @@
         <w:rPr>
           <w:rFonts w:ascii="Calibri" w:hAnsi="Calibri"/>
           <w:b/>
-          <w:color w:val="8B1E2D"/>
+          <w:color w:val="000000"/>
           <w:sz w:val="21"/>
         </w:rPr>
         <w:t>• </w:t>
@@ -5110,7 +5139,7 @@
         <w:rPr>
           <w:rFonts w:ascii="Calibri" w:hAnsi="Calibri"/>
           <w:b/>
-          <w:color w:val="1B365D"/>
+          <w:color w:val="000000"/>
           <w:sz w:val="21"/>
         </w:rPr>
         <w:t xml:space="preserve">c. Kontrol Perpanjangan Waktu: </w:t>
@@ -5118,7 +5147,7 @@
       <w:r>
         <w:rPr>
           <w:rFonts w:ascii="Calibri" w:hAnsi="Calibri"/>
-          <w:color w:val="2D3748"/>
+          <w:color w:val="000000"/>
           <w:sz w:val="21"/>
         </w:rPr>
         <w:t xml:space="preserve">Ketentuan Ketat Perpanjangan Waktu (+1 Bulan): Perpanjangan maksimal 1 bulan hanya diizinkan jika LPK telah menunjukkan progres perbaikan nyata terhadap temuan ketidaksesuaian (misal dari 10 temuan sudah sesuai 8, sisa 2 temuan) dan menyertakan Nomor Surat Permohonan Resmi. Jika laboratorium tidak melakukan perbaikan sama sekali (kosong) selama masa 2/3 bulan awal, proses TIDAK BOLEH diperpanjang dan status LPK langsung dibekukan.</w:t>
@@ -5134,27 +5163,25 @@
         <w:rPr>
           <w:rFonts w:ascii="Calibri" w:hAnsi="Calibri"/>
           <w:b/>
-          <w:color w:val="8B1E2D"/>
+          <w:color w:val="000000"/>
           <w:sz w:val="21"/>
         </w:rPr>
-        <w:t>• </w:t>
+        <w:t>• d. Status TP Otomatis: Otomasi Status Tindakan Perbaikan: Status TP dihitung sepenuhnya oleh sistem tanpa input manual: 'Sedang Berlangsung' selama belum melewati SLA, 'Dibekukan' (badge ungu) bila melewati batas waktu tanpa pemenuhan, dan 'Memenuhi / Selesai' saat tanggal pemenuhan (tp_satisfied_at) dicatat.</w:t>
       </w:r>
       <w:r>
         <w:rPr>
           <w:rFonts w:ascii="Calibri" w:hAnsi="Calibri"/>
           <w:b/>
-          <w:color w:val="1B365D"/>
+          <w:color w:val="000000"/>
           <w:sz w:val="21"/>
         </w:rPr>
-        <w:t xml:space="preserve">d. Status TP Otomatis: </w:t>
-      </w:r>
-      <w:r>
-        <w:rPr>
-          <w:rFonts w:ascii="Calibri" w:hAnsi="Calibri"/>
-          <w:color w:val="2D3748"/>
+      </w:r>
+      <w:r>
+        <w:rPr>
+          <w:rFonts w:ascii="Calibri" w:hAnsi="Calibri"/>
+          <w:color w:val="000000"/>
           <w:sz w:val="21"/>
         </w:rPr>
-        <w:t xml:space="preserve">Otomasi Status Tindakan Perbaikan: Status TP dihitung sepenuhnya oleh sistem tanpa input manual: 'Sedang Berlangsung' selama belum melewati SLA, 'Dibekukan' (badge ungu) bila melewati batas SLA tanpa pemenuhan, dan 'Memenuhi / Selesai' saat tanggal pemenuhan (tp_satisfied_at) dicatat.</w:t>
       </w:r>
     </w:p>
     <w:p>
@@ -5167,7 +5194,7 @@
         <w:rPr>
           <w:rFonts w:ascii="Calibri" w:hAnsi="Calibri"/>
           <w:b/>
-          <w:color w:val="8B1E2D"/>
+          <w:color w:val="000000"/>
           <w:sz w:val="21"/>
         </w:rPr>
         <w:t>• </w:t>
@@ -5176,7 +5203,7 @@
         <w:rPr>
           <w:rFonts w:ascii="Calibri" w:hAnsi="Calibri"/>
           <w:b/>
-          <w:color w:val="1B365D"/>
+          <w:color w:val="000000"/>
           <w:sz w:val="21"/>
         </w:rPr>
         <w:t xml:space="preserve">e. EHA &amp; Lead Time Terbit SK: </w:t>
@@ -5184,7 +5211,7 @@
       <w:r>
         <w:rPr>
           <w:rFonts w:ascii="Calibri" w:hAnsi="Calibri"/>
-          <w:color w:val="2D3748"/>
+          <w:color w:val="000000"/>
           <w:sz w:val="21"/>
         </w:rPr>
         <w:t xml:space="preserve">Alur Evaluasi Hasil Asesmen (EHA) &amp; Lead Time Terbit SK: Sistem mencatat tanggal sidang EHA, tanggal realisasi EHA, nomor SK KAN resmi, dan tanggal terbit SK, serta menghitung otomatis lead time penerbitan SK dalam hitungan hari kalender.</w:t>
@@ -5200,7 +5227,7 @@
         <w:rPr>
           <w:rFonts w:ascii="Calibri" w:hAnsi="Calibri"/>
           <w:b/>
-          <w:color w:val="8B1E2D"/>
+          <w:color w:val="000000"/>
           <w:sz w:val="21"/>
         </w:rPr>
         <w:t>• </w:t>
@@ -5209,7 +5236,7 @@
         <w:rPr>
           <w:rFonts w:ascii="Calibri" w:hAnsi="Calibri"/>
           <w:b/>
-          <w:color w:val="1B365D"/>
+          <w:color w:val="000000"/>
           <w:sz w:val="21"/>
         </w:rPr>
         <w:t xml:space="preserve">f. Reminder Penerbitan SK (10 Hari): </w:t>
@@ -5217,7 +5244,7 @@
       <w:r>
         <w:rPr>
           <w:rFonts w:ascii="Calibri" w:hAnsi="Calibri"/>
-          <w:color w:val="2D3748"/>
+          <w:color w:val="000000"/>
           <w:sz w:val="21"/>
         </w:rPr>
         <w:t xml:space="preserve">Reminder Penerbitan SK KAN: Khusus untuk skema S1, S2, dan STT, sistem memicu pengingat penerbitan SK Akreditasi tepat 10 hari kalender setelah verifikasi perbaikan dinyatakan memenuhi syarat (tp_satisfied_at + 10 hari).</w:t>
@@ -5225,7 +5252,1457 @@
     </w:p>
     <w:p>
       <w:r>
+        <w:rPr>
+          <w:color w:val="000000"/>
+        </w:rPr>
         <w:br w:type="page"/>
+      </w:r>
+    </w:p>
+    <w:p>
+      <w:pPr>
+        <w:pStyle w:val="Heading2"/>
+        <w:spacing w:after="160" w:line="276" w:lineRule="auto"/>
+      </w:pPr>
+      <w:r>
+        <w:rPr>
+          <w:color w:val="000000"/>
+        </w:rPr>
+        <w:t>6.4 Diagram Alur Kerja (Workflow Activity Diagram) Tugas PIC dalam 1 Siklus Akreditasi LPK (8 Tahapan KAN)</w:t>
+      </w:r>
+    </w:p>
+    <w:p>
+      <w:pPr>
+        <w:spacing w:after="160" w:line="276" w:lineRule="auto"/>
+      </w:pPr>
+      <w:r>
+        <w:rPr>
+          <w:color w:val="000000"/>
+        </w:rPr>
+        <w:t>Peran PIC Laboratorium (Person In Charge / Pendamping LPK) di Unit Akreditasi Laboratorium KAN merupakan garda depan operasional yang mengawal dan mendampingi LPK binaannya mulai dari pendaftaran awal hingga menyelesaikan seluruh tahapan dalam satu siklus akreditasi penuh (5 tahun / 60 bulan). Berdasarkan regulasi KAN U-01 dan arsitektur alur kerja SIMASADI, satu siklus akreditasi mencakup 8 tahapan terstruktur yang meliputi asesmen berkala terjadwal, asesmen gabungan perluasan ruang lingkup, asesmen investigasi insidental, hingga re-akreditasi penutup siklus.</w:t>
+      </w:r>
+    </w:p>
+    <w:p>
+      <w:pPr>
+        <w:spacing w:after="160" w:line="276" w:lineRule="auto"/>
+      </w:pPr>
+      <w:r>
+        <w:rPr>
+          <w:color w:val="000000"/>
+        </w:rPr>
+        <w:t>Diagram alur kerja (Workflow Activity Diagram) pada Gambar 6. 3 di bawah ini memodelkan interaksi terpadu antara 3 entitas utama: (1) PIC Laboratorium sebagai pelaksana pendampingan dan validasi operasional, (2) Sistem Informasi SIMASADI sebagai mesin otomasi pemicu pengingat, kalkulator batas waktu, dan penegak Quality Gate, serta (3) Tim Asesor dan Komite KAN sebagai penilai kompetensi teknis, pelaksana Sidang Evaluasi Hasil Asesmen (EHA), dan penerbit Surat Keputusan (SK) resmi.</w:t>
+      </w:r>
+    </w:p>
+    <w:p>
+      <w:pPr>
+        <w:spacing w:before="160" w:after="80"/>
+        <w:jc w:val="center"/>
+      </w:pPr>
+      <w:r>
+        <w:rPr>
+          <w:color w:val="000000"/>
+        </w:rPr>
+        <w:drawing>
+          <wp:inline xmlns:wp="http://schemas.openxmlformats.org/drawingml/2006/wordprocessingDrawing" xmlns:a="http://schemas.openxmlformats.org/drawingml/2006/main" xmlns:pic="http://schemas.openxmlformats.org/drawingml/2006/picture">
+            <wp:extent cx="5760720" cy="9241155"/>
+            <wp:docPr id="8" name="Picture 8"/>
+            <wp:cNvGraphicFramePr>
+              <a:graphicFrameLocks noChangeAspect="1"/>
+            </wp:cNvGraphicFramePr>
+            <a:graphic>
+              <a:graphicData uri="http://schemas.openxmlformats.org/drawingml/2006/picture">
+                <pic:pic>
+                  <pic:nvPicPr>
+                    <pic:cNvPr id="0" name="diagram_workflow_pic_siklus.png"/>
+                    <pic:cNvPicPr/>
+                  </pic:nvPicPr>
+                  <pic:blipFill>
+                    <a:blip r:embed="rId4"/>
+                    <a:stretch>
+                      <a:fillRect/>
+                    </a:stretch>
+                  </pic:blipFill>
+                  <pic:spPr>
+                    <a:xfrm>
+                      <a:off x="0" y="0"/>
+                      <a:ext cx="5760720" cy="9241155"/>
+                    </a:xfrm>
+                    <a:prstGeom prst="rect"/>
+                  </pic:spPr>
+                </pic:pic>
+              </a:graphicData>
+            </a:graphic>
+          </wp:inline>
+        </w:drawing>
+      </w:r>
+    </w:p>
+    <w:p>
+      <w:pPr>
+        <w:spacing w:after="240"/>
+        <w:jc w:val="center"/>
+      </w:pPr>
+      <w:r>
+        <w:rPr>
+          <w:b/>
+          <w:color w:val="000000"/>
+          <w:sz w:val="20"/>
+        </w:rPr>
+        <w:t>Gambar 6. 3 Diagram Alur Kerja Aktivitas PIC dalam 1 Siklus Akreditasi Penuh (8 Tahapan KAN U-01)</w:t>
+      </w:r>
+    </w:p>
+    <w:p>
+      <w:pPr>
+        <w:spacing w:after="160" w:line="276" w:lineRule="auto"/>
+      </w:pPr>
+      <w:r>
+        <w:rPr>
+          <w:color w:val="000000"/>
+        </w:rPr>
+        <w:t>Matriks operasional pada Tabel 4. 1 merangkum secara komprehensif tanggung jawab spesifik PIC, otomasi sistem SIMASADI, serta dokumen keluaran pada masing-masing dari 8 tahapan siklus akreditasi KAN:</w:t>
+      </w:r>
+    </w:p>
+    <w:tbl>
+      <w:tblPr>
+        <w:tblW w:type="auto" w:w="0"/>
+        <w:jc w:val="center"/>
+        <w:tblLook w:firstColumn="1" w:firstRow="1" w:lastColumn="0" w:lastRow="0" w:noHBand="0" w:noVBand="1" w:val="04A0"/>
+        <w:tblBorders>
+          <w:top w:val="single" w:sz="6" w:space="0" w:color="CBD5E1"/>
+          <w:bottom w:val="single" w:sz="6" w:space="0" w:color="CBD5E1"/>
+          <w:insideH w:val="single" w:sz="4" w:space="0" w:color="E2E8F0"/>
+          <w:insideV w:val="none"/>
+          <w:left w:val="none"/>
+          <w:right w:val="none"/>
+        </w:tblBorders>
+      </w:tblPr>
+      <w:tblGrid>
+        <w:gridCol w:w="1805"/>
+        <w:gridCol w:w="1805"/>
+        <w:gridCol w:w="1805"/>
+        <w:gridCol w:w="1805"/>
+        <w:gridCol w:w="1805"/>
+      </w:tblGrid>
+      <w:tr>
+        <w:tc>
+          <w:tcPr>
+            <w:tcW w:type="dxa" w:w="1584"/>
+            <w:tcMar>
+              <w:top w:w="100" w:type="dxa"/>
+              <w:bottom w:w="100" w:type="dxa"/>
+              <w:left w:w="120" w:type="dxa"/>
+              <w:right w:w="120" w:type="dxa"/>
+            </w:tcMar>
+            <w:shd w:fill="F1F5F9"/>
+          </w:tcPr>
+          <w:p>
+            <w:pPr>
+              <w:spacing w:line="276" w:lineRule="auto" w:after="40" w:before="40"/>
+            </w:pPr>
+            <w:r>
+              <w:rPr>
+                <w:b/>
+                <w:color w:val="000000"/>
+                <w:sz w:val="19"/>
+              </w:rPr>
+              <w:t>Tahap Siklus Akreditasi</w:t>
+            </w:r>
+          </w:p>
+        </w:tc>
+        <w:tc>
+          <w:tcPr>
+            <w:tcW w:type="dxa" w:w="1440"/>
+            <w:tcMar>
+              <w:top w:w="100" w:type="dxa"/>
+              <w:bottom w:w="100" w:type="dxa"/>
+              <w:left w:w="120" w:type="dxa"/>
+              <w:right w:w="120" w:type="dxa"/>
+            </w:tcMar>
+            <w:shd w:fill="F1F5F9"/>
+          </w:tcPr>
+          <w:p>
+            <w:pPr>
+              <w:spacing w:line="276" w:lineRule="auto" w:after="40" w:before="40"/>
+            </w:pPr>
+            <w:r>
+              <w:rPr>
+                <w:b/>
+                <w:color w:val="000000"/>
+                <w:sz w:val="19"/>
+              </w:rPr>
+              <w:t>Waktu Acuan Regulasi KAN</w:t>
+            </w:r>
+          </w:p>
+        </w:tc>
+        <w:tc>
+          <w:tcPr>
+            <w:tcW w:type="dxa" w:w="2304"/>
+            <w:tcMar>
+              <w:top w:w="100" w:type="dxa"/>
+              <w:bottom w:w="100" w:type="dxa"/>
+              <w:left w:w="120" w:type="dxa"/>
+              <w:right w:w="120" w:type="dxa"/>
+            </w:tcMar>
+            <w:shd w:fill="F1F5F9"/>
+          </w:tcPr>
+          <w:p>
+            <w:pPr>
+              <w:spacing w:line="276" w:lineRule="auto" w:after="40" w:before="40"/>
+            </w:pPr>
+            <w:r>
+              <w:rPr>
+                <w:b/>
+                <w:color w:val="000000"/>
+                <w:sz w:val="19"/>
+              </w:rPr>
+              <w:t>Tugas &amp; Aktivitas Utama PIC</w:t>
+            </w:r>
+          </w:p>
+        </w:tc>
+        <w:tc>
+          <w:tcPr>
+            <w:tcW w:type="dxa" w:w="2160"/>
+            <w:tcMar>
+              <w:top w:w="100" w:type="dxa"/>
+              <w:bottom w:w="100" w:type="dxa"/>
+              <w:left w:w="120" w:type="dxa"/>
+              <w:right w:w="120" w:type="dxa"/>
+            </w:tcMar>
+            <w:shd w:fill="F1F5F9"/>
+          </w:tcPr>
+          <w:p>
+            <w:pPr>
+              <w:spacing w:line="276" w:lineRule="auto" w:after="40" w:before="40"/>
+            </w:pPr>
+            <w:r>
+              <w:rPr>
+                <w:b/>
+                <w:color w:val="000000"/>
+                <w:sz w:val="19"/>
+              </w:rPr>
+              <w:t>Otomasi &amp; Quality Gate SIMASADI</w:t>
+            </w:r>
+          </w:p>
+        </w:tc>
+        <w:tc>
+          <w:tcPr>
+            <w:tcW w:type="dxa" w:w="1872"/>
+            <w:tcMar>
+              <w:top w:w="100" w:type="dxa"/>
+              <w:bottom w:w="100" w:type="dxa"/>
+              <w:left w:w="120" w:type="dxa"/>
+              <w:right w:w="120" w:type="dxa"/>
+            </w:tcMar>
+            <w:shd w:fill="F1F5F9"/>
+          </w:tcPr>
+          <w:p>
+            <w:pPr>
+              <w:spacing w:line="276" w:lineRule="auto" w:after="40" w:before="40"/>
+            </w:pPr>
+            <w:r>
+              <w:rPr>
+                <w:b/>
+                <w:color w:val="000000"/>
+                <w:sz w:val="19"/>
+              </w:rPr>
+              <w:t>Dokumen &amp; Status Akhir</w:t>
+            </w:r>
+          </w:p>
+        </w:tc>
+      </w:tr>
+      <w:tr>
+        <w:tc>
+          <w:tcPr>
+            <w:tcW w:type="dxa" w:w="1584"/>
+            <w:tcMar>
+              <w:top w:w="100" w:type="dxa"/>
+              <w:bottom w:w="100" w:type="dxa"/>
+              <w:left w:w="120" w:type="dxa"/>
+              <w:right w:w="120" w:type="dxa"/>
+            </w:tcMar>
+            <w:shd w:fill="FFFFFF"/>
+          </w:tcPr>
+          <w:p>
+            <w:pPr>
+              <w:spacing w:line="276" w:lineRule="auto" w:after="40" w:before="40"/>
+            </w:pPr>
+            <w:r>
+              <w:rPr>
+                <w:color w:val="000000"/>
+                <w:sz w:val="17"/>
+              </w:rPr>
+              <w:t>1. Akreditasi Awal</w:t>
+              <w:br/>
+              <w:t>(Initial Accreditation)</w:t>
+            </w:r>
+          </w:p>
+        </w:tc>
+        <w:tc>
+          <w:tcPr>
+            <w:tcW w:type="dxa" w:w="1440"/>
+            <w:tcMar>
+              <w:top w:w="100" w:type="dxa"/>
+              <w:bottom w:w="100" w:type="dxa"/>
+              <w:left w:w="120" w:type="dxa"/>
+              <w:right w:w="120" w:type="dxa"/>
+            </w:tcMar>
+            <w:shd w:fill="FFFFFF"/>
+          </w:tcPr>
+          <w:p>
+            <w:pPr>
+              <w:spacing w:line="276" w:lineRule="auto" w:after="40" w:before="40"/>
+            </w:pPr>
+            <w:r>
+              <w:rPr>
+                <w:color w:val="000000"/>
+                <w:sz w:val="17"/>
+              </w:rPr>
+              <w:t>Bulan ke-0</w:t>
+              <w:br/>
+              <w:t>(Titik Awal Siklus)</w:t>
+            </w:r>
+          </w:p>
+        </w:tc>
+        <w:tc>
+          <w:tcPr>
+            <w:tcW w:type="dxa" w:w="2304"/>
+            <w:tcMar>
+              <w:top w:w="100" w:type="dxa"/>
+              <w:bottom w:w="100" w:type="dxa"/>
+              <w:left w:w="120" w:type="dxa"/>
+              <w:right w:w="120" w:type="dxa"/>
+            </w:tcMar>
+            <w:shd w:fill="FFFFFF"/>
+          </w:tcPr>
+          <w:p>
+            <w:pPr>
+              <w:spacing w:line="276" w:lineRule="auto" w:after="40" w:before="40"/>
+            </w:pPr>
+            <w:r>
+              <w:rPr>
+                <w:color w:val="000000"/>
+                <w:sz w:val="17"/>
+              </w:rPr>
+              <w:t>• Verifikasi kelengkapan berkas legalitas, profil LPK, dan manual mutu ISO/IEC 17025.</w:t>
+              <w:br/>
+              <w:t>• Menginput permohonan asesmen awal dan menetapkan usulan tim asesor.</w:t>
+              <w:br/>
+              <w:t>• Mendampingi penyelesaian temuan ketidaksesuaian lab (batas waktu 3 bulan).</w:t>
+              <w:br/>
+              <w:t>• Memeriksa pemenuhan VTP dan menyiapkan berkas sidang EHA.</w:t>
+            </w:r>
+          </w:p>
+        </w:tc>
+        <w:tc>
+          <w:tcPr>
+            <w:tcW w:type="dxa" w:w="2160"/>
+            <w:tcMar>
+              <w:top w:w="100" w:type="dxa"/>
+              <w:bottom w:w="100" w:type="dxa"/>
+              <w:left w:w="120" w:type="dxa"/>
+              <w:right w:w="120" w:type="dxa"/>
+            </w:tcMar>
+            <w:shd w:fill="FFFFFF"/>
+          </w:tcPr>
+          <w:p>
+            <w:pPr>
+              <w:spacing w:line="276" w:lineRule="auto" w:after="40" w:before="40"/>
+            </w:pPr>
+            <w:r>
+              <w:rPr>
+                <w:color w:val="000000"/>
+                <w:sz w:val="17"/>
+              </w:rPr>
+              <w:t>• Menerbitkan nomor registrasi unik (no_reg) LPK.</w:t>
+              <w:br/>
+              <w:t>• Mengunci batas waktu dasar TP = 3 bulan kalender dari end_at asesmen.</w:t>
+              <w:br/>
+              <w:t>• Mencatat tanggal SK (certificate_date) sebagai patokan otomatis jadwal pengawasan 5 tahun.</w:t>
+            </w:r>
+          </w:p>
+        </w:tc>
+        <w:tc>
+          <w:tcPr>
+            <w:tcW w:type="dxa" w:w="1872"/>
+            <w:tcMar>
+              <w:top w:w="100" w:type="dxa"/>
+              <w:bottom w:w="100" w:type="dxa"/>
+              <w:left w:w="120" w:type="dxa"/>
+              <w:right w:w="120" w:type="dxa"/>
+            </w:tcMar>
+            <w:shd w:fill="FFFFFF"/>
+          </w:tcPr>
+          <w:p>
+            <w:pPr>
+              <w:spacing w:line="276" w:lineRule="auto" w:after="40" w:before="40"/>
+            </w:pPr>
+            <w:r>
+              <w:rPr>
+                <w:color w:val="000000"/>
+                <w:sz w:val="17"/>
+              </w:rPr>
+              <w:t>Sertifikat &amp; SK Akreditasi KAN Masa Berlaku 5 Tahun (60 Bulan).</w:t>
+              <w:br/>
+              <w:br/>
+              <w:t>Status LPK: AKTIF (ACTIVE).</w:t>
+            </w:r>
+          </w:p>
+        </w:tc>
+      </w:tr>
+      <w:tr>
+        <w:tc>
+          <w:tcPr>
+            <w:tcW w:type="dxa" w:w="1584"/>
+            <w:tcMar>
+              <w:top w:w="100" w:type="dxa"/>
+              <w:bottom w:w="100" w:type="dxa"/>
+              <w:left w:w="120" w:type="dxa"/>
+              <w:right w:w="120" w:type="dxa"/>
+            </w:tcMar>
+            <w:shd w:fill="F8FAFC"/>
+          </w:tcPr>
+          <w:p>
+            <w:pPr>
+              <w:spacing w:line="276" w:lineRule="auto" w:after="40" w:before="40"/>
+            </w:pPr>
+            <w:r>
+              <w:rPr>
+                <w:color w:val="000000"/>
+                <w:sz w:val="17"/>
+              </w:rPr>
+              <w:t>2. Survailen 1 (S1)</w:t>
+              <w:br/>
+              <w:t>(Pengawasan Rutin Thn 1)</w:t>
+            </w:r>
+          </w:p>
+        </w:tc>
+        <w:tc>
+          <w:tcPr>
+            <w:tcW w:type="dxa" w:w="1440"/>
+            <w:tcMar>
+              <w:top w:w="100" w:type="dxa"/>
+              <w:bottom w:w="100" w:type="dxa"/>
+              <w:left w:w="120" w:type="dxa"/>
+              <w:right w:w="120" w:type="dxa"/>
+            </w:tcMar>
+            <w:shd w:fill="F8FAFC"/>
+          </w:tcPr>
+          <w:p>
+            <w:pPr>
+              <w:spacing w:line="276" w:lineRule="auto" w:after="40" w:before="40"/>
+            </w:pPr>
+            <w:r>
+              <w:rPr>
+                <w:color w:val="000000"/>
+                <w:sz w:val="17"/>
+              </w:rPr>
+              <w:t>Bulan ke-13 s/d 24</w:t>
+              <w:br/>
+              <w:t>• Reminder: Bln 13</w:t>
+              <w:br/>
+              <w:t>• Jatuh Tempo: Bln 18</w:t>
+              <w:br/>
+              <w:t>• Batas Maks: Bln 24</w:t>
+            </w:r>
+          </w:p>
+        </w:tc>
+        <w:tc>
+          <w:tcPr>
+            <w:tcW w:type="dxa" w:w="2304"/>
+            <w:tcMar>
+              <w:top w:w="100" w:type="dxa"/>
+              <w:bottom w:w="100" w:type="dxa"/>
+              <w:left w:w="120" w:type="dxa"/>
+              <w:right w:w="120" w:type="dxa"/>
+            </w:tcMar>
+            <w:shd w:fill="F8FAFC"/>
+          </w:tcPr>
+          <w:p>
+            <w:pPr>
+              <w:spacing w:line="276" w:lineRule="auto" w:after="40" w:before="40"/>
+            </w:pPr>
+            <w:r>
+              <w:rPr>
+                <w:color w:val="000000"/>
+                <w:sz w:val="17"/>
+              </w:rPr>
+              <w:t>• Memantau notifikasi reminder dan persistent alert banner di dasbor.</w:t>
+              <w:br/>
+              <w:t>• Menjadwalkan kunjungan S1 sebelum melewati bulan ke-24.</w:t>
+              <w:br/>
+              <w:t>• Mengawal penyelesaian perbaikan temuan asesmen (batas waktu 2 bulan).</w:t>
+              <w:br/>
+              <w:t>• Memproses permohonan perpanjangan waktu (+1 bulan) hanya jika ada bukti progres nyata dan surat resmi.</w:t>
+              <w:br/>
+              <w:t>• Memverifikasi klaim rincian biaya perjalanan dinas asesor (SBM).</w:t>
+            </w:r>
+          </w:p>
+        </w:tc>
+        <w:tc>
+          <w:tcPr>
+            <w:tcW w:type="dxa" w:w="2160"/>
+            <w:tcMar>
+              <w:top w:w="100" w:type="dxa"/>
+              <w:bottom w:w="100" w:type="dxa"/>
+              <w:left w:w="120" w:type="dxa"/>
+              <w:right w:w="120" w:type="dxa"/>
+            </w:tcMar>
+            <w:shd w:fill="F8FAFC"/>
+          </w:tcPr>
+          <w:p>
+            <w:pPr>
+              <w:spacing w:line="276" w:lineRule="auto" w:after="40" w:before="40"/>
+            </w:pPr>
+            <w:r>
+              <w:rPr>
+                <w:color w:val="000000"/>
+                <w:sz w:val="17"/>
+              </w:rPr>
+              <w:t>• Pemicu pengingat otomatis berkala kalender (theme-amber dan theme-rose).</w:t>
+              <w:br/>
+              <w:t>• Menetapkan toleransi akhir bulan kunjungan (submission_due_date = end_at-&gt;endOfMonth()).</w:t>
+              <w:br/>
+              <w:t>• Mengaktifkan status DIBEKUKAN otomatis jika batas toleransi terlampaui tanpa penyelesaian.</w:t>
+              <w:br/>
+              <w:t>• Memicu reminder terbit SK tepat 10 hari pasca pemenuhan TP.</w:t>
+            </w:r>
+          </w:p>
+        </w:tc>
+        <w:tc>
+          <w:tcPr>
+            <w:tcW w:type="dxa" w:w="1872"/>
+            <w:tcMar>
+              <w:top w:w="100" w:type="dxa"/>
+              <w:bottom w:w="100" w:type="dxa"/>
+              <w:left w:w="120" w:type="dxa"/>
+              <w:right w:w="120" w:type="dxa"/>
+            </w:tcMar>
+            <w:shd w:fill="F8FAFC"/>
+          </w:tcPr>
+          <w:p>
+            <w:pPr>
+              <w:spacing w:line="276" w:lineRule="auto" w:after="40" w:before="40"/>
+            </w:pPr>
+            <w:r>
+              <w:rPr>
+                <w:color w:val="000000"/>
+                <w:sz w:val="17"/>
+              </w:rPr>
+              <w:t>SK Konfirmasi Hasil Survailen 1 KAN.</w:t>
+              <w:br/>
+              <w:br/>
+              <w:t>Status LPK: AKTIF Berkelanjutan.</w:t>
+            </w:r>
+          </w:p>
+        </w:tc>
+      </w:tr>
+      <w:tr>
+        <w:tc>
+          <w:tcPr>
+            <w:tcW w:type="dxa" w:w="1584"/>
+            <w:tcMar>
+              <w:top w:w="100" w:type="dxa"/>
+              <w:bottom w:w="100" w:type="dxa"/>
+              <w:left w:w="120" w:type="dxa"/>
+              <w:right w:w="120" w:type="dxa"/>
+            </w:tcMar>
+            <w:shd w:fill="FFFFFF"/>
+          </w:tcPr>
+          <w:p>
+            <w:pPr>
+              <w:spacing w:line="276" w:lineRule="auto" w:after="40" w:before="40"/>
+            </w:pPr>
+            <w:r>
+              <w:rPr>
+                <w:color w:val="000000"/>
+                <w:sz w:val="17"/>
+              </w:rPr>
+              <w:t>3. Survailen 1 + PRL</w:t>
+              <w:br/>
+              <w:t>(Pengawasan S1 Disertai Perluasan Ruang Lingkup)</w:t>
+            </w:r>
+          </w:p>
+        </w:tc>
+        <w:tc>
+          <w:tcPr>
+            <w:tcW w:type="dxa" w:w="1440"/>
+            <w:tcMar>
+              <w:top w:w="100" w:type="dxa"/>
+              <w:bottom w:w="100" w:type="dxa"/>
+              <w:left w:w="120" w:type="dxa"/>
+              <w:right w:w="120" w:type="dxa"/>
+            </w:tcMar>
+            <w:shd w:fill="FFFFFF"/>
+          </w:tcPr>
+          <w:p>
+            <w:pPr>
+              <w:spacing w:line="276" w:lineRule="auto" w:after="40" w:before="40"/>
+            </w:pPr>
+            <w:r>
+              <w:rPr>
+                <w:color w:val="000000"/>
+                <w:sz w:val="17"/>
+              </w:rPr>
+              <w:t>Bulan ke-13 s/d 24</w:t>
+              <w:br/>
+              <w:t>(Dilakukan jika ada permohonan lingkup baru saat S1)</w:t>
+            </w:r>
+          </w:p>
+        </w:tc>
+        <w:tc>
+          <w:tcPr>
+            <w:tcW w:type="dxa" w:w="2304"/>
+            <w:tcMar>
+              <w:top w:w="100" w:type="dxa"/>
+              <w:bottom w:w="100" w:type="dxa"/>
+              <w:left w:w="120" w:type="dxa"/>
+              <w:right w:w="120" w:type="dxa"/>
+            </w:tcMar>
+            <w:shd w:fill="FFFFFF"/>
+          </w:tcPr>
+          <w:p>
+            <w:pPr>
+              <w:spacing w:line="276" w:lineRule="auto" w:after="40" w:before="40"/>
+            </w:pPr>
+            <w:r>
+              <w:rPr>
+                <w:color w:val="000000"/>
+                <w:sz w:val="17"/>
+              </w:rPr>
+              <w:t>• Memverifikasi dokumen validasi/verifikasi metode baru, kalibrasi instrumen tambahan, kualifikasi personel, dan bukti uji profisiensi.</w:t>
+              <w:br/>
+              <w:t>• Mengoordinasikan penugasan tim gabungan (asesor sistem + asesor teknis ruang lingkup baru).</w:t>
+              <w:br/>
+              <w:t>• Mengawal asesmen lapangan simultan (audit sistem mutu dan uji unjuk kerja teknis).</w:t>
+              <w:br/>
+              <w:t>• Mengawal pemenuhan tindakan perbaikan (batas waktu 2 bulan).</w:t>
+            </w:r>
+          </w:p>
+        </w:tc>
+        <w:tc>
+          <w:tcPr>
+            <w:tcW w:type="dxa" w:w="2160"/>
+            <w:tcMar>
+              <w:top w:w="100" w:type="dxa"/>
+              <w:bottom w:w="100" w:type="dxa"/>
+              <w:left w:w="120" w:type="dxa"/>
+              <w:right w:w="120" w:type="dxa"/>
+            </w:tcMar>
+            <w:shd w:fill="FFFFFF"/>
+          </w:tcPr>
+          <w:p>
+            <w:pPr>
+              <w:spacing w:line="276" w:lineRule="auto" w:after="40" w:before="40"/>
+            </w:pPr>
+            <w:r>
+              <w:rPr>
+                <w:color w:val="000000"/>
+                <w:sz w:val="17"/>
+              </w:rPr>
+              <w:t>• Penjadwalan asesmen multi-tipe simultan.</w:t>
+              <w:br/>
+              <w:t>• Pemetaan ruang lingkup baru ke master data LPK.</w:t>
+              <w:br/>
+              <w:t>• Pelacakan batas waktu perbaikan terpadu.</w:t>
+              <w:br/>
+              <w:t>• Integrasi Quality Gate pelunasan billing PNBP perluasan ruang lingkup.</w:t>
+            </w:r>
+          </w:p>
+        </w:tc>
+        <w:tc>
+          <w:tcPr>
+            <w:tcW w:type="dxa" w:w="1872"/>
+            <w:tcMar>
+              <w:top w:w="100" w:type="dxa"/>
+              <w:bottom w:w="100" w:type="dxa"/>
+              <w:left w:w="120" w:type="dxa"/>
+              <w:right w:w="120" w:type="dxa"/>
+            </w:tcMar>
+            <w:shd w:fill="FFFFFF"/>
+          </w:tcPr>
+          <w:p>
+            <w:pPr>
+              <w:spacing w:line="276" w:lineRule="auto" w:after="40" w:before="40"/>
+            </w:pPr>
+            <w:r>
+              <w:rPr>
+                <w:color w:val="000000"/>
+                <w:sz w:val="17"/>
+              </w:rPr>
+              <w:t>SK Konfirmasi Survailen 1 sekaligus Adendum Penambahan Lampiran Ruang Lingkup Resmi KAN.</w:t>
+              <w:br/>
+              <w:br/>
+              <w:t>Status LPK: AKTIF.</w:t>
+            </w:r>
+          </w:p>
+        </w:tc>
+      </w:tr>
+      <w:tr>
+        <w:tc>
+          <w:tcPr>
+            <w:tcW w:type="dxa" w:w="1584"/>
+            <w:tcMar>
+              <w:top w:w="100" w:type="dxa"/>
+              <w:bottom w:w="100" w:type="dxa"/>
+              <w:left w:w="120" w:type="dxa"/>
+              <w:right w:w="120" w:type="dxa"/>
+            </w:tcMar>
+            <w:shd w:fill="F8FAFC"/>
+          </w:tcPr>
+          <w:p>
+            <w:pPr>
+              <w:spacing w:line="276" w:lineRule="auto" w:after="40" w:before="40"/>
+            </w:pPr>
+            <w:r>
+              <w:rPr>
+                <w:color w:val="000000"/>
+                <w:sz w:val="17"/>
+              </w:rPr>
+              <w:t>4. Survailen 2 (S2)</w:t>
+              <w:br/>
+              <w:t>(Pengawasan Rutin Thn 3)</w:t>
+            </w:r>
+          </w:p>
+        </w:tc>
+        <w:tc>
+          <w:tcPr>
+            <w:tcW w:type="dxa" w:w="1440"/>
+            <w:tcMar>
+              <w:top w:w="100" w:type="dxa"/>
+              <w:bottom w:w="100" w:type="dxa"/>
+              <w:left w:w="120" w:type="dxa"/>
+              <w:right w:w="120" w:type="dxa"/>
+            </w:tcMar>
+            <w:shd w:fill="F8FAFC"/>
+          </w:tcPr>
+          <w:p>
+            <w:pPr>
+              <w:spacing w:line="276" w:lineRule="auto" w:after="40" w:before="40"/>
+            </w:pPr>
+            <w:r>
+              <w:rPr>
+                <w:color w:val="000000"/>
+                <w:sz w:val="17"/>
+              </w:rPr>
+              <w:t>Bulan ke-34 s/d 48</w:t>
+              <w:br/>
+              <w:t>• Reminder: Bln 34</w:t>
+              <w:br/>
+              <w:t>• Jatuh Tempo: Bln 39</w:t>
+              <w:br/>
+              <w:t>• Batas Maks: Bln 48</w:t>
+            </w:r>
+          </w:p>
+        </w:tc>
+        <w:tc>
+          <w:tcPr>
+            <w:tcW w:type="dxa" w:w="2304"/>
+            <w:tcMar>
+              <w:top w:w="100" w:type="dxa"/>
+              <w:bottom w:w="100" w:type="dxa"/>
+              <w:left w:w="120" w:type="dxa"/>
+              <w:right w:w="120" w:type="dxa"/>
+            </w:tcMar>
+            <w:shd w:fill="F8FAFC"/>
+          </w:tcPr>
+          <w:p>
+            <w:pPr>
+              <w:spacing w:line="276" w:lineRule="auto" w:after="40" w:before="40"/>
+            </w:pPr>
+            <w:r>
+              <w:rPr>
+                <w:color w:val="000000"/>
+                <w:sz w:val="17"/>
+              </w:rPr>
+              <w:t>• Memantau peringatan jatuh tempo S2 (maksimal 2 tahun setelah S1 terlaksana).</w:t>
+              <w:br/>
+              <w:t>• Mengawal konsistensi penerapan sistem mutu, rekaman kaji ulang manajemen, dan audit internal LPK.</w:t>
+              <w:br/>
+              <w:t>• Menjadwalkan asesmen S2 dan mengawal tindak lanjut ketidaksesuaian (batas waktu 2 bulan).</w:t>
+              <w:br/>
+              <w:t>• Memverifikasi berkas corrective action dan laporan verifikasi Lead Assessor.</w:t>
+            </w:r>
+          </w:p>
+        </w:tc>
+        <w:tc>
+          <w:tcPr>
+            <w:tcW w:type="dxa" w:w="2160"/>
+            <w:tcMar>
+              <w:top w:w="100" w:type="dxa"/>
+              <w:bottom w:w="100" w:type="dxa"/>
+              <w:left w:w="120" w:type="dxa"/>
+              <w:right w:w="120" w:type="dxa"/>
+            </w:tcMar>
+            <w:shd w:fill="F8FAFC"/>
+          </w:tcPr>
+          <w:p>
+            <w:pPr>
+              <w:spacing w:line="276" w:lineRule="auto" w:after="40" w:before="40"/>
+            </w:pPr>
+            <w:r>
+              <w:rPr>
+                <w:color w:val="000000"/>
+                <w:sz w:val="17"/>
+              </w:rPr>
+              <w:t>• Otomasi reminder kalender multi-event.</w:t>
+              <w:br/>
+              <w:t>• Deteksi keterlambatan berbasis certificate_date.</w:t>
+              <w:br/>
+              <w:t>• Penegakan batas toleransi akhir bulan kunjungan.</w:t>
+              <w:br/>
+              <w:t>• Penghitungan masa pembekuan 1 tahun disertai hitung mundur hari/bulan tersisa bila wanprestasi.</w:t>
+            </w:r>
+          </w:p>
+        </w:tc>
+        <w:tc>
+          <w:tcPr>
+            <w:tcW w:type="dxa" w:w="1872"/>
+            <w:tcMar>
+              <w:top w:w="100" w:type="dxa"/>
+              <w:bottom w:w="100" w:type="dxa"/>
+              <w:left w:w="120" w:type="dxa"/>
+              <w:right w:w="120" w:type="dxa"/>
+            </w:tcMar>
+            <w:shd w:fill="F8FAFC"/>
+          </w:tcPr>
+          <w:p>
+            <w:pPr>
+              <w:spacing w:line="276" w:lineRule="auto" w:after="40" w:before="40"/>
+            </w:pPr>
+            <w:r>
+              <w:rPr>
+                <w:color w:val="000000"/>
+                <w:sz w:val="17"/>
+              </w:rPr>
+              <w:t>SK Konfirmasi Hasil Survailen 2 KAN.</w:t>
+              <w:br/>
+              <w:br/>
+              <w:t>Status LPK: AKTIF Berkelanjutan.</w:t>
+            </w:r>
+          </w:p>
+        </w:tc>
+      </w:tr>
+      <w:tr>
+        <w:tc>
+          <w:tcPr>
+            <w:tcW w:type="dxa" w:w="1584"/>
+            <w:tcMar>
+              <w:top w:w="100" w:type="dxa"/>
+              <w:bottom w:w="100" w:type="dxa"/>
+              <w:left w:w="120" w:type="dxa"/>
+              <w:right w:w="120" w:type="dxa"/>
+            </w:tcMar>
+            <w:shd w:fill="FFFFFF"/>
+          </w:tcPr>
+          <w:p>
+            <w:pPr>
+              <w:spacing w:line="276" w:lineRule="auto" w:after="40" w:before="40"/>
+            </w:pPr>
+            <w:r>
+              <w:rPr>
+                <w:color w:val="000000"/>
+                <w:sz w:val="17"/>
+              </w:rPr>
+              <w:t>5. Survailen 2 + PRL</w:t>
+              <w:br/>
+              <w:t>(Pengawasan S2 Disertai Perluasan Ruang Lingkup)</w:t>
+            </w:r>
+          </w:p>
+        </w:tc>
+        <w:tc>
+          <w:tcPr>
+            <w:tcW w:type="dxa" w:w="1440"/>
+            <w:tcMar>
+              <w:top w:w="100" w:type="dxa"/>
+              <w:bottom w:w="100" w:type="dxa"/>
+              <w:left w:w="120" w:type="dxa"/>
+              <w:right w:w="120" w:type="dxa"/>
+            </w:tcMar>
+            <w:shd w:fill="FFFFFF"/>
+          </w:tcPr>
+          <w:p>
+            <w:pPr>
+              <w:spacing w:line="276" w:lineRule="auto" w:after="40" w:before="40"/>
+            </w:pPr>
+            <w:r>
+              <w:rPr>
+                <w:color w:val="000000"/>
+                <w:sz w:val="17"/>
+              </w:rPr>
+              <w:t>Bulan ke-34 s/d 48</w:t>
+              <w:br/>
+              <w:t>(Dilakukan jika ada permohonan lingkup baru saat S2)</w:t>
+            </w:r>
+          </w:p>
+        </w:tc>
+        <w:tc>
+          <w:tcPr>
+            <w:tcW w:type="dxa" w:w="2304"/>
+            <w:tcMar>
+              <w:top w:w="100" w:type="dxa"/>
+              <w:bottom w:w="100" w:type="dxa"/>
+              <w:left w:w="120" w:type="dxa"/>
+              <w:right w:w="120" w:type="dxa"/>
+            </w:tcMar>
+            <w:shd w:fill="FFFFFF"/>
+          </w:tcPr>
+          <w:p>
+            <w:pPr>
+              <w:spacing w:line="276" w:lineRule="auto" w:after="40" w:before="40"/>
+            </w:pPr>
+            <w:r>
+              <w:rPr>
+                <w:color w:val="000000"/>
+                <w:sz w:val="17"/>
+              </w:rPr>
+              <w:t>• Memverifikasi portofolio teknis dan kesiapan sarana laboratorium untuk parameter tambahan.</w:t>
+              <w:br/>
+              <w:t>• Mengatur komposisi tim penilai gabungan kepatuhan sistem dan kompetensi teknis spesifik.</w:t>
+              <w:br/>
+              <w:t>• Memastikan asesmen gabungan berjalan tepat waktu sebelum batas toleransi bulan ke-48.</w:t>
+              <w:br/>
+              <w:t>• Mengawal penyelesaian temuan ketidaksesuaian dalam batas waktu dasar 2 bulan.</w:t>
+            </w:r>
+          </w:p>
+        </w:tc>
+        <w:tc>
+          <w:tcPr>
+            <w:tcW w:type="dxa" w:w="2160"/>
+            <w:tcMar>
+              <w:top w:w="100" w:type="dxa"/>
+              <w:bottom w:w="100" w:type="dxa"/>
+              <w:left w:w="120" w:type="dxa"/>
+              <w:right w:w="120" w:type="dxa"/>
+            </w:tcMar>
+            <w:shd w:fill="FFFFFF"/>
+          </w:tcPr>
+          <w:p>
+            <w:pPr>
+              <w:spacing w:line="276" w:lineRule="auto" w:after="40" w:before="40"/>
+            </w:pPr>
+            <w:r>
+              <w:rPr>
+                <w:color w:val="000000"/>
+                <w:sz w:val="17"/>
+              </w:rPr>
+              <w:t>• Sinkronisasi penjadwalan ganda pada kalender pengawasan.</w:t>
+              <w:br/>
+              <w:t>• Kontrol batas waktu tindakan perbaikan terpadu.</w:t>
+              <w:br/>
+              <w:t>• Otomasi perhitungan lead time sidang EHA hingga penerbitan SK.</w:t>
+            </w:r>
+          </w:p>
+        </w:tc>
+        <w:tc>
+          <w:tcPr>
+            <w:tcW w:type="dxa" w:w="1872"/>
+            <w:tcMar>
+              <w:top w:w="100" w:type="dxa"/>
+              <w:bottom w:w="100" w:type="dxa"/>
+              <w:left w:w="120" w:type="dxa"/>
+              <w:right w:w="120" w:type="dxa"/>
+            </w:tcMar>
+            <w:shd w:fill="FFFFFF"/>
+          </w:tcPr>
+          <w:p>
+            <w:pPr>
+              <w:spacing w:line="276" w:lineRule="auto" w:after="40" w:before="40"/>
+            </w:pPr>
+            <w:r>
+              <w:rPr>
+                <w:color w:val="000000"/>
+                <w:sz w:val="17"/>
+              </w:rPr>
+              <w:t>SK Konfirmasi Survailen 2 dan Adendum Pembaruan Lampiran Ruang Lingkup KAN.</w:t>
+              <w:br/>
+              <w:br/>
+              <w:t>Status LPK: AKTIF.</w:t>
+            </w:r>
+          </w:p>
+        </w:tc>
+      </w:tr>
+      <w:tr>
+        <w:tc>
+          <w:tcPr>
+            <w:tcW w:type="dxa" w:w="1584"/>
+            <w:tcMar>
+              <w:top w:w="100" w:type="dxa"/>
+              <w:bottom w:w="100" w:type="dxa"/>
+              <w:left w:w="120" w:type="dxa"/>
+              <w:right w:w="120" w:type="dxa"/>
+            </w:tcMar>
+            <w:shd w:fill="F8FAFC"/>
+          </w:tcPr>
+          <w:p>
+            <w:pPr>
+              <w:spacing w:line="276" w:lineRule="auto" w:after="40" w:before="40"/>
+            </w:pPr>
+            <w:r>
+              <w:rPr>
+                <w:color w:val="000000"/>
+                <w:sz w:val="17"/>
+              </w:rPr>
+              <w:t>6. Survailen Tidak Terjadwal (STT)</w:t>
+              <w:br/>
+              <w:t>(Asesmen Khusus / Insidental)</w:t>
+            </w:r>
+          </w:p>
+        </w:tc>
+        <w:tc>
+          <w:tcPr>
+            <w:tcW w:type="dxa" w:w="1440"/>
+            <w:tcMar>
+              <w:top w:w="100" w:type="dxa"/>
+              <w:bottom w:w="100" w:type="dxa"/>
+              <w:left w:w="120" w:type="dxa"/>
+              <w:right w:w="120" w:type="dxa"/>
+            </w:tcMar>
+            <w:shd w:fill="F8FAFC"/>
+          </w:tcPr>
+          <w:p>
+            <w:pPr>
+              <w:spacing w:line="276" w:lineRule="auto" w:after="40" w:before="40"/>
+            </w:pPr>
+            <w:r>
+              <w:rPr>
+                <w:color w:val="000000"/>
+                <w:sz w:val="17"/>
+              </w:rPr>
+              <w:t>Kapan Saja Selama Siklus 5 Tahun</w:t>
+              <w:br/>
+              <w:t>(Bersifat Insidental)</w:t>
+            </w:r>
+          </w:p>
+        </w:tc>
+        <w:tc>
+          <w:tcPr>
+            <w:tcW w:type="dxa" w:w="2304"/>
+            <w:tcMar>
+              <w:top w:w="100" w:type="dxa"/>
+              <w:bottom w:w="100" w:type="dxa"/>
+              <w:left w:w="120" w:type="dxa"/>
+              <w:right w:w="120" w:type="dxa"/>
+            </w:tcMar>
+            <w:shd w:fill="F8FAFC"/>
+          </w:tcPr>
+          <w:p>
+            <w:pPr>
+              <w:spacing w:line="276" w:lineRule="auto" w:after="40" w:before="40"/>
+            </w:pPr>
+            <w:r>
+              <w:rPr>
+                <w:color w:val="000000"/>
+                <w:sz w:val="17"/>
+              </w:rPr>
+              <w:t>• Menerima dan menganalisis disposisi aduan masyarakat, laporan perpindahan lokasi lab, modifikasi fasilitas utama, atau verifikasi pemulihan status DIBEKUKAN.</w:t>
+              <w:br/>
+              <w:t>• Mengoordinasikan penugasan tim investigasi/verifikasi khusus ke lokasi laboratorium.</w:t>
+              <w:br/>
+              <w:t>• Mengawal proses investigasi lapangan dan klarifikasi temuan.</w:t>
+              <w:br/>
+              <w:t>• Menegakkan batas waktu tindakan perbaikan ketat (maksimal 2 bulan tanpa perpanjangan toleransi).</w:t>
+            </w:r>
+          </w:p>
+        </w:tc>
+        <w:tc>
+          <w:tcPr>
+            <w:tcW w:type="dxa" w:w="2160"/>
+            <w:tcMar>
+              <w:top w:w="100" w:type="dxa"/>
+              <w:bottom w:w="100" w:type="dxa"/>
+              <w:left w:w="120" w:type="dxa"/>
+              <w:right w:w="120" w:type="dxa"/>
+            </w:tcMar>
+            <w:shd w:fill="F8FAFC"/>
+          </w:tcPr>
+          <w:p>
+            <w:pPr>
+              <w:spacing w:line="276" w:lineRule="auto" w:after="40" w:before="40"/>
+            </w:pPr>
+            <w:r>
+              <w:rPr>
+                <w:color w:val="000000"/>
+                <w:sz w:val="17"/>
+              </w:rPr>
+              <w:t>• Penandaan agenda tipe STT warna biru tegas pada kalender interaktif.</w:t>
+              <w:br/>
+              <w:t>• Alert persisten prioritas tinggi pada dasbor eksekutif.</w:t>
+              <w:br/>
+              <w:t>• Penguncian hak asesmen jika LPK terbukti melakukan penyimpangan berat integritas data.</w:t>
+            </w:r>
+          </w:p>
+        </w:tc>
+        <w:tc>
+          <w:tcPr>
+            <w:tcW w:type="dxa" w:w="1872"/>
+            <w:tcMar>
+              <w:top w:w="100" w:type="dxa"/>
+              <w:bottom w:w="100" w:type="dxa"/>
+              <w:left w:w="120" w:type="dxa"/>
+              <w:right w:w="120" w:type="dxa"/>
+            </w:tcMar>
+            <w:shd w:fill="F8FAFC"/>
+          </w:tcPr>
+          <w:p>
+            <w:pPr>
+              <w:spacing w:line="276" w:lineRule="auto" w:after="40" w:before="40"/>
+            </w:pPr>
+            <w:r>
+              <w:rPr>
+                <w:color w:val="000000"/>
+                <w:sz w:val="17"/>
+              </w:rPr>
+              <w:t>Rekomendasi Sidang EHA:</w:t>
+              <w:br/>
+              <w:t>1. Pemulihan Status (ACTIVE)</w:t>
+              <w:br/>
+              <w:t>2. Perpanjangan Pembekuan</w:t>
+              <w:br/>
+              <w:t>3. Pencabutan Akreditasi (REVOKED).</w:t>
+            </w:r>
+          </w:p>
+        </w:tc>
+      </w:tr>
+      <w:tr>
+        <w:tc>
+          <w:tcPr>
+            <w:tcW w:type="dxa" w:w="1584"/>
+            <w:tcMar>
+              <w:top w:w="100" w:type="dxa"/>
+              <w:bottom w:w="100" w:type="dxa"/>
+              <w:left w:w="120" w:type="dxa"/>
+              <w:right w:w="120" w:type="dxa"/>
+            </w:tcMar>
+            <w:shd w:fill="FFFFFF"/>
+          </w:tcPr>
+          <w:p>
+            <w:pPr>
+              <w:spacing w:line="276" w:lineRule="auto" w:after="40" w:before="40"/>
+            </w:pPr>
+            <w:r>
+              <w:rPr>
+                <w:color w:val="000000"/>
+                <w:sz w:val="17"/>
+              </w:rPr>
+              <w:t>7. Perluasan Ruang Lingkup (PRL Mandiri)</w:t>
+              <w:br/>
+              <w:t>(Pengajuan Tambah Lingkup di Luar S1/S2)</w:t>
+            </w:r>
+          </w:p>
+        </w:tc>
+        <w:tc>
+          <w:tcPr>
+            <w:tcW w:type="dxa" w:w="1440"/>
+            <w:tcMar>
+              <w:top w:w="100" w:type="dxa"/>
+              <w:bottom w:w="100" w:type="dxa"/>
+              <w:left w:w="120" w:type="dxa"/>
+              <w:right w:w="120" w:type="dxa"/>
+            </w:tcMar>
+            <w:shd w:fill="FFFFFF"/>
+          </w:tcPr>
+          <w:p>
+            <w:pPr>
+              <w:spacing w:line="276" w:lineRule="auto" w:after="40" w:before="40"/>
+            </w:pPr>
+            <w:r>
+              <w:rPr>
+                <w:color w:val="000000"/>
+                <w:sz w:val="17"/>
+              </w:rPr>
+              <w:t>Kapan Saja di Antara Siklus Rutin</w:t>
+              <w:br/>
+              <w:t>(Sesuai Permohonan Lab)</w:t>
+            </w:r>
+          </w:p>
+        </w:tc>
+        <w:tc>
+          <w:tcPr>
+            <w:tcW w:type="dxa" w:w="2304"/>
+            <w:tcMar>
+              <w:top w:w="100" w:type="dxa"/>
+              <w:bottom w:w="100" w:type="dxa"/>
+              <w:left w:w="120" w:type="dxa"/>
+              <w:right w:w="120" w:type="dxa"/>
+            </w:tcMar>
+            <w:shd w:fill="FFFFFF"/>
+          </w:tcPr>
+          <w:p>
+            <w:pPr>
+              <w:spacing w:line="276" w:lineRule="auto" w:after="40" w:before="40"/>
+            </w:pPr>
+            <w:r>
+              <w:rPr>
+                <w:color w:val="000000"/>
+                <w:sz w:val="17"/>
+              </w:rPr>
+              <w:t>• Memverifikasi permohonan mandiri perluasan ruang lingkup uji/kalibrasi di luar jadwal surveilen.</w:t>
+              <w:br/>
+              <w:t>• Memeriksa laporan validasi metode, sertifikat kalibrasi standar acuan, dan bukti uji profisiensi.</w:t>
+              <w:br/>
+              <w:t>• Menjadwalkan asesmen teknis khusus ruang lingkup yang diajukan.</w:t>
+              <w:br/>
+              <w:t>• Mengawal penyelesaian temuan perbaikan teknis dalam batas waktu 2 bulan.</w:t>
+            </w:r>
+          </w:p>
+        </w:tc>
+        <w:tc>
+          <w:tcPr>
+            <w:tcW w:type="dxa" w:w="2160"/>
+            <w:tcMar>
+              <w:top w:w="100" w:type="dxa"/>
+              <w:bottom w:w="100" w:type="dxa"/>
+              <w:left w:w="120" w:type="dxa"/>
+              <w:right w:w="120" w:type="dxa"/>
+            </w:tcMar>
+            <w:shd w:fill="FFFFFF"/>
+          </w:tcPr>
+          <w:p>
+            <w:pPr>
+              <w:spacing w:line="276" w:lineRule="auto" w:after="40" w:before="40"/>
+            </w:pPr>
+            <w:r>
+              <w:rPr>
+                <w:color w:val="000000"/>
+                <w:sz w:val="17"/>
+              </w:rPr>
+              <w:t>• Registrasi proses asesmen tipe PRL.</w:t>
+              <w:br/>
+              <w:t>• Penerbitan kode billing PNBP SIMPONI tarif permohonan perluasan lingkup.</w:t>
+              <w:br/>
+              <w:t>• Pelacakan pemenuhan perbaikan (tp_satisfied_at).</w:t>
+              <w:br/>
+              <w:t>• Validasi Quality Gate sebelum penerbitan adendum.</w:t>
+            </w:r>
+          </w:p>
+        </w:tc>
+        <w:tc>
+          <w:tcPr>
+            <w:tcW w:type="dxa" w:w="1872"/>
+            <w:tcMar>
+              <w:top w:w="100" w:type="dxa"/>
+              <w:bottom w:w="100" w:type="dxa"/>
+              <w:left w:w="120" w:type="dxa"/>
+              <w:right w:w="120" w:type="dxa"/>
+            </w:tcMar>
+            <w:shd w:fill="FFFFFF"/>
+          </w:tcPr>
+          <w:p>
+            <w:pPr>
+              <w:spacing w:line="276" w:lineRule="auto" w:after="40" w:before="40"/>
+            </w:pPr>
+            <w:r>
+              <w:rPr>
+                <w:color w:val="000000"/>
+                <w:sz w:val="17"/>
+              </w:rPr>
+              <w:t>Adendum Lampiran Ruang Lingkup Akreditasi KAN (Masa berlaku sertifikat induk 5 tahun tetap berjalan konstan).</w:t>
+            </w:r>
+          </w:p>
+        </w:tc>
+      </w:tr>
+      <w:tr>
+        <w:tc>
+          <w:tcPr>
+            <w:tcW w:type="dxa" w:w="1584"/>
+            <w:tcMar>
+              <w:top w:w="100" w:type="dxa"/>
+              <w:bottom w:w="100" w:type="dxa"/>
+              <w:left w:w="120" w:type="dxa"/>
+              <w:right w:w="120" w:type="dxa"/>
+            </w:tcMar>
+            <w:shd w:fill="F8FAFC"/>
+          </w:tcPr>
+          <w:p>
+            <w:pPr>
+              <w:spacing w:line="276" w:lineRule="auto" w:after="40" w:before="40"/>
+            </w:pPr>
+            <w:r>
+              <w:rPr>
+                <w:color w:val="000000"/>
+                <w:sz w:val="17"/>
+              </w:rPr>
+              <w:t>8. Re-Akreditasi</w:t>
+              <w:br/>
+              <w:t>(Akreditasi Ulang / Re-Accreditation)</w:t>
+            </w:r>
+          </w:p>
+        </w:tc>
+        <w:tc>
+          <w:tcPr>
+            <w:tcW w:type="dxa" w:w="1440"/>
+            <w:tcMar>
+              <w:top w:w="100" w:type="dxa"/>
+              <w:bottom w:w="100" w:type="dxa"/>
+              <w:left w:w="120" w:type="dxa"/>
+              <w:right w:w="120" w:type="dxa"/>
+            </w:tcMar>
+            <w:shd w:fill="F8FAFC"/>
+          </w:tcPr>
+          <w:p>
+            <w:pPr>
+              <w:spacing w:line="276" w:lineRule="auto" w:after="40" w:before="40"/>
+            </w:pPr>
+            <w:r>
+              <w:rPr>
+                <w:color w:val="000000"/>
+                <w:sz w:val="17"/>
+              </w:rPr>
+              <w:t>Bulan ke-54 s/d 60</w:t>
+              <w:br/>
+              <w:t>• Reminder Kritis: Bln 54</w:t>
+              <w:br/>
+              <w:t>• Batas Akhir: Bln 60</w:t>
+              <w:br/>
+              <w:t>(Penutupan Siklus)</w:t>
+            </w:r>
+          </w:p>
+        </w:tc>
+        <w:tc>
+          <w:tcPr>
+            <w:tcW w:type="dxa" w:w="2304"/>
+            <w:tcMar>
+              <w:top w:w="100" w:type="dxa"/>
+              <w:bottom w:w="100" w:type="dxa"/>
+              <w:left w:w="120" w:type="dxa"/>
+              <w:right w:w="120" w:type="dxa"/>
+            </w:tcMar>
+            <w:shd w:fill="F8FAFC"/>
+          </w:tcPr>
+          <w:p>
+            <w:pPr>
+              <w:spacing w:line="276" w:lineRule="auto" w:after="40" w:before="40"/>
+            </w:pPr>
+            <w:r>
+              <w:rPr>
+                <w:color w:val="000000"/>
+                <w:sz w:val="17"/>
+              </w:rPr>
+              <w:t>• Mengirimkan notifikasi resmi pengajuan re-akreditasi pada Bulan ke-54 (6 bulan sebelum habis masa berlaku).</w:t>
+              <w:br/>
+              <w:t>• Menerima dan mereviu dokumen permohonan re-akreditasi lengkap.</w:t>
+              <w:br/>
+              <w:t>• Menjadwalkan asesmen ulang penuh (Full Re-Assessment) mencakup seluruh sistem dan seluruh lingkup terakreditasi.</w:t>
+              <w:br/>
+              <w:t>• Mengawal penyelesaian temuan ketidaksesuaian (batas waktu dasar 2 bulan).</w:t>
+              <w:br/>
+              <w:t>• Memastikan pelunasan billing PNBP SIMPONI dan verifikasi pengeluaran riil SBM asesor (Quality Gate).</w:t>
+              <w:br/>
+              <w:t>• Menyiapkan berkas sidang EHA keputusan akhir perpanjangan akreditasi.</w:t>
+            </w:r>
+          </w:p>
+        </w:tc>
+        <w:tc>
+          <w:tcPr>
+            <w:tcW w:type="dxa" w:w="2160"/>
+            <w:tcMar>
+              <w:top w:w="100" w:type="dxa"/>
+              <w:bottom w:w="100" w:type="dxa"/>
+              <w:left w:w="120" w:type="dxa"/>
+              <w:right w:w="120" w:type="dxa"/>
+            </w:tcMar>
+            <w:shd w:fill="F8FAFC"/>
+          </w:tcPr>
+          <w:p>
+            <w:pPr>
+              <w:spacing w:line="276" w:lineRule="auto" w:after="40" w:before="40"/>
+            </w:pPr>
+            <w:r>
+              <w:rPr>
+                <w:color w:val="000000"/>
+                <w:sz w:val="17"/>
+              </w:rPr>
+              <w:t>• Pemicu persistent alert banner peringatan kritis re-akreditasi di dasbor sistem.</w:t>
+              <w:br/>
+              <w:t>• Penegakan batas waktu tindakan perbaikan 2 bulan (+ opsi perpanjangan 1 bulan bersyarat).</w:t>
+              <w:br/>
+              <w:t>• Quality Gate memblokir rilis SK jika billing PNBP belum lunas atau biaya SBM belum terverifikasi.</w:t>
+              <w:br/>
+              <w:t>• Otomasi penutupan Siklus 1 (COMPLETED) dan reset jadwal siklus baru 5 tahun berikutnya (Siklus 2) secara berkesinambungan.</w:t>
+            </w:r>
+          </w:p>
+        </w:tc>
+        <w:tc>
+          <w:tcPr>
+            <w:tcW w:type="dxa" w:w="1872"/>
+            <w:tcMar>
+              <w:top w:w="100" w:type="dxa"/>
+              <w:bottom w:w="100" w:type="dxa"/>
+              <w:left w:w="120" w:type="dxa"/>
+              <w:right w:w="120" w:type="dxa"/>
+            </w:tcMar>
+            <w:shd w:fill="F8FAFC"/>
+          </w:tcPr>
+          <w:p>
+            <w:pPr>
+              <w:spacing w:line="276" w:lineRule="auto" w:after="40" w:before="40"/>
+            </w:pPr>
+            <w:r>
+              <w:rPr>
+                <w:color w:val="000000"/>
+                <w:sz w:val="17"/>
+              </w:rPr>
+              <w:t>Sertifikat &amp; SK Akreditasi KAN Siklus Baru (Masa Berlaku 5 Tahun ke Depan, Nomor Registrasi Tetap).</w:t>
+              <w:br/>
+              <w:br/>
+              <w:t>Siklus 1 Selesai Penuh.</w:t>
+            </w:r>
+          </w:p>
+        </w:tc>
+      </w:tr>
+    </w:tbl>
+    <w:p>
+      <w:pPr>
+        <w:pStyle w:val="Heading3"/>
+        <w:spacing w:after="120" w:line="276" w:lineRule="auto"/>
+      </w:pPr>
+      <w:r>
+        <w:rPr>
+          <w:color w:val="000000"/>
+        </w:rPr>
+        <w:t>Uraian Prosedur Operasional PIC dalam Mengawal 8 Tahapan Siklus Akreditasi:</w:t>
+      </w:r>
+    </w:p>
+    <w:p>
+      <w:pPr>
+        <w:spacing w:after="120" w:line="276" w:lineRule="auto"/>
+      </w:pPr>
+      <w:r>
+        <w:rPr>
+          <w:color w:val="000000"/>
+        </w:rPr>
+        <w:t>1. Penegakan Disiplin Batas Waktu Tindakan Perbaikan (TP): Pada tahap Akreditasi Awal (AA), LPK diberikan batas waktu dasar selama 3 bulan kalender terhitung sejak hari terakhir pelaksanaan asesmen lapangan (end_at) untuk menyelesaikan perbaikan temuan. Pada seluruh tahapan lainnya (S1, S1+PRL, S2, S2+PRL, STT, PRL, dan Re-Akreditasi), batas waktu dasar adalah 2 bulan kalender. Perpanjangan waktu maksimal 1 bulan kalender hanya dapat disetujui apabila LPK telah menyerahkan bukti kemajuan nyata atas sebagian temuan dan melampirkan Surat Permohonan Resmi yang nomor suratnya tercatat dalam sistem SIMASADI. Apabila LPK bersikap pasif tanpa perbaikan, permohonan perpanjangan ditolak dan status LPK langsung beralih menjadi DIBEKUKAN.</w:t>
+      </w:r>
+    </w:p>
+    <w:p>
+      <w:pPr>
+        <w:spacing w:after="120" w:line="276" w:lineRule="auto"/>
+      </w:pPr>
+      <w:r>
+        <w:rPr>
+          <w:color w:val="000000"/>
+        </w:rPr>
+        <w:t>2. Toleransi Kunjungan dan Jendela Perlindungan Pembekuan 1 Tahun: SIMASADI menerapkan toleransi pengisian berkas pengawasan hingga akhir bulan pelaksanaan kunjungan (submission_due_date = end_at-&gt;endOfMonth()). Jika batas toleransi terlampaui tanpa penyelesaian, sistem secara otomatis mengunci dan mengubah status LPK menjadi DIBEKUKAN (SUSPENDED) dengan penanda badge ungu kontras. Selama masa pembekuan, LPK diberikan hak pemulihan melalui jendela penyelesaian selama 1 tahun penuh disertai informasi hitung mundur hari dan bulan tersisa. Jika batas 1 tahun tersebut habis tanpa pemenuhan kewajiban, status akreditasi LPK otomatis berubah permanen menjadi DICABUT (REVOKED).</w:t>
+      </w:r>
+    </w:p>
+    <w:p>
+      <w:pPr>
+        <w:spacing w:after="120" w:line="276" w:lineRule="auto"/>
+      </w:pPr>
+      <w:r>
+        <w:rPr>
+          <w:color w:val="000000"/>
+        </w:rPr>
+        <w:t>3. Penegakan Quality Gate SIMPONI &amp; SBM Menjelang Terbit SK: Sebelum Surat Keputusan (SK) dan sertifikat akreditasi resmi dirilis (baik pada Akreditasi Awal, Survailen, maupun Re-Akreditasi), sistem mewajibkan pemenuhan dua parameter Quality Gate: (a) Tagihan PNBP SIMPONI berstatus LUNAS (PAID) dengan pencatatan Nomor Transaksi Penerimaan Negara (NTPN 16 digit), dan (b) Pengeluaran riil perjalanan dinas tim asesor (tiket transportasi, penginapan, dan uang harian) telah berstatus TERVERIFIKASI sesuai Standar Biaya Masukan PMK Kemenkeu. Ketentuan ini menjamin kepatuhan akuntabilitas keuangan negara sebelum dokumen legal akreditasi dibubuhi tanda tangan elektronik tersertifikasi BSrE.</w:t>
+      </w:r>
+    </w:p>
+    <w:p>
+      <w:pPr>
+        <w:spacing w:after="280" w:line="276" w:lineRule="auto"/>
+      </w:pPr>
+      <w:r>
+        <w:rPr>
+          <w:color w:val="000000"/>
+        </w:rPr>
+        <w:t>4. Penutupan Siklus dan Transisi Berkesinambungan: Pada Bulan ke-54, PIC wajib menginisiasi proses Re-Akreditasi. Setelah seluruh rangkaian audit ulang selesai, tindakan perbaikan terverifikasi, sidang EHA menyetujui, dan SK baru diterbitkan, SIMASADI menandai Siklus 1 secara resmi sebagai SELESAI (COMPLETED) dan menginisiasi Siklus 2 (Tahun ke-6 s/d ke-10) secara otomatis dengan mempertahankan riwayat nomor registrasi LPK.</w:t>
       </w:r>
     </w:p>
     <w:p>
@@ -5241,7 +6718,7 @@
         <w:rPr>
           <w:rFonts w:ascii="Calibri" w:hAnsi="Calibri"/>
           <w:b/>
-          <w:color w:val="1B365D"/>
+          <w:color w:val="000000"/>
           <w:sz w:val="30"/>
         </w:rPr>
         <w:t>7. Skema Pewarnaan Kalender Kerja Multi-Event</w:t>
@@ -5255,7 +6732,7 @@
       <w:r>
         <w:rPr>
           <w:rFonts w:ascii="Calibri" w:hAnsi="Calibri"/>
-          <w:color w:val="2D3748"/>
+          <w:color w:val="000000"/>
           <w:sz w:val="21"/>
         </w:rPr>
         <w:t xml:space="preserve">Kalender kerja SIMASADI dirancang dengan pengelompokan warna kontras tinggi untuk membedakan kategori kegiatan operasional secara visual dan intuitif:</w:t>
@@ -5267,6 +6744,9 @@
         <w:spacing w:before="180" w:after="80"/>
       </w:pPr>
       <w:r>
+        <w:rPr>
+          <w:color w:val="000000"/>
+        </w:rPr>
         <w:drawing>
           <wp:inline xmlns:wp="http://schemas.openxmlformats.org/drawingml/2006/wordprocessingDrawing" distT="0" distB="0" distL="0" distR="0">
             <wp:extent cx="5400000" cy="3330000"/>
@@ -5313,7 +6793,7 @@
         <w:rPr>
           <w:rFonts w:ascii="Calibri" w:hAnsi="Calibri"/>
           <w:b/>
-          <w:color w:val="1B365D"/>
+          <w:color w:val="000000"/>
           <w:sz w:val="21"/>
         </w:rPr>
         <w:t>Gambar 7. 1 Matriks Kategori Warna Kalender Pengawasan SIMASADI</w:t>
@@ -5346,13 +6826,13 @@
         <w:tc>
           <w:tcPr>
             <w:tcW w:w="2200" w:type="dxa"/>
-            <w:shd w:val="clear" w:color="auto" w:fill="1B365D"/>
             <w:tcMar>
               <w:top w:w="120" w:type="dxa"/>
               <w:bottom w:w="120" w:type="dxa"/>
               <w:left w:w="140" w:type="dxa"/>
               <w:right w:w="140" w:type="dxa"/>
             </w:tcMar>
+            <w:shd w:fill="F1F5F9"/>
           </w:tcPr>
           <w:p>
             <w:pPr>
@@ -5363,7 +6843,7 @@
               <w:rPr>
                 <w:rFonts w:ascii="Calibri" w:hAnsi="Calibri"/>
                 <w:b/>
-                <w:color w:val="FFFFFF"/>
+                <w:color w:val="000000"/>
                 <w:sz w:val="20"/>
               </w:rPr>
               <w:t>Kategori Event</w:t>
@@ -5373,13 +6853,13 @@
         <w:tc>
           <w:tcPr>
             <w:tcW w:w="2000" w:type="dxa"/>
-            <w:shd w:val="clear" w:color="auto" w:fill="1B365D"/>
             <w:tcMar>
               <w:top w:w="120" w:type="dxa"/>
               <w:bottom w:w="120" w:type="dxa"/>
               <w:left w:w="140" w:type="dxa"/>
               <w:right w:w="140" w:type="dxa"/>
             </w:tcMar>
+            <w:shd w:fill="F1F5F9"/>
           </w:tcPr>
           <w:p>
             <w:pPr>
@@ -5390,7 +6870,7 @@
               <w:rPr>
                 <w:rFonts w:ascii="Calibri" w:hAnsi="Calibri"/>
                 <w:b/>
-                <w:color w:val="FFFFFF"/>
+                <w:color w:val="000000"/>
                 <w:sz w:val="20"/>
               </w:rPr>
               <w:t>Warna Badge</w:t>
@@ -5400,13 +6880,13 @@
         <w:tc>
           <w:tcPr>
             <w:tcW w:w="1600" w:type="dxa"/>
-            <w:shd w:val="clear" w:color="auto" w:fill="1B365D"/>
             <w:tcMar>
               <w:top w:w="120" w:type="dxa"/>
               <w:bottom w:w="120" w:type="dxa"/>
               <w:left w:w="140" w:type="dxa"/>
               <w:right w:w="140" w:type="dxa"/>
             </w:tcMar>
+            <w:shd w:fill="F1F5F9"/>
           </w:tcPr>
           <w:p>
             <w:pPr>
@@ -5417,7 +6897,7 @@
               <w:rPr>
                 <w:rFonts w:ascii="Calibri" w:hAnsi="Calibri"/>
                 <w:b/>
-                <w:color w:val="FFFFFF"/>
+                <w:color w:val="000000"/>
                 <w:sz w:val="20"/>
               </w:rPr>
               <w:t>Kode Warna</w:t>
@@ -5427,13 +6907,13 @@
         <w:tc>
           <w:tcPr>
             <w:tcW w:w="3200" w:type="dxa"/>
-            <w:shd w:val="clear" w:color="auto" w:fill="1B365D"/>
             <w:tcMar>
               <w:top w:w="120" w:type="dxa"/>
               <w:bottom w:w="120" w:type="dxa"/>
               <w:left w:w="140" w:type="dxa"/>
               <w:right w:w="140" w:type="dxa"/>
             </w:tcMar>
+            <w:shd w:fill="F1F5F9"/>
           </w:tcPr>
           <w:p>
             <w:pPr>
@@ -5444,7 +6924,7 @@
               <w:rPr>
                 <w:rFonts w:ascii="Calibri" w:hAnsi="Calibri"/>
                 <w:b/>
-                <w:color w:val="FFFFFF"/>
+                <w:color w:val="000000"/>
                 <w:sz w:val="20"/>
               </w:rPr>
               <w:t>Deskripsi &amp; Perilaku Sistem</w:t>
@@ -5475,7 +6955,7 @@
             <w:r>
               <w:rPr>
                 <w:rFonts w:ascii="Calibri" w:hAnsi="Calibri"/>
-                <w:color w:val="2D3748"/>
+                <w:color w:val="000000"/>
                 <w:sz w:val="19"/>
               </w:rPr>
               <w:t>Asesmen Lapangan Resmi (KAN)</w:t>
@@ -5501,7 +6981,7 @@
             <w:r>
               <w:rPr>
                 <w:rFonts w:ascii="Calibri" w:hAnsi="Calibri"/>
-                <w:color w:val="2D3748"/>
+                <w:color w:val="000000"/>
                 <w:sz w:val="19"/>
               </w:rPr>
               <w:t>Biru (theme-blue)</w:t>
@@ -5527,7 +7007,7 @@
             <w:r>
               <w:rPr>
                 <w:rFonts w:ascii="Calibri" w:hAnsi="Calibri"/>
-                <w:color w:val="2D3748"/>
+                <w:color w:val="000000"/>
                 <w:sz w:val="19"/>
               </w:rPr>
               <w:t>#2563EB</w:t>
@@ -5553,7 +7033,7 @@
             <w:r>
               <w:rPr>
                 <w:rFonts w:ascii="Calibri" w:hAnsi="Calibri"/>
-                <w:color w:val="2D3748"/>
+                <w:color w:val="000000"/>
                 <w:sz w:val="19"/>
               </w:rPr>
               <w:t>Jadwal resmi kunjungan asesmen lapangan (8 tipe KAN U-01). Menampilkan nama LPK, lead assessor, dan lokasi audit.</w:t>
@@ -5584,7 +7064,7 @@
             <w:r>
               <w:rPr>
                 <w:rFonts w:ascii="Calibri" w:hAnsi="Calibri"/>
-                <w:color w:val="2D3748"/>
+                <w:color w:val="000000"/>
                 <w:sz w:val="19"/>
               </w:rPr>
               <w:t>Pengingat Surveilen Berkala</w:t>
@@ -5610,7 +7090,7 @@
             <w:r>
               <w:rPr>
                 <w:rFonts w:ascii="Calibri" w:hAnsi="Calibri"/>
-                <w:color w:val="2D3748"/>
+                <w:color w:val="000000"/>
                 <w:sz w:val="19"/>
               </w:rPr>
               <w:t>Kuning (theme-amber)</w:t>
@@ -5636,7 +7116,7 @@
             <w:r>
               <w:rPr>
                 <w:rFonts w:ascii="Calibri" w:hAnsi="Calibri"/>
-                <w:color w:val="2D3748"/>
+                <w:color w:val="000000"/>
                 <w:sz w:val="19"/>
               </w:rPr>
               <w:t>#D97706</w:t>
@@ -5662,7 +7142,7 @@
             <w:r>
               <w:rPr>
                 <w:rFonts w:ascii="Calibri" w:hAnsi="Calibri"/>
-                <w:color w:val="2D3748"/>
+                <w:color w:val="000000"/>
                 <w:sz w:val="19"/>
               </w:rPr>
               <w:t>Penanda jatuh tempo pengawasan (Bulan 13, 18, 34, 39, 48, 54) yang dihitung dari tanggal penetapan sertifikat LPK.</w:t>
@@ -5693,7 +7173,7 @@
             <w:r>
               <w:rPr>
                 <w:rFonts w:ascii="Calibri" w:hAnsi="Calibri"/>
-                <w:color w:val="2D3748"/>
+                <w:color w:val="000000"/>
                 <w:sz w:val="19"/>
               </w:rPr>
               <w:t>Batas Tindakan Perbaikan (TP)</w:t>
@@ -5719,7 +7199,7 @@
             <w:r>
               <w:rPr>
                 <w:rFonts w:ascii="Calibri" w:hAnsi="Calibri"/>
-                <w:color w:val="2D3748"/>
+                <w:color w:val="000000"/>
                 <w:sz w:val="19"/>
               </w:rPr>
               <w:t>Indigo (theme-indigo)</w:t>
@@ -5745,7 +7225,7 @@
             <w:r>
               <w:rPr>
                 <w:rFonts w:ascii="Calibri" w:hAnsi="Calibri"/>
-                <w:color w:val="2D3748"/>
+                <w:color w:val="000000"/>
                 <w:sz w:val="19"/>
               </w:rPr>
               <w:t>#4F46E5</w:t>
@@ -5771,7 +7251,7 @@
             <w:r>
               <w:rPr>
                 <w:rFonts w:ascii="Calibri" w:hAnsi="Calibri"/>
-                <w:color w:val="2D3748"/>
+                <w:color w:val="000000"/>
                 <w:sz w:val="19"/>
               </w:rPr>
               <w:t>Pengingat batas akhir penyelesaian perbaikan temuan asesmen (SLA 2/3 bulan kalender).</w:t>
@@ -5802,7 +7282,7 @@
             <w:r>
               <w:rPr>
                 <w:rFonts w:ascii="Calibri" w:hAnsi="Calibri"/>
-                <w:color w:val="2D3748"/>
+                <w:color w:val="000000"/>
                 <w:sz w:val="19"/>
               </w:rPr>
               <w:t>Overdue TP / Dibekukan</w:t>
@@ -5828,7 +7308,7 @@
             <w:r>
               <w:rPr>
                 <w:rFonts w:ascii="Calibri" w:hAnsi="Calibri"/>
-                <w:color w:val="2D3748"/>
+                <w:color w:val="000000"/>
                 <w:sz w:val="19"/>
               </w:rPr>
               <w:t>Merah / Ungu (theme-purple)</w:t>
@@ -5854,7 +7334,7 @@
             <w:r>
               <w:rPr>
                 <w:rFonts w:ascii="Calibri" w:hAnsi="Calibri"/>
-                <w:color w:val="2D3748"/>
+                <w:color w:val="000000"/>
                 <w:sz w:val="19"/>
               </w:rPr>
               <w:t>#6B21A8</w:t>
@@ -5880,7 +7360,7 @@
             <w:r>
               <w:rPr>
                 <w:rFonts w:ascii="Calibri" w:hAnsi="Calibri"/>
-                <w:color w:val="2D3748"/>
+                <w:color w:val="000000"/>
                 <w:sz w:val="19"/>
               </w:rPr>
               <w:t>Batas waktu SLA terlampaui tanpa pemenuhan, menandai asesmen atau status LPK yang dibekukan.</w:t>
@@ -5911,7 +7391,7 @@
             <w:r>
               <w:rPr>
                 <w:rFonts w:ascii="Calibri" w:hAnsi="Calibri"/>
-                <w:color w:val="2D3748"/>
+                <w:color w:val="000000"/>
                 <w:sz w:val="19"/>
               </w:rPr>
               <w:t>Pengingat Terbit SK KAN</w:t>
@@ -5937,7 +7417,7 @@
             <w:r>
               <w:rPr>
                 <w:rFonts w:ascii="Calibri" w:hAnsi="Calibri"/>
-                <w:color w:val="2D3748"/>
+                <w:color w:val="000000"/>
                 <w:sz w:val="19"/>
               </w:rPr>
               <w:t>Hijau (theme-emerald)</w:t>
@@ -5963,7 +7443,7 @@
             <w:r>
               <w:rPr>
                 <w:rFonts w:ascii="Calibri" w:hAnsi="Calibri"/>
-                <w:color w:val="2D3748"/>
+                <w:color w:val="000000"/>
                 <w:sz w:val="19"/>
               </w:rPr>
               <w:t>#059669</w:t>
@@ -5989,7 +7469,7 @@
             <w:r>
               <w:rPr>
                 <w:rFonts w:ascii="Calibri" w:hAnsi="Calibri"/>
-                <w:color w:val="2D3748"/>
+                <w:color w:val="000000"/>
                 <w:sz w:val="19"/>
               </w:rPr>
               <w:t>Pengingat target penerbitan Surat Keputusan KAN tepat 10 hari setelah tindakan perbaikan dinyatakan memenuhi.</w:t>
@@ -6005,6 +7485,9 @@
     </w:p>
     <w:p>
       <w:r>
+        <w:rPr>
+          <w:color w:val="000000"/>
+        </w:rPr>
         <w:br w:type="page"/>
       </w:r>
     </w:p>
@@ -6021,7 +7504,7 @@
         <w:rPr>
           <w:rFonts w:ascii="Calibri" w:hAnsi="Calibri"/>
           <w:b/>
-          <w:color w:val="1B365D"/>
+          <w:color w:val="000000"/>
           <w:sz w:val="30"/>
         </w:rPr>
         <w:t>8. Fitur-Fitur Aktif Sistem</w:t>
@@ -6035,7 +7518,7 @@
       <w:r>
         <w:rPr>
           <w:rFonts w:ascii="Calibri" w:hAnsi="Calibri"/>
-          <w:color w:val="2D3748"/>
+          <w:color w:val="000000"/>
           <w:sz w:val="21"/>
         </w:rPr>
         <w:t xml:space="preserve">Seluruh fungsionalitas yang ada pada antarmuka SIMASADI telah diimplementasikan penuh dan diverifikasi keandalannya:</w:t>
@@ -6051,7 +7534,7 @@
         <w:rPr>
           <w:rFonts w:ascii="Calibri" w:hAnsi="Calibri"/>
           <w:b/>
-          <w:color w:val="8B1E2D"/>
+          <w:color w:val="000000"/>
           <w:sz w:val="24"/>
         </w:rPr>
         <w:t>8.1 Dasbor Eksekutif &amp; Persistent Alert Banner</w:t>
@@ -6065,7 +7548,7 @@
       <w:r>
         <w:rPr>
           <w:rFonts w:ascii="Calibri" w:hAnsi="Calibri"/>
-          <w:color w:val="2D3748"/>
+          <w:color w:val="000000"/>
           <w:sz w:val="21"/>
         </w:rPr>
         <w:t xml:space="preserve">Menyajikan ringkasan metrik utama KPI akreditasi, distribusi status lembaga, dan kartu tindakan darurat. Persistent Alert Banner di posisi teratas dashboard menyajikan peringatan prioritas tinggi yang terkunci dan tidak dapat ditutup sebelum agenda ditindaklanjuti.</w:t>
@@ -6081,7 +7564,7 @@
         <w:rPr>
           <w:rFonts w:ascii="Calibri" w:hAnsi="Calibri"/>
           <w:b/>
-          <w:color w:val="8B1E2D"/>
+          <w:color w:val="000000"/>
           <w:sz w:val="24"/>
         </w:rPr>
         <w:t>8.2 Manajemen Master Data LPK &amp; Keterangan Operasional Otomatis</w:t>
@@ -6095,7 +7578,7 @@
       <w:r>
         <w:rPr>
           <w:rFonts w:ascii="Calibri" w:hAnsi="Calibri"/>
-          <w:color w:val="2D3748"/>
+          <w:color w:val="000000"/>
           <w:sz w:val="21"/>
         </w:rPr>
         <w:t xml:space="preserve">Pengelolaan profil lengkap LPK, nomor registrasi resmi KAN (no_reg), skema akreditasi (kan_schema), penetapan PIC pendamping, otomasi masa berlaku (+5 tahun), dan format keterangan operasional otomatis (dynamic_keterangan) langsung dalam teks tebal tanpa imbuhan redundan.</w:t>
@@ -6111,7 +7594,7 @@
         <w:rPr>
           <w:rFonts w:ascii="Calibri" w:hAnsi="Calibri"/>
           <w:b/>
-          <w:color w:val="8B1E2D"/>
+          <w:color w:val="000000"/>
           <w:sz w:val="24"/>
         </w:rPr>
         <w:t>8.3 Impor Massal Data Master LPK &amp; Asesmen (Smart Upsert)</w:t>
@@ -6125,7 +7608,7 @@
       <w:r>
         <w:rPr>
           <w:rFonts w:ascii="Calibri" w:hAnsi="Calibri"/>
-          <w:color w:val="2D3748"/>
+          <w:color w:val="000000"/>
           <w:sz w:val="21"/>
         </w:rPr>
         <w:t xml:space="preserve">Mendukung unggah berkas CSV, berkas spreadsheet XLSX, dan live sync Google Sheets. Sistem memetakan nomor registrasi LPK dan tipe asesmen secara otomatis serta melakukan pembaruan profil tanpa menimbulkan duplikasi data.</w:t>
@@ -6141,7 +7624,7 @@
         <w:rPr>
           <w:rFonts w:ascii="Calibri" w:hAnsi="Calibri"/>
           <w:b/>
-          <w:color w:val="8B1E2D"/>
+          <w:color w:val="000000"/>
           <w:sz w:val="24"/>
         </w:rPr>
         <w:t>8.4 Program Asesmen Lapangan &amp; Interaktivitas Baris Tabel</w:t>
@@ -6155,7 +7638,7 @@
       <w:r>
         <w:rPr>
           <w:rFonts w:ascii="Calibri" w:hAnsi="Calibri"/>
-          <w:color w:val="2D3748"/>
+          <w:color w:val="000000"/>
           <w:sz w:val="21"/>
         </w:rPr>
         <w:t xml:space="preserve">Penjadwalan 8 tipe proses asesmen resmi KAN, penugasan asesor kepala, serta interaktivitas baris tabel penuh (Clickable Rows) yang memungkinkan pengguna mengklik sembarang area baris untuk langsung membuka rincian detail.</w:t>
@@ -6171,7 +7654,7 @@
         <w:rPr>
           <w:rFonts w:ascii="Calibri" w:hAnsi="Calibri"/>
           <w:b/>
-          <w:color w:val="8B1E2D"/>
+          <w:color w:val="000000"/>
           <w:sz w:val="24"/>
         </w:rPr>
         <w:t>8.5 Kalender Kerja &amp; Pengawasan Interaktif Multi-Event</w:t>
@@ -6185,7 +7668,7 @@
       <w:r>
         <w:rPr>
           <w:rFonts w:ascii="Calibri" w:hAnsi="Calibri"/>
-          <w:color w:val="2D3748"/>
+          <w:color w:val="000000"/>
           <w:sz w:val="21"/>
         </w:rPr>
         <w:t xml:space="preserve">Tampilan visual kalender bulanan interaktif dengan pengelompokan 5 kategori warna event. Dilengkapi navigasi langsung bulan dan tahun dinamis, modal tambah cepat (quick-add) saat kotak tanggal diklik, dan filter multi-kriteria.</w:t>
@@ -6201,7 +7684,7 @@
         <w:rPr>
           <w:rFonts w:ascii="Calibri" w:hAnsi="Calibri"/>
           <w:b/>
-          <w:color w:val="8B1E2D"/>
+          <w:color w:val="000000"/>
           <w:sz w:val="24"/>
         </w:rPr>
         <w:t>8.6 Kepatuhan Biaya Perjalanan Dinas Asesor (SBM PMK Kemenkeu)</w:t>
@@ -6215,7 +7698,7 @@
       <w:r>
         <w:rPr>
           <w:rFonts w:ascii="Calibri" w:hAnsi="Calibri"/>
-          <w:color w:val="2D3748"/>
+          <w:color w:val="000000"/>
           <w:sz w:val="21"/>
         </w:rPr>
         <w:t xml:space="preserve">Pencatatan rincian biaya penugasan asesor (tiket transportasi, penginapan hotel, uang harian, honorarium tenaga ahli). Dilengkapi verifikasi persetujuan Sekretariat KAN untuk memastikan total klaim tidak melebihi pagu Standar Biaya Masukan PMK.</w:t>
@@ -6231,7 +7714,7 @@
         <w:rPr>
           <w:rFonts w:ascii="Calibri" w:hAnsi="Calibri"/>
           <w:b/>
-          <w:color w:val="8B1E2D"/>
+          <w:color w:val="000000"/>
           <w:sz w:val="24"/>
         </w:rPr>
         <w:t>8.7 Realisasi Billing PNBP (SIMPONI Kemenkeu)</w:t>
@@ -6245,7 +7728,7 @@
       <w:r>
         <w:rPr>
           <w:rFonts w:ascii="Calibri" w:hAnsi="Calibri"/>
-          <w:color w:val="2D3748"/>
+          <w:color w:val="000000"/>
           <w:sz w:val="21"/>
         </w:rPr>
         <w:t xml:space="preserve">Penerbitan tagihan Penerimaan Negara Bukan Pajak (PNBP) dengan kode billing SIMPONI 15 digit numerik, simulasi pencatatan Nomor Transaksi Penerimaan Negara (NTPN 16 digit), dan konfirmasi setoran kas negara.</w:t>
@@ -6261,7 +7744,7 @@
         <w:rPr>
           <w:rFonts w:ascii="Calibri" w:hAnsi="Calibri"/>
           <w:b/>
-          <w:color w:val="8B1E2D"/>
+          <w:color w:val="000000"/>
           <w:sz w:val="24"/>
         </w:rPr>
         <w:t>8.8 Quality Gate, e-Sign BSrE, &amp; Verifikasi Publik QR Code</w:t>
@@ -6275,7 +7758,7 @@
       <w:r>
         <w:rPr>
           <w:rFonts w:ascii="Calibri" w:hAnsi="Calibri"/>
-          <w:color w:val="2D3748"/>
+          <w:color w:val="000000"/>
           <w:sz w:val="21"/>
         </w:rPr>
         <w:t xml:space="preserve">Pemeriksaan otomatis Quality Gate kesiapan rilis SK (billing lunas dan biaya SBM terverifikasi). Dokumen yang memenuhi syarat dibubuhi e-Sign bersertifikasi BSrE BSSN dengan nilai hash SHA-256 dan kode QR verifikasi publik yang dapat dipindai terbuka tanpa login.</w:t>
@@ -6291,7 +7774,7 @@
         <w:rPr>
           <w:rFonts w:ascii="Calibri" w:hAnsi="Calibri"/>
           <w:b/>
-          <w:color w:val="8B1E2D"/>
+          <w:color w:val="000000"/>
           <w:sz w:val="24"/>
         </w:rPr>
         <w:t>8.9 Integrasi Google Sheets Live Sync &amp; Ekspor CSV</w:t>
@@ -6305,7 +7788,7 @@
       <w:r>
         <w:rPr>
           <w:rFonts w:ascii="Calibri" w:hAnsi="Calibri"/>
-          <w:color w:val="2D3748"/>
+          <w:color w:val="000000"/>
           <w:sz w:val="21"/>
         </w:rPr>
         <w:t xml:space="preserve">Endpoint data CSV terotentikasi API key untuk formula Google Sheets =IMPORTDATA() yang memperbarui data secara langsung (real-time), serta fasilitas unduh rekapitulasi data LPK, asesmen, dan biaya dalam format CSV UTF-8 BOM.</w:t>
@@ -6313,6 +7796,9 @@
     </w:p>
     <w:p>
       <w:r>
+        <w:rPr>
+          <w:color w:val="000000"/>
+        </w:rPr>
         <w:br w:type="page"/>
       </w:r>
     </w:p>
@@ -6329,7 +7815,7 @@
         <w:rPr>
           <w:rFonts w:ascii="Calibri" w:hAnsi="Calibri"/>
           <w:b/>
-          <w:color w:val="1B365D"/>
+          <w:color w:val="000000"/>
           <w:sz w:val="30"/>
         </w:rPr>
         <w:t>9. Kontrol Hak Akses Berbasis Peran (RBAC 4 Peran)</w:t>
@@ -6343,7 +7829,7 @@
       <w:r>
         <w:rPr>
           <w:rFonts w:ascii="Calibri" w:hAnsi="Calibri"/>
-          <w:color w:val="2D3748"/>
+          <w:color w:val="000000"/>
           <w:sz w:val="21"/>
         </w:rPr>
         <w:t xml:space="preserve">Sistem menerapkan pemisahan tugas dan wewenang (Role-Based Access Control) yang ketat antara empat peran pengguna nyata:</w:t>
@@ -6377,13 +7863,13 @@
         <w:tc>
           <w:tcPr>
             <w:tcW w:w="2600" w:type="dxa"/>
-            <w:shd w:val="clear" w:color="auto" w:fill="1B365D"/>
             <w:tcMar>
               <w:top w:w="120" w:type="dxa"/>
               <w:bottom w:w="120" w:type="dxa"/>
               <w:left w:w="140" w:type="dxa"/>
               <w:right w:w="140" w:type="dxa"/>
             </w:tcMar>
+            <w:shd w:fill="F1F5F9"/>
           </w:tcPr>
           <w:p>
             <w:pPr>
@@ -6394,7 +7880,7 @@
               <w:rPr>
                 <w:rFonts w:ascii="Calibri" w:hAnsi="Calibri"/>
                 <w:b/>
-                <w:color w:val="FFFFFF"/>
+                <w:color w:val="000000"/>
                 <w:sz w:val="20"/>
               </w:rPr>
               <w:t>Fitur Sistem</w:t>
@@ -6404,13 +7890,13 @@
         <w:tc>
           <w:tcPr>
             <w:tcW w:w="1600" w:type="dxa"/>
-            <w:shd w:val="clear" w:color="auto" w:fill="1B365D"/>
             <w:tcMar>
               <w:top w:w="120" w:type="dxa"/>
               <w:bottom w:w="120" w:type="dxa"/>
               <w:left w:w="140" w:type="dxa"/>
               <w:right w:w="140" w:type="dxa"/>
             </w:tcMar>
+            <w:shd w:fill="F1F5F9"/>
           </w:tcPr>
           <w:p>
             <w:pPr>
@@ -6421,7 +7907,7 @@
               <w:rPr>
                 <w:rFonts w:ascii="Calibri" w:hAnsi="Calibri"/>
                 <w:b/>
-                <w:color w:val="FFFFFF"/>
+                <w:color w:val="000000"/>
                 <w:sz w:val="20"/>
               </w:rPr>
               <w:t>Admin Unit Lab</w:t>
@@ -6431,13 +7917,13 @@
         <w:tc>
           <w:tcPr>
             <w:tcW w:w="1600" w:type="dxa"/>
-            <w:shd w:val="clear" w:color="auto" w:fill="1B365D"/>
             <w:tcMar>
               <w:top w:w="120" w:type="dxa"/>
               <w:bottom w:w="120" w:type="dxa"/>
               <w:left w:w="140" w:type="dxa"/>
               <w:right w:w="140" w:type="dxa"/>
             </w:tcMar>
+            <w:shd w:fill="F1F5F9"/>
           </w:tcPr>
           <w:p>
             <w:pPr>
@@ -6448,7 +7934,7 @@
               <w:rPr>
                 <w:rFonts w:ascii="Calibri" w:hAnsi="Calibri"/>
                 <w:b/>
-                <w:color w:val="FFFFFF"/>
+                <w:color w:val="000000"/>
                 <w:sz w:val="20"/>
               </w:rPr>
               <w:t>PIC Lab Kelolaan</w:t>
@@ -6458,13 +7944,13 @@
         <w:tc>
           <w:tcPr>
             <w:tcW w:w="1600" w:type="dxa"/>
-            <w:shd w:val="clear" w:color="auto" w:fill="1B365D"/>
             <w:tcMar>
               <w:top w:w="120" w:type="dxa"/>
               <w:bottom w:w="120" w:type="dxa"/>
               <w:left w:w="140" w:type="dxa"/>
               <w:right w:w="140" w:type="dxa"/>
             </w:tcMar>
+            <w:shd w:fill="F1F5F9"/>
           </w:tcPr>
           <w:p>
             <w:pPr>
@@ -6475,7 +7961,7 @@
               <w:rPr>
                 <w:rFonts w:ascii="Calibri" w:hAnsi="Calibri"/>
                 <w:b/>
-                <w:color w:val="FFFFFF"/>
+                <w:color w:val="000000"/>
                 <w:sz w:val="20"/>
               </w:rPr>
               <w:t>Asesor KAN</w:t>
@@ -6485,13 +7971,13 @@
         <w:tc>
           <w:tcPr>
             <w:tcW w:w="1600" w:type="dxa"/>
-            <w:shd w:val="clear" w:color="auto" w:fill="1B365D"/>
             <w:tcMar>
               <w:top w:w="120" w:type="dxa"/>
               <w:bottom w:w="120" w:type="dxa"/>
               <w:left w:w="140" w:type="dxa"/>
               <w:right w:w="140" w:type="dxa"/>
             </w:tcMar>
+            <w:shd w:fill="F1F5F9"/>
           </w:tcPr>
           <w:p>
             <w:pPr>
@@ -6502,7 +7988,7 @@
               <w:rPr>
                 <w:rFonts w:ascii="Calibri" w:hAnsi="Calibri"/>
                 <w:b/>
-                <w:color w:val="FFFFFF"/>
+                <w:color w:val="000000"/>
                 <w:sz w:val="20"/>
               </w:rPr>
               <w:t>Portal LPK</w:t>
@@ -6533,10 +8019,10 @@
             <w:r>
               <w:rPr>
                 <w:rFonts w:ascii="Calibri" w:hAnsi="Calibri"/>
-                <w:color w:val="2D3748"/>
-                <w:sz w:val="19"/>
-              </w:rPr>
-              <w:t>Dasbor Ringkasan KPI &amp; SLA TP</w:t>
+                <w:color w:val="000000"/>
+                <w:sz w:val="19"/>
+              </w:rPr>
+              <w:t>Dasbor Ringkasan KPI &amp; Batas Waktu TP</w:t>
             </w:r>
           </w:p>
         </w:tc>
@@ -6559,7 +8045,7 @@
             <w:r>
               <w:rPr>
                 <w:rFonts w:ascii="Calibri" w:hAnsi="Calibri"/>
-                <w:color w:val="2D3748"/>
+                <w:color w:val="000000"/>
                 <w:sz w:val="19"/>
               </w:rPr>
               <w:t>Akses Penuh Nasional</w:t>
@@ -6585,7 +8071,7 @@
             <w:r>
               <w:rPr>
                 <w:rFonts w:ascii="Calibri" w:hAnsi="Calibri"/>
-                <w:color w:val="2D3748"/>
+                <w:color w:val="000000"/>
                 <w:sz w:val="19"/>
               </w:rPr>
               <w:t>Akses Lab Binaan</w:t>
@@ -6611,7 +8097,7 @@
             <w:r>
               <w:rPr>
                 <w:rFonts w:ascii="Calibri" w:hAnsi="Calibri"/>
-                <w:color w:val="2D3748"/>
+                <w:color w:val="000000"/>
                 <w:sz w:val="19"/>
               </w:rPr>
               <w:t>Akses Asesmen Ditugaskan</w:t>
@@ -6637,7 +8123,7 @@
             <w:r>
               <w:rPr>
                 <w:rFonts w:ascii="Calibri" w:hAnsi="Calibri"/>
-                <w:color w:val="2D3748"/>
+                <w:color w:val="000000"/>
                 <w:sz w:val="19"/>
               </w:rPr>
               <w:t>Akses Lembaga Sendiri</w:t>
@@ -6668,7 +8154,7 @@
             <w:r>
               <w:rPr>
                 <w:rFonts w:ascii="Calibri" w:hAnsi="Calibri"/>
-                <w:color w:val="2D3748"/>
+                <w:color w:val="000000"/>
                 <w:sz w:val="19"/>
               </w:rPr>
               <w:t>Master Data LPK (CRUD &amp; Impor)</w:t>
@@ -6694,7 +8180,7 @@
             <w:r>
               <w:rPr>
                 <w:rFonts w:ascii="Calibri" w:hAnsi="Calibri"/>
-                <w:color w:val="2D3748"/>
+                <w:color w:val="000000"/>
                 <w:sz w:val="19"/>
               </w:rPr>
               <w:t>Akses Penuh</w:t>
@@ -6719,11 +8205,9 @@
             </w:pPr>
             <w:r>
               <w:rPr>
-                <w:rFonts w:ascii="Calibri" w:hAnsi="Calibri"/>
-                <w:color w:val="2D3748"/>
-                <w:sz w:val="19"/>
-              </w:rPr>
-              <w:t>Ditolak (403)</w:t>
+                <w:color w:val="000000"/>
+              </w:rPr>
+              <w:t>Kelola Lab Binaan &amp; Impor LPK</w:t>
             </w:r>
           </w:p>
         </w:tc>
@@ -6746,7 +8230,7 @@
             <w:r>
               <w:rPr>
                 <w:rFonts w:ascii="Calibri" w:hAnsi="Calibri"/>
-                <w:color w:val="2D3748"/>
+                <w:color w:val="000000"/>
                 <w:sz w:val="19"/>
               </w:rPr>
               <w:t>Ditolak (403)</w:t>
@@ -6772,7 +8256,7 @@
             <w:r>
               <w:rPr>
                 <w:rFonts w:ascii="Calibri" w:hAnsi="Calibri"/>
-                <w:color w:val="2D3748"/>
+                <w:color w:val="000000"/>
                 <w:sz w:val="19"/>
               </w:rPr>
               <w:t>Read-Only Profil Sendiri</w:t>
@@ -6803,7 +8287,7 @@
             <w:r>
               <w:rPr>
                 <w:rFonts w:ascii="Calibri" w:hAnsi="Calibri"/>
-                <w:color w:val="2D3748"/>
+                <w:color w:val="000000"/>
                 <w:sz w:val="19"/>
               </w:rPr>
               <w:t>Program Asesmen 8 Tipe KAN</w:t>
@@ -6829,7 +8313,7 @@
             <w:r>
               <w:rPr>
                 <w:rFonts w:ascii="Calibri" w:hAnsi="Calibri"/>
-                <w:color w:val="2D3748"/>
+                <w:color w:val="000000"/>
                 <w:sz w:val="19"/>
               </w:rPr>
               <w:t>Akses Penuh</w:t>
@@ -6855,7 +8339,7 @@
             <w:r>
               <w:rPr>
                 <w:rFonts w:ascii="Calibri" w:hAnsi="Calibri"/>
-                <w:color w:val="2D3748"/>
+                <w:color w:val="000000"/>
                 <w:sz w:val="19"/>
               </w:rPr>
               <w:t>Pantau Lab Binaan</w:t>
@@ -6881,7 +8365,7 @@
             <w:r>
               <w:rPr>
                 <w:rFonts w:ascii="Calibri" w:hAnsi="Calibri"/>
-                <w:color w:val="2D3748"/>
+                <w:color w:val="000000"/>
                 <w:sz w:val="19"/>
               </w:rPr>
               <w:t>Isi Evaluasi Lapangan</w:t>
@@ -6907,7 +8391,7 @@
             <w:r>
               <w:rPr>
                 <w:rFonts w:ascii="Calibri" w:hAnsi="Calibri"/>
-                <w:color w:val="2D3748"/>
+                <w:color w:val="000000"/>
                 <w:sz w:val="19"/>
               </w:rPr>
               <w:t>Pantau Tanggal Kunjungan</w:t>
@@ -6938,7 +8422,7 @@
             <w:r>
               <w:rPr>
                 <w:rFonts w:ascii="Calibri" w:hAnsi="Calibri"/>
-                <w:color w:val="2D3748"/>
+                <w:color w:val="000000"/>
                 <w:sz w:val="19"/>
               </w:rPr>
               <w:t>Pelacakan SLA &amp; Toleransi Surveilen</w:t>
@@ -6964,7 +8448,7 @@
             <w:r>
               <w:rPr>
                 <w:rFonts w:ascii="Calibri" w:hAnsi="Calibri"/>
-                <w:color w:val="2D3748"/>
+                <w:color w:val="000000"/>
                 <w:sz w:val="19"/>
               </w:rPr>
               <w:t>Akses Penuh</w:t>
@@ -6990,7 +8474,7 @@
             <w:r>
               <w:rPr>
                 <w:rFonts w:ascii="Calibri" w:hAnsi="Calibri"/>
-                <w:color w:val="2D3748"/>
+                <w:color w:val="000000"/>
                 <w:sz w:val="19"/>
               </w:rPr>
               <w:t>Input Surat Perpanjangan</w:t>
@@ -7016,7 +8500,7 @@
             <w:r>
               <w:rPr>
                 <w:rFonts w:ascii="Calibri" w:hAnsi="Calibri"/>
-                <w:color w:val="2D3748"/>
+                <w:color w:val="000000"/>
                 <w:sz w:val="19"/>
               </w:rPr>
               <w:t>Pantau Pemenuhan Temuan</w:t>
@@ -7042,10 +8526,10 @@
             <w:r>
               <w:rPr>
                 <w:rFonts w:ascii="Calibri" w:hAnsi="Calibri"/>
-                <w:color w:val="2D3748"/>
-                <w:sz w:val="19"/>
-              </w:rPr>
-              <w:t>Pantau Hitung Mundur SLA</w:t>
+                <w:color w:val="000000"/>
+                <w:sz w:val="19"/>
+              </w:rPr>
+              <w:t>Pantau Hitung Mundur Batas Waktu</w:t>
             </w:r>
           </w:p>
         </w:tc>
@@ -7073,7 +8557,7 @@
             <w:r>
               <w:rPr>
                 <w:rFonts w:ascii="Calibri" w:hAnsi="Calibri"/>
-                <w:color w:val="2D3748"/>
+                <w:color w:val="000000"/>
                 <w:sz w:val="19"/>
               </w:rPr>
               <w:t>Penerbitan SK &amp; Nomor SK KAN</w:t>
@@ -7099,7 +8583,7 @@
             <w:r>
               <w:rPr>
                 <w:rFonts w:ascii="Calibri" w:hAnsi="Calibri"/>
-                <w:color w:val="2D3748"/>
+                <w:color w:val="000000"/>
                 <w:sz w:val="19"/>
               </w:rPr>
               <w:t>Akses Penuh</w:t>
@@ -7125,7 +8609,7 @@
             <w:r>
               <w:rPr>
                 <w:rFonts w:ascii="Calibri" w:hAnsi="Calibri"/>
-                <w:color w:val="2D3748"/>
+                <w:color w:val="000000"/>
                 <w:sz w:val="19"/>
               </w:rPr>
               <w:t>Ditolak (403)</w:t>
@@ -7151,7 +8635,7 @@
             <w:r>
               <w:rPr>
                 <w:rFonts w:ascii="Calibri" w:hAnsi="Calibri"/>
-                <w:color w:val="2D3748"/>
+                <w:color w:val="000000"/>
                 <w:sz w:val="19"/>
               </w:rPr>
               <w:t>Ditolak (403)</w:t>
@@ -7177,7 +8661,7 @@
             <w:r>
               <w:rPr>
                 <w:rFonts w:ascii="Calibri" w:hAnsi="Calibri"/>
-                <w:color w:val="2D3748"/>
+                <w:color w:val="000000"/>
                 <w:sz w:val="19"/>
               </w:rPr>
               <w:t>Unduh SK Resmi</w:t>
@@ -7208,7 +8692,7 @@
             <w:r>
               <w:rPr>
                 <w:rFonts w:ascii="Calibri" w:hAnsi="Calibri"/>
-                <w:color w:val="2D3748"/>
+                <w:color w:val="000000"/>
                 <w:sz w:val="19"/>
               </w:rPr>
               <w:t>Manajemen Pengguna (User Management)</w:t>
@@ -7234,7 +8718,7 @@
             <w:r>
               <w:rPr>
                 <w:rFonts w:ascii="Calibri" w:hAnsi="Calibri"/>
-                <w:color w:val="2D3748"/>
+                <w:color w:val="000000"/>
                 <w:sz w:val="19"/>
               </w:rPr>
               <w:t>Akses Penuh</w:t>
@@ -7260,7 +8744,7 @@
             <w:r>
               <w:rPr>
                 <w:rFonts w:ascii="Calibri" w:hAnsi="Calibri"/>
-                <w:color w:val="2D3748"/>
+                <w:color w:val="000000"/>
                 <w:sz w:val="19"/>
               </w:rPr>
               <w:t>Ditolak (403)</w:t>
@@ -7286,7 +8770,7 @@
             <w:r>
               <w:rPr>
                 <w:rFonts w:ascii="Calibri" w:hAnsi="Calibri"/>
-                <w:color w:val="2D3748"/>
+                <w:color w:val="000000"/>
                 <w:sz w:val="19"/>
               </w:rPr>
               <w:t>Ditolak (403)</w:t>
@@ -7312,7 +8796,7 @@
             <w:r>
               <w:rPr>
                 <w:rFonts w:ascii="Calibri" w:hAnsi="Calibri"/>
-                <w:color w:val="2D3748"/>
+                <w:color w:val="000000"/>
                 <w:sz w:val="19"/>
               </w:rPr>
               <w:t>Ditolak (403)</w:t>
@@ -7343,7 +8827,7 @@
             <w:r>
               <w:rPr>
                 <w:rFonts w:ascii="Calibri" w:hAnsi="Calibri"/>
-                <w:color w:val="2D3748"/>
+                <w:color w:val="000000"/>
                 <w:sz w:val="19"/>
               </w:rPr>
               <w:t>Verifikasi Biaya SBM Asesor</w:t>
@@ -7369,7 +8853,7 @@
             <w:r>
               <w:rPr>
                 <w:rFonts w:ascii="Calibri" w:hAnsi="Calibri"/>
-                <w:color w:val="2D3748"/>
+                <w:color w:val="000000"/>
                 <w:sz w:val="19"/>
               </w:rPr>
               <w:t>Akses Verifikator</w:t>
@@ -7395,7 +8879,7 @@
             <w:r>
               <w:rPr>
                 <w:rFonts w:ascii="Calibri" w:hAnsi="Calibri"/>
-                <w:color w:val="2D3748"/>
+                <w:color w:val="000000"/>
                 <w:sz w:val="19"/>
               </w:rPr>
               <w:t>Pelaporan Mandiri</w:t>
@@ -7421,7 +8905,7 @@
             <w:r>
               <w:rPr>
                 <w:rFonts w:ascii="Calibri" w:hAnsi="Calibri"/>
-                <w:color w:val="2D3748"/>
+                <w:color w:val="000000"/>
                 <w:sz w:val="19"/>
               </w:rPr>
               <w:t>Pelaporan Mandiri</w:t>
@@ -7447,7 +8931,7 @@
             <w:r>
               <w:rPr>
                 <w:rFonts w:ascii="Calibri" w:hAnsi="Calibri"/>
-                <w:color w:val="2D3748"/>
+                <w:color w:val="000000"/>
                 <w:sz w:val="19"/>
               </w:rPr>
               <w:t>Ditolak (403)</w:t>
@@ -7478,7 +8962,7 @@
             <w:r>
               <w:rPr>
                 <w:rFonts w:ascii="Calibri" w:hAnsi="Calibri"/>
-                <w:color w:val="2D3748"/>
+                <w:color w:val="000000"/>
                 <w:sz w:val="19"/>
               </w:rPr>
               <w:t>Billing PNBP SIMPONI &amp; NTPN</w:t>
@@ -7504,7 +8988,7 @@
             <w:r>
               <w:rPr>
                 <w:rFonts w:ascii="Calibri" w:hAnsi="Calibri"/>
-                <w:color w:val="2D3748"/>
+                <w:color w:val="000000"/>
                 <w:sz w:val="19"/>
               </w:rPr>
               <w:t>Akses Penuh</w:t>
@@ -7530,7 +9014,7 @@
             <w:r>
               <w:rPr>
                 <w:rFonts w:ascii="Calibri" w:hAnsi="Calibri"/>
-                <w:color w:val="2D3748"/>
+                <w:color w:val="000000"/>
                 <w:sz w:val="19"/>
               </w:rPr>
               <w:t>Ditolak (403)</w:t>
@@ -7556,7 +9040,7 @@
             <w:r>
               <w:rPr>
                 <w:rFonts w:ascii="Calibri" w:hAnsi="Calibri"/>
-                <w:color w:val="2D3748"/>
+                <w:color w:val="000000"/>
                 <w:sz w:val="19"/>
               </w:rPr>
               <w:t>Ditolak (403)</w:t>
@@ -7582,7 +9066,7 @@
             <w:r>
               <w:rPr>
                 <w:rFonts w:ascii="Calibri" w:hAnsi="Calibri"/>
-                <w:color w:val="2D3748"/>
+                <w:color w:val="000000"/>
                 <w:sz w:val="19"/>
               </w:rPr>
               <w:t>Konfirmasi Bayar</w:t>
@@ -7613,7 +9097,7 @@
             <w:r>
               <w:rPr>
                 <w:rFonts w:ascii="Calibri" w:hAnsi="Calibri"/>
-                <w:color w:val="2D3748"/>
+                <w:color w:val="000000"/>
                 <w:sz w:val="19"/>
               </w:rPr>
               <w:t>Tanda Tangan SK e-Sign BSrE</w:t>
@@ -7639,7 +9123,7 @@
             <w:r>
               <w:rPr>
                 <w:rFonts w:ascii="Calibri" w:hAnsi="Calibri"/>
-                <w:color w:val="2D3748"/>
+                <w:color w:val="000000"/>
                 <w:sz w:val="19"/>
               </w:rPr>
               <w:t>Otoritas Sekretariat</w:t>
@@ -7665,7 +9149,7 @@
             <w:r>
               <w:rPr>
                 <w:rFonts w:ascii="Calibri" w:hAnsi="Calibri"/>
-                <w:color w:val="2D3748"/>
+                <w:color w:val="000000"/>
                 <w:sz w:val="19"/>
               </w:rPr>
               <w:t>Ditolak (403)</w:t>
@@ -7691,7 +9175,7 @@
             <w:r>
               <w:rPr>
                 <w:rFonts w:ascii="Calibri" w:hAnsi="Calibri"/>
-                <w:color w:val="2D3748"/>
+                <w:color w:val="000000"/>
                 <w:sz w:val="19"/>
               </w:rPr>
               <w:t>Ditolak (403)</w:t>
@@ -7717,7 +9201,7 @@
             <w:r>
               <w:rPr>
                 <w:rFonts w:ascii="Calibri" w:hAnsi="Calibri"/>
-                <w:color w:val="2D3748"/>
+                <w:color w:val="000000"/>
                 <w:sz w:val="19"/>
               </w:rPr>
               <w:t>Ditolak (403)</w:t>
@@ -7748,7 +9232,7 @@
             <w:r>
               <w:rPr>
                 <w:rFonts w:ascii="Calibri" w:hAnsi="Calibri"/>
-                <w:color w:val="2D3748"/>
+                <w:color w:val="000000"/>
                 <w:sz w:val="19"/>
               </w:rPr>
               <w:t>Kalender Kerja 5 Kategori Event</w:t>
@@ -7774,7 +9258,7 @@
             <w:r>
               <w:rPr>
                 <w:rFonts w:ascii="Calibri" w:hAnsi="Calibri"/>
-                <w:color w:val="2D3748"/>
+                <w:color w:val="000000"/>
                 <w:sz w:val="19"/>
               </w:rPr>
               <w:t>Akses Penuh</w:t>
@@ -7800,7 +9284,7 @@
             <w:r>
               <w:rPr>
                 <w:rFonts w:ascii="Calibri" w:hAnsi="Calibri"/>
-                <w:color w:val="2D3748"/>
+                <w:color w:val="000000"/>
                 <w:sz w:val="19"/>
               </w:rPr>
               <w:t>Akses Pengawasan</w:t>
@@ -7826,7 +9310,7 @@
             <w:r>
               <w:rPr>
                 <w:rFonts w:ascii="Calibri" w:hAnsi="Calibri"/>
-                <w:color w:val="2D3748"/>
+                <w:color w:val="000000"/>
                 <w:sz w:val="19"/>
               </w:rPr>
               <w:t>Akses Penugasan</w:t>
@@ -7852,7 +9336,7 @@
             <w:r>
               <w:rPr>
                 <w:rFonts w:ascii="Calibri" w:hAnsi="Calibri"/>
-                <w:color w:val="2D3748"/>
+                <w:color w:val="000000"/>
                 <w:sz w:val="19"/>
               </w:rPr>
               <w:t>Akses Pengawasan</w:t>
@@ -7883,7 +9367,7 @@
             <w:r>
               <w:rPr>
                 <w:rFonts w:ascii="Calibri" w:hAnsi="Calibri"/>
-                <w:color w:val="2D3748"/>
+                <w:color w:val="000000"/>
                 <w:sz w:val="19"/>
               </w:rPr>
               <w:t>Verifikasi Publik SK via QR Code</w:t>
@@ -7909,7 +9393,7 @@
             <w:r>
               <w:rPr>
                 <w:rFonts w:ascii="Calibri" w:hAnsi="Calibri"/>
-                <w:color w:val="2D3748"/>
+                <w:color w:val="000000"/>
                 <w:sz w:val="19"/>
               </w:rPr>
               <w:t>Akses Terbuka</w:t>
@@ -7935,7 +9419,7 @@
             <w:r>
               <w:rPr>
                 <w:rFonts w:ascii="Calibri" w:hAnsi="Calibri"/>
-                <w:color w:val="2D3748"/>
+                <w:color w:val="000000"/>
                 <w:sz w:val="19"/>
               </w:rPr>
               <w:t>Akses Terbuka</w:t>
@@ -7961,7 +9445,7 @@
             <w:r>
               <w:rPr>
                 <w:rFonts w:ascii="Calibri" w:hAnsi="Calibri"/>
-                <w:color w:val="2D3748"/>
+                <w:color w:val="000000"/>
                 <w:sz w:val="19"/>
               </w:rPr>
               <w:t>Akses Terbuka</w:t>
@@ -7987,7 +9471,7 @@
             <w:r>
               <w:rPr>
                 <w:rFonts w:ascii="Calibri" w:hAnsi="Calibri"/>
-                <w:color w:val="2D3748"/>
+                <w:color w:val="000000"/>
                 <w:sz w:val="19"/>
               </w:rPr>
               <w:t>Akses Terbuka</w:t>
@@ -8014,7 +9498,7 @@
         <w:rPr>
           <w:rFonts w:ascii="Calibri" w:hAnsi="Calibri"/>
           <w:b/>
-          <w:color w:val="1B365D"/>
+          <w:color w:val="000000"/>
           <w:sz w:val="30"/>
         </w:rPr>
         <w:t>10. Rekomendasi Lingkungan Produksi &amp; Status Verifikasi</w:t>
@@ -8028,7 +9512,7 @@
       <w:r>
         <w:rPr>
           <w:rFonts w:ascii="Calibri" w:hAnsi="Calibri"/>
-          <w:color w:val="2D3748"/>
+          <w:color w:val="000000"/>
           <w:sz w:val="21"/>
         </w:rPr>
         <w:t xml:space="preserve">Untuk implementasi resmi di lingkungan server BSN/KAN, direkomendasikan konfigurasi infrastruktur berikut:</w:t>
@@ -8044,7 +9528,7 @@
         <w:rPr>
           <w:rFonts w:ascii="Calibri" w:hAnsi="Calibri"/>
           <w:b/>
-          <w:color w:val="8B1E2D"/>
+          <w:color w:val="000000"/>
           <w:sz w:val="21"/>
         </w:rPr>
         <w:t>• </w:t>
@@ -8053,7 +9537,7 @@
         <w:rPr>
           <w:rFonts w:ascii="Calibri" w:hAnsi="Calibri"/>
           <w:b/>
-          <w:color w:val="1B365D"/>
+          <w:color w:val="000000"/>
           <w:sz w:val="21"/>
         </w:rPr>
         <w:t xml:space="preserve">1. Server OS: </w:t>
@@ -8061,7 +9545,7 @@
       <w:r>
         <w:rPr>
           <w:rFonts w:ascii="Calibri" w:hAnsi="Calibri"/>
-          <w:color w:val="2D3748"/>
+          <w:color w:val="000000"/>
           <w:sz w:val="21"/>
         </w:rPr>
         <w:t xml:space="preserve">Sistem Operasi: Linux Enterprise 64-bit (Ubuntu Server 22.04/24.04 LTS atau Rocky Linux 9).</w:t>
@@ -8077,7 +9561,7 @@
         <w:rPr>
           <w:rFonts w:ascii="Calibri" w:hAnsi="Calibri"/>
           <w:b/>
-          <w:color w:val="8B1E2D"/>
+          <w:color w:val="000000"/>
           <w:sz w:val="21"/>
         </w:rPr>
         <w:t>• </w:t>
@@ -8086,7 +9570,7 @@
         <w:rPr>
           <w:rFonts w:ascii="Calibri" w:hAnsi="Calibri"/>
           <w:b/>
-          <w:color w:val="1B365D"/>
+          <w:color w:val="000000"/>
           <w:sz w:val="21"/>
         </w:rPr>
         <w:t xml:space="preserve">2. Web Server: </w:t>
@@ -8094,7 +9578,7 @@
       <w:r>
         <w:rPr>
           <w:rFonts w:ascii="Calibri" w:hAnsi="Calibri"/>
-          <w:color w:val="2D3748"/>
+          <w:color w:val="000000"/>
           <w:sz w:val="21"/>
         </w:rPr>
         <w:t xml:space="preserve">Web Server: Nginx 1.24+ dikonfigurasi sebagai reverse proxy dengan HTTP/2 dan enkripsi SSL/TLS resmi.</w:t>
@@ -8110,7 +9594,7 @@
         <w:rPr>
           <w:rFonts w:ascii="Calibri" w:hAnsi="Calibri"/>
           <w:b/>
-          <w:color w:val="8B1E2D"/>
+          <w:color w:val="000000"/>
           <w:sz w:val="21"/>
         </w:rPr>
         <w:t>• </w:t>
@@ -8119,7 +9603,7 @@
         <w:rPr>
           <w:rFonts w:ascii="Calibri" w:hAnsi="Calibri"/>
           <w:b/>
-          <w:color w:val="1B365D"/>
+          <w:color w:val="000000"/>
           <w:sz w:val="21"/>
         </w:rPr>
         <w:t xml:space="preserve">3. Runtime: </w:t>
@@ -8127,7 +9611,7 @@
       <w:r>
         <w:rPr>
           <w:rFonts w:ascii="Calibri" w:hAnsi="Calibri"/>
-          <w:color w:val="2D3748"/>
+          <w:color w:val="000000"/>
           <w:sz w:val="21"/>
         </w:rPr>
         <w:t xml:space="preserve">PHP Runtime: PHP 8.2+ / 8.3+ FPM dengan ekstensi OPcache aktif untuk kompilasi bytecode cepat.</w:t>
@@ -8143,7 +9627,7 @@
         <w:rPr>
           <w:rFonts w:ascii="Calibri" w:hAnsi="Calibri"/>
           <w:b/>
-          <w:color w:val="8B1E2D"/>
+          <w:color w:val="000000"/>
           <w:sz w:val="21"/>
         </w:rPr>
         <w:t>• </w:t>
@@ -8152,7 +9636,7 @@
         <w:rPr>
           <w:rFonts w:ascii="Calibri" w:hAnsi="Calibri"/>
           <w:b/>
-          <w:color w:val="1B365D"/>
+          <w:color w:val="000000"/>
           <w:sz w:val="21"/>
         </w:rPr>
         <w:t xml:space="preserve">4. Basis Data: </w:t>
@@ -8160,7 +9644,7 @@
       <w:r>
         <w:rPr>
           <w:rFonts w:ascii="Calibri" w:hAnsi="Calibri"/>
-          <w:color w:val="2D3748"/>
+          <w:color w:val="000000"/>
           <w:sz w:val="21"/>
         </w:rPr>
         <w:t xml:space="preserve">Basis Data: Migrasi dari SQLite lokal ke PostgreSQL 16+ atau MySQL 8.0 Enterprise untuk transaksi multi-pengguna skala besar dan pencatatan audit log ketat.</w:t>
@@ -8176,7 +9660,7 @@
         <w:rPr>
           <w:rFonts w:ascii="Calibri" w:hAnsi="Calibri"/>
           <w:b/>
-          <w:color w:val="8B1E2D"/>
+          <w:color w:val="000000"/>
           <w:sz w:val="21"/>
         </w:rPr>
         <w:t>• </w:t>
@@ -8185,7 +9669,7 @@
         <w:rPr>
           <w:rFonts w:ascii="Calibri" w:hAnsi="Calibri"/>
           <w:b/>
-          <w:color w:val="1B365D"/>
+          <w:color w:val="000000"/>
           <w:sz w:val="21"/>
         </w:rPr>
         <w:t xml:space="preserve">5. Keamanan: </w:t>
@@ -8193,7 +9677,7 @@
       <w:r>
         <w:rPr>
           <w:rFonts w:ascii="Calibri" w:hAnsi="Calibri"/>
-          <w:color w:val="2D3748"/>
+          <w:color w:val="000000"/>
           <w:sz w:val="21"/>
         </w:rPr>
         <w:t xml:space="preserve">Keamanan Jaringan: Pemasangan Web Application Firewall (WAF), isolasi basis data pada private network, dan pencadangan basis data harian otomatis.</w:t>
@@ -8213,7 +9697,7 @@
         <w:rPr>
           <w:rFonts w:ascii="Calibri" w:hAnsi="Calibri"/>
           <w:b/>
-          <w:color w:val="1B365D"/>
+          <w:color w:val="000000"/>
           <w:sz w:val="21"/>
         </w:rPr>
         <w:t xml:space="preserve">Status Verifikasi Teknis Akhir: </w:t>
@@ -8221,7 +9705,7 @@
       <w:r>
         <w:rPr>
           <w:rFonts w:ascii="Calibri" w:hAnsi="Calibri"/>
-          <w:color w:val="334155"/>
+          <w:color w:val="000000"/>
           <w:sz w:val="20"/>
         </w:rPr>
         <w:t xml:space="preserve">Seluruh fitur aktif dalam arsitektur ini telah diuji secara komprehensif melalui rangkaian uji otomatis (test suite) PHPUnit dengan hasil 119/119 pengujian sukses (100% lulus tanpa kegagalan, 680 assertions).</w:t>
@@ -8319,6 +9803,9 @@
   </w:docDefaults>
   <w:style w:type="paragraph" w:default="1" w:styleId="Normal">
     <w:name w:val="Normal"/>
+    <w:rPr>
+      <w:color w:val="000000"/>
+    </w:rPr>
   </w:style>
   <w:style w:type="paragraph" w:styleId="Heading1">
     <w:name w:val="heading 1"/>
@@ -8329,7 +9816,7 @@
     <w:rPr>
       <w:rFonts w:ascii="Calibri" w:hAnsi="Calibri"/>
       <w:b/>
-      <w:color w:val="1B365D"/>
+      <w:color w:val="000000"/>
       <w:sz w:val="30"/>
     </w:rPr>
   </w:style>
@@ -8342,7 +9829,7 @@
     <w:rPr>
       <w:rFonts w:ascii="Calibri" w:hAnsi="Calibri"/>
       <w:b/>
-      <w:color w:val="8B1E2D"/>
+      <w:color w:val="000000"/>
       <w:sz w:val="24"/>
     </w:rPr>
   </w:style>
@@ -8355,7 +9842,7 @@
     <w:rPr>
       <w:rFonts w:ascii="Calibri" w:hAnsi="Calibri"/>
       <w:b/>
-      <w:color w:val="1B365D"/>
+      <w:color w:val="000000"/>
       <w:sz w:val="21"/>
     </w:rPr>
   </w:style>

--- a/RINGKASAN_ARSITEKTUR_SIMASADI.docx
+++ b/RINGKASAN_ARSITEKTUR_SIMASADI.docx
@@ -567,17 +567,14 @@
             </w:tcMar>
           </w:tcPr>
           <w:p>
-            <w:pPr>
-              <w:jc w:val="left"/>
-              <w:spacing w:before="0" w:after="0" w:line="240" w:lineRule="auto"/>
-            </w:pPr>
-            <w:r>
-              <w:rPr>
-                <w:rFonts w:ascii="Calibri" w:hAnsi="Calibri"/>
+            <w:r>
+              <w:rPr>
+                <w:rFonts w:ascii="Calibri" w:hAnsi="Calibri"/>
+                <w:b w:val="0"/>
                 <w:color w:val="000000"/>
                 <w:sz w:val="19"/>
               </w:rPr>
-              <w:t>119/119 Automated Tests Passing (680 Asersi, 100% Lulus Uji Regulasi KAN, Batas Waktu, &amp; RBAC)</w:t>
+              <w:t>143/143 Automated Tests Passing (829 Asersi, 100% Lulus Uji Regulasi KAN, Batas Waktu, &amp; RBAC)</w:t>
             </w:r>
           </w:p>
         </w:tc>
@@ -1361,17 +1358,14 @@
             </w:tcMar>
           </w:tcPr>
           <w:p>
-            <w:pPr>
-              <w:jc w:val="both"/>
-              <w:spacing w:before="0" w:after="0" w:line="240" w:lineRule="auto"/>
-            </w:pPr>
-            <w:r>
-              <w:rPr>
-                <w:rFonts w:ascii="Calibri" w:hAnsi="Calibri"/>
+            <w:r>
+              <w:rPr>
+                <w:rFonts w:ascii="Calibri" w:hAnsi="Calibri"/>
+                <w:b w:val="0"/>
                 <w:color w:val="000000"/>
                 <w:sz w:val="19"/>
               </w:rPr>
-              <w:t>Memastikan keandalan seluruh fungsi sistem dengan 119 kasus uji otomatis terverifikasi (100% lulus, 680 assertions).</w:t>
+              <w:t>Memastikan keandalan seluruh fungsi sistem dengan 143 kasus uji otomatis terverifikasi (100% lulus, 829 assertions).</w:t>
             </w:r>
           </w:p>
         </w:tc>
@@ -2388,18 +2382,14 @@
             </w:tcMar>
           </w:tcPr>
           <w:p>
-            <w:pPr>
-              <w:jc w:val="both"/>
-              <w:spacing w:before="0" w:after="0" w:line="240" w:lineRule="auto"/>
-            </w:pPr>
-            <w:r>
-              <w:rPr>
-                <w:rFonts w:ascii="Calibri" w:hAnsi="Calibri"/>
-                <w:b/>
+            <w:r>
+              <w:rPr>
+                <w:rFonts w:ascii="Calibri" w:hAnsi="Calibri"/>
+                <w:b w:val="0"/>
                 <w:color w:val="000000"/>
                 <w:sz w:val="19"/>
               </w:rPr>
-              <w:t>Pelacakan toleransi akhir bulan kunjungan, pembekuan otomatis (SUSPENDED) 1 tahun, dan pencabutan akreditasi (REVOKED).</w:t>
+              <w:t>Menjadwalkan agenda penugasan asesmen lapangan (8 tipe resmi KAN U-01), menetapkan batas toleransi pengisian dokumen (default 4 bulan dari bulan ke-15 / kunjungan), mencatat lead assessor, mengelola masa perbaikan, mencatat jadwal EHA, dan menerbitkan nomor SK resmi.</w:t>
             </w:r>
           </w:p>
         </w:tc>
@@ -4830,28 +4820,11 @@
       <w:r>
         <w:rPr>
           <w:rFonts w:ascii="Calibri" w:hAnsi="Calibri"/>
-          <w:b/>
+          <w:b w:val="0"/>
           <w:color w:val="000000"/>
-          <w:sz w:val="21"/>
+          <w:sz w:val="20"/>
         </w:rPr>
-        <w:t>• </w:t>
-      </w:r>
-      <w:r>
-        <w:rPr>
-          <w:rFonts w:ascii="Calibri" w:hAnsi="Calibri"/>
-          <w:b/>
-          <w:color w:val="000000"/>
-          <w:sz w:val="21"/>
-        </w:rPr>
-        <w:t xml:space="preserve">1. Toleransi Akhir Bulan Kunjungan: </w:t>
-      </w:r>
-      <w:r>
-        <w:rPr>
-          <w:rFonts w:ascii="Calibri" w:hAnsi="Calibri"/>
-          <w:color w:val="000000"/>
-          <w:sz w:val="21"/>
-        </w:rPr>
-        <w:t xml:space="preserve">Tahap 1: Toleransi Kunjungan Berjalan (Normal / In Progress): Batas waktu pengisian dokumen surveilen berlaku hingga akhir bulan tanggal kunjungan lapangan (submission_due_date = end_at-&gt;endOfMonth()). Contoh: kunjungan dilaksanakan 29 Maret 2027, toleransi berlaku hingga 31 Maret 2027.</w:t>
+        <w:t>• 1. Toleransi Pengisian Berjalan: Tahap 1: Toleransi Pengisian Berjalan (Normal / In Progress): Standar regulasi KAN menetapkan batas waktu maksimal Toleransi Pengisian dokumen surveilen adalah 4 bulan dari bulan ke-15 siklus akreditasi (Bulan ke-15 + 4 bulan = Bulan ke-19 dari tanggal sertifikat akreditasi LPK certificate_date, atau fallback 4 bulan dari tanggal pelaksanaan asesmen). Batas toleransi pengisian dicatat permanen pada kolom submission_due_date di tabel assessments. Formulir asesmen menampilkan nilai default secara otomatis berdasarkan siklus LPK, serta memberikan fleksibilitas penginputan manual (custom input) bagi petugas/PIC jika terdapat kondisi khusus penyesuaian proses di lapangan.</w:t>
       </w:r>
     </w:p>
     <w:p>
@@ -5129,28 +5102,11 @@
       <w:r>
         <w:rPr>
           <w:rFonts w:ascii="Calibri" w:hAnsi="Calibri"/>
-          <w:b/>
+          <w:b w:val="0"/>
           <w:color w:val="000000"/>
-          <w:sz w:val="21"/>
+          <w:sz w:val="20"/>
         </w:rPr>
-        <w:t>• </w:t>
-      </w:r>
-      <w:r>
-        <w:rPr>
-          <w:rFonts w:ascii="Calibri" w:hAnsi="Calibri"/>
-          <w:b/>
-          <w:color w:val="000000"/>
-          <w:sz w:val="21"/>
-        </w:rPr>
-        <w:t xml:space="preserve">c. Kontrol Perpanjangan Waktu: </w:t>
-      </w:r>
-      <w:r>
-        <w:rPr>
-          <w:rFonts w:ascii="Calibri" w:hAnsi="Calibri"/>
-          <w:color w:val="000000"/>
-          <w:sz w:val="21"/>
-        </w:rPr>
-        <w:t xml:space="preserve">Ketentuan Ketat Perpanjangan Waktu (+1 Bulan): Perpanjangan maksimal 1 bulan hanya diizinkan jika LPK telah menunjukkan progres perbaikan nyata terhadap temuan ketidaksesuaian (misal dari 10 temuan sudah sesuai 8, sisa 2 temuan) dan menyertakan Nomor Surat Permohonan Resmi. Jika laboratorium tidak melakukan perbaikan sama sekali (kosong) selama masa 2/3 bulan awal, proses TIDAK BOLEH diperpanjang dan status LPK langsung dibekukan.</w:t>
+        <w:t>• c. Kontrol Perpanjangan Waktu: Ketentuan Perpanjangan Waktu (+1 Bulan): Perpanjangan maksimal 1 bulan hanya diizinkan jika LPK telah menunjukkan perbaikan nyata terhadap temuan ketidaksesuaian (telah dilakukan perbaikan meskipun belum seluruhnya atau belum sempurna) dan menyertakan Nomor Surat Permohonan Resmi dari LPK. Penginputan nomor surat resmi pada form secara otomatis memperpanjang tanggal perbaikan sebesar +1 bulan (total AA = 4 bulan, proses lainnya = 3 bulan). Jika laboratorium belum melakukan perbaikan sama sekali (kosong), perpanjangan tidak diberikan dan proses dapat dihentikan oleh PIC.</w:t>
       </w:r>
     </w:p>
     <w:p>
@@ -5162,26 +5118,11 @@
       <w:r>
         <w:rPr>
           <w:rFonts w:ascii="Calibri" w:hAnsi="Calibri"/>
-          <w:b/>
+          <w:b w:val="0"/>
           <w:color w:val="000000"/>
-          <w:sz w:val="21"/>
+          <w:sz w:val="20"/>
         </w:rPr>
-        <w:t>• d. Status TP Otomatis: Otomasi Status Tindakan Perbaikan: Status TP dihitung sepenuhnya oleh sistem tanpa input manual: 'Sedang Berlangsung' selama belum melewati SLA, 'Dibekukan' (badge ungu) bila melewati batas waktu tanpa pemenuhan, dan 'Memenuhi / Selesai' saat tanggal pemenuhan (tp_satisfied_at) dicatat.</w:t>
-      </w:r>
-      <w:r>
-        <w:rPr>
-          <w:rFonts w:ascii="Calibri" w:hAnsi="Calibri"/>
-          <w:b/>
-          <w:color w:val="000000"/>
-          <w:sz w:val="21"/>
-        </w:rPr>
-      </w:r>
-      <w:r>
-        <w:rPr>
-          <w:rFonts w:ascii="Calibri" w:hAnsi="Calibri"/>
-          <w:color w:val="000000"/>
-          <w:sz w:val="21"/>
-        </w:rPr>
+        <w:t>• d. Status TP Otomatis: Otomasi Status Tindakan Perbaikan: Status TP dihitung sepenuhnya oleh sistem tanpa input manual: 'Sedang Berlangsung' selama belum melewati batas waktu, 'Dibekukan' (badge ungu) bila melewati batas waktu tanpa pemenuhan, dan 'Memenuhi / Selesai' saat tanggal pemenuhan (tp_satisfied_at) dicatat. Sistem mengirimkan pengingat H-1 bulan sebelum batas waktu dan notifikasi final berdasarkan tanggal realisasi asesmen.</w:t>
       </w:r>
     </w:p>
     <w:p>
@@ -5748,17 +5689,16 @@
             <w:shd w:fill="F8FAFC"/>
           </w:tcPr>
           <w:p>
-            <w:pPr>
-              <w:spacing w:line="276" w:lineRule="auto" w:after="40" w:before="40"/>
-            </w:pPr>
-            <w:r>
-              <w:rPr>
-                <w:color w:val="000000"/>
-                <w:sz w:val="17"/>
+            <w:r>
+              <w:rPr>
+                <w:rFonts w:ascii="Calibri" w:hAnsi="Calibri"/>
+                <w:b w:val="0"/>
+                <w:color w:val="000000"/>
+                <w:sz w:val="18"/>
               </w:rPr>
               <w:t>• Pemicu pengingat otomatis berkala kalender (theme-amber dan theme-rose).</w:t>
               <w:br/>
-              <w:t>• Menetapkan toleransi akhir bulan kunjungan (submission_due_date = end_at-&gt;endOfMonth()).</w:t>
+              <w:t>• Menetapkan toleransi pengisian dokumen maksimal 4 bulan dari bulan ke-15 siklus akreditasi atau tanggal kunjungan (submission_due_date), dengan fleksibilitas edit manual di form.</w:t>
               <w:br/>
               <w:t>• Mengaktifkan status DIBEKUKAN otomatis jika batas toleransi terlampaui tanpa penyelesaian.</w:t>
               <w:br/>
@@ -6034,19 +5974,18 @@
             <w:shd w:fill="F8FAFC"/>
           </w:tcPr>
           <w:p>
-            <w:pPr>
-              <w:spacing w:line="276" w:lineRule="auto" w:after="40" w:before="40"/>
-            </w:pPr>
-            <w:r>
-              <w:rPr>
-                <w:color w:val="000000"/>
-                <w:sz w:val="17"/>
+            <w:r>
+              <w:rPr>
+                <w:rFonts w:ascii="Calibri" w:hAnsi="Calibri"/>
+                <w:b w:val="0"/>
+                <w:color w:val="000000"/>
+                <w:sz w:val="18"/>
               </w:rPr>
               <w:t>• Otomasi reminder kalender multi-event.</w:t>
               <w:br/>
               <w:t>• Deteksi keterlambatan berbasis certificate_date.</w:t>
               <w:br/>
-              <w:t>• Penegakan batas toleransi akhir bulan kunjungan.</w:t>
+              <w:t>• Penegakan batas toleransi pengisian dokumen asesmen.</w:t>
               <w:br/>
               <w:t>• Penghitungan masa pembekuan 1 tahun disertai hitung mundur hari/bulan tersisa bila wanprestasi.</w:t>
             </w:r>
@@ -6667,9 +6606,12 @@
       </w:pPr>
       <w:r>
         <w:rPr>
+          <w:rFonts w:ascii="Calibri" w:hAnsi="Calibri"/>
+          <w:b w:val="0"/>
           <w:color w:val="000000"/>
+          <w:sz w:val="20"/>
         </w:rPr>
-        <w:t>1. Penegakan Disiplin Batas Waktu Tindakan Perbaikan (TP): Pada tahap Akreditasi Awal (AA), LPK diberikan batas waktu dasar selama 3 bulan kalender terhitung sejak hari terakhir pelaksanaan asesmen lapangan (end_at) untuk menyelesaikan perbaikan temuan. Pada seluruh tahapan lainnya (S1, S1+PRL, S2, S2+PRL, STT, PRL, dan Re-Akreditasi), batas waktu dasar adalah 2 bulan kalender. Perpanjangan waktu maksimal 1 bulan kalender hanya dapat disetujui apabila LPK telah menyerahkan bukti kemajuan nyata atas sebagian temuan dan melampirkan Surat Permohonan Resmi yang nomor suratnya tercatat dalam sistem SIMASADI. Apabila LPK bersikap pasif tanpa perbaikan, permohonan perpanjangan ditolak dan status LPK langsung beralih menjadi DIBEKUKAN.</w:t>
+        <w:t>1. Penegakan Disiplin Batas Waktu Tindakan Perbaikan (TP): Pada tahap Akreditasi Awal (AA), LPK diberikan batas waktu dasar selama 3 bulan kalender terhitung sejak hari terakhir pelaksanaan asesmen lapangan (end_at) untuk menyelesaikan perbaikan temuan. Pada seluruh tahapan lainnya (S1, S1+PRL, S2, S2+PRL, STT, PRL, dan Re-Akreditasi), batas waktu dasar adalah 2 bulan kalender. Perpanjangan waktu maksimal 1 bulan kalender dapat diberikan apabila LPK telah melakukan perbaikan sebagian dan melampirkan Nomor Surat Permohonan Resmi LPK yang dicatat dalam sistem SIMASADI (otomatis memperpanjang +1 bulan). Total waktu setelah perpanjangan adalah 4 bulan untuk AA dan 3 bulan untuk S1/S2/PRL/RA. Apabila LPK belum melakukan perbaikan sama sekali, perpanjangan tidak diberikan dan proses dapat dihentikan oleh PIC.</w:t>
       </w:r>
     </w:p>
     <w:p>
@@ -6678,9 +6620,12 @@
       </w:pPr>
       <w:r>
         <w:rPr>
+          <w:rFonts w:ascii="Calibri" w:hAnsi="Calibri"/>
+          <w:b w:val="0"/>
           <w:color w:val="000000"/>
+          <w:sz w:val="20"/>
         </w:rPr>
-        <w:t>2. Toleransi Kunjungan dan Jendela Perlindungan Pembekuan 1 Tahun: SIMASADI menerapkan toleransi pengisian berkas pengawasan hingga akhir bulan pelaksanaan kunjungan (submission_due_date = end_at-&gt;endOfMonth()). Jika batas toleransi terlampaui tanpa penyelesaian, sistem secara otomatis mengunci dan mengubah status LPK menjadi DIBEKUKAN (SUSPENDED) dengan penanda badge ungu kontras. Selama masa pembekuan, LPK diberikan hak pemulihan melalui jendela penyelesaian selama 1 tahun penuh disertai informasi hitung mundur hari dan bulan tersisa. Jika batas 1 tahun tersebut habis tanpa pemenuhan kewajiban, status akreditasi LPK otomatis berubah permanen menjadi DICABUT (REVOKED).</w:t>
+        <w:t>2. Toleransi Pengisian dan Jendela Perlindungan Pembekuan 1 Tahun: SIMASADI menerapkan toleransi pengisian berkas pengawasan maksimal 4 bulan dari bulan ke-15 siklus akreditasi atau tanggal kunjungan (submission_due_date), dengan kemudahan penyesuaian tanggal fleksibel di formulir asesmen. Jika batas toleransi terlampaui tanpa penyelesaian dan jadwal asesmen telah lewat, sistem secara otomatis mengunci dan mengubah status LPK menjadi DIBEKUKAN (SUSPENDED) dengan penanda badge ungu kontras. Selama masa pembekuan, LPK diberikan hak pemulihan melalui jendela penyelesaian selama 1 tahun penuh disertai informasi hitung mundur hari dan bulan tersisa. Jika batas 1 tahun tersebut habis tanpa pemenuhan kewajiban, status akreditasi LPK otomatis berubah permanen menjadi DICABUT (REVOKED).</w:t>
       </w:r>
     </w:p>
     <w:p>
@@ -10725,20 +10670,21 @@
           <w:tcPr>
             <w:tcW w:type="dxa" w:w="648"/>
             <w:tcMar>
-              <w:top w:w="80" w:type="dxa"/>
-              <w:bottom w:w="80" w:type="dxa"/>
-              <w:left w:w="100" w:type="dxa"/>
-              <w:right w:w="100" w:type="dxa"/>
+              <w:top w:w="100" w:type="dxa"/>
+              <w:bottom w:w="100" w:type="dxa"/>
+              <w:left w:w="120" w:type="dxa"/>
+              <w:right w:w="120" w:type="dxa"/>
             </w:tcMar>
             <w:shd w:fill="F1F5F9"/>
           </w:tcPr>
           <w:p>
             <w:pPr>
-              <w:spacing w:line="276" w:lineRule="auto" w:after="40" w:before="40"/>
+              <w:spacing w:before="0" w:after="0" w:line="264" w:lineRule="auto"/>
               <w:jc w:val="center"/>
             </w:pPr>
             <w:r>
               <w:rPr>
+                <w:rFonts w:ascii="Calibri" w:hAnsi="Calibri"/>
                 <w:b/>
                 <w:color w:val="000000"/>
                 <w:sz w:val="19"/>
@@ -10751,20 +10697,21 @@
           <w:tcPr>
             <w:tcW w:type="dxa" w:w="2160"/>
             <w:tcMar>
-              <w:top w:w="80" w:type="dxa"/>
-              <w:bottom w:w="80" w:type="dxa"/>
-              <w:left w:w="100" w:type="dxa"/>
-              <w:right w:w="100" w:type="dxa"/>
+              <w:top w:w="100" w:type="dxa"/>
+              <w:bottom w:w="100" w:type="dxa"/>
+              <w:left w:w="120" w:type="dxa"/>
+              <w:right w:w="120" w:type="dxa"/>
             </w:tcMar>
             <w:shd w:fill="F1F5F9"/>
           </w:tcPr>
           <w:p>
             <w:pPr>
-              <w:spacing w:line="276" w:lineRule="auto" w:after="40" w:before="40"/>
-              <w:jc w:val="left"/>
-            </w:pPr>
-            <w:r>
-              <w:rPr>
+              <w:spacing w:before="0" w:after="0" w:line="264" w:lineRule="auto"/>
+              <w:jc w:val="left"/>
+            </w:pPr>
+            <w:r>
+              <w:rPr>
+                <w:rFonts w:ascii="Calibri" w:hAnsi="Calibri"/>
                 <w:b/>
                 <w:color w:val="000000"/>
                 <w:sz w:val="19"/>
@@ -10777,20 +10724,21 @@
           <w:tcPr>
             <w:tcW w:type="dxa" w:w="2088"/>
             <w:tcMar>
-              <w:top w:w="80" w:type="dxa"/>
-              <w:bottom w:w="80" w:type="dxa"/>
-              <w:left w:w="100" w:type="dxa"/>
-              <w:right w:w="100" w:type="dxa"/>
+              <w:top w:w="100" w:type="dxa"/>
+              <w:bottom w:w="100" w:type="dxa"/>
+              <w:left w:w="120" w:type="dxa"/>
+              <w:right w:w="120" w:type="dxa"/>
             </w:tcMar>
             <w:shd w:fill="F1F5F9"/>
           </w:tcPr>
           <w:p>
             <w:pPr>
-              <w:spacing w:line="276" w:lineRule="auto" w:after="40" w:before="40"/>
-              <w:jc w:val="left"/>
-            </w:pPr>
-            <w:r>
-              <w:rPr>
+              <w:spacing w:before="0" w:after="0" w:line="264" w:lineRule="auto"/>
+              <w:jc w:val="left"/>
+            </w:pPr>
+            <w:r>
+              <w:rPr>
+                <w:rFonts w:ascii="Calibri" w:hAnsi="Calibri"/>
                 <w:b/>
                 <w:color w:val="000000"/>
                 <w:sz w:val="19"/>
@@ -10803,20 +10751,21 @@
           <w:tcPr>
             <w:tcW w:type="dxa" w:w="1728"/>
             <w:tcMar>
-              <w:top w:w="80" w:type="dxa"/>
-              <w:bottom w:w="80" w:type="dxa"/>
-              <w:left w:w="100" w:type="dxa"/>
-              <w:right w:w="100" w:type="dxa"/>
+              <w:top w:w="100" w:type="dxa"/>
+              <w:bottom w:w="100" w:type="dxa"/>
+              <w:left w:w="120" w:type="dxa"/>
+              <w:right w:w="120" w:type="dxa"/>
             </w:tcMar>
             <w:shd w:fill="F1F5F9"/>
           </w:tcPr>
           <w:p>
             <w:pPr>
-              <w:spacing w:line="276" w:lineRule="auto" w:after="40" w:before="40"/>
-              <w:jc w:val="left"/>
-            </w:pPr>
-            <w:r>
-              <w:rPr>
+              <w:spacing w:before="0" w:after="0" w:line="264" w:lineRule="auto"/>
+              <w:jc w:val="center"/>
+            </w:pPr>
+            <w:r>
+              <w:rPr>
+                <w:rFonts w:ascii="Calibri" w:hAnsi="Calibri"/>
                 <w:b/>
                 <w:color w:val="000000"/>
                 <w:sz w:val="19"/>
@@ -10829,20 +10778,21 @@
           <w:tcPr>
             <w:tcW w:type="dxa" w:w="2736"/>
             <w:tcMar>
-              <w:top w:w="80" w:type="dxa"/>
-              <w:bottom w:w="80" w:type="dxa"/>
-              <w:left w:w="100" w:type="dxa"/>
-              <w:right w:w="100" w:type="dxa"/>
+              <w:top w:w="100" w:type="dxa"/>
+              <w:bottom w:w="100" w:type="dxa"/>
+              <w:left w:w="120" w:type="dxa"/>
+              <w:right w:w="120" w:type="dxa"/>
             </w:tcMar>
             <w:shd w:fill="F1F5F9"/>
           </w:tcPr>
           <w:p>
             <w:pPr>
-              <w:spacing w:line="276" w:lineRule="auto" w:after="40" w:before="40"/>
-              <w:jc w:val="left"/>
-            </w:pPr>
-            <w:r>
-              <w:rPr>
+              <w:spacing w:before="0" w:after="0" w:line="264" w:lineRule="auto"/>
+              <w:jc w:val="left"/>
+            </w:pPr>
+            <w:r>
+              <w:rPr>
+                <w:rFonts w:ascii="Calibri" w:hAnsi="Calibri"/>
                 <w:b/>
                 <w:color w:val="000000"/>
                 <w:sz w:val="19"/>
@@ -10857,22 +10807,24 @@
           <w:tcPr>
             <w:tcW w:type="dxa" w:w="648"/>
             <w:tcMar>
-              <w:top w:w="80" w:type="dxa"/>
-              <w:bottom w:w="80" w:type="dxa"/>
-              <w:left w:w="100" w:type="dxa"/>
-              <w:right w:w="100" w:type="dxa"/>
-            </w:tcMar>
-            <w:shd w:fill="FFFFFF"/>
-          </w:tcPr>
-          <w:p>
-            <w:pPr>
-              <w:spacing w:line="276" w:lineRule="auto" w:after="40" w:before="40"/>
+              <w:top w:w="100" w:type="dxa"/>
+              <w:bottom w:w="100" w:type="dxa"/>
+              <w:left w:w="120" w:type="dxa"/>
+              <w:right w:w="120" w:type="dxa"/>
+            </w:tcMar>
+            <w:shd w:fill="FFFFFF"/>
+          </w:tcPr>
+          <w:p>
+            <w:pPr>
+              <w:spacing w:before="0" w:after="0" w:line="264" w:lineRule="auto"/>
               <w:jc w:val="center"/>
             </w:pPr>
             <w:r>
               <w:rPr>
-                <w:color w:val="000000"/>
-                <w:sz w:val="17"/>
+                <w:rFonts w:ascii="Calibri" w:hAnsi="Calibri"/>
+                <w:b w:val="0"/>
+                <w:color w:val="000000"/>
+                <w:sz w:val="18"/>
               </w:rPr>
               <w:t>1</w:t>
             </w:r>
@@ -10882,23 +10834,24 @@
           <w:tcPr>
             <w:tcW w:type="dxa" w:w="2160"/>
             <w:tcMar>
-              <w:top w:w="80" w:type="dxa"/>
-              <w:bottom w:w="80" w:type="dxa"/>
-              <w:left w:w="100" w:type="dxa"/>
-              <w:right w:w="100" w:type="dxa"/>
-            </w:tcMar>
-            <w:shd w:fill="FFFFFF"/>
-          </w:tcPr>
-          <w:p>
-            <w:pPr>
-              <w:spacing w:line="276" w:lineRule="auto" w:after="40" w:before="40"/>
-              <w:jc w:val="left"/>
-            </w:pPr>
-            <w:r>
-              <w:rPr>
-                <w:b/>
-                <w:color w:val="000000"/>
-                <w:sz w:val="17"/>
+              <w:top w:w="100" w:type="dxa"/>
+              <w:bottom w:w="100" w:type="dxa"/>
+              <w:left w:w="120" w:type="dxa"/>
+              <w:right w:w="120" w:type="dxa"/>
+            </w:tcMar>
+            <w:shd w:fill="FFFFFF"/>
+          </w:tcPr>
+          <w:p>
+            <w:pPr>
+              <w:spacing w:before="0" w:after="0" w:line="264" w:lineRule="auto"/>
+              <w:jc w:val="left"/>
+            </w:pPr>
+            <w:r>
+              <w:rPr>
+                <w:rFonts w:ascii="Calibri" w:hAnsi="Calibri"/>
+                <w:b w:val="0"/>
+                <w:color w:val="000000"/>
+                <w:sz w:val="18"/>
               </w:rPr>
               <w:t>id</w:t>
             </w:r>
@@ -10908,22 +10861,24 @@
           <w:tcPr>
             <w:tcW w:type="dxa" w:w="2088"/>
             <w:tcMar>
-              <w:top w:w="80" w:type="dxa"/>
-              <w:bottom w:w="80" w:type="dxa"/>
-              <w:left w:w="100" w:type="dxa"/>
-              <w:right w:w="100" w:type="dxa"/>
-            </w:tcMar>
-            <w:shd w:fill="FFFFFF"/>
-          </w:tcPr>
-          <w:p>
-            <w:pPr>
-              <w:spacing w:line="276" w:lineRule="auto" w:after="40" w:before="40"/>
-              <w:jc w:val="left"/>
-            </w:pPr>
-            <w:r>
-              <w:rPr>
-                <w:color w:val="000000"/>
-                <w:sz w:val="17"/>
+              <w:top w:w="100" w:type="dxa"/>
+              <w:bottom w:w="100" w:type="dxa"/>
+              <w:left w:w="120" w:type="dxa"/>
+              <w:right w:w="120" w:type="dxa"/>
+            </w:tcMar>
+            <w:shd w:fill="FFFFFF"/>
+          </w:tcPr>
+          <w:p>
+            <w:pPr>
+              <w:spacing w:before="0" w:after="0" w:line="264" w:lineRule="auto"/>
+              <w:jc w:val="left"/>
+            </w:pPr>
+            <w:r>
+              <w:rPr>
+                <w:rFonts w:ascii="Calibri" w:hAnsi="Calibri"/>
+                <w:b w:val="0"/>
+                <w:color w:val="000000"/>
+                <w:sz w:val="18"/>
               </w:rPr>
               <w:t>BIGINT (20)</w:t>
             </w:r>
@@ -10933,22 +10888,24 @@
           <w:tcPr>
             <w:tcW w:type="dxa" w:w="1728"/>
             <w:tcMar>
-              <w:top w:w="80" w:type="dxa"/>
-              <w:bottom w:w="80" w:type="dxa"/>
-              <w:left w:w="100" w:type="dxa"/>
-              <w:right w:w="100" w:type="dxa"/>
-            </w:tcMar>
-            <w:shd w:fill="FFFFFF"/>
-          </w:tcPr>
-          <w:p>
-            <w:pPr>
-              <w:spacing w:line="276" w:lineRule="auto" w:after="40" w:before="40"/>
+              <w:top w:w="100" w:type="dxa"/>
+              <w:bottom w:w="100" w:type="dxa"/>
+              <w:left w:w="120" w:type="dxa"/>
+              <w:right w:w="120" w:type="dxa"/>
+            </w:tcMar>
+            <w:shd w:fill="FFFFFF"/>
+          </w:tcPr>
+          <w:p>
+            <w:pPr>
+              <w:spacing w:before="0" w:after="0" w:line="264" w:lineRule="auto"/>
               <w:jc w:val="center"/>
             </w:pPr>
             <w:r>
               <w:rPr>
-                <w:color w:val="000000"/>
-                <w:sz w:val="17"/>
+                <w:rFonts w:ascii="Calibri" w:hAnsi="Calibri"/>
+                <w:b w:val="0"/>
+                <w:color w:val="000000"/>
+                <w:sz w:val="18"/>
               </w:rPr>
               <w:t>Primary Key (PK)</w:t>
             </w:r>
@@ -10958,22 +10915,24 @@
           <w:tcPr>
             <w:tcW w:type="dxa" w:w="2736"/>
             <w:tcMar>
-              <w:top w:w="80" w:type="dxa"/>
-              <w:bottom w:w="80" w:type="dxa"/>
-              <w:left w:w="100" w:type="dxa"/>
-              <w:right w:w="100" w:type="dxa"/>
-            </w:tcMar>
-            <w:shd w:fill="FFFFFF"/>
-          </w:tcPr>
-          <w:p>
-            <w:pPr>
-              <w:spacing w:line="276" w:lineRule="auto" w:after="40" w:before="40"/>
-              <w:jc w:val="left"/>
-            </w:pPr>
-            <w:r>
-              <w:rPr>
-                <w:color w:val="000000"/>
-                <w:sz w:val="17"/>
+              <w:top w:w="100" w:type="dxa"/>
+              <w:bottom w:w="100" w:type="dxa"/>
+              <w:left w:w="120" w:type="dxa"/>
+              <w:right w:w="120" w:type="dxa"/>
+            </w:tcMar>
+            <w:shd w:fill="FFFFFF"/>
+          </w:tcPr>
+          <w:p>
+            <w:pPr>
+              <w:spacing w:before="0" w:after="0" w:line="264" w:lineRule="auto"/>
+              <w:jc w:val="left"/>
+            </w:pPr>
+            <w:r>
+              <w:rPr>
+                <w:rFonts w:ascii="Calibri" w:hAnsi="Calibri"/>
+                <w:b w:val="0"/>
+                <w:color w:val="000000"/>
+                <w:sz w:val="18"/>
               </w:rPr>
               <w:t>Identifier unik kegiatan asesmen laboratorium</w:t>
             </w:r>
@@ -10985,22 +10944,24 @@
           <w:tcPr>
             <w:tcW w:type="dxa" w:w="648"/>
             <w:tcMar>
-              <w:top w:w="80" w:type="dxa"/>
-              <w:bottom w:w="80" w:type="dxa"/>
-              <w:left w:w="100" w:type="dxa"/>
-              <w:right w:w="100" w:type="dxa"/>
-            </w:tcMar>
-            <w:shd w:fill="F8FAFC"/>
-          </w:tcPr>
-          <w:p>
-            <w:pPr>
-              <w:spacing w:line="276" w:lineRule="auto" w:after="40" w:before="40"/>
+              <w:top w:w="100" w:type="dxa"/>
+              <w:bottom w:w="100" w:type="dxa"/>
+              <w:left w:w="120" w:type="dxa"/>
+              <w:right w:w="120" w:type="dxa"/>
+            </w:tcMar>
+            <w:shd w:fill="F8FAFC"/>
+          </w:tcPr>
+          <w:p>
+            <w:pPr>
+              <w:spacing w:before="0" w:after="0" w:line="264" w:lineRule="auto"/>
               <w:jc w:val="center"/>
             </w:pPr>
             <w:r>
               <w:rPr>
-                <w:color w:val="000000"/>
-                <w:sz w:val="17"/>
+                <w:rFonts w:ascii="Calibri" w:hAnsi="Calibri"/>
+                <w:b w:val="0"/>
+                <w:color w:val="000000"/>
+                <w:sz w:val="18"/>
               </w:rPr>
               <w:t>2</w:t>
             </w:r>
@@ -11010,23 +10971,24 @@
           <w:tcPr>
             <w:tcW w:type="dxa" w:w="2160"/>
             <w:tcMar>
-              <w:top w:w="80" w:type="dxa"/>
-              <w:bottom w:w="80" w:type="dxa"/>
-              <w:left w:w="100" w:type="dxa"/>
-              <w:right w:w="100" w:type="dxa"/>
-            </w:tcMar>
-            <w:shd w:fill="F8FAFC"/>
-          </w:tcPr>
-          <w:p>
-            <w:pPr>
-              <w:spacing w:line="276" w:lineRule="auto" w:after="40" w:before="40"/>
-              <w:jc w:val="left"/>
-            </w:pPr>
-            <w:r>
-              <w:rPr>
-                <w:b/>
-                <w:color w:val="000000"/>
-                <w:sz w:val="17"/>
+              <w:top w:w="100" w:type="dxa"/>
+              <w:bottom w:w="100" w:type="dxa"/>
+              <w:left w:w="120" w:type="dxa"/>
+              <w:right w:w="120" w:type="dxa"/>
+            </w:tcMar>
+            <w:shd w:fill="F8FAFC"/>
+          </w:tcPr>
+          <w:p>
+            <w:pPr>
+              <w:spacing w:before="0" w:after="0" w:line="264" w:lineRule="auto"/>
+              <w:jc w:val="left"/>
+            </w:pPr>
+            <w:r>
+              <w:rPr>
+                <w:rFonts w:ascii="Calibri" w:hAnsi="Calibri"/>
+                <w:b w:val="0"/>
+                <w:color w:val="000000"/>
+                <w:sz w:val="18"/>
               </w:rPr>
               <w:t>lpk_id</w:t>
             </w:r>
@@ -11036,22 +10998,24 @@
           <w:tcPr>
             <w:tcW w:type="dxa" w:w="2088"/>
             <w:tcMar>
-              <w:top w:w="80" w:type="dxa"/>
-              <w:bottom w:w="80" w:type="dxa"/>
-              <w:left w:w="100" w:type="dxa"/>
-              <w:right w:w="100" w:type="dxa"/>
-            </w:tcMar>
-            <w:shd w:fill="F8FAFC"/>
-          </w:tcPr>
-          <w:p>
-            <w:pPr>
-              <w:spacing w:line="276" w:lineRule="auto" w:after="40" w:before="40"/>
-              <w:jc w:val="left"/>
-            </w:pPr>
-            <w:r>
-              <w:rPr>
-                <w:color w:val="000000"/>
-                <w:sz w:val="17"/>
+              <w:top w:w="100" w:type="dxa"/>
+              <w:bottom w:w="100" w:type="dxa"/>
+              <w:left w:w="120" w:type="dxa"/>
+              <w:right w:w="120" w:type="dxa"/>
+            </w:tcMar>
+            <w:shd w:fill="F8FAFC"/>
+          </w:tcPr>
+          <w:p>
+            <w:pPr>
+              <w:spacing w:before="0" w:after="0" w:line="264" w:lineRule="auto"/>
+              <w:jc w:val="left"/>
+            </w:pPr>
+            <w:r>
+              <w:rPr>
+                <w:rFonts w:ascii="Calibri" w:hAnsi="Calibri"/>
+                <w:b w:val="0"/>
+                <w:color w:val="000000"/>
+                <w:sz w:val="18"/>
               </w:rPr>
               <w:t>BIGINT (20)</w:t>
             </w:r>
@@ -11061,22 +11025,24 @@
           <w:tcPr>
             <w:tcW w:type="dxa" w:w="1728"/>
             <w:tcMar>
-              <w:top w:w="80" w:type="dxa"/>
-              <w:bottom w:w="80" w:type="dxa"/>
-              <w:left w:w="100" w:type="dxa"/>
-              <w:right w:w="100" w:type="dxa"/>
-            </w:tcMar>
-            <w:shd w:fill="F8FAFC"/>
-          </w:tcPr>
-          <w:p>
-            <w:pPr>
-              <w:spacing w:line="276" w:lineRule="auto" w:after="40" w:before="40"/>
-              <w:jc w:val="left"/>
-            </w:pPr>
-            <w:r>
-              <w:rPr>
-                <w:color w:val="000000"/>
-                <w:sz w:val="17"/>
+              <w:top w:w="100" w:type="dxa"/>
+              <w:bottom w:w="100" w:type="dxa"/>
+              <w:left w:w="120" w:type="dxa"/>
+              <w:right w:w="120" w:type="dxa"/>
+            </w:tcMar>
+            <w:shd w:fill="F8FAFC"/>
+          </w:tcPr>
+          <w:p>
+            <w:pPr>
+              <w:spacing w:before="0" w:after="0" w:line="264" w:lineRule="auto"/>
+              <w:jc w:val="center"/>
+            </w:pPr>
+            <w:r>
+              <w:rPr>
+                <w:rFonts w:ascii="Calibri" w:hAnsi="Calibri"/>
+                <w:b w:val="0"/>
+                <w:color w:val="000000"/>
+                <w:sz w:val="18"/>
               </w:rPr>
               <w:t>Foreign Key (FK)</w:t>
             </w:r>
@@ -11086,22 +11052,24 @@
           <w:tcPr>
             <w:tcW w:type="dxa" w:w="2736"/>
             <w:tcMar>
-              <w:top w:w="80" w:type="dxa"/>
-              <w:bottom w:w="80" w:type="dxa"/>
-              <w:left w:w="100" w:type="dxa"/>
-              <w:right w:w="100" w:type="dxa"/>
-            </w:tcMar>
-            <w:shd w:fill="F8FAFC"/>
-          </w:tcPr>
-          <w:p>
-            <w:pPr>
-              <w:spacing w:line="276" w:lineRule="auto" w:after="40" w:before="40"/>
-              <w:jc w:val="left"/>
-            </w:pPr>
-            <w:r>
-              <w:rPr>
-                <w:color w:val="000000"/>
-                <w:sz w:val="17"/>
+              <w:top w:w="100" w:type="dxa"/>
+              <w:bottom w:w="100" w:type="dxa"/>
+              <w:left w:w="120" w:type="dxa"/>
+              <w:right w:w="120" w:type="dxa"/>
+            </w:tcMar>
+            <w:shd w:fill="F8FAFC"/>
+          </w:tcPr>
+          <w:p>
+            <w:pPr>
+              <w:spacing w:before="0" w:after="0" w:line="264" w:lineRule="auto"/>
+              <w:jc w:val="left"/>
+            </w:pPr>
+            <w:r>
+              <w:rPr>
+                <w:rFonts w:ascii="Calibri" w:hAnsi="Calibri"/>
+                <w:b w:val="0"/>
+                <w:color w:val="000000"/>
+                <w:sz w:val="18"/>
               </w:rPr>
               <w:t>Relasi ke lpks.id laboratorium yang dinilai</w:t>
             </w:r>
@@ -11113,22 +11081,24 @@
           <w:tcPr>
             <w:tcW w:type="dxa" w:w="648"/>
             <w:tcMar>
-              <w:top w:w="80" w:type="dxa"/>
-              <w:bottom w:w="80" w:type="dxa"/>
-              <w:left w:w="100" w:type="dxa"/>
-              <w:right w:w="100" w:type="dxa"/>
-            </w:tcMar>
-            <w:shd w:fill="FFFFFF"/>
-          </w:tcPr>
-          <w:p>
-            <w:pPr>
-              <w:spacing w:line="276" w:lineRule="auto" w:after="40" w:before="40"/>
+              <w:top w:w="100" w:type="dxa"/>
+              <w:bottom w:w="100" w:type="dxa"/>
+              <w:left w:w="120" w:type="dxa"/>
+              <w:right w:w="120" w:type="dxa"/>
+            </w:tcMar>
+            <w:shd w:fill="FFFFFF"/>
+          </w:tcPr>
+          <w:p>
+            <w:pPr>
+              <w:spacing w:before="0" w:after="0" w:line="264" w:lineRule="auto"/>
               <w:jc w:val="center"/>
             </w:pPr>
             <w:r>
               <w:rPr>
-                <w:color w:val="000000"/>
-                <w:sz w:val="17"/>
+                <w:rFonts w:ascii="Calibri" w:hAnsi="Calibri"/>
+                <w:b w:val="0"/>
+                <w:color w:val="000000"/>
+                <w:sz w:val="18"/>
               </w:rPr>
               <w:t>3</w:t>
             </w:r>
@@ -11138,23 +11108,24 @@
           <w:tcPr>
             <w:tcW w:type="dxa" w:w="2160"/>
             <w:tcMar>
-              <w:top w:w="80" w:type="dxa"/>
-              <w:bottom w:w="80" w:type="dxa"/>
-              <w:left w:w="100" w:type="dxa"/>
-              <w:right w:w="100" w:type="dxa"/>
-            </w:tcMar>
-            <w:shd w:fill="FFFFFF"/>
-          </w:tcPr>
-          <w:p>
-            <w:pPr>
-              <w:spacing w:line="276" w:lineRule="auto" w:after="40" w:before="40"/>
-              <w:jc w:val="left"/>
-            </w:pPr>
-            <w:r>
-              <w:rPr>
-                <w:b/>
-                <w:color w:val="000000"/>
-                <w:sz w:val="17"/>
+              <w:top w:w="100" w:type="dxa"/>
+              <w:bottom w:w="100" w:type="dxa"/>
+              <w:left w:w="120" w:type="dxa"/>
+              <w:right w:w="120" w:type="dxa"/>
+            </w:tcMar>
+            <w:shd w:fill="FFFFFF"/>
+          </w:tcPr>
+          <w:p>
+            <w:pPr>
+              <w:spacing w:before="0" w:after="0" w:line="264" w:lineRule="auto"/>
+              <w:jc w:val="left"/>
+            </w:pPr>
+            <w:r>
+              <w:rPr>
+                <w:rFonts w:ascii="Calibri" w:hAnsi="Calibri"/>
+                <w:b w:val="0"/>
+                <w:color w:val="000000"/>
+                <w:sz w:val="18"/>
               </w:rPr>
               <w:t>created_by</w:t>
             </w:r>
@@ -11164,22 +11135,24 @@
           <w:tcPr>
             <w:tcW w:type="dxa" w:w="2088"/>
             <w:tcMar>
-              <w:top w:w="80" w:type="dxa"/>
-              <w:bottom w:w="80" w:type="dxa"/>
-              <w:left w:w="100" w:type="dxa"/>
-              <w:right w:w="100" w:type="dxa"/>
-            </w:tcMar>
-            <w:shd w:fill="FFFFFF"/>
-          </w:tcPr>
-          <w:p>
-            <w:pPr>
-              <w:spacing w:line="276" w:lineRule="auto" w:after="40" w:before="40"/>
-              <w:jc w:val="left"/>
-            </w:pPr>
-            <w:r>
-              <w:rPr>
-                <w:color w:val="000000"/>
-                <w:sz w:val="17"/>
+              <w:top w:w="100" w:type="dxa"/>
+              <w:bottom w:w="100" w:type="dxa"/>
+              <w:left w:w="120" w:type="dxa"/>
+              <w:right w:w="120" w:type="dxa"/>
+            </w:tcMar>
+            <w:shd w:fill="FFFFFF"/>
+          </w:tcPr>
+          <w:p>
+            <w:pPr>
+              <w:spacing w:before="0" w:after="0" w:line="264" w:lineRule="auto"/>
+              <w:jc w:val="left"/>
+            </w:pPr>
+            <w:r>
+              <w:rPr>
+                <w:rFonts w:ascii="Calibri" w:hAnsi="Calibri"/>
+                <w:b w:val="0"/>
+                <w:color w:val="000000"/>
+                <w:sz w:val="18"/>
               </w:rPr>
               <w:t>BIGINT (20)</w:t>
             </w:r>
@@ -11189,22 +11162,24 @@
           <w:tcPr>
             <w:tcW w:type="dxa" w:w="1728"/>
             <w:tcMar>
-              <w:top w:w="80" w:type="dxa"/>
-              <w:bottom w:w="80" w:type="dxa"/>
-              <w:left w:w="100" w:type="dxa"/>
-              <w:right w:w="100" w:type="dxa"/>
-            </w:tcMar>
-            <w:shd w:fill="FFFFFF"/>
-          </w:tcPr>
-          <w:p>
-            <w:pPr>
-              <w:spacing w:line="276" w:lineRule="auto" w:after="40" w:before="40"/>
-              <w:jc w:val="left"/>
-            </w:pPr>
-            <w:r>
-              <w:rPr>
-                <w:color w:val="000000"/>
-                <w:sz w:val="17"/>
+              <w:top w:w="100" w:type="dxa"/>
+              <w:bottom w:w="100" w:type="dxa"/>
+              <w:left w:w="120" w:type="dxa"/>
+              <w:right w:w="120" w:type="dxa"/>
+            </w:tcMar>
+            <w:shd w:fill="FFFFFF"/>
+          </w:tcPr>
+          <w:p>
+            <w:pPr>
+              <w:spacing w:before="0" w:after="0" w:line="264" w:lineRule="auto"/>
+              <w:jc w:val="center"/>
+            </w:pPr>
+            <w:r>
+              <w:rPr>
+                <w:rFonts w:ascii="Calibri" w:hAnsi="Calibri"/>
+                <w:b w:val="0"/>
+                <w:color w:val="000000"/>
+                <w:sz w:val="18"/>
               </w:rPr>
               <w:t>Foreign Key (FK)</w:t>
             </w:r>
@@ -11214,22 +11189,24 @@
           <w:tcPr>
             <w:tcW w:type="dxa" w:w="2736"/>
             <w:tcMar>
-              <w:top w:w="80" w:type="dxa"/>
-              <w:bottom w:w="80" w:type="dxa"/>
-              <w:left w:w="100" w:type="dxa"/>
-              <w:right w:w="100" w:type="dxa"/>
-            </w:tcMar>
-            <w:shd w:fill="FFFFFF"/>
-          </w:tcPr>
-          <w:p>
-            <w:pPr>
-              <w:spacing w:line="276" w:lineRule="auto" w:after="40" w:before="40"/>
-              <w:jc w:val="left"/>
-            </w:pPr>
-            <w:r>
-              <w:rPr>
-                <w:color w:val="000000"/>
-                <w:sz w:val="17"/>
+              <w:top w:w="100" w:type="dxa"/>
+              <w:bottom w:w="100" w:type="dxa"/>
+              <w:left w:w="120" w:type="dxa"/>
+              <w:right w:w="120" w:type="dxa"/>
+            </w:tcMar>
+            <w:shd w:fill="FFFFFF"/>
+          </w:tcPr>
+          <w:p>
+            <w:pPr>
+              <w:spacing w:before="0" w:after="0" w:line="264" w:lineRule="auto"/>
+              <w:jc w:val="left"/>
+            </w:pPr>
+            <w:r>
+              <w:rPr>
+                <w:rFonts w:ascii="Calibri" w:hAnsi="Calibri"/>
+                <w:b w:val="0"/>
+                <w:color w:val="000000"/>
+                <w:sz w:val="18"/>
               </w:rPr>
               <w:t>Relasi ke users.id pembuat agenda asesmen</w:t>
             </w:r>
@@ -11241,22 +11218,24 @@
           <w:tcPr>
             <w:tcW w:type="dxa" w:w="648"/>
             <w:tcMar>
-              <w:top w:w="80" w:type="dxa"/>
-              <w:bottom w:w="80" w:type="dxa"/>
-              <w:left w:w="100" w:type="dxa"/>
-              <w:right w:w="100" w:type="dxa"/>
-            </w:tcMar>
-            <w:shd w:fill="F8FAFC"/>
-          </w:tcPr>
-          <w:p>
-            <w:pPr>
-              <w:spacing w:line="276" w:lineRule="auto" w:after="40" w:before="40"/>
+              <w:top w:w="100" w:type="dxa"/>
+              <w:bottom w:w="100" w:type="dxa"/>
+              <w:left w:w="120" w:type="dxa"/>
+              <w:right w:w="120" w:type="dxa"/>
+            </w:tcMar>
+            <w:shd w:fill="F8FAFC"/>
+          </w:tcPr>
+          <w:p>
+            <w:pPr>
+              <w:spacing w:before="0" w:after="0" w:line="264" w:lineRule="auto"/>
               <w:jc w:val="center"/>
             </w:pPr>
             <w:r>
               <w:rPr>
-                <w:color w:val="000000"/>
-                <w:sz w:val="17"/>
+                <w:rFonts w:ascii="Calibri" w:hAnsi="Calibri"/>
+                <w:b w:val="0"/>
+                <w:color w:val="000000"/>
+                <w:sz w:val="18"/>
               </w:rPr>
               <w:t>4</w:t>
             </w:r>
@@ -11266,23 +11245,24 @@
           <w:tcPr>
             <w:tcW w:type="dxa" w:w="2160"/>
             <w:tcMar>
-              <w:top w:w="80" w:type="dxa"/>
-              <w:bottom w:w="80" w:type="dxa"/>
-              <w:left w:w="100" w:type="dxa"/>
-              <w:right w:w="100" w:type="dxa"/>
-            </w:tcMar>
-            <w:shd w:fill="F8FAFC"/>
-          </w:tcPr>
-          <w:p>
-            <w:pPr>
-              <w:spacing w:line="276" w:lineRule="auto" w:after="40" w:before="40"/>
-              <w:jc w:val="left"/>
-            </w:pPr>
-            <w:r>
-              <w:rPr>
-                <w:b/>
-                <w:color w:val="000000"/>
-                <w:sz w:val="17"/>
+              <w:top w:w="100" w:type="dxa"/>
+              <w:bottom w:w="100" w:type="dxa"/>
+              <w:left w:w="120" w:type="dxa"/>
+              <w:right w:w="120" w:type="dxa"/>
+            </w:tcMar>
+            <w:shd w:fill="F8FAFC"/>
+          </w:tcPr>
+          <w:p>
+            <w:pPr>
+              <w:spacing w:before="0" w:after="0" w:line="264" w:lineRule="auto"/>
+              <w:jc w:val="left"/>
+            </w:pPr>
+            <w:r>
+              <w:rPr>
+                <w:rFonts w:ascii="Calibri" w:hAnsi="Calibri"/>
+                <w:b w:val="0"/>
+                <w:color w:val="000000"/>
+                <w:sz w:val="18"/>
               </w:rPr>
               <w:t>title</w:t>
             </w:r>
@@ -11292,22 +11272,24 @@
           <w:tcPr>
             <w:tcW w:type="dxa" w:w="2088"/>
             <w:tcMar>
-              <w:top w:w="80" w:type="dxa"/>
-              <w:bottom w:w="80" w:type="dxa"/>
-              <w:left w:w="100" w:type="dxa"/>
-              <w:right w:w="100" w:type="dxa"/>
-            </w:tcMar>
-            <w:shd w:fill="F8FAFC"/>
-          </w:tcPr>
-          <w:p>
-            <w:pPr>
-              <w:spacing w:line="276" w:lineRule="auto" w:after="40" w:before="40"/>
-              <w:jc w:val="left"/>
-            </w:pPr>
-            <w:r>
-              <w:rPr>
-                <w:color w:val="000000"/>
-                <w:sz w:val="17"/>
+              <w:top w:w="100" w:type="dxa"/>
+              <w:bottom w:w="100" w:type="dxa"/>
+              <w:left w:w="120" w:type="dxa"/>
+              <w:right w:w="120" w:type="dxa"/>
+            </w:tcMar>
+            <w:shd w:fill="F8FAFC"/>
+          </w:tcPr>
+          <w:p>
+            <w:pPr>
+              <w:spacing w:before="0" w:after="0" w:line="264" w:lineRule="auto"/>
+              <w:jc w:val="left"/>
+            </w:pPr>
+            <w:r>
+              <w:rPr>
+                <w:rFonts w:ascii="Calibri" w:hAnsi="Calibri"/>
+                <w:b w:val="0"/>
+                <w:color w:val="000000"/>
+                <w:sz w:val="18"/>
               </w:rPr>
               <w:t>VARCHAR (255)</w:t>
             </w:r>
@@ -11317,22 +11299,24 @@
           <w:tcPr>
             <w:tcW w:type="dxa" w:w="1728"/>
             <w:tcMar>
-              <w:top w:w="80" w:type="dxa"/>
-              <w:bottom w:w="80" w:type="dxa"/>
-              <w:left w:w="100" w:type="dxa"/>
-              <w:right w:w="100" w:type="dxa"/>
-            </w:tcMar>
-            <w:shd w:fill="F8FAFC"/>
-          </w:tcPr>
-          <w:p>
-            <w:pPr>
-              <w:spacing w:line="276" w:lineRule="auto" w:after="40" w:before="40"/>
+              <w:top w:w="100" w:type="dxa"/>
+              <w:bottom w:w="100" w:type="dxa"/>
+              <w:left w:w="120" w:type="dxa"/>
+              <w:right w:w="120" w:type="dxa"/>
+            </w:tcMar>
+            <w:shd w:fill="F8FAFC"/>
+          </w:tcPr>
+          <w:p>
+            <w:pPr>
+              <w:spacing w:before="0" w:after="0" w:line="264" w:lineRule="auto"/>
               <w:jc w:val="center"/>
             </w:pPr>
             <w:r>
               <w:rPr>
-                <w:color w:val="000000"/>
-                <w:sz w:val="17"/>
+                <w:rFonts w:ascii="Calibri" w:hAnsi="Calibri"/>
+                <w:b w:val="0"/>
+                <w:color w:val="000000"/>
+                <w:sz w:val="18"/>
               </w:rPr>
               <w:t>-</w:t>
             </w:r>
@@ -11342,22 +11326,24 @@
           <w:tcPr>
             <w:tcW w:type="dxa" w:w="2736"/>
             <w:tcMar>
-              <w:top w:w="80" w:type="dxa"/>
-              <w:bottom w:w="80" w:type="dxa"/>
-              <w:left w:w="100" w:type="dxa"/>
-              <w:right w:w="100" w:type="dxa"/>
-            </w:tcMar>
-            <w:shd w:fill="F8FAFC"/>
-          </w:tcPr>
-          <w:p>
-            <w:pPr>
-              <w:spacing w:line="276" w:lineRule="auto" w:after="40" w:before="40"/>
-              <w:jc w:val="left"/>
-            </w:pPr>
-            <w:r>
-              <w:rPr>
-                <w:color w:val="000000"/>
-                <w:sz w:val="17"/>
+              <w:top w:w="100" w:type="dxa"/>
+              <w:bottom w:w="100" w:type="dxa"/>
+              <w:left w:w="120" w:type="dxa"/>
+              <w:right w:w="120" w:type="dxa"/>
+            </w:tcMar>
+            <w:shd w:fill="F8FAFC"/>
+          </w:tcPr>
+          <w:p>
+            <w:pPr>
+              <w:spacing w:before="0" w:after="0" w:line="264" w:lineRule="auto"/>
+              <w:jc w:val="left"/>
+            </w:pPr>
+            <w:r>
+              <w:rPr>
+                <w:rFonts w:ascii="Calibri" w:hAnsi="Calibri"/>
+                <w:b w:val="0"/>
+                <w:color w:val="000000"/>
+                <w:sz w:val="18"/>
               </w:rPr>
               <w:t>Judul deskriptif pelaksanaan kegiatan asesmen</w:t>
             </w:r>
@@ -11369,22 +11355,24 @@
           <w:tcPr>
             <w:tcW w:type="dxa" w:w="648"/>
             <w:tcMar>
-              <w:top w:w="80" w:type="dxa"/>
-              <w:bottom w:w="80" w:type="dxa"/>
-              <w:left w:w="100" w:type="dxa"/>
-              <w:right w:w="100" w:type="dxa"/>
-            </w:tcMar>
-            <w:shd w:fill="FFFFFF"/>
-          </w:tcPr>
-          <w:p>
-            <w:pPr>
-              <w:spacing w:line="276" w:lineRule="auto" w:after="40" w:before="40"/>
+              <w:top w:w="100" w:type="dxa"/>
+              <w:bottom w:w="100" w:type="dxa"/>
+              <w:left w:w="120" w:type="dxa"/>
+              <w:right w:w="120" w:type="dxa"/>
+            </w:tcMar>
+            <w:shd w:fill="FFFFFF"/>
+          </w:tcPr>
+          <w:p>
+            <w:pPr>
+              <w:spacing w:before="0" w:after="0" w:line="264" w:lineRule="auto"/>
               <w:jc w:val="center"/>
             </w:pPr>
             <w:r>
               <w:rPr>
-                <w:color w:val="000000"/>
-                <w:sz w:val="17"/>
+                <w:rFonts w:ascii="Calibri" w:hAnsi="Calibri"/>
+                <w:b w:val="0"/>
+                <w:color w:val="000000"/>
+                <w:sz w:val="18"/>
               </w:rPr>
               <w:t>5</w:t>
             </w:r>
@@ -11394,23 +11382,24 @@
           <w:tcPr>
             <w:tcW w:type="dxa" w:w="2160"/>
             <w:tcMar>
-              <w:top w:w="80" w:type="dxa"/>
-              <w:bottom w:w="80" w:type="dxa"/>
-              <w:left w:w="100" w:type="dxa"/>
-              <w:right w:w="100" w:type="dxa"/>
-            </w:tcMar>
-            <w:shd w:fill="FFFFFF"/>
-          </w:tcPr>
-          <w:p>
-            <w:pPr>
-              <w:spacing w:line="276" w:lineRule="auto" w:after="40" w:before="40"/>
-              <w:jc w:val="left"/>
-            </w:pPr>
-            <w:r>
-              <w:rPr>
-                <w:b/>
-                <w:color w:val="000000"/>
-                <w:sz w:val="17"/>
+              <w:top w:w="100" w:type="dxa"/>
+              <w:bottom w:w="100" w:type="dxa"/>
+              <w:left w:w="120" w:type="dxa"/>
+              <w:right w:w="120" w:type="dxa"/>
+            </w:tcMar>
+            <w:shd w:fill="FFFFFF"/>
+          </w:tcPr>
+          <w:p>
+            <w:pPr>
+              <w:spacing w:before="0" w:after="0" w:line="264" w:lineRule="auto"/>
+              <w:jc w:val="left"/>
+            </w:pPr>
+            <w:r>
+              <w:rPr>
+                <w:rFonts w:ascii="Calibri" w:hAnsi="Calibri"/>
+                <w:b w:val="0"/>
+                <w:color w:val="000000"/>
+                <w:sz w:val="18"/>
               </w:rPr>
               <w:t>assessment_type</w:t>
             </w:r>
@@ -11420,22 +11409,24 @@
           <w:tcPr>
             <w:tcW w:type="dxa" w:w="2088"/>
             <w:tcMar>
-              <w:top w:w="80" w:type="dxa"/>
-              <w:bottom w:w="80" w:type="dxa"/>
-              <w:left w:w="100" w:type="dxa"/>
-              <w:right w:w="100" w:type="dxa"/>
-            </w:tcMar>
-            <w:shd w:fill="FFFFFF"/>
-          </w:tcPr>
-          <w:p>
-            <w:pPr>
-              <w:spacing w:line="276" w:lineRule="auto" w:after="40" w:before="40"/>
-              <w:jc w:val="left"/>
-            </w:pPr>
-            <w:r>
-              <w:rPr>
-                <w:color w:val="000000"/>
-                <w:sz w:val="17"/>
+              <w:top w:w="100" w:type="dxa"/>
+              <w:bottom w:w="100" w:type="dxa"/>
+              <w:left w:w="120" w:type="dxa"/>
+              <w:right w:w="120" w:type="dxa"/>
+            </w:tcMar>
+            <w:shd w:fill="FFFFFF"/>
+          </w:tcPr>
+          <w:p>
+            <w:pPr>
+              <w:spacing w:before="0" w:after="0" w:line="264" w:lineRule="auto"/>
+              <w:jc w:val="left"/>
+            </w:pPr>
+            <w:r>
+              <w:rPr>
+                <w:rFonts w:ascii="Calibri" w:hAnsi="Calibri"/>
+                <w:b w:val="0"/>
+                <w:color w:val="000000"/>
+                <w:sz w:val="18"/>
               </w:rPr>
               <w:t>VARCHAR (50)</w:t>
             </w:r>
@@ -11445,22 +11436,24 @@
           <w:tcPr>
             <w:tcW w:type="dxa" w:w="1728"/>
             <w:tcMar>
-              <w:top w:w="80" w:type="dxa"/>
-              <w:bottom w:w="80" w:type="dxa"/>
-              <w:left w:w="100" w:type="dxa"/>
-              <w:right w:w="100" w:type="dxa"/>
-            </w:tcMar>
-            <w:shd w:fill="FFFFFF"/>
-          </w:tcPr>
-          <w:p>
-            <w:pPr>
-              <w:spacing w:line="276" w:lineRule="auto" w:after="40" w:before="40"/>
+              <w:top w:w="100" w:type="dxa"/>
+              <w:bottom w:w="100" w:type="dxa"/>
+              <w:left w:w="120" w:type="dxa"/>
+              <w:right w:w="120" w:type="dxa"/>
+            </w:tcMar>
+            <w:shd w:fill="FFFFFF"/>
+          </w:tcPr>
+          <w:p>
+            <w:pPr>
+              <w:spacing w:before="0" w:after="0" w:line="264" w:lineRule="auto"/>
               <w:jc w:val="center"/>
             </w:pPr>
             <w:r>
               <w:rPr>
-                <w:color w:val="000000"/>
-                <w:sz w:val="17"/>
+                <w:rFonts w:ascii="Calibri" w:hAnsi="Calibri"/>
+                <w:b w:val="0"/>
+                <w:color w:val="000000"/>
+                <w:sz w:val="18"/>
               </w:rPr>
               <w:t>-</w:t>
             </w:r>
@@ -11470,22 +11463,24 @@
           <w:tcPr>
             <w:tcW w:type="dxa" w:w="2736"/>
             <w:tcMar>
-              <w:top w:w="80" w:type="dxa"/>
-              <w:bottom w:w="80" w:type="dxa"/>
-              <w:left w:w="100" w:type="dxa"/>
-              <w:right w:w="100" w:type="dxa"/>
-            </w:tcMar>
-            <w:shd w:fill="FFFFFF"/>
-          </w:tcPr>
-          <w:p>
-            <w:pPr>
-              <w:spacing w:line="276" w:lineRule="auto" w:after="40" w:before="40"/>
-              <w:jc w:val="left"/>
-            </w:pPr>
-            <w:r>
-              <w:rPr>
-                <w:color w:val="000000"/>
-                <w:sz w:val="17"/>
+              <w:top w:w="100" w:type="dxa"/>
+              <w:bottom w:w="100" w:type="dxa"/>
+              <w:left w:w="120" w:type="dxa"/>
+              <w:right w:w="120" w:type="dxa"/>
+            </w:tcMar>
+            <w:shd w:fill="FFFFFF"/>
+          </w:tcPr>
+          <w:p>
+            <w:pPr>
+              <w:spacing w:before="0" w:after="0" w:line="264" w:lineRule="auto"/>
+              <w:jc w:val="left"/>
+            </w:pPr>
+            <w:r>
+              <w:rPr>
+                <w:rFonts w:ascii="Calibri" w:hAnsi="Calibri"/>
+                <w:b w:val="0"/>
+                <w:color w:val="000000"/>
+                <w:sz w:val="18"/>
               </w:rPr>
               <w:t>8 Tipe KAN U-01: INITIAL, SURVEILLANCE_1, S1_PRL, S2, dll</w:t>
             </w:r>
@@ -11497,22 +11492,24 @@
           <w:tcPr>
             <w:tcW w:type="dxa" w:w="648"/>
             <w:tcMar>
-              <w:top w:w="80" w:type="dxa"/>
-              <w:bottom w:w="80" w:type="dxa"/>
-              <w:left w:w="100" w:type="dxa"/>
-              <w:right w:w="100" w:type="dxa"/>
-            </w:tcMar>
-            <w:shd w:fill="F8FAFC"/>
-          </w:tcPr>
-          <w:p>
-            <w:pPr>
-              <w:spacing w:line="276" w:lineRule="auto" w:after="40" w:before="40"/>
+              <w:top w:w="100" w:type="dxa"/>
+              <w:bottom w:w="100" w:type="dxa"/>
+              <w:left w:w="120" w:type="dxa"/>
+              <w:right w:w="120" w:type="dxa"/>
+            </w:tcMar>
+            <w:shd w:fill="F8FAFC"/>
+          </w:tcPr>
+          <w:p>
+            <w:pPr>
+              <w:spacing w:before="0" w:after="0" w:line="264" w:lineRule="auto"/>
               <w:jc w:val="center"/>
             </w:pPr>
             <w:r>
               <w:rPr>
-                <w:color w:val="000000"/>
-                <w:sz w:val="17"/>
+                <w:rFonts w:ascii="Calibri" w:hAnsi="Calibri"/>
+                <w:b w:val="0"/>
+                <w:color w:val="000000"/>
+                <w:sz w:val="18"/>
               </w:rPr>
               <w:t>6</w:t>
             </w:r>
@@ -11522,23 +11519,24 @@
           <w:tcPr>
             <w:tcW w:type="dxa" w:w="2160"/>
             <w:tcMar>
-              <w:top w:w="80" w:type="dxa"/>
-              <w:bottom w:w="80" w:type="dxa"/>
-              <w:left w:w="100" w:type="dxa"/>
-              <w:right w:w="100" w:type="dxa"/>
-            </w:tcMar>
-            <w:shd w:fill="F8FAFC"/>
-          </w:tcPr>
-          <w:p>
-            <w:pPr>
-              <w:spacing w:line="276" w:lineRule="auto" w:after="40" w:before="40"/>
-              <w:jc w:val="left"/>
-            </w:pPr>
-            <w:r>
-              <w:rPr>
-                <w:b/>
-                <w:color w:val="000000"/>
-                <w:sz w:val="17"/>
+              <w:top w:w="100" w:type="dxa"/>
+              <w:bottom w:w="100" w:type="dxa"/>
+              <w:left w:w="120" w:type="dxa"/>
+              <w:right w:w="120" w:type="dxa"/>
+            </w:tcMar>
+            <w:shd w:fill="F8FAFC"/>
+          </w:tcPr>
+          <w:p>
+            <w:pPr>
+              <w:spacing w:before="0" w:after="0" w:line="264" w:lineRule="auto"/>
+              <w:jc w:val="left"/>
+            </w:pPr>
+            <w:r>
+              <w:rPr>
+                <w:rFonts w:ascii="Calibri" w:hAnsi="Calibri"/>
+                <w:b w:val="0"/>
+                <w:color w:val="000000"/>
+                <w:sz w:val="18"/>
               </w:rPr>
               <w:t>start_at</w:t>
             </w:r>
@@ -11548,22 +11546,24 @@
           <w:tcPr>
             <w:tcW w:type="dxa" w:w="2088"/>
             <w:tcMar>
-              <w:top w:w="80" w:type="dxa"/>
-              <w:bottom w:w="80" w:type="dxa"/>
-              <w:left w:w="100" w:type="dxa"/>
-              <w:right w:w="100" w:type="dxa"/>
-            </w:tcMar>
-            <w:shd w:fill="F8FAFC"/>
-          </w:tcPr>
-          <w:p>
-            <w:pPr>
-              <w:spacing w:line="276" w:lineRule="auto" w:after="40" w:before="40"/>
-              <w:jc w:val="left"/>
-            </w:pPr>
-            <w:r>
-              <w:rPr>
-                <w:color w:val="000000"/>
-                <w:sz w:val="17"/>
+              <w:top w:w="100" w:type="dxa"/>
+              <w:bottom w:w="100" w:type="dxa"/>
+              <w:left w:w="120" w:type="dxa"/>
+              <w:right w:w="120" w:type="dxa"/>
+            </w:tcMar>
+            <w:shd w:fill="F8FAFC"/>
+          </w:tcPr>
+          <w:p>
+            <w:pPr>
+              <w:spacing w:before="0" w:after="0" w:line="264" w:lineRule="auto"/>
+              <w:jc w:val="left"/>
+            </w:pPr>
+            <w:r>
+              <w:rPr>
+                <w:rFonts w:ascii="Calibri" w:hAnsi="Calibri"/>
+                <w:b w:val="0"/>
+                <w:color w:val="000000"/>
+                <w:sz w:val="18"/>
               </w:rPr>
               <w:t>DATETIME</w:t>
             </w:r>
@@ -11573,22 +11573,24 @@
           <w:tcPr>
             <w:tcW w:type="dxa" w:w="1728"/>
             <w:tcMar>
-              <w:top w:w="80" w:type="dxa"/>
-              <w:bottom w:w="80" w:type="dxa"/>
-              <w:left w:w="100" w:type="dxa"/>
-              <w:right w:w="100" w:type="dxa"/>
-            </w:tcMar>
-            <w:shd w:fill="F8FAFC"/>
-          </w:tcPr>
-          <w:p>
-            <w:pPr>
-              <w:spacing w:line="276" w:lineRule="auto" w:after="40" w:before="40"/>
+              <w:top w:w="100" w:type="dxa"/>
+              <w:bottom w:w="100" w:type="dxa"/>
+              <w:left w:w="120" w:type="dxa"/>
+              <w:right w:w="120" w:type="dxa"/>
+            </w:tcMar>
+            <w:shd w:fill="F8FAFC"/>
+          </w:tcPr>
+          <w:p>
+            <w:pPr>
+              <w:spacing w:before="0" w:after="0" w:line="264" w:lineRule="auto"/>
               <w:jc w:val="center"/>
             </w:pPr>
             <w:r>
               <w:rPr>
-                <w:color w:val="000000"/>
-                <w:sz w:val="17"/>
+                <w:rFonts w:ascii="Calibri" w:hAnsi="Calibri"/>
+                <w:b w:val="0"/>
+                <w:color w:val="000000"/>
+                <w:sz w:val="18"/>
               </w:rPr>
               <w:t>-</w:t>
             </w:r>
@@ -11598,22 +11600,24 @@
           <w:tcPr>
             <w:tcW w:type="dxa" w:w="2736"/>
             <w:tcMar>
-              <w:top w:w="80" w:type="dxa"/>
-              <w:bottom w:w="80" w:type="dxa"/>
-              <w:left w:w="100" w:type="dxa"/>
-              <w:right w:w="100" w:type="dxa"/>
-            </w:tcMar>
-            <w:shd w:fill="F8FAFC"/>
-          </w:tcPr>
-          <w:p>
-            <w:pPr>
-              <w:spacing w:line="276" w:lineRule="auto" w:after="40" w:before="40"/>
-              <w:jc w:val="left"/>
-            </w:pPr>
-            <w:r>
-              <w:rPr>
-                <w:color w:val="000000"/>
-                <w:sz w:val="17"/>
+              <w:top w:w="100" w:type="dxa"/>
+              <w:bottom w:w="100" w:type="dxa"/>
+              <w:left w:w="120" w:type="dxa"/>
+              <w:right w:w="120" w:type="dxa"/>
+            </w:tcMar>
+            <w:shd w:fill="F8FAFC"/>
+          </w:tcPr>
+          <w:p>
+            <w:pPr>
+              <w:spacing w:before="0" w:after="0" w:line="264" w:lineRule="auto"/>
+              <w:jc w:val="left"/>
+            </w:pPr>
+            <w:r>
+              <w:rPr>
+                <w:rFonts w:ascii="Calibri" w:hAnsi="Calibri"/>
+                <w:b w:val="0"/>
+                <w:color w:val="000000"/>
+                <w:sz w:val="18"/>
               </w:rPr>
               <w:t>Tanggal dan waktu dimulainya asesmen lapangan</w:t>
             </w:r>
@@ -11625,22 +11629,24 @@
           <w:tcPr>
             <w:tcW w:type="dxa" w:w="648"/>
             <w:tcMar>
-              <w:top w:w="80" w:type="dxa"/>
-              <w:bottom w:w="80" w:type="dxa"/>
-              <w:left w:w="100" w:type="dxa"/>
-              <w:right w:w="100" w:type="dxa"/>
-            </w:tcMar>
-            <w:shd w:fill="FFFFFF"/>
-          </w:tcPr>
-          <w:p>
-            <w:pPr>
-              <w:spacing w:line="276" w:lineRule="auto" w:after="40" w:before="40"/>
+              <w:top w:w="100" w:type="dxa"/>
+              <w:bottom w:w="100" w:type="dxa"/>
+              <w:left w:w="120" w:type="dxa"/>
+              <w:right w:w="120" w:type="dxa"/>
+            </w:tcMar>
+            <w:shd w:fill="FFFFFF"/>
+          </w:tcPr>
+          <w:p>
+            <w:pPr>
+              <w:spacing w:before="0" w:after="0" w:line="264" w:lineRule="auto"/>
               <w:jc w:val="center"/>
             </w:pPr>
             <w:r>
               <w:rPr>
-                <w:color w:val="000000"/>
-                <w:sz w:val="17"/>
+                <w:rFonts w:ascii="Calibri" w:hAnsi="Calibri"/>
+                <w:b w:val="0"/>
+                <w:color w:val="000000"/>
+                <w:sz w:val="18"/>
               </w:rPr>
               <w:t>7</w:t>
             </w:r>
@@ -11650,23 +11656,24 @@
           <w:tcPr>
             <w:tcW w:type="dxa" w:w="2160"/>
             <w:tcMar>
-              <w:top w:w="80" w:type="dxa"/>
-              <w:bottom w:w="80" w:type="dxa"/>
-              <w:left w:w="100" w:type="dxa"/>
-              <w:right w:w="100" w:type="dxa"/>
-            </w:tcMar>
-            <w:shd w:fill="FFFFFF"/>
-          </w:tcPr>
-          <w:p>
-            <w:pPr>
-              <w:spacing w:line="276" w:lineRule="auto" w:after="40" w:before="40"/>
-              <w:jc w:val="left"/>
-            </w:pPr>
-            <w:r>
-              <w:rPr>
-                <w:b/>
-                <w:color w:val="000000"/>
-                <w:sz w:val="17"/>
+              <w:top w:w="100" w:type="dxa"/>
+              <w:bottom w:w="100" w:type="dxa"/>
+              <w:left w:w="120" w:type="dxa"/>
+              <w:right w:w="120" w:type="dxa"/>
+            </w:tcMar>
+            <w:shd w:fill="FFFFFF"/>
+          </w:tcPr>
+          <w:p>
+            <w:pPr>
+              <w:spacing w:before="0" w:after="0" w:line="264" w:lineRule="auto"/>
+              <w:jc w:val="left"/>
+            </w:pPr>
+            <w:r>
+              <w:rPr>
+                <w:rFonts w:ascii="Calibri" w:hAnsi="Calibri"/>
+                <w:b w:val="0"/>
+                <w:color w:val="000000"/>
+                <w:sz w:val="18"/>
               </w:rPr>
               <w:t>end_at</w:t>
             </w:r>
@@ -11676,22 +11683,24 @@
           <w:tcPr>
             <w:tcW w:type="dxa" w:w="2088"/>
             <w:tcMar>
-              <w:top w:w="80" w:type="dxa"/>
-              <w:bottom w:w="80" w:type="dxa"/>
-              <w:left w:w="100" w:type="dxa"/>
-              <w:right w:w="100" w:type="dxa"/>
-            </w:tcMar>
-            <w:shd w:fill="FFFFFF"/>
-          </w:tcPr>
-          <w:p>
-            <w:pPr>
-              <w:spacing w:line="276" w:lineRule="auto" w:after="40" w:before="40"/>
-              <w:jc w:val="left"/>
-            </w:pPr>
-            <w:r>
-              <w:rPr>
-                <w:color w:val="000000"/>
-                <w:sz w:val="17"/>
+              <w:top w:w="100" w:type="dxa"/>
+              <w:bottom w:w="100" w:type="dxa"/>
+              <w:left w:w="120" w:type="dxa"/>
+              <w:right w:w="120" w:type="dxa"/>
+            </w:tcMar>
+            <w:shd w:fill="FFFFFF"/>
+          </w:tcPr>
+          <w:p>
+            <w:pPr>
+              <w:spacing w:before="0" w:after="0" w:line="264" w:lineRule="auto"/>
+              <w:jc w:val="left"/>
+            </w:pPr>
+            <w:r>
+              <w:rPr>
+                <w:rFonts w:ascii="Calibri" w:hAnsi="Calibri"/>
+                <w:b w:val="0"/>
+                <w:color w:val="000000"/>
+                <w:sz w:val="18"/>
               </w:rPr>
               <w:t>DATETIME</w:t>
             </w:r>
@@ -11701,22 +11710,24 @@
           <w:tcPr>
             <w:tcW w:type="dxa" w:w="1728"/>
             <w:tcMar>
-              <w:top w:w="80" w:type="dxa"/>
-              <w:bottom w:w="80" w:type="dxa"/>
-              <w:left w:w="100" w:type="dxa"/>
-              <w:right w:w="100" w:type="dxa"/>
-            </w:tcMar>
-            <w:shd w:fill="FFFFFF"/>
-          </w:tcPr>
-          <w:p>
-            <w:pPr>
-              <w:spacing w:line="276" w:lineRule="auto" w:after="40" w:before="40"/>
+              <w:top w:w="100" w:type="dxa"/>
+              <w:bottom w:w="100" w:type="dxa"/>
+              <w:left w:w="120" w:type="dxa"/>
+              <w:right w:w="120" w:type="dxa"/>
+            </w:tcMar>
+            <w:shd w:fill="FFFFFF"/>
+          </w:tcPr>
+          <w:p>
+            <w:pPr>
+              <w:spacing w:before="0" w:after="0" w:line="264" w:lineRule="auto"/>
               <w:jc w:val="center"/>
             </w:pPr>
             <w:r>
               <w:rPr>
-                <w:color w:val="000000"/>
-                <w:sz w:val="17"/>
+                <w:rFonts w:ascii="Calibri" w:hAnsi="Calibri"/>
+                <w:b w:val="0"/>
+                <w:color w:val="000000"/>
+                <w:sz w:val="18"/>
               </w:rPr>
               <w:t>-</w:t>
             </w:r>
@@ -11726,22 +11737,24 @@
           <w:tcPr>
             <w:tcW w:type="dxa" w:w="2736"/>
             <w:tcMar>
-              <w:top w:w="80" w:type="dxa"/>
-              <w:bottom w:w="80" w:type="dxa"/>
-              <w:left w:w="100" w:type="dxa"/>
-              <w:right w:w="100" w:type="dxa"/>
-            </w:tcMar>
-            <w:shd w:fill="FFFFFF"/>
-          </w:tcPr>
-          <w:p>
-            <w:pPr>
-              <w:spacing w:line="276" w:lineRule="auto" w:after="40" w:before="40"/>
-              <w:jc w:val="left"/>
-            </w:pPr>
-            <w:r>
-              <w:rPr>
-                <w:color w:val="000000"/>
-                <w:sz w:val="17"/>
+              <w:top w:w="100" w:type="dxa"/>
+              <w:bottom w:w="100" w:type="dxa"/>
+              <w:left w:w="120" w:type="dxa"/>
+              <w:right w:w="120" w:type="dxa"/>
+            </w:tcMar>
+            <w:shd w:fill="FFFFFF"/>
+          </w:tcPr>
+          <w:p>
+            <w:pPr>
+              <w:spacing w:before="0" w:after="0" w:line="264" w:lineRule="auto"/>
+              <w:jc w:val="left"/>
+            </w:pPr>
+            <w:r>
+              <w:rPr>
+                <w:rFonts w:ascii="Calibri" w:hAnsi="Calibri"/>
+                <w:b w:val="0"/>
+                <w:color w:val="000000"/>
+                <w:sz w:val="18"/>
               </w:rPr>
               <w:t>Tanggal dan waktu berakhirnya kunjungan (acuan batas waktu)</w:t>
             </w:r>
@@ -11753,22 +11766,24 @@
           <w:tcPr>
             <w:tcW w:type="dxa" w:w="648"/>
             <w:tcMar>
-              <w:top w:w="80" w:type="dxa"/>
-              <w:bottom w:w="80" w:type="dxa"/>
-              <w:left w:w="100" w:type="dxa"/>
-              <w:right w:w="100" w:type="dxa"/>
-            </w:tcMar>
-            <w:shd w:fill="F8FAFC"/>
-          </w:tcPr>
-          <w:p>
-            <w:pPr>
-              <w:spacing w:line="276" w:lineRule="auto" w:after="40" w:before="40"/>
+              <w:top w:w="100" w:type="dxa"/>
+              <w:bottom w:w="100" w:type="dxa"/>
+              <w:left w:w="120" w:type="dxa"/>
+              <w:right w:w="120" w:type="dxa"/>
+            </w:tcMar>
+            <w:shd w:fill="F8FAFC"/>
+          </w:tcPr>
+          <w:p>
+            <w:pPr>
+              <w:spacing w:before="0" w:after="0" w:line="264" w:lineRule="auto"/>
               <w:jc w:val="center"/>
             </w:pPr>
             <w:r>
               <w:rPr>
-                <w:color w:val="000000"/>
-                <w:sz w:val="17"/>
+                <w:rFonts w:ascii="Calibri" w:hAnsi="Calibri"/>
+                <w:b w:val="0"/>
+                <w:color w:val="000000"/>
+                <w:sz w:val="18"/>
               </w:rPr>
               <w:t>8</w:t>
             </w:r>
@@ -11778,25 +11793,26 @@
           <w:tcPr>
             <w:tcW w:type="dxa" w:w="2160"/>
             <w:tcMar>
-              <w:top w:w="80" w:type="dxa"/>
-              <w:bottom w:w="80" w:type="dxa"/>
-              <w:left w:w="100" w:type="dxa"/>
-              <w:right w:w="100" w:type="dxa"/>
-            </w:tcMar>
-            <w:shd w:fill="F8FAFC"/>
-          </w:tcPr>
-          <w:p>
-            <w:pPr>
-              <w:spacing w:line="276" w:lineRule="auto" w:after="40" w:before="40"/>
-              <w:jc w:val="left"/>
-            </w:pPr>
-            <w:r>
-              <w:rPr>
-                <w:b/>
-                <w:color w:val="000000"/>
-                <w:sz w:val="17"/>
-              </w:rPr>
-              <w:t>location</w:t>
+              <w:top w:w="100" w:type="dxa"/>
+              <w:bottom w:w="100" w:type="dxa"/>
+              <w:left w:w="120" w:type="dxa"/>
+              <w:right w:w="120" w:type="dxa"/>
+            </w:tcMar>
+            <w:shd w:fill="F8FAFC"/>
+          </w:tcPr>
+          <w:p>
+            <w:pPr>
+              <w:spacing w:before="0" w:after="0" w:line="264" w:lineRule="auto"/>
+              <w:jc w:val="left"/>
+            </w:pPr>
+            <w:r>
+              <w:rPr>
+                <w:rFonts w:ascii="Calibri" w:hAnsi="Calibri"/>
+                <w:b w:val="0"/>
+                <w:color w:val="000000"/>
+                <w:sz w:val="18"/>
+              </w:rPr>
+              <w:t>submission_due_date</w:t>
             </w:r>
           </w:p>
         </w:tc>
@@ -11804,24 +11820,26 @@
           <w:tcPr>
             <w:tcW w:type="dxa" w:w="2088"/>
             <w:tcMar>
-              <w:top w:w="80" w:type="dxa"/>
-              <w:bottom w:w="80" w:type="dxa"/>
-              <w:left w:w="100" w:type="dxa"/>
-              <w:right w:w="100" w:type="dxa"/>
-            </w:tcMar>
-            <w:shd w:fill="F8FAFC"/>
-          </w:tcPr>
-          <w:p>
-            <w:pPr>
-              <w:spacing w:line="276" w:lineRule="auto" w:after="40" w:before="40"/>
-              <w:jc w:val="left"/>
-            </w:pPr>
-            <w:r>
-              <w:rPr>
-                <w:color w:val="000000"/>
-                <w:sz w:val="17"/>
-              </w:rPr>
-              <w:t>VARCHAR (255)</w:t>
+              <w:top w:w="100" w:type="dxa"/>
+              <w:bottom w:w="100" w:type="dxa"/>
+              <w:left w:w="120" w:type="dxa"/>
+              <w:right w:w="120" w:type="dxa"/>
+            </w:tcMar>
+            <w:shd w:fill="F8FAFC"/>
+          </w:tcPr>
+          <w:p>
+            <w:pPr>
+              <w:spacing w:before="0" w:after="0" w:line="264" w:lineRule="auto"/>
+              <w:jc w:val="left"/>
+            </w:pPr>
+            <w:r>
+              <w:rPr>
+                <w:rFonts w:ascii="Calibri" w:hAnsi="Calibri"/>
+                <w:b w:val="0"/>
+                <w:color w:val="000000"/>
+                <w:sz w:val="18"/>
+              </w:rPr>
+              <w:t>DATE</w:t>
             </w:r>
           </w:p>
         </w:tc>
@@ -11829,22 +11847,24 @@
           <w:tcPr>
             <w:tcW w:type="dxa" w:w="1728"/>
             <w:tcMar>
-              <w:top w:w="80" w:type="dxa"/>
-              <w:bottom w:w="80" w:type="dxa"/>
-              <w:left w:w="100" w:type="dxa"/>
-              <w:right w:w="100" w:type="dxa"/>
-            </w:tcMar>
-            <w:shd w:fill="F8FAFC"/>
-          </w:tcPr>
-          <w:p>
-            <w:pPr>
-              <w:spacing w:line="276" w:lineRule="auto" w:after="40" w:before="40"/>
+              <w:top w:w="100" w:type="dxa"/>
+              <w:bottom w:w="100" w:type="dxa"/>
+              <w:left w:w="120" w:type="dxa"/>
+              <w:right w:w="120" w:type="dxa"/>
+            </w:tcMar>
+            <w:shd w:fill="F8FAFC"/>
+          </w:tcPr>
+          <w:p>
+            <w:pPr>
+              <w:spacing w:before="0" w:after="0" w:line="264" w:lineRule="auto"/>
               <w:jc w:val="center"/>
             </w:pPr>
             <w:r>
               <w:rPr>
-                <w:color w:val="000000"/>
-                <w:sz w:val="17"/>
+                <w:rFonts w:ascii="Calibri" w:hAnsi="Calibri"/>
+                <w:b w:val="0"/>
+                <w:color w:val="000000"/>
+                <w:sz w:val="18"/>
               </w:rPr>
               <w:t>-</w:t>
             </w:r>
@@ -11854,24 +11874,26 @@
           <w:tcPr>
             <w:tcW w:type="dxa" w:w="2736"/>
             <w:tcMar>
-              <w:top w:w="80" w:type="dxa"/>
-              <w:bottom w:w="80" w:type="dxa"/>
-              <w:left w:w="100" w:type="dxa"/>
-              <w:right w:w="100" w:type="dxa"/>
-            </w:tcMar>
-            <w:shd w:fill="F8FAFC"/>
-          </w:tcPr>
-          <w:p>
-            <w:pPr>
-              <w:spacing w:line="276" w:lineRule="auto" w:after="40" w:before="40"/>
-              <w:jc w:val="left"/>
-            </w:pPr>
-            <w:r>
-              <w:rPr>
-                <w:color w:val="000000"/>
-                <w:sz w:val="17"/>
-              </w:rPr>
-              <w:t>Lokasi fisik pelaksanaan audit lapangan</w:t>
+              <w:top w:w="100" w:type="dxa"/>
+              <w:bottom w:w="100" w:type="dxa"/>
+              <w:left w:w="120" w:type="dxa"/>
+              <w:right w:w="120" w:type="dxa"/>
+            </w:tcMar>
+            <w:shd w:fill="F8FAFC"/>
+          </w:tcPr>
+          <w:p>
+            <w:pPr>
+              <w:spacing w:before="0" w:after="0" w:line="264" w:lineRule="auto"/>
+              <w:jc w:val="left"/>
+            </w:pPr>
+            <w:r>
+              <w:rPr>
+                <w:rFonts w:ascii="Calibri" w:hAnsi="Calibri"/>
+                <w:b w:val="0"/>
+                <w:color w:val="000000"/>
+                <w:sz w:val="18"/>
+              </w:rPr>
+              <w:t>Batas toleransi pengisian dokumen asesmen (default 4 bulan dari bulan ke-15 siklus akreditasi / tanggal kunjungan, dapat diedit)</w:t>
             </w:r>
           </w:p>
         </w:tc>
@@ -11881,22 +11903,24 @@
           <w:tcPr>
             <w:tcW w:type="dxa" w:w="648"/>
             <w:tcMar>
-              <w:top w:w="80" w:type="dxa"/>
-              <w:bottom w:w="80" w:type="dxa"/>
-              <w:left w:w="100" w:type="dxa"/>
-              <w:right w:w="100" w:type="dxa"/>
-            </w:tcMar>
-            <w:shd w:fill="FFFFFF"/>
-          </w:tcPr>
-          <w:p>
-            <w:pPr>
-              <w:spacing w:line="276" w:lineRule="auto" w:after="40" w:before="40"/>
+              <w:top w:w="100" w:type="dxa"/>
+              <w:bottom w:w="100" w:type="dxa"/>
+              <w:left w:w="120" w:type="dxa"/>
+              <w:right w:w="120" w:type="dxa"/>
+            </w:tcMar>
+            <w:shd w:fill="FFFFFF"/>
+          </w:tcPr>
+          <w:p>
+            <w:pPr>
+              <w:spacing w:before="0" w:after="0" w:line="264" w:lineRule="auto"/>
               <w:jc w:val="center"/>
             </w:pPr>
             <w:r>
               <w:rPr>
-                <w:color w:val="000000"/>
-                <w:sz w:val="17"/>
+                <w:rFonts w:ascii="Calibri" w:hAnsi="Calibri"/>
+                <w:b w:val="0"/>
+                <w:color w:val="000000"/>
+                <w:sz w:val="18"/>
               </w:rPr>
               <w:t>9</w:t>
             </w:r>
@@ -11906,25 +11930,26 @@
           <w:tcPr>
             <w:tcW w:type="dxa" w:w="2160"/>
             <w:tcMar>
-              <w:top w:w="80" w:type="dxa"/>
-              <w:bottom w:w="80" w:type="dxa"/>
-              <w:left w:w="100" w:type="dxa"/>
-              <w:right w:w="100" w:type="dxa"/>
-            </w:tcMar>
-            <w:shd w:fill="FFFFFF"/>
-          </w:tcPr>
-          <w:p>
-            <w:pPr>
-              <w:spacing w:line="276" w:lineRule="auto" w:after="40" w:before="40"/>
-              <w:jc w:val="left"/>
-            </w:pPr>
-            <w:r>
-              <w:rPr>
-                <w:b/>
-                <w:color w:val="000000"/>
-                <w:sz w:val="17"/>
-              </w:rPr>
-              <w:t>lead_assessor</w:t>
+              <w:top w:w="100" w:type="dxa"/>
+              <w:bottom w:w="100" w:type="dxa"/>
+              <w:left w:w="120" w:type="dxa"/>
+              <w:right w:w="120" w:type="dxa"/>
+            </w:tcMar>
+            <w:shd w:fill="FFFFFF"/>
+          </w:tcPr>
+          <w:p>
+            <w:pPr>
+              <w:spacing w:before="0" w:after="0" w:line="264" w:lineRule="auto"/>
+              <w:jc w:val="left"/>
+            </w:pPr>
+            <w:r>
+              <w:rPr>
+                <w:rFonts w:ascii="Calibri" w:hAnsi="Calibri"/>
+                <w:b w:val="0"/>
+                <w:color w:val="000000"/>
+                <w:sz w:val="18"/>
+              </w:rPr>
+              <w:t>location</w:t>
             </w:r>
           </w:p>
         </w:tc>
@@ -11932,22 +11957,24 @@
           <w:tcPr>
             <w:tcW w:type="dxa" w:w="2088"/>
             <w:tcMar>
-              <w:top w:w="80" w:type="dxa"/>
-              <w:bottom w:w="80" w:type="dxa"/>
-              <w:left w:w="100" w:type="dxa"/>
-              <w:right w:w="100" w:type="dxa"/>
-            </w:tcMar>
-            <w:shd w:fill="FFFFFF"/>
-          </w:tcPr>
-          <w:p>
-            <w:pPr>
-              <w:spacing w:line="276" w:lineRule="auto" w:after="40" w:before="40"/>
-              <w:jc w:val="left"/>
-            </w:pPr>
-            <w:r>
-              <w:rPr>
-                <w:color w:val="000000"/>
-                <w:sz w:val="17"/>
+              <w:top w:w="100" w:type="dxa"/>
+              <w:bottom w:w="100" w:type="dxa"/>
+              <w:left w:w="120" w:type="dxa"/>
+              <w:right w:w="120" w:type="dxa"/>
+            </w:tcMar>
+            <w:shd w:fill="FFFFFF"/>
+          </w:tcPr>
+          <w:p>
+            <w:pPr>
+              <w:spacing w:before="0" w:after="0" w:line="264" w:lineRule="auto"/>
+              <w:jc w:val="left"/>
+            </w:pPr>
+            <w:r>
+              <w:rPr>
+                <w:rFonts w:ascii="Calibri" w:hAnsi="Calibri"/>
+                <w:b w:val="0"/>
+                <w:color w:val="000000"/>
+                <w:sz w:val="18"/>
               </w:rPr>
               <w:t>VARCHAR (255)</w:t>
             </w:r>
@@ -11957,22 +11984,24 @@
           <w:tcPr>
             <w:tcW w:type="dxa" w:w="1728"/>
             <w:tcMar>
-              <w:top w:w="80" w:type="dxa"/>
-              <w:bottom w:w="80" w:type="dxa"/>
-              <w:left w:w="100" w:type="dxa"/>
-              <w:right w:w="100" w:type="dxa"/>
-            </w:tcMar>
-            <w:shd w:fill="FFFFFF"/>
-          </w:tcPr>
-          <w:p>
-            <w:pPr>
-              <w:spacing w:line="276" w:lineRule="auto" w:after="40" w:before="40"/>
+              <w:top w:w="100" w:type="dxa"/>
+              <w:bottom w:w="100" w:type="dxa"/>
+              <w:left w:w="120" w:type="dxa"/>
+              <w:right w:w="120" w:type="dxa"/>
+            </w:tcMar>
+            <w:shd w:fill="FFFFFF"/>
+          </w:tcPr>
+          <w:p>
+            <w:pPr>
+              <w:spacing w:before="0" w:after="0" w:line="264" w:lineRule="auto"/>
               <w:jc w:val="center"/>
             </w:pPr>
             <w:r>
               <w:rPr>
-                <w:color w:val="000000"/>
-                <w:sz w:val="17"/>
+                <w:rFonts w:ascii="Calibri" w:hAnsi="Calibri"/>
+                <w:b w:val="0"/>
+                <w:color w:val="000000"/>
+                <w:sz w:val="18"/>
               </w:rPr>
               <w:t>-</w:t>
             </w:r>
@@ -11982,24 +12011,26 @@
           <w:tcPr>
             <w:tcW w:type="dxa" w:w="2736"/>
             <w:tcMar>
-              <w:top w:w="80" w:type="dxa"/>
-              <w:bottom w:w="80" w:type="dxa"/>
-              <w:left w:w="100" w:type="dxa"/>
-              <w:right w:w="100" w:type="dxa"/>
-            </w:tcMar>
-            <w:shd w:fill="FFFFFF"/>
-          </w:tcPr>
-          <w:p>
-            <w:pPr>
-              <w:spacing w:line="276" w:lineRule="auto" w:after="40" w:before="40"/>
-              <w:jc w:val="left"/>
-            </w:pPr>
-            <w:r>
-              <w:rPr>
-                <w:color w:val="000000"/>
-                <w:sz w:val="17"/>
-              </w:rPr>
-              <w:t>Nama Asesor Kepala yang ditugaskan memimpin audit</w:t>
+              <w:top w:w="100" w:type="dxa"/>
+              <w:bottom w:w="100" w:type="dxa"/>
+              <w:left w:w="120" w:type="dxa"/>
+              <w:right w:w="120" w:type="dxa"/>
+            </w:tcMar>
+            <w:shd w:fill="FFFFFF"/>
+          </w:tcPr>
+          <w:p>
+            <w:pPr>
+              <w:spacing w:before="0" w:after="0" w:line="264" w:lineRule="auto"/>
+              <w:jc w:val="left"/>
+            </w:pPr>
+            <w:r>
+              <w:rPr>
+                <w:rFonts w:ascii="Calibri" w:hAnsi="Calibri"/>
+                <w:b w:val="0"/>
+                <w:color w:val="000000"/>
+                <w:sz w:val="18"/>
+              </w:rPr>
+              <w:t>Lokasi fisik pelaksanaan audit lapangan</w:t>
             </w:r>
           </w:p>
         </w:tc>
@@ -12009,22 +12040,24 @@
           <w:tcPr>
             <w:tcW w:type="dxa" w:w="648"/>
             <w:tcMar>
-              <w:top w:w="80" w:type="dxa"/>
-              <w:bottom w:w="80" w:type="dxa"/>
-              <w:left w:w="100" w:type="dxa"/>
-              <w:right w:w="100" w:type="dxa"/>
-            </w:tcMar>
-            <w:shd w:fill="F8FAFC"/>
-          </w:tcPr>
-          <w:p>
-            <w:pPr>
-              <w:spacing w:line="276" w:lineRule="auto" w:after="40" w:before="40"/>
+              <w:top w:w="100" w:type="dxa"/>
+              <w:bottom w:w="100" w:type="dxa"/>
+              <w:left w:w="120" w:type="dxa"/>
+              <w:right w:w="120" w:type="dxa"/>
+            </w:tcMar>
+            <w:shd w:fill="F8FAFC"/>
+          </w:tcPr>
+          <w:p>
+            <w:pPr>
+              <w:spacing w:before="0" w:after="0" w:line="264" w:lineRule="auto"/>
               <w:jc w:val="center"/>
             </w:pPr>
             <w:r>
               <w:rPr>
-                <w:color w:val="000000"/>
-                <w:sz w:val="17"/>
+                <w:rFonts w:ascii="Calibri" w:hAnsi="Calibri"/>
+                <w:b w:val="0"/>
+                <w:color w:val="000000"/>
+                <w:sz w:val="18"/>
               </w:rPr>
               <w:t>10</w:t>
             </w:r>
@@ -12034,25 +12067,26 @@
           <w:tcPr>
             <w:tcW w:type="dxa" w:w="2160"/>
             <w:tcMar>
-              <w:top w:w="80" w:type="dxa"/>
-              <w:bottom w:w="80" w:type="dxa"/>
-              <w:left w:w="100" w:type="dxa"/>
-              <w:right w:w="100" w:type="dxa"/>
-            </w:tcMar>
-            <w:shd w:fill="F8FAFC"/>
-          </w:tcPr>
-          <w:p>
-            <w:pPr>
-              <w:spacing w:line="276" w:lineRule="auto" w:after="40" w:before="40"/>
-              <w:jc w:val="left"/>
-            </w:pPr>
-            <w:r>
-              <w:rPr>
-                <w:b/>
-                <w:color w:val="000000"/>
-                <w:sz w:val="17"/>
-              </w:rPr>
-              <w:t>assessment_team</w:t>
+              <w:top w:w="100" w:type="dxa"/>
+              <w:bottom w:w="100" w:type="dxa"/>
+              <w:left w:w="120" w:type="dxa"/>
+              <w:right w:w="120" w:type="dxa"/>
+            </w:tcMar>
+            <w:shd w:fill="F8FAFC"/>
+          </w:tcPr>
+          <w:p>
+            <w:pPr>
+              <w:spacing w:before="0" w:after="0" w:line="264" w:lineRule="auto"/>
+              <w:jc w:val="left"/>
+            </w:pPr>
+            <w:r>
+              <w:rPr>
+                <w:rFonts w:ascii="Calibri" w:hAnsi="Calibri"/>
+                <w:b w:val="0"/>
+                <w:color w:val="000000"/>
+                <w:sz w:val="18"/>
+              </w:rPr>
+              <w:t>lead_assessor</w:t>
             </w:r>
           </w:p>
         </w:tc>
@@ -12060,24 +12094,26 @@
           <w:tcPr>
             <w:tcW w:type="dxa" w:w="2088"/>
             <w:tcMar>
-              <w:top w:w="80" w:type="dxa"/>
-              <w:bottom w:w="80" w:type="dxa"/>
-              <w:left w:w="100" w:type="dxa"/>
-              <w:right w:w="100" w:type="dxa"/>
-            </w:tcMar>
-            <w:shd w:fill="F8FAFC"/>
-          </w:tcPr>
-          <w:p>
-            <w:pPr>
-              <w:spacing w:line="276" w:lineRule="auto" w:after="40" w:before="40"/>
-              <w:jc w:val="left"/>
-            </w:pPr>
-            <w:r>
-              <w:rPr>
-                <w:color w:val="000000"/>
-                <w:sz w:val="17"/>
-              </w:rPr>
-              <w:t>TEXT</w:t>
+              <w:top w:w="100" w:type="dxa"/>
+              <w:bottom w:w="100" w:type="dxa"/>
+              <w:left w:w="120" w:type="dxa"/>
+              <w:right w:w="120" w:type="dxa"/>
+            </w:tcMar>
+            <w:shd w:fill="F8FAFC"/>
+          </w:tcPr>
+          <w:p>
+            <w:pPr>
+              <w:spacing w:before="0" w:after="0" w:line="264" w:lineRule="auto"/>
+              <w:jc w:val="left"/>
+            </w:pPr>
+            <w:r>
+              <w:rPr>
+                <w:rFonts w:ascii="Calibri" w:hAnsi="Calibri"/>
+                <w:b w:val="0"/>
+                <w:color w:val="000000"/>
+                <w:sz w:val="18"/>
+              </w:rPr>
+              <w:t>VARCHAR (255)</w:t>
             </w:r>
           </w:p>
         </w:tc>
@@ -12085,22 +12121,24 @@
           <w:tcPr>
             <w:tcW w:type="dxa" w:w="1728"/>
             <w:tcMar>
-              <w:top w:w="80" w:type="dxa"/>
-              <w:bottom w:w="80" w:type="dxa"/>
-              <w:left w:w="100" w:type="dxa"/>
-              <w:right w:w="100" w:type="dxa"/>
-            </w:tcMar>
-            <w:shd w:fill="F8FAFC"/>
-          </w:tcPr>
-          <w:p>
-            <w:pPr>
-              <w:spacing w:line="276" w:lineRule="auto" w:after="40" w:before="40"/>
+              <w:top w:w="100" w:type="dxa"/>
+              <w:bottom w:w="100" w:type="dxa"/>
+              <w:left w:w="120" w:type="dxa"/>
+              <w:right w:w="120" w:type="dxa"/>
+            </w:tcMar>
+            <w:shd w:fill="F8FAFC"/>
+          </w:tcPr>
+          <w:p>
+            <w:pPr>
+              <w:spacing w:before="0" w:after="0" w:line="264" w:lineRule="auto"/>
               <w:jc w:val="center"/>
             </w:pPr>
             <w:r>
               <w:rPr>
-                <w:color w:val="000000"/>
-                <w:sz w:val="17"/>
+                <w:rFonts w:ascii="Calibri" w:hAnsi="Calibri"/>
+                <w:b w:val="0"/>
+                <w:color w:val="000000"/>
+                <w:sz w:val="18"/>
               </w:rPr>
               <w:t>-</w:t>
             </w:r>
@@ -12110,24 +12148,26 @@
           <w:tcPr>
             <w:tcW w:type="dxa" w:w="2736"/>
             <w:tcMar>
-              <w:top w:w="80" w:type="dxa"/>
-              <w:bottom w:w="80" w:type="dxa"/>
-              <w:left w:w="100" w:type="dxa"/>
-              <w:right w:w="100" w:type="dxa"/>
-            </w:tcMar>
-            <w:shd w:fill="F8FAFC"/>
-          </w:tcPr>
-          <w:p>
-            <w:pPr>
-              <w:spacing w:line="276" w:lineRule="auto" w:after="40" w:before="40"/>
-              <w:jc w:val="left"/>
-            </w:pPr>
-            <w:r>
-              <w:rPr>
-                <w:color w:val="000000"/>
-                <w:sz w:val="17"/>
-              </w:rPr>
-              <w:t>Daftar anggota tim penilai dan tenaga ahli teknis</w:t>
+              <w:top w:w="100" w:type="dxa"/>
+              <w:bottom w:w="100" w:type="dxa"/>
+              <w:left w:w="120" w:type="dxa"/>
+              <w:right w:w="120" w:type="dxa"/>
+            </w:tcMar>
+            <w:shd w:fill="F8FAFC"/>
+          </w:tcPr>
+          <w:p>
+            <w:pPr>
+              <w:spacing w:before="0" w:after="0" w:line="264" w:lineRule="auto"/>
+              <w:jc w:val="left"/>
+            </w:pPr>
+            <w:r>
+              <w:rPr>
+                <w:rFonts w:ascii="Calibri" w:hAnsi="Calibri"/>
+                <w:b w:val="0"/>
+                <w:color w:val="000000"/>
+                <w:sz w:val="18"/>
+              </w:rPr>
+              <w:t>Nama Asesor Kepala yang ditugaskan memimpin audit</w:t>
             </w:r>
           </w:p>
         </w:tc>
@@ -12137,22 +12177,24 @@
           <w:tcPr>
             <w:tcW w:type="dxa" w:w="648"/>
             <w:tcMar>
-              <w:top w:w="80" w:type="dxa"/>
-              <w:bottom w:w="80" w:type="dxa"/>
-              <w:left w:w="100" w:type="dxa"/>
-              <w:right w:w="100" w:type="dxa"/>
-            </w:tcMar>
-            <w:shd w:fill="FFFFFF"/>
-          </w:tcPr>
-          <w:p>
-            <w:pPr>
-              <w:spacing w:line="276" w:lineRule="auto" w:after="40" w:before="40"/>
+              <w:top w:w="100" w:type="dxa"/>
+              <w:bottom w:w="100" w:type="dxa"/>
+              <w:left w:w="120" w:type="dxa"/>
+              <w:right w:w="120" w:type="dxa"/>
+            </w:tcMar>
+            <w:shd w:fill="FFFFFF"/>
+          </w:tcPr>
+          <w:p>
+            <w:pPr>
+              <w:spacing w:before="0" w:after="0" w:line="264" w:lineRule="auto"/>
               <w:jc w:val="center"/>
             </w:pPr>
             <w:r>
               <w:rPr>
-                <w:color w:val="000000"/>
-                <w:sz w:val="17"/>
+                <w:rFonts w:ascii="Calibri" w:hAnsi="Calibri"/>
+                <w:b w:val="0"/>
+                <w:color w:val="000000"/>
+                <w:sz w:val="18"/>
               </w:rPr>
               <w:t>11</w:t>
             </w:r>
@@ -12162,25 +12204,26 @@
           <w:tcPr>
             <w:tcW w:type="dxa" w:w="2160"/>
             <w:tcMar>
-              <w:top w:w="80" w:type="dxa"/>
-              <w:bottom w:w="80" w:type="dxa"/>
-              <w:left w:w="100" w:type="dxa"/>
-              <w:right w:w="100" w:type="dxa"/>
-            </w:tcMar>
-            <w:shd w:fill="FFFFFF"/>
-          </w:tcPr>
-          <w:p>
-            <w:pPr>
-              <w:spacing w:line="276" w:lineRule="auto" w:after="40" w:before="40"/>
-              <w:jc w:val="left"/>
-            </w:pPr>
-            <w:r>
-              <w:rPr>
-                <w:b/>
-                <w:color w:val="000000"/>
-                <w:sz w:val="17"/>
-              </w:rPr>
-              <w:t>status</w:t>
+              <w:top w:w="100" w:type="dxa"/>
+              <w:bottom w:w="100" w:type="dxa"/>
+              <w:left w:w="120" w:type="dxa"/>
+              <w:right w:w="120" w:type="dxa"/>
+            </w:tcMar>
+            <w:shd w:fill="FFFFFF"/>
+          </w:tcPr>
+          <w:p>
+            <w:pPr>
+              <w:spacing w:before="0" w:after="0" w:line="264" w:lineRule="auto"/>
+              <w:jc w:val="left"/>
+            </w:pPr>
+            <w:r>
+              <w:rPr>
+                <w:rFonts w:ascii="Calibri" w:hAnsi="Calibri"/>
+                <w:b w:val="0"/>
+                <w:color w:val="000000"/>
+                <w:sz w:val="18"/>
+              </w:rPr>
+              <w:t>assessment_team</w:t>
             </w:r>
           </w:p>
         </w:tc>
@@ -12188,24 +12231,26 @@
           <w:tcPr>
             <w:tcW w:type="dxa" w:w="2088"/>
             <w:tcMar>
-              <w:top w:w="80" w:type="dxa"/>
-              <w:bottom w:w="80" w:type="dxa"/>
-              <w:left w:w="100" w:type="dxa"/>
-              <w:right w:w="100" w:type="dxa"/>
-            </w:tcMar>
-            <w:shd w:fill="FFFFFF"/>
-          </w:tcPr>
-          <w:p>
-            <w:pPr>
-              <w:spacing w:line="276" w:lineRule="auto" w:after="40" w:before="40"/>
-              <w:jc w:val="left"/>
-            </w:pPr>
-            <w:r>
-              <w:rPr>
-                <w:color w:val="000000"/>
-                <w:sz w:val="17"/>
-              </w:rPr>
-              <w:t>VARCHAR (50)</w:t>
+              <w:top w:w="100" w:type="dxa"/>
+              <w:bottom w:w="100" w:type="dxa"/>
+              <w:left w:w="120" w:type="dxa"/>
+              <w:right w:w="120" w:type="dxa"/>
+            </w:tcMar>
+            <w:shd w:fill="FFFFFF"/>
+          </w:tcPr>
+          <w:p>
+            <w:pPr>
+              <w:spacing w:before="0" w:after="0" w:line="264" w:lineRule="auto"/>
+              <w:jc w:val="left"/>
+            </w:pPr>
+            <w:r>
+              <w:rPr>
+                <w:rFonts w:ascii="Calibri" w:hAnsi="Calibri"/>
+                <w:b w:val="0"/>
+                <w:color w:val="000000"/>
+                <w:sz w:val="18"/>
+              </w:rPr>
+              <w:t>TEXT</w:t>
             </w:r>
           </w:p>
         </w:tc>
@@ -12213,22 +12258,24 @@
           <w:tcPr>
             <w:tcW w:type="dxa" w:w="1728"/>
             <w:tcMar>
-              <w:top w:w="80" w:type="dxa"/>
-              <w:bottom w:w="80" w:type="dxa"/>
-              <w:left w:w="100" w:type="dxa"/>
-              <w:right w:w="100" w:type="dxa"/>
-            </w:tcMar>
-            <w:shd w:fill="FFFFFF"/>
-          </w:tcPr>
-          <w:p>
-            <w:pPr>
-              <w:spacing w:line="276" w:lineRule="auto" w:after="40" w:before="40"/>
+              <w:top w:w="100" w:type="dxa"/>
+              <w:bottom w:w="100" w:type="dxa"/>
+              <w:left w:w="120" w:type="dxa"/>
+              <w:right w:w="120" w:type="dxa"/>
+            </w:tcMar>
+            <w:shd w:fill="FFFFFF"/>
+          </w:tcPr>
+          <w:p>
+            <w:pPr>
+              <w:spacing w:before="0" w:after="0" w:line="264" w:lineRule="auto"/>
               <w:jc w:val="center"/>
             </w:pPr>
             <w:r>
               <w:rPr>
-                <w:color w:val="000000"/>
-                <w:sz w:val="17"/>
+                <w:rFonts w:ascii="Calibri" w:hAnsi="Calibri"/>
+                <w:b w:val="0"/>
+                <w:color w:val="000000"/>
+                <w:sz w:val="18"/>
               </w:rPr>
               <w:t>-</w:t>
             </w:r>
@@ -12238,24 +12285,26 @@
           <w:tcPr>
             <w:tcW w:type="dxa" w:w="2736"/>
             <w:tcMar>
-              <w:top w:w="80" w:type="dxa"/>
-              <w:bottom w:w="80" w:type="dxa"/>
-              <w:left w:w="100" w:type="dxa"/>
-              <w:right w:w="100" w:type="dxa"/>
-            </w:tcMar>
-            <w:shd w:fill="FFFFFF"/>
-          </w:tcPr>
-          <w:p>
-            <w:pPr>
-              <w:spacing w:line="276" w:lineRule="auto" w:after="40" w:before="40"/>
-              <w:jc w:val="left"/>
-            </w:pPr>
-            <w:r>
-              <w:rPr>
-                <w:color w:val="000000"/>
-                <w:sz w:val="17"/>
-              </w:rPr>
-              <w:t>Status asesmen: PLANNED, IN_PROGRESS, SUSPENDED, COMPLETED</w:t>
+              <w:top w:w="100" w:type="dxa"/>
+              <w:bottom w:w="100" w:type="dxa"/>
+              <w:left w:w="120" w:type="dxa"/>
+              <w:right w:w="120" w:type="dxa"/>
+            </w:tcMar>
+            <w:shd w:fill="FFFFFF"/>
+          </w:tcPr>
+          <w:p>
+            <w:pPr>
+              <w:spacing w:before="0" w:after="0" w:line="264" w:lineRule="auto"/>
+              <w:jc w:val="left"/>
+            </w:pPr>
+            <w:r>
+              <w:rPr>
+                <w:rFonts w:ascii="Calibri" w:hAnsi="Calibri"/>
+                <w:b w:val="0"/>
+                <w:color w:val="000000"/>
+                <w:sz w:val="18"/>
+              </w:rPr>
+              <w:t>Daftar anggota tim penilai dan tenaga ahli teknis</w:t>
             </w:r>
           </w:p>
         </w:tc>
@@ -12265,22 +12314,24 @@
           <w:tcPr>
             <w:tcW w:type="dxa" w:w="648"/>
             <w:tcMar>
-              <w:top w:w="80" w:type="dxa"/>
-              <w:bottom w:w="80" w:type="dxa"/>
-              <w:left w:w="100" w:type="dxa"/>
-              <w:right w:w="100" w:type="dxa"/>
-            </w:tcMar>
-            <w:shd w:fill="F8FAFC"/>
-          </w:tcPr>
-          <w:p>
-            <w:pPr>
-              <w:spacing w:line="276" w:lineRule="auto" w:after="40" w:before="40"/>
+              <w:top w:w="100" w:type="dxa"/>
+              <w:bottom w:w="100" w:type="dxa"/>
+              <w:left w:w="120" w:type="dxa"/>
+              <w:right w:w="120" w:type="dxa"/>
+            </w:tcMar>
+            <w:shd w:fill="F8FAFC"/>
+          </w:tcPr>
+          <w:p>
+            <w:pPr>
+              <w:spacing w:before="0" w:after="0" w:line="264" w:lineRule="auto"/>
               <w:jc w:val="center"/>
             </w:pPr>
             <w:r>
               <w:rPr>
-                <w:color w:val="000000"/>
-                <w:sz w:val="17"/>
+                <w:rFonts w:ascii="Calibri" w:hAnsi="Calibri"/>
+                <w:b w:val="0"/>
+                <w:color w:val="000000"/>
+                <w:sz w:val="18"/>
               </w:rPr>
               <w:t>12</w:t>
             </w:r>
@@ -12290,25 +12341,26 @@
           <w:tcPr>
             <w:tcW w:type="dxa" w:w="2160"/>
             <w:tcMar>
-              <w:top w:w="80" w:type="dxa"/>
-              <w:bottom w:w="80" w:type="dxa"/>
-              <w:left w:w="100" w:type="dxa"/>
-              <w:right w:w="100" w:type="dxa"/>
-            </w:tcMar>
-            <w:shd w:fill="F8FAFC"/>
-          </w:tcPr>
-          <w:p>
-            <w:pPr>
-              <w:spacing w:line="276" w:lineRule="auto" w:after="40" w:before="40"/>
-              <w:jc w:val="left"/>
-            </w:pPr>
-            <w:r>
-              <w:rPr>
-                <w:b/>
-                <w:color w:val="000000"/>
-                <w:sz w:val="17"/>
-              </w:rPr>
-              <w:t>tp_status</w:t>
+              <w:top w:w="100" w:type="dxa"/>
+              <w:bottom w:w="100" w:type="dxa"/>
+              <w:left w:w="120" w:type="dxa"/>
+              <w:right w:w="120" w:type="dxa"/>
+            </w:tcMar>
+            <w:shd w:fill="F8FAFC"/>
+          </w:tcPr>
+          <w:p>
+            <w:pPr>
+              <w:spacing w:before="0" w:after="0" w:line="264" w:lineRule="auto"/>
+              <w:jc w:val="left"/>
+            </w:pPr>
+            <w:r>
+              <w:rPr>
+                <w:rFonts w:ascii="Calibri" w:hAnsi="Calibri"/>
+                <w:b w:val="0"/>
+                <w:color w:val="000000"/>
+                <w:sz w:val="18"/>
+              </w:rPr>
+              <w:t>status</w:t>
             </w:r>
           </w:p>
         </w:tc>
@@ -12316,22 +12368,24 @@
           <w:tcPr>
             <w:tcW w:type="dxa" w:w="2088"/>
             <w:tcMar>
-              <w:top w:w="80" w:type="dxa"/>
-              <w:bottom w:w="80" w:type="dxa"/>
-              <w:left w:w="100" w:type="dxa"/>
-              <w:right w:w="100" w:type="dxa"/>
-            </w:tcMar>
-            <w:shd w:fill="F8FAFC"/>
-          </w:tcPr>
-          <w:p>
-            <w:pPr>
-              <w:spacing w:line="276" w:lineRule="auto" w:after="40" w:before="40"/>
-              <w:jc w:val="left"/>
-            </w:pPr>
-            <w:r>
-              <w:rPr>
-                <w:color w:val="000000"/>
-                <w:sz w:val="17"/>
+              <w:top w:w="100" w:type="dxa"/>
+              <w:bottom w:w="100" w:type="dxa"/>
+              <w:left w:w="120" w:type="dxa"/>
+              <w:right w:w="120" w:type="dxa"/>
+            </w:tcMar>
+            <w:shd w:fill="F8FAFC"/>
+          </w:tcPr>
+          <w:p>
+            <w:pPr>
+              <w:spacing w:before="0" w:after="0" w:line="264" w:lineRule="auto"/>
+              <w:jc w:val="left"/>
+            </w:pPr>
+            <w:r>
+              <w:rPr>
+                <w:rFonts w:ascii="Calibri" w:hAnsi="Calibri"/>
+                <w:b w:val="0"/>
+                <w:color w:val="000000"/>
+                <w:sz w:val="18"/>
               </w:rPr>
               <w:t>VARCHAR (50)</w:t>
             </w:r>
@@ -12341,22 +12395,24 @@
           <w:tcPr>
             <w:tcW w:type="dxa" w:w="1728"/>
             <w:tcMar>
-              <w:top w:w="80" w:type="dxa"/>
-              <w:bottom w:w="80" w:type="dxa"/>
-              <w:left w:w="100" w:type="dxa"/>
-              <w:right w:w="100" w:type="dxa"/>
-            </w:tcMar>
-            <w:shd w:fill="F8FAFC"/>
-          </w:tcPr>
-          <w:p>
-            <w:pPr>
-              <w:spacing w:line="276" w:lineRule="auto" w:after="40" w:before="40"/>
+              <w:top w:w="100" w:type="dxa"/>
+              <w:bottom w:w="100" w:type="dxa"/>
+              <w:left w:w="120" w:type="dxa"/>
+              <w:right w:w="120" w:type="dxa"/>
+            </w:tcMar>
+            <w:shd w:fill="F8FAFC"/>
+          </w:tcPr>
+          <w:p>
+            <w:pPr>
+              <w:spacing w:before="0" w:after="0" w:line="264" w:lineRule="auto"/>
               <w:jc w:val="center"/>
             </w:pPr>
             <w:r>
               <w:rPr>
-                <w:color w:val="000000"/>
-                <w:sz w:val="17"/>
+                <w:rFonts w:ascii="Calibri" w:hAnsi="Calibri"/>
+                <w:b w:val="0"/>
+                <w:color w:val="000000"/>
+                <w:sz w:val="18"/>
               </w:rPr>
               <w:t>-</w:t>
             </w:r>
@@ -12366,24 +12422,26 @@
           <w:tcPr>
             <w:tcW w:type="dxa" w:w="2736"/>
             <w:tcMar>
-              <w:top w:w="80" w:type="dxa"/>
-              <w:bottom w:w="80" w:type="dxa"/>
-              <w:left w:w="100" w:type="dxa"/>
-              <w:right w:w="100" w:type="dxa"/>
-            </w:tcMar>
-            <w:shd w:fill="F8FAFC"/>
-          </w:tcPr>
-          <w:p>
-            <w:pPr>
-              <w:spacing w:line="276" w:lineRule="auto" w:after="40" w:before="40"/>
-              <w:jc w:val="left"/>
-            </w:pPr>
-            <w:r>
-              <w:rPr>
-                <w:color w:val="000000"/>
-                <w:sz w:val="17"/>
-              </w:rPr>
-              <w:t>Status perbaikan: NONE, IN_PROGRESS, EXTENDED, SATISFIED, OVERDUE</w:t>
+              <w:top w:w="100" w:type="dxa"/>
+              <w:bottom w:w="100" w:type="dxa"/>
+              <w:left w:w="120" w:type="dxa"/>
+              <w:right w:w="120" w:type="dxa"/>
+            </w:tcMar>
+            <w:shd w:fill="F8FAFC"/>
+          </w:tcPr>
+          <w:p>
+            <w:pPr>
+              <w:spacing w:before="0" w:after="0" w:line="264" w:lineRule="auto"/>
+              <w:jc w:val="left"/>
+            </w:pPr>
+            <w:r>
+              <w:rPr>
+                <w:rFonts w:ascii="Calibri" w:hAnsi="Calibri"/>
+                <w:b w:val="0"/>
+                <w:color w:val="000000"/>
+                <w:sz w:val="18"/>
+              </w:rPr>
+              <w:t>Status asesmen: PLANNED, IN_PROGRESS, SUSPENDED, COMPLETED</w:t>
             </w:r>
           </w:p>
         </w:tc>
@@ -12393,22 +12451,24 @@
           <w:tcPr>
             <w:tcW w:type="dxa" w:w="648"/>
             <w:tcMar>
-              <w:top w:w="80" w:type="dxa"/>
-              <w:bottom w:w="80" w:type="dxa"/>
-              <w:left w:w="100" w:type="dxa"/>
-              <w:right w:w="100" w:type="dxa"/>
-            </w:tcMar>
-            <w:shd w:fill="FFFFFF"/>
-          </w:tcPr>
-          <w:p>
-            <w:pPr>
-              <w:spacing w:line="276" w:lineRule="auto" w:after="40" w:before="40"/>
+              <w:top w:w="100" w:type="dxa"/>
+              <w:bottom w:w="100" w:type="dxa"/>
+              <w:left w:w="120" w:type="dxa"/>
+              <w:right w:w="120" w:type="dxa"/>
+            </w:tcMar>
+            <w:shd w:fill="FFFFFF"/>
+          </w:tcPr>
+          <w:p>
+            <w:pPr>
+              <w:spacing w:before="0" w:after="0" w:line="264" w:lineRule="auto"/>
               <w:jc w:val="center"/>
             </w:pPr>
             <w:r>
               <w:rPr>
-                <w:color w:val="000000"/>
-                <w:sz w:val="17"/>
+                <w:rFonts w:ascii="Calibri" w:hAnsi="Calibri"/>
+                <w:b w:val="0"/>
+                <w:color w:val="000000"/>
+                <w:sz w:val="18"/>
               </w:rPr>
               <w:t>13</w:t>
             </w:r>
@@ -12418,25 +12478,26 @@
           <w:tcPr>
             <w:tcW w:type="dxa" w:w="2160"/>
             <w:tcMar>
-              <w:top w:w="80" w:type="dxa"/>
-              <w:bottom w:w="80" w:type="dxa"/>
-              <w:left w:w="100" w:type="dxa"/>
-              <w:right w:w="100" w:type="dxa"/>
-            </w:tcMar>
-            <w:shd w:fill="FFFFFF"/>
-          </w:tcPr>
-          <w:p>
-            <w:pPr>
-              <w:spacing w:line="276" w:lineRule="auto" w:after="40" w:before="40"/>
-              <w:jc w:val="left"/>
-            </w:pPr>
-            <w:r>
-              <w:rPr>
-                <w:b/>
-                <w:color w:val="000000"/>
-                <w:sz w:val="17"/>
-              </w:rPr>
-              <w:t>tp_due_date</w:t>
+              <w:top w:w="100" w:type="dxa"/>
+              <w:bottom w:w="100" w:type="dxa"/>
+              <w:left w:w="120" w:type="dxa"/>
+              <w:right w:w="120" w:type="dxa"/>
+            </w:tcMar>
+            <w:shd w:fill="FFFFFF"/>
+          </w:tcPr>
+          <w:p>
+            <w:pPr>
+              <w:spacing w:before="0" w:after="0" w:line="264" w:lineRule="auto"/>
+              <w:jc w:val="left"/>
+            </w:pPr>
+            <w:r>
+              <w:rPr>
+                <w:rFonts w:ascii="Calibri" w:hAnsi="Calibri"/>
+                <w:b w:val="0"/>
+                <w:color w:val="000000"/>
+                <w:sz w:val="18"/>
+              </w:rPr>
+              <w:t>tp_status</w:t>
             </w:r>
           </w:p>
         </w:tc>
@@ -12444,24 +12505,26 @@
           <w:tcPr>
             <w:tcW w:type="dxa" w:w="2088"/>
             <w:tcMar>
-              <w:top w:w="80" w:type="dxa"/>
-              <w:bottom w:w="80" w:type="dxa"/>
-              <w:left w:w="100" w:type="dxa"/>
-              <w:right w:w="100" w:type="dxa"/>
-            </w:tcMar>
-            <w:shd w:fill="FFFFFF"/>
-          </w:tcPr>
-          <w:p>
-            <w:pPr>
-              <w:spacing w:line="276" w:lineRule="auto" w:after="40" w:before="40"/>
-              <w:jc w:val="left"/>
-            </w:pPr>
-            <w:r>
-              <w:rPr>
-                <w:color w:val="000000"/>
-                <w:sz w:val="17"/>
-              </w:rPr>
-              <w:t>DATE</w:t>
+              <w:top w:w="100" w:type="dxa"/>
+              <w:bottom w:w="100" w:type="dxa"/>
+              <w:left w:w="120" w:type="dxa"/>
+              <w:right w:w="120" w:type="dxa"/>
+            </w:tcMar>
+            <w:shd w:fill="FFFFFF"/>
+          </w:tcPr>
+          <w:p>
+            <w:pPr>
+              <w:spacing w:before="0" w:after="0" w:line="264" w:lineRule="auto"/>
+              <w:jc w:val="left"/>
+            </w:pPr>
+            <w:r>
+              <w:rPr>
+                <w:rFonts w:ascii="Calibri" w:hAnsi="Calibri"/>
+                <w:b w:val="0"/>
+                <w:color w:val="000000"/>
+                <w:sz w:val="18"/>
+              </w:rPr>
+              <w:t>VARCHAR (50)</w:t>
             </w:r>
           </w:p>
         </w:tc>
@@ -12469,22 +12532,24 @@
           <w:tcPr>
             <w:tcW w:type="dxa" w:w="1728"/>
             <w:tcMar>
-              <w:top w:w="80" w:type="dxa"/>
-              <w:bottom w:w="80" w:type="dxa"/>
-              <w:left w:w="100" w:type="dxa"/>
-              <w:right w:w="100" w:type="dxa"/>
-            </w:tcMar>
-            <w:shd w:fill="FFFFFF"/>
-          </w:tcPr>
-          <w:p>
-            <w:pPr>
-              <w:spacing w:line="276" w:lineRule="auto" w:after="40" w:before="40"/>
+              <w:top w:w="100" w:type="dxa"/>
+              <w:bottom w:w="100" w:type="dxa"/>
+              <w:left w:w="120" w:type="dxa"/>
+              <w:right w:w="120" w:type="dxa"/>
+            </w:tcMar>
+            <w:shd w:fill="FFFFFF"/>
+          </w:tcPr>
+          <w:p>
+            <w:pPr>
+              <w:spacing w:before="0" w:after="0" w:line="264" w:lineRule="auto"/>
               <w:jc w:val="center"/>
             </w:pPr>
             <w:r>
               <w:rPr>
-                <w:color w:val="000000"/>
-                <w:sz w:val="17"/>
+                <w:rFonts w:ascii="Calibri" w:hAnsi="Calibri"/>
+                <w:b w:val="0"/>
+                <w:color w:val="000000"/>
+                <w:sz w:val="18"/>
               </w:rPr>
               <w:t>-</w:t>
             </w:r>
@@ -12494,24 +12559,26 @@
           <w:tcPr>
             <w:tcW w:type="dxa" w:w="2736"/>
             <w:tcMar>
-              <w:top w:w="80" w:type="dxa"/>
-              <w:bottom w:w="80" w:type="dxa"/>
-              <w:left w:w="100" w:type="dxa"/>
-              <w:right w:w="100" w:type="dxa"/>
-            </w:tcMar>
-            <w:shd w:fill="FFFFFF"/>
-          </w:tcPr>
-          <w:p>
-            <w:pPr>
-              <w:spacing w:line="276" w:lineRule="auto" w:after="40" w:before="40"/>
-              <w:jc w:val="left"/>
-            </w:pPr>
-            <w:r>
-              <w:rPr>
-                <w:color w:val="000000"/>
-                <w:sz w:val="17"/>
-              </w:rPr>
-              <w:t>Batas waktu awal perbaikan (3 bln AA, 2 bln lainnya)</w:t>
+              <w:top w:w="100" w:type="dxa"/>
+              <w:bottom w:w="100" w:type="dxa"/>
+              <w:left w:w="120" w:type="dxa"/>
+              <w:right w:w="120" w:type="dxa"/>
+            </w:tcMar>
+            <w:shd w:fill="FFFFFF"/>
+          </w:tcPr>
+          <w:p>
+            <w:pPr>
+              <w:spacing w:before="0" w:after="0" w:line="264" w:lineRule="auto"/>
+              <w:jc w:val="left"/>
+            </w:pPr>
+            <w:r>
+              <w:rPr>
+                <w:rFonts w:ascii="Calibri" w:hAnsi="Calibri"/>
+                <w:b w:val="0"/>
+                <w:color w:val="000000"/>
+                <w:sz w:val="18"/>
+              </w:rPr>
+              <w:t>Status perbaikan: NONE, IN_PROGRESS, EXTENDED, SATISFIED, OVERDUE</w:t>
             </w:r>
           </w:p>
         </w:tc>
@@ -12521,22 +12588,24 @@
           <w:tcPr>
             <w:tcW w:type="dxa" w:w="648"/>
             <w:tcMar>
-              <w:top w:w="80" w:type="dxa"/>
-              <w:bottom w:w="80" w:type="dxa"/>
-              <w:left w:w="100" w:type="dxa"/>
-              <w:right w:w="100" w:type="dxa"/>
-            </w:tcMar>
-            <w:shd w:fill="F8FAFC"/>
-          </w:tcPr>
-          <w:p>
-            <w:pPr>
-              <w:spacing w:line="276" w:lineRule="auto" w:after="40" w:before="40"/>
+              <w:top w:w="100" w:type="dxa"/>
+              <w:bottom w:w="100" w:type="dxa"/>
+              <w:left w:w="120" w:type="dxa"/>
+              <w:right w:w="120" w:type="dxa"/>
+            </w:tcMar>
+            <w:shd w:fill="F8FAFC"/>
+          </w:tcPr>
+          <w:p>
+            <w:pPr>
+              <w:spacing w:before="0" w:after="0" w:line="264" w:lineRule="auto"/>
               <w:jc w:val="center"/>
             </w:pPr>
             <w:r>
               <w:rPr>
-                <w:color w:val="000000"/>
-                <w:sz w:val="17"/>
+                <w:rFonts w:ascii="Calibri" w:hAnsi="Calibri"/>
+                <w:b w:val="0"/>
+                <w:color w:val="000000"/>
+                <w:sz w:val="18"/>
               </w:rPr>
               <w:t>14</w:t>
             </w:r>
@@ -12546,25 +12615,26 @@
           <w:tcPr>
             <w:tcW w:type="dxa" w:w="2160"/>
             <w:tcMar>
-              <w:top w:w="80" w:type="dxa"/>
-              <w:bottom w:w="80" w:type="dxa"/>
-              <w:left w:w="100" w:type="dxa"/>
-              <w:right w:w="100" w:type="dxa"/>
-            </w:tcMar>
-            <w:shd w:fill="F8FAFC"/>
-          </w:tcPr>
-          <w:p>
-            <w:pPr>
-              <w:spacing w:line="276" w:lineRule="auto" w:after="40" w:before="40"/>
-              <w:jc w:val="left"/>
-            </w:pPr>
-            <w:r>
-              <w:rPr>
-                <w:b/>
-                <w:color w:val="000000"/>
-                <w:sz w:val="17"/>
-              </w:rPr>
-              <w:t>tp_has_extension</w:t>
+              <w:top w:w="100" w:type="dxa"/>
+              <w:bottom w:w="100" w:type="dxa"/>
+              <w:left w:w="120" w:type="dxa"/>
+              <w:right w:w="120" w:type="dxa"/>
+            </w:tcMar>
+            <w:shd w:fill="F8FAFC"/>
+          </w:tcPr>
+          <w:p>
+            <w:pPr>
+              <w:spacing w:before="0" w:after="0" w:line="264" w:lineRule="auto"/>
+              <w:jc w:val="left"/>
+            </w:pPr>
+            <w:r>
+              <w:rPr>
+                <w:rFonts w:ascii="Calibri" w:hAnsi="Calibri"/>
+                <w:b w:val="0"/>
+                <w:color w:val="000000"/>
+                <w:sz w:val="18"/>
+              </w:rPr>
+              <w:t>tp_due_date</w:t>
             </w:r>
           </w:p>
         </w:tc>
@@ -12572,24 +12642,26 @@
           <w:tcPr>
             <w:tcW w:type="dxa" w:w="2088"/>
             <w:tcMar>
-              <w:top w:w="80" w:type="dxa"/>
-              <w:bottom w:w="80" w:type="dxa"/>
-              <w:left w:w="100" w:type="dxa"/>
-              <w:right w:w="100" w:type="dxa"/>
-            </w:tcMar>
-            <w:shd w:fill="F8FAFC"/>
-          </w:tcPr>
-          <w:p>
-            <w:pPr>
-              <w:spacing w:line="276" w:lineRule="auto" w:after="40" w:before="40"/>
-              <w:jc w:val="left"/>
-            </w:pPr>
-            <w:r>
-              <w:rPr>
-                <w:color w:val="000000"/>
-                <w:sz w:val="17"/>
-              </w:rPr>
-              <w:t>TINYINT (1)</w:t>
+              <w:top w:w="100" w:type="dxa"/>
+              <w:bottom w:w="100" w:type="dxa"/>
+              <w:left w:w="120" w:type="dxa"/>
+              <w:right w:w="120" w:type="dxa"/>
+            </w:tcMar>
+            <w:shd w:fill="F8FAFC"/>
+          </w:tcPr>
+          <w:p>
+            <w:pPr>
+              <w:spacing w:before="0" w:after="0" w:line="264" w:lineRule="auto"/>
+              <w:jc w:val="left"/>
+            </w:pPr>
+            <w:r>
+              <w:rPr>
+                <w:rFonts w:ascii="Calibri" w:hAnsi="Calibri"/>
+                <w:b w:val="0"/>
+                <w:color w:val="000000"/>
+                <w:sz w:val="18"/>
+              </w:rPr>
+              <w:t>DATE</w:t>
             </w:r>
           </w:p>
         </w:tc>
@@ -12597,22 +12669,24 @@
           <w:tcPr>
             <w:tcW w:type="dxa" w:w="1728"/>
             <w:tcMar>
-              <w:top w:w="80" w:type="dxa"/>
-              <w:bottom w:w="80" w:type="dxa"/>
-              <w:left w:w="100" w:type="dxa"/>
-              <w:right w:w="100" w:type="dxa"/>
-            </w:tcMar>
-            <w:shd w:fill="F8FAFC"/>
-          </w:tcPr>
-          <w:p>
-            <w:pPr>
-              <w:spacing w:line="276" w:lineRule="auto" w:after="40" w:before="40"/>
+              <w:top w:w="100" w:type="dxa"/>
+              <w:bottom w:w="100" w:type="dxa"/>
+              <w:left w:w="120" w:type="dxa"/>
+              <w:right w:w="120" w:type="dxa"/>
+            </w:tcMar>
+            <w:shd w:fill="F8FAFC"/>
+          </w:tcPr>
+          <w:p>
+            <w:pPr>
+              <w:spacing w:before="0" w:after="0" w:line="264" w:lineRule="auto"/>
               <w:jc w:val="center"/>
             </w:pPr>
             <w:r>
               <w:rPr>
-                <w:color w:val="000000"/>
-                <w:sz w:val="17"/>
+                <w:rFonts w:ascii="Calibri" w:hAnsi="Calibri"/>
+                <w:b w:val="0"/>
+                <w:color w:val="000000"/>
+                <w:sz w:val="18"/>
               </w:rPr>
               <w:t>-</w:t>
             </w:r>
@@ -12622,24 +12696,26 @@
           <w:tcPr>
             <w:tcW w:type="dxa" w:w="2736"/>
             <w:tcMar>
-              <w:top w:w="80" w:type="dxa"/>
-              <w:bottom w:w="80" w:type="dxa"/>
-              <w:left w:w="100" w:type="dxa"/>
-              <w:right w:w="100" w:type="dxa"/>
-            </w:tcMar>
-            <w:shd w:fill="F8FAFC"/>
-          </w:tcPr>
-          <w:p>
-            <w:pPr>
-              <w:spacing w:line="276" w:lineRule="auto" w:after="40" w:before="40"/>
-              <w:jc w:val="left"/>
-            </w:pPr>
-            <w:r>
-              <w:rPr>
-                <w:color w:val="000000"/>
-                <w:sz w:val="17"/>
-              </w:rPr>
-              <w:t>Status perpanjangan waktu (0 = Tidak, 1 = Disetujui)</w:t>
+              <w:top w:w="100" w:type="dxa"/>
+              <w:bottom w:w="100" w:type="dxa"/>
+              <w:left w:w="120" w:type="dxa"/>
+              <w:right w:w="120" w:type="dxa"/>
+            </w:tcMar>
+            <w:shd w:fill="F8FAFC"/>
+          </w:tcPr>
+          <w:p>
+            <w:pPr>
+              <w:spacing w:before="0" w:after="0" w:line="264" w:lineRule="auto"/>
+              <w:jc w:val="left"/>
+            </w:pPr>
+            <w:r>
+              <w:rPr>
+                <w:rFonts w:ascii="Calibri" w:hAnsi="Calibri"/>
+                <w:b w:val="0"/>
+                <w:color w:val="000000"/>
+                <w:sz w:val="18"/>
+              </w:rPr>
+              <w:t>Batas waktu awal perbaikan (3 bln AA, 2 bln lainnya)</w:t>
             </w:r>
           </w:p>
         </w:tc>
@@ -12649,22 +12725,24 @@
           <w:tcPr>
             <w:tcW w:type="dxa" w:w="648"/>
             <w:tcMar>
-              <w:top w:w="80" w:type="dxa"/>
-              <w:bottom w:w="80" w:type="dxa"/>
-              <w:left w:w="100" w:type="dxa"/>
-              <w:right w:w="100" w:type="dxa"/>
-            </w:tcMar>
-            <w:shd w:fill="FFFFFF"/>
-          </w:tcPr>
-          <w:p>
-            <w:pPr>
-              <w:spacing w:line="276" w:lineRule="auto" w:after="40" w:before="40"/>
+              <w:top w:w="100" w:type="dxa"/>
+              <w:bottom w:w="100" w:type="dxa"/>
+              <w:left w:w="120" w:type="dxa"/>
+              <w:right w:w="120" w:type="dxa"/>
+            </w:tcMar>
+            <w:shd w:fill="FFFFFF"/>
+          </w:tcPr>
+          <w:p>
+            <w:pPr>
+              <w:spacing w:before="0" w:after="0" w:line="264" w:lineRule="auto"/>
               <w:jc w:val="center"/>
             </w:pPr>
             <w:r>
               <w:rPr>
-                <w:color w:val="000000"/>
-                <w:sz w:val="17"/>
+                <w:rFonts w:ascii="Calibri" w:hAnsi="Calibri"/>
+                <w:b w:val="0"/>
+                <w:color w:val="000000"/>
+                <w:sz w:val="18"/>
               </w:rPr>
               <w:t>15</w:t>
             </w:r>
@@ -12674,25 +12752,26 @@
           <w:tcPr>
             <w:tcW w:type="dxa" w:w="2160"/>
             <w:tcMar>
-              <w:top w:w="80" w:type="dxa"/>
-              <w:bottom w:w="80" w:type="dxa"/>
-              <w:left w:w="100" w:type="dxa"/>
-              <w:right w:w="100" w:type="dxa"/>
-            </w:tcMar>
-            <w:shd w:fill="FFFFFF"/>
-          </w:tcPr>
-          <w:p>
-            <w:pPr>
-              <w:spacing w:line="276" w:lineRule="auto" w:after="40" w:before="40"/>
-              <w:jc w:val="left"/>
-            </w:pPr>
-            <w:r>
-              <w:rPr>
-                <w:b/>
-                <w:color w:val="000000"/>
-                <w:sz w:val="17"/>
-              </w:rPr>
-              <w:t>tp_extension_months</w:t>
+              <w:top w:w="100" w:type="dxa"/>
+              <w:bottom w:w="100" w:type="dxa"/>
+              <w:left w:w="120" w:type="dxa"/>
+              <w:right w:w="120" w:type="dxa"/>
+            </w:tcMar>
+            <w:shd w:fill="FFFFFF"/>
+          </w:tcPr>
+          <w:p>
+            <w:pPr>
+              <w:spacing w:before="0" w:after="0" w:line="264" w:lineRule="auto"/>
+              <w:jc w:val="left"/>
+            </w:pPr>
+            <w:r>
+              <w:rPr>
+                <w:rFonts w:ascii="Calibri" w:hAnsi="Calibri"/>
+                <w:b w:val="0"/>
+                <w:color w:val="000000"/>
+                <w:sz w:val="18"/>
+              </w:rPr>
+              <w:t>tp_has_extension</w:t>
             </w:r>
           </w:p>
         </w:tc>
@@ -12700,24 +12779,26 @@
           <w:tcPr>
             <w:tcW w:type="dxa" w:w="2088"/>
             <w:tcMar>
-              <w:top w:w="80" w:type="dxa"/>
-              <w:bottom w:w="80" w:type="dxa"/>
-              <w:left w:w="100" w:type="dxa"/>
-              <w:right w:w="100" w:type="dxa"/>
-            </w:tcMar>
-            <w:shd w:fill="FFFFFF"/>
-          </w:tcPr>
-          <w:p>
-            <w:pPr>
-              <w:spacing w:line="276" w:lineRule="auto" w:after="40" w:before="40"/>
-              <w:jc w:val="left"/>
-            </w:pPr>
-            <w:r>
-              <w:rPr>
-                <w:color w:val="000000"/>
-                <w:sz w:val="17"/>
-              </w:rPr>
-              <w:t>INTEGER</w:t>
+              <w:top w:w="100" w:type="dxa"/>
+              <w:bottom w:w="100" w:type="dxa"/>
+              <w:left w:w="120" w:type="dxa"/>
+              <w:right w:w="120" w:type="dxa"/>
+            </w:tcMar>
+            <w:shd w:fill="FFFFFF"/>
+          </w:tcPr>
+          <w:p>
+            <w:pPr>
+              <w:spacing w:before="0" w:after="0" w:line="264" w:lineRule="auto"/>
+              <w:jc w:val="left"/>
+            </w:pPr>
+            <w:r>
+              <w:rPr>
+                <w:rFonts w:ascii="Calibri" w:hAnsi="Calibri"/>
+                <w:b w:val="0"/>
+                <w:color w:val="000000"/>
+                <w:sz w:val="18"/>
+              </w:rPr>
+              <w:t>TINYINT (1)</w:t>
             </w:r>
           </w:p>
         </w:tc>
@@ -12725,22 +12806,24 @@
           <w:tcPr>
             <w:tcW w:type="dxa" w:w="1728"/>
             <w:tcMar>
-              <w:top w:w="80" w:type="dxa"/>
-              <w:bottom w:w="80" w:type="dxa"/>
-              <w:left w:w="100" w:type="dxa"/>
-              <w:right w:w="100" w:type="dxa"/>
-            </w:tcMar>
-            <w:shd w:fill="FFFFFF"/>
-          </w:tcPr>
-          <w:p>
-            <w:pPr>
-              <w:spacing w:line="276" w:lineRule="auto" w:after="40" w:before="40"/>
+              <w:top w:w="100" w:type="dxa"/>
+              <w:bottom w:w="100" w:type="dxa"/>
+              <w:left w:w="120" w:type="dxa"/>
+              <w:right w:w="120" w:type="dxa"/>
+            </w:tcMar>
+            <w:shd w:fill="FFFFFF"/>
+          </w:tcPr>
+          <w:p>
+            <w:pPr>
+              <w:spacing w:before="0" w:after="0" w:line="264" w:lineRule="auto"/>
               <w:jc w:val="center"/>
             </w:pPr>
             <w:r>
               <w:rPr>
-                <w:color w:val="000000"/>
-                <w:sz w:val="17"/>
+                <w:rFonts w:ascii="Calibri" w:hAnsi="Calibri"/>
+                <w:b w:val="0"/>
+                <w:color w:val="000000"/>
+                <w:sz w:val="18"/>
               </w:rPr>
               <w:t>-</w:t>
             </w:r>
@@ -12750,24 +12833,26 @@
           <w:tcPr>
             <w:tcW w:type="dxa" w:w="2736"/>
             <w:tcMar>
-              <w:top w:w="80" w:type="dxa"/>
-              <w:bottom w:w="80" w:type="dxa"/>
-              <w:left w:w="100" w:type="dxa"/>
-              <w:right w:w="100" w:type="dxa"/>
-            </w:tcMar>
-            <w:shd w:fill="FFFFFF"/>
-          </w:tcPr>
-          <w:p>
-            <w:pPr>
-              <w:spacing w:line="276" w:lineRule="auto" w:after="40" w:before="40"/>
-              <w:jc w:val="left"/>
-            </w:pPr>
-            <w:r>
-              <w:rPr>
-                <w:color w:val="000000"/>
-                <w:sz w:val="17"/>
-              </w:rPr>
-              <w:t>Durasi perpanjangan yang disetujui (maksimal 1 bulan kalender)</w:t>
+              <w:top w:w="100" w:type="dxa"/>
+              <w:bottom w:w="100" w:type="dxa"/>
+              <w:left w:w="120" w:type="dxa"/>
+              <w:right w:w="120" w:type="dxa"/>
+            </w:tcMar>
+            <w:shd w:fill="FFFFFF"/>
+          </w:tcPr>
+          <w:p>
+            <w:pPr>
+              <w:spacing w:before="0" w:after="0" w:line="264" w:lineRule="auto"/>
+              <w:jc w:val="left"/>
+            </w:pPr>
+            <w:r>
+              <w:rPr>
+                <w:rFonts w:ascii="Calibri" w:hAnsi="Calibri"/>
+                <w:b w:val="0"/>
+                <w:color w:val="000000"/>
+                <w:sz w:val="18"/>
+              </w:rPr>
+              <w:t>Status perpanjangan waktu (0 = Tidak, 1 = Disetujui)</w:t>
             </w:r>
           </w:p>
         </w:tc>
@@ -12777,22 +12862,24 @@
           <w:tcPr>
             <w:tcW w:type="dxa" w:w="648"/>
             <w:tcMar>
-              <w:top w:w="80" w:type="dxa"/>
-              <w:bottom w:w="80" w:type="dxa"/>
-              <w:left w:w="100" w:type="dxa"/>
-              <w:right w:w="100" w:type="dxa"/>
-            </w:tcMar>
-            <w:shd w:fill="F8FAFC"/>
-          </w:tcPr>
-          <w:p>
-            <w:pPr>
-              <w:spacing w:line="276" w:lineRule="auto" w:after="40" w:before="40"/>
+              <w:top w:w="100" w:type="dxa"/>
+              <w:bottom w:w="100" w:type="dxa"/>
+              <w:left w:w="120" w:type="dxa"/>
+              <w:right w:w="120" w:type="dxa"/>
+            </w:tcMar>
+            <w:shd w:fill="F8FAFC"/>
+          </w:tcPr>
+          <w:p>
+            <w:pPr>
+              <w:spacing w:before="0" w:after="0" w:line="264" w:lineRule="auto"/>
               <w:jc w:val="center"/>
             </w:pPr>
             <w:r>
               <w:rPr>
-                <w:color w:val="000000"/>
-                <w:sz w:val="17"/>
+                <w:rFonts w:ascii="Calibri" w:hAnsi="Calibri"/>
+                <w:b w:val="0"/>
+                <w:color w:val="000000"/>
+                <w:sz w:val="18"/>
               </w:rPr>
               <w:t>16</w:t>
             </w:r>
@@ -12802,25 +12889,26 @@
           <w:tcPr>
             <w:tcW w:type="dxa" w:w="2160"/>
             <w:tcMar>
-              <w:top w:w="80" w:type="dxa"/>
-              <w:bottom w:w="80" w:type="dxa"/>
-              <w:left w:w="100" w:type="dxa"/>
-              <w:right w:w="100" w:type="dxa"/>
-            </w:tcMar>
-            <w:shd w:fill="F8FAFC"/>
-          </w:tcPr>
-          <w:p>
-            <w:pPr>
-              <w:spacing w:line="276" w:lineRule="auto" w:after="40" w:before="40"/>
-              <w:jc w:val="left"/>
-            </w:pPr>
-            <w:r>
-              <w:rPr>
-                <w:b/>
-                <w:color w:val="000000"/>
-                <w:sz w:val="17"/>
-              </w:rPr>
-              <w:t>tp_extension_letter_no</w:t>
+              <w:top w:w="100" w:type="dxa"/>
+              <w:bottom w:w="100" w:type="dxa"/>
+              <w:left w:w="120" w:type="dxa"/>
+              <w:right w:w="120" w:type="dxa"/>
+            </w:tcMar>
+            <w:shd w:fill="F8FAFC"/>
+          </w:tcPr>
+          <w:p>
+            <w:pPr>
+              <w:spacing w:before="0" w:after="0" w:line="264" w:lineRule="auto"/>
+              <w:jc w:val="left"/>
+            </w:pPr>
+            <w:r>
+              <w:rPr>
+                <w:rFonts w:ascii="Calibri" w:hAnsi="Calibri"/>
+                <w:b w:val="0"/>
+                <w:color w:val="000000"/>
+                <w:sz w:val="18"/>
+              </w:rPr>
+              <w:t>tp_extension_months</w:t>
             </w:r>
           </w:p>
         </w:tc>
@@ -12828,24 +12916,26 @@
           <w:tcPr>
             <w:tcW w:type="dxa" w:w="2088"/>
             <w:tcMar>
-              <w:top w:w="80" w:type="dxa"/>
-              <w:bottom w:w="80" w:type="dxa"/>
-              <w:left w:w="100" w:type="dxa"/>
-              <w:right w:w="100" w:type="dxa"/>
-            </w:tcMar>
-            <w:shd w:fill="F8FAFC"/>
-          </w:tcPr>
-          <w:p>
-            <w:pPr>
-              <w:spacing w:line="276" w:lineRule="auto" w:after="40" w:before="40"/>
-              <w:jc w:val="left"/>
-            </w:pPr>
-            <w:r>
-              <w:rPr>
-                <w:color w:val="000000"/>
-                <w:sz w:val="17"/>
-              </w:rPr>
-              <w:t>VARCHAR (100)</w:t>
+              <w:top w:w="100" w:type="dxa"/>
+              <w:bottom w:w="100" w:type="dxa"/>
+              <w:left w:w="120" w:type="dxa"/>
+              <w:right w:w="120" w:type="dxa"/>
+            </w:tcMar>
+            <w:shd w:fill="F8FAFC"/>
+          </w:tcPr>
+          <w:p>
+            <w:pPr>
+              <w:spacing w:before="0" w:after="0" w:line="264" w:lineRule="auto"/>
+              <w:jc w:val="left"/>
+            </w:pPr>
+            <w:r>
+              <w:rPr>
+                <w:rFonts w:ascii="Calibri" w:hAnsi="Calibri"/>
+                <w:b w:val="0"/>
+                <w:color w:val="000000"/>
+                <w:sz w:val="18"/>
+              </w:rPr>
+              <w:t>INTEGER</w:t>
             </w:r>
           </w:p>
         </w:tc>
@@ -12853,22 +12943,24 @@
           <w:tcPr>
             <w:tcW w:type="dxa" w:w="1728"/>
             <w:tcMar>
-              <w:top w:w="80" w:type="dxa"/>
-              <w:bottom w:w="80" w:type="dxa"/>
-              <w:left w:w="100" w:type="dxa"/>
-              <w:right w:w="100" w:type="dxa"/>
-            </w:tcMar>
-            <w:shd w:fill="F8FAFC"/>
-          </w:tcPr>
-          <w:p>
-            <w:pPr>
-              <w:spacing w:line="276" w:lineRule="auto" w:after="40" w:before="40"/>
+              <w:top w:w="100" w:type="dxa"/>
+              <w:bottom w:w="100" w:type="dxa"/>
+              <w:left w:w="120" w:type="dxa"/>
+              <w:right w:w="120" w:type="dxa"/>
+            </w:tcMar>
+            <w:shd w:fill="F8FAFC"/>
+          </w:tcPr>
+          <w:p>
+            <w:pPr>
+              <w:spacing w:before="0" w:after="0" w:line="264" w:lineRule="auto"/>
               <w:jc w:val="center"/>
             </w:pPr>
             <w:r>
               <w:rPr>
-                <w:color w:val="000000"/>
-                <w:sz w:val="17"/>
+                <w:rFonts w:ascii="Calibri" w:hAnsi="Calibri"/>
+                <w:b w:val="0"/>
+                <w:color w:val="000000"/>
+                <w:sz w:val="18"/>
               </w:rPr>
               <w:t>-</w:t>
             </w:r>
@@ -12878,24 +12970,26 @@
           <w:tcPr>
             <w:tcW w:type="dxa" w:w="2736"/>
             <w:tcMar>
-              <w:top w:w="80" w:type="dxa"/>
-              <w:bottom w:w="80" w:type="dxa"/>
-              <w:left w:w="100" w:type="dxa"/>
-              <w:right w:w="100" w:type="dxa"/>
-            </w:tcMar>
-            <w:shd w:fill="F8FAFC"/>
-          </w:tcPr>
-          <w:p>
-            <w:pPr>
-              <w:spacing w:line="276" w:lineRule="auto" w:after="40" w:before="40"/>
-              <w:jc w:val="left"/>
-            </w:pPr>
-            <w:r>
-              <w:rPr>
-                <w:color w:val="000000"/>
-                <w:sz w:val="17"/>
-              </w:rPr>
-              <w:t>Nomor surat permohonan resmi perpanjangan dari LPK</w:t>
+              <w:top w:w="100" w:type="dxa"/>
+              <w:bottom w:w="100" w:type="dxa"/>
+              <w:left w:w="120" w:type="dxa"/>
+              <w:right w:w="120" w:type="dxa"/>
+            </w:tcMar>
+            <w:shd w:fill="F8FAFC"/>
+          </w:tcPr>
+          <w:p>
+            <w:pPr>
+              <w:spacing w:before="0" w:after="0" w:line="264" w:lineRule="auto"/>
+              <w:jc w:val="left"/>
+            </w:pPr>
+            <w:r>
+              <w:rPr>
+                <w:rFonts w:ascii="Calibri" w:hAnsi="Calibri"/>
+                <w:b w:val="0"/>
+                <w:color w:val="000000"/>
+                <w:sz w:val="18"/>
+              </w:rPr>
+              <w:t>Durasi perpanjangan yang disetujui (maksimal 1 bulan kalender)</w:t>
             </w:r>
           </w:p>
         </w:tc>
@@ -12905,22 +12999,24 @@
           <w:tcPr>
             <w:tcW w:type="dxa" w:w="648"/>
             <w:tcMar>
-              <w:top w:w="80" w:type="dxa"/>
-              <w:bottom w:w="80" w:type="dxa"/>
-              <w:left w:w="100" w:type="dxa"/>
-              <w:right w:w="100" w:type="dxa"/>
-            </w:tcMar>
-            <w:shd w:fill="FFFFFF"/>
-          </w:tcPr>
-          <w:p>
-            <w:pPr>
-              <w:spacing w:line="276" w:lineRule="auto" w:after="40" w:before="40"/>
+              <w:top w:w="100" w:type="dxa"/>
+              <w:bottom w:w="100" w:type="dxa"/>
+              <w:left w:w="120" w:type="dxa"/>
+              <w:right w:w="120" w:type="dxa"/>
+            </w:tcMar>
+            <w:shd w:fill="FFFFFF"/>
+          </w:tcPr>
+          <w:p>
+            <w:pPr>
+              <w:spacing w:before="0" w:after="0" w:line="264" w:lineRule="auto"/>
               <w:jc w:val="center"/>
             </w:pPr>
             <w:r>
               <w:rPr>
-                <w:color w:val="000000"/>
-                <w:sz w:val="17"/>
+                <w:rFonts w:ascii="Calibri" w:hAnsi="Calibri"/>
+                <w:b w:val="0"/>
+                <w:color w:val="000000"/>
+                <w:sz w:val="18"/>
               </w:rPr>
               <w:t>17</w:t>
             </w:r>
@@ -12930,25 +13026,26 @@
           <w:tcPr>
             <w:tcW w:type="dxa" w:w="2160"/>
             <w:tcMar>
-              <w:top w:w="80" w:type="dxa"/>
-              <w:bottom w:w="80" w:type="dxa"/>
-              <w:left w:w="100" w:type="dxa"/>
-              <w:right w:w="100" w:type="dxa"/>
-            </w:tcMar>
-            <w:shd w:fill="FFFFFF"/>
-          </w:tcPr>
-          <w:p>
-            <w:pPr>
-              <w:spacing w:line="276" w:lineRule="auto" w:after="40" w:before="40"/>
-              <w:jc w:val="left"/>
-            </w:pPr>
-            <w:r>
-              <w:rPr>
-                <w:b/>
-                <w:color w:val="000000"/>
-                <w:sz w:val="17"/>
-              </w:rPr>
-              <w:t>tp_extension_date</w:t>
+              <w:top w:w="100" w:type="dxa"/>
+              <w:bottom w:w="100" w:type="dxa"/>
+              <w:left w:w="120" w:type="dxa"/>
+              <w:right w:w="120" w:type="dxa"/>
+            </w:tcMar>
+            <w:shd w:fill="FFFFFF"/>
+          </w:tcPr>
+          <w:p>
+            <w:pPr>
+              <w:spacing w:before="0" w:after="0" w:line="264" w:lineRule="auto"/>
+              <w:jc w:val="left"/>
+            </w:pPr>
+            <w:r>
+              <w:rPr>
+                <w:rFonts w:ascii="Calibri" w:hAnsi="Calibri"/>
+                <w:b w:val="0"/>
+                <w:color w:val="000000"/>
+                <w:sz w:val="18"/>
+              </w:rPr>
+              <w:t>tp_extension_letter_no</w:t>
             </w:r>
           </w:p>
         </w:tc>
@@ -12956,24 +13053,26 @@
           <w:tcPr>
             <w:tcW w:type="dxa" w:w="2088"/>
             <w:tcMar>
-              <w:top w:w="80" w:type="dxa"/>
-              <w:bottom w:w="80" w:type="dxa"/>
-              <w:left w:w="100" w:type="dxa"/>
-              <w:right w:w="100" w:type="dxa"/>
-            </w:tcMar>
-            <w:shd w:fill="FFFFFF"/>
-          </w:tcPr>
-          <w:p>
-            <w:pPr>
-              <w:spacing w:line="276" w:lineRule="auto" w:after="40" w:before="40"/>
-              <w:jc w:val="left"/>
-            </w:pPr>
-            <w:r>
-              <w:rPr>
-                <w:color w:val="000000"/>
-                <w:sz w:val="17"/>
-              </w:rPr>
-              <w:t>DATE</w:t>
+              <w:top w:w="100" w:type="dxa"/>
+              <w:bottom w:w="100" w:type="dxa"/>
+              <w:left w:w="120" w:type="dxa"/>
+              <w:right w:w="120" w:type="dxa"/>
+            </w:tcMar>
+            <w:shd w:fill="FFFFFF"/>
+          </w:tcPr>
+          <w:p>
+            <w:pPr>
+              <w:spacing w:before="0" w:after="0" w:line="264" w:lineRule="auto"/>
+              <w:jc w:val="left"/>
+            </w:pPr>
+            <w:r>
+              <w:rPr>
+                <w:rFonts w:ascii="Calibri" w:hAnsi="Calibri"/>
+                <w:b w:val="0"/>
+                <w:color w:val="000000"/>
+                <w:sz w:val="18"/>
+              </w:rPr>
+              <w:t>VARCHAR (100)</w:t>
             </w:r>
           </w:p>
         </w:tc>
@@ -12981,22 +13080,24 @@
           <w:tcPr>
             <w:tcW w:type="dxa" w:w="1728"/>
             <w:tcMar>
-              <w:top w:w="80" w:type="dxa"/>
-              <w:bottom w:w="80" w:type="dxa"/>
-              <w:left w:w="100" w:type="dxa"/>
-              <w:right w:w="100" w:type="dxa"/>
-            </w:tcMar>
-            <w:shd w:fill="FFFFFF"/>
-          </w:tcPr>
-          <w:p>
-            <w:pPr>
-              <w:spacing w:line="276" w:lineRule="auto" w:after="40" w:before="40"/>
+              <w:top w:w="100" w:type="dxa"/>
+              <w:bottom w:w="100" w:type="dxa"/>
+              <w:left w:w="120" w:type="dxa"/>
+              <w:right w:w="120" w:type="dxa"/>
+            </w:tcMar>
+            <w:shd w:fill="FFFFFF"/>
+          </w:tcPr>
+          <w:p>
+            <w:pPr>
+              <w:spacing w:before="0" w:after="0" w:line="264" w:lineRule="auto"/>
               <w:jc w:val="center"/>
             </w:pPr>
             <w:r>
               <w:rPr>
-                <w:color w:val="000000"/>
-                <w:sz w:val="17"/>
+                <w:rFonts w:ascii="Calibri" w:hAnsi="Calibri"/>
+                <w:b w:val="0"/>
+                <w:color w:val="000000"/>
+                <w:sz w:val="18"/>
               </w:rPr>
               <w:t>-</w:t>
             </w:r>
@@ -13006,24 +13107,26 @@
           <w:tcPr>
             <w:tcW w:type="dxa" w:w="2736"/>
             <w:tcMar>
-              <w:top w:w="80" w:type="dxa"/>
-              <w:bottom w:w="80" w:type="dxa"/>
-              <w:left w:w="100" w:type="dxa"/>
-              <w:right w:w="100" w:type="dxa"/>
-            </w:tcMar>
-            <w:shd w:fill="FFFFFF"/>
-          </w:tcPr>
-          <w:p>
-            <w:pPr>
-              <w:spacing w:line="276" w:lineRule="auto" w:after="40" w:before="40"/>
-              <w:jc w:val="left"/>
-            </w:pPr>
-            <w:r>
-              <w:rPr>
-                <w:color w:val="000000"/>
-                <w:sz w:val="17"/>
-              </w:rPr>
-              <w:t>Tanggal pencatatan persetujuan perpanjangan waktu</w:t>
+              <w:top w:w="100" w:type="dxa"/>
+              <w:bottom w:w="100" w:type="dxa"/>
+              <w:left w:w="120" w:type="dxa"/>
+              <w:right w:w="120" w:type="dxa"/>
+            </w:tcMar>
+            <w:shd w:fill="FFFFFF"/>
+          </w:tcPr>
+          <w:p>
+            <w:pPr>
+              <w:spacing w:before="0" w:after="0" w:line="264" w:lineRule="auto"/>
+              <w:jc w:val="left"/>
+            </w:pPr>
+            <w:r>
+              <w:rPr>
+                <w:rFonts w:ascii="Calibri" w:hAnsi="Calibri"/>
+                <w:b w:val="0"/>
+                <w:color w:val="000000"/>
+                <w:sz w:val="18"/>
+              </w:rPr>
+              <w:t>Nomor surat permohonan resmi perpanjangan dari LPK</w:t>
             </w:r>
           </w:p>
         </w:tc>
@@ -13033,22 +13136,24 @@
           <w:tcPr>
             <w:tcW w:type="dxa" w:w="648"/>
             <w:tcMar>
-              <w:top w:w="80" w:type="dxa"/>
-              <w:bottom w:w="80" w:type="dxa"/>
-              <w:left w:w="100" w:type="dxa"/>
-              <w:right w:w="100" w:type="dxa"/>
-            </w:tcMar>
-            <w:shd w:fill="F8FAFC"/>
-          </w:tcPr>
-          <w:p>
-            <w:pPr>
-              <w:spacing w:line="276" w:lineRule="auto" w:after="40" w:before="40"/>
+              <w:top w:w="100" w:type="dxa"/>
+              <w:bottom w:w="100" w:type="dxa"/>
+              <w:left w:w="120" w:type="dxa"/>
+              <w:right w:w="120" w:type="dxa"/>
+            </w:tcMar>
+            <w:shd w:fill="F8FAFC"/>
+          </w:tcPr>
+          <w:p>
+            <w:pPr>
+              <w:spacing w:before="0" w:after="0" w:line="264" w:lineRule="auto"/>
               <w:jc w:val="center"/>
             </w:pPr>
             <w:r>
               <w:rPr>
-                <w:color w:val="000000"/>
-                <w:sz w:val="17"/>
+                <w:rFonts w:ascii="Calibri" w:hAnsi="Calibri"/>
+                <w:b w:val="0"/>
+                <w:color w:val="000000"/>
+                <w:sz w:val="18"/>
               </w:rPr>
               <w:t>18</w:t>
             </w:r>
@@ -13058,25 +13163,26 @@
           <w:tcPr>
             <w:tcW w:type="dxa" w:w="2160"/>
             <w:tcMar>
-              <w:top w:w="80" w:type="dxa"/>
-              <w:bottom w:w="80" w:type="dxa"/>
-              <w:left w:w="100" w:type="dxa"/>
-              <w:right w:w="100" w:type="dxa"/>
-            </w:tcMar>
-            <w:shd w:fill="F8FAFC"/>
-          </w:tcPr>
-          <w:p>
-            <w:pPr>
-              <w:spacing w:line="276" w:lineRule="auto" w:after="40" w:before="40"/>
-              <w:jc w:val="left"/>
-            </w:pPr>
-            <w:r>
-              <w:rPr>
-                <w:b/>
-                <w:color w:val="000000"/>
-                <w:sz w:val="17"/>
-              </w:rPr>
-              <w:t>tp_extension_notes</w:t>
+              <w:top w:w="100" w:type="dxa"/>
+              <w:bottom w:w="100" w:type="dxa"/>
+              <w:left w:w="120" w:type="dxa"/>
+              <w:right w:w="120" w:type="dxa"/>
+            </w:tcMar>
+            <w:shd w:fill="F8FAFC"/>
+          </w:tcPr>
+          <w:p>
+            <w:pPr>
+              <w:spacing w:before="0" w:after="0" w:line="264" w:lineRule="auto"/>
+              <w:jc w:val="left"/>
+            </w:pPr>
+            <w:r>
+              <w:rPr>
+                <w:rFonts w:ascii="Calibri" w:hAnsi="Calibri"/>
+                <w:b w:val="0"/>
+                <w:color w:val="000000"/>
+                <w:sz w:val="18"/>
+              </w:rPr>
+              <w:t>tp_extension_date</w:t>
             </w:r>
           </w:p>
         </w:tc>
@@ -13084,24 +13190,26 @@
           <w:tcPr>
             <w:tcW w:type="dxa" w:w="2088"/>
             <w:tcMar>
-              <w:top w:w="80" w:type="dxa"/>
-              <w:bottom w:w="80" w:type="dxa"/>
-              <w:left w:w="100" w:type="dxa"/>
-              <w:right w:w="100" w:type="dxa"/>
-            </w:tcMar>
-            <w:shd w:fill="F8FAFC"/>
-          </w:tcPr>
-          <w:p>
-            <w:pPr>
-              <w:spacing w:line="276" w:lineRule="auto" w:after="40" w:before="40"/>
-              <w:jc w:val="left"/>
-            </w:pPr>
-            <w:r>
-              <w:rPr>
-                <w:color w:val="000000"/>
-                <w:sz w:val="17"/>
-              </w:rPr>
-              <w:t>TEXT</w:t>
+              <w:top w:w="100" w:type="dxa"/>
+              <w:bottom w:w="100" w:type="dxa"/>
+              <w:left w:w="120" w:type="dxa"/>
+              <w:right w:w="120" w:type="dxa"/>
+            </w:tcMar>
+            <w:shd w:fill="F8FAFC"/>
+          </w:tcPr>
+          <w:p>
+            <w:pPr>
+              <w:spacing w:before="0" w:after="0" w:line="264" w:lineRule="auto"/>
+              <w:jc w:val="left"/>
+            </w:pPr>
+            <w:r>
+              <w:rPr>
+                <w:rFonts w:ascii="Calibri" w:hAnsi="Calibri"/>
+                <w:b w:val="0"/>
+                <w:color w:val="000000"/>
+                <w:sz w:val="18"/>
+              </w:rPr>
+              <w:t>DATE</w:t>
             </w:r>
           </w:p>
         </w:tc>
@@ -13109,22 +13217,24 @@
           <w:tcPr>
             <w:tcW w:type="dxa" w:w="1728"/>
             <w:tcMar>
-              <w:top w:w="80" w:type="dxa"/>
-              <w:bottom w:w="80" w:type="dxa"/>
-              <w:left w:w="100" w:type="dxa"/>
-              <w:right w:w="100" w:type="dxa"/>
-            </w:tcMar>
-            <w:shd w:fill="F8FAFC"/>
-          </w:tcPr>
-          <w:p>
-            <w:pPr>
-              <w:spacing w:line="276" w:lineRule="auto" w:after="40" w:before="40"/>
+              <w:top w:w="100" w:type="dxa"/>
+              <w:bottom w:w="100" w:type="dxa"/>
+              <w:left w:w="120" w:type="dxa"/>
+              <w:right w:w="120" w:type="dxa"/>
+            </w:tcMar>
+            <w:shd w:fill="F8FAFC"/>
+          </w:tcPr>
+          <w:p>
+            <w:pPr>
+              <w:spacing w:before="0" w:after="0" w:line="264" w:lineRule="auto"/>
               <w:jc w:val="center"/>
             </w:pPr>
             <w:r>
               <w:rPr>
-                <w:color w:val="000000"/>
-                <w:sz w:val="17"/>
+                <w:rFonts w:ascii="Calibri" w:hAnsi="Calibri"/>
+                <w:b w:val="0"/>
+                <w:color w:val="000000"/>
+                <w:sz w:val="18"/>
               </w:rPr>
               <w:t>-</w:t>
             </w:r>
@@ -13134,24 +13244,26 @@
           <w:tcPr>
             <w:tcW w:type="dxa" w:w="2736"/>
             <w:tcMar>
-              <w:top w:w="80" w:type="dxa"/>
-              <w:bottom w:w="80" w:type="dxa"/>
-              <w:left w:w="100" w:type="dxa"/>
-              <w:right w:w="100" w:type="dxa"/>
-            </w:tcMar>
-            <w:shd w:fill="F8FAFC"/>
-          </w:tcPr>
-          <w:p>
-            <w:pPr>
-              <w:spacing w:line="276" w:lineRule="auto" w:after="40" w:before="40"/>
-              <w:jc w:val="left"/>
-            </w:pPr>
-            <w:r>
-              <w:rPr>
-                <w:color w:val="000000"/>
-                <w:sz w:val="17"/>
-              </w:rPr>
-              <w:t>Catatan justifikasi dan bukti progres nyata perbaikan</w:t>
+              <w:top w:w="100" w:type="dxa"/>
+              <w:bottom w:w="100" w:type="dxa"/>
+              <w:left w:w="120" w:type="dxa"/>
+              <w:right w:w="120" w:type="dxa"/>
+            </w:tcMar>
+            <w:shd w:fill="F8FAFC"/>
+          </w:tcPr>
+          <w:p>
+            <w:pPr>
+              <w:spacing w:before="0" w:after="0" w:line="264" w:lineRule="auto"/>
+              <w:jc w:val="left"/>
+            </w:pPr>
+            <w:r>
+              <w:rPr>
+                <w:rFonts w:ascii="Calibri" w:hAnsi="Calibri"/>
+                <w:b w:val="0"/>
+                <w:color w:val="000000"/>
+                <w:sz w:val="18"/>
+              </w:rPr>
+              <w:t>Tanggal pencatatan persetujuan perpanjangan waktu</w:t>
             </w:r>
           </w:p>
         </w:tc>
@@ -13161,22 +13273,24 @@
           <w:tcPr>
             <w:tcW w:type="dxa" w:w="648"/>
             <w:tcMar>
-              <w:top w:w="80" w:type="dxa"/>
-              <w:bottom w:w="80" w:type="dxa"/>
-              <w:left w:w="100" w:type="dxa"/>
-              <w:right w:w="100" w:type="dxa"/>
-            </w:tcMar>
-            <w:shd w:fill="FFFFFF"/>
-          </w:tcPr>
-          <w:p>
-            <w:pPr>
-              <w:spacing w:line="276" w:lineRule="auto" w:after="40" w:before="40"/>
+              <w:top w:w="100" w:type="dxa"/>
+              <w:bottom w:w="100" w:type="dxa"/>
+              <w:left w:w="120" w:type="dxa"/>
+              <w:right w:w="120" w:type="dxa"/>
+            </w:tcMar>
+            <w:shd w:fill="FFFFFF"/>
+          </w:tcPr>
+          <w:p>
+            <w:pPr>
+              <w:spacing w:before="0" w:after="0" w:line="264" w:lineRule="auto"/>
               <w:jc w:val="center"/>
             </w:pPr>
             <w:r>
               <w:rPr>
-                <w:color w:val="000000"/>
-                <w:sz w:val="17"/>
+                <w:rFonts w:ascii="Calibri" w:hAnsi="Calibri"/>
+                <w:b w:val="0"/>
+                <w:color w:val="000000"/>
+                <w:sz w:val="18"/>
               </w:rPr>
               <w:t>19</w:t>
             </w:r>
@@ -13186,25 +13300,26 @@
           <w:tcPr>
             <w:tcW w:type="dxa" w:w="2160"/>
             <w:tcMar>
-              <w:top w:w="80" w:type="dxa"/>
-              <w:bottom w:w="80" w:type="dxa"/>
-              <w:left w:w="100" w:type="dxa"/>
-              <w:right w:w="100" w:type="dxa"/>
-            </w:tcMar>
-            <w:shd w:fill="FFFFFF"/>
-          </w:tcPr>
-          <w:p>
-            <w:pPr>
-              <w:spacing w:line="276" w:lineRule="auto" w:after="40" w:before="40"/>
-              <w:jc w:val="left"/>
-            </w:pPr>
-            <w:r>
-              <w:rPr>
-                <w:b/>
-                <w:color w:val="000000"/>
-                <w:sz w:val="17"/>
-              </w:rPr>
-              <w:t>tp_satisfied_at</w:t>
+              <w:top w:w="100" w:type="dxa"/>
+              <w:bottom w:w="100" w:type="dxa"/>
+              <w:left w:w="120" w:type="dxa"/>
+              <w:right w:w="120" w:type="dxa"/>
+            </w:tcMar>
+            <w:shd w:fill="FFFFFF"/>
+          </w:tcPr>
+          <w:p>
+            <w:pPr>
+              <w:spacing w:before="0" w:after="0" w:line="264" w:lineRule="auto"/>
+              <w:jc w:val="left"/>
+            </w:pPr>
+            <w:r>
+              <w:rPr>
+                <w:rFonts w:ascii="Calibri" w:hAnsi="Calibri"/>
+                <w:b w:val="0"/>
+                <w:color w:val="000000"/>
+                <w:sz w:val="18"/>
+              </w:rPr>
+              <w:t>tp_extension_notes</w:t>
             </w:r>
           </w:p>
         </w:tc>
@@ -13212,24 +13327,26 @@
           <w:tcPr>
             <w:tcW w:type="dxa" w:w="2088"/>
             <w:tcMar>
-              <w:top w:w="80" w:type="dxa"/>
-              <w:bottom w:w="80" w:type="dxa"/>
-              <w:left w:w="100" w:type="dxa"/>
-              <w:right w:w="100" w:type="dxa"/>
-            </w:tcMar>
-            <w:shd w:fill="FFFFFF"/>
-          </w:tcPr>
-          <w:p>
-            <w:pPr>
-              <w:spacing w:line="276" w:lineRule="auto" w:after="40" w:before="40"/>
-              <w:jc w:val="left"/>
-            </w:pPr>
-            <w:r>
-              <w:rPr>
-                <w:color w:val="000000"/>
-                <w:sz w:val="17"/>
-              </w:rPr>
-              <w:t>DATE</w:t>
+              <w:top w:w="100" w:type="dxa"/>
+              <w:bottom w:w="100" w:type="dxa"/>
+              <w:left w:w="120" w:type="dxa"/>
+              <w:right w:w="120" w:type="dxa"/>
+            </w:tcMar>
+            <w:shd w:fill="FFFFFF"/>
+          </w:tcPr>
+          <w:p>
+            <w:pPr>
+              <w:spacing w:before="0" w:after="0" w:line="264" w:lineRule="auto"/>
+              <w:jc w:val="left"/>
+            </w:pPr>
+            <w:r>
+              <w:rPr>
+                <w:rFonts w:ascii="Calibri" w:hAnsi="Calibri"/>
+                <w:b w:val="0"/>
+                <w:color w:val="000000"/>
+                <w:sz w:val="18"/>
+              </w:rPr>
+              <w:t>TEXT</w:t>
             </w:r>
           </w:p>
         </w:tc>
@@ -13237,22 +13354,24 @@
           <w:tcPr>
             <w:tcW w:type="dxa" w:w="1728"/>
             <w:tcMar>
-              <w:top w:w="80" w:type="dxa"/>
-              <w:bottom w:w="80" w:type="dxa"/>
-              <w:left w:w="100" w:type="dxa"/>
-              <w:right w:w="100" w:type="dxa"/>
-            </w:tcMar>
-            <w:shd w:fill="FFFFFF"/>
-          </w:tcPr>
-          <w:p>
-            <w:pPr>
-              <w:spacing w:line="276" w:lineRule="auto" w:after="40" w:before="40"/>
+              <w:top w:w="100" w:type="dxa"/>
+              <w:bottom w:w="100" w:type="dxa"/>
+              <w:left w:w="120" w:type="dxa"/>
+              <w:right w:w="120" w:type="dxa"/>
+            </w:tcMar>
+            <w:shd w:fill="FFFFFF"/>
+          </w:tcPr>
+          <w:p>
+            <w:pPr>
+              <w:spacing w:before="0" w:after="0" w:line="264" w:lineRule="auto"/>
               <w:jc w:val="center"/>
             </w:pPr>
             <w:r>
               <w:rPr>
-                <w:color w:val="000000"/>
-                <w:sz w:val="17"/>
+                <w:rFonts w:ascii="Calibri" w:hAnsi="Calibri"/>
+                <w:b w:val="0"/>
+                <w:color w:val="000000"/>
+                <w:sz w:val="18"/>
               </w:rPr>
               <w:t>-</w:t>
             </w:r>
@@ -13262,24 +13381,26 @@
           <w:tcPr>
             <w:tcW w:type="dxa" w:w="2736"/>
             <w:tcMar>
-              <w:top w:w="80" w:type="dxa"/>
-              <w:bottom w:w="80" w:type="dxa"/>
-              <w:left w:w="100" w:type="dxa"/>
-              <w:right w:w="100" w:type="dxa"/>
-            </w:tcMar>
-            <w:shd w:fill="FFFFFF"/>
-          </w:tcPr>
-          <w:p>
-            <w:pPr>
-              <w:spacing w:line="276" w:lineRule="auto" w:after="40" w:before="40"/>
-              <w:jc w:val="left"/>
-            </w:pPr>
-            <w:r>
-              <w:rPr>
-                <w:color w:val="000000"/>
-                <w:sz w:val="17"/>
-              </w:rPr>
-              <w:t>Tanggal pemenuhan seluruh tindakan perbaikan disetujui</w:t>
+              <w:top w:w="100" w:type="dxa"/>
+              <w:bottom w:w="100" w:type="dxa"/>
+              <w:left w:w="120" w:type="dxa"/>
+              <w:right w:w="120" w:type="dxa"/>
+            </w:tcMar>
+            <w:shd w:fill="FFFFFF"/>
+          </w:tcPr>
+          <w:p>
+            <w:pPr>
+              <w:spacing w:before="0" w:after="0" w:line="264" w:lineRule="auto"/>
+              <w:jc w:val="left"/>
+            </w:pPr>
+            <w:r>
+              <w:rPr>
+                <w:rFonts w:ascii="Calibri" w:hAnsi="Calibri"/>
+                <w:b w:val="0"/>
+                <w:color w:val="000000"/>
+                <w:sz w:val="18"/>
+              </w:rPr>
+              <w:t>Catatan justifikasi dan bukti progres nyata perbaikan</w:t>
             </w:r>
           </w:p>
         </w:tc>
@@ -13289,22 +13410,24 @@
           <w:tcPr>
             <w:tcW w:type="dxa" w:w="648"/>
             <w:tcMar>
-              <w:top w:w="80" w:type="dxa"/>
-              <w:bottom w:w="80" w:type="dxa"/>
-              <w:left w:w="100" w:type="dxa"/>
-              <w:right w:w="100" w:type="dxa"/>
-            </w:tcMar>
-            <w:shd w:fill="F8FAFC"/>
-          </w:tcPr>
-          <w:p>
-            <w:pPr>
-              <w:spacing w:line="276" w:lineRule="auto" w:after="40" w:before="40"/>
+              <w:top w:w="100" w:type="dxa"/>
+              <w:bottom w:w="100" w:type="dxa"/>
+              <w:left w:w="120" w:type="dxa"/>
+              <w:right w:w="120" w:type="dxa"/>
+            </w:tcMar>
+            <w:shd w:fill="F8FAFC"/>
+          </w:tcPr>
+          <w:p>
+            <w:pPr>
+              <w:spacing w:before="0" w:after="0" w:line="264" w:lineRule="auto"/>
               <w:jc w:val="center"/>
             </w:pPr>
             <w:r>
               <w:rPr>
-                <w:color w:val="000000"/>
-                <w:sz w:val="17"/>
+                <w:rFonts w:ascii="Calibri" w:hAnsi="Calibri"/>
+                <w:b w:val="0"/>
+                <w:color w:val="000000"/>
+                <w:sz w:val="18"/>
               </w:rPr>
               <w:t>20</w:t>
             </w:r>
@@ -13314,25 +13437,26 @@
           <w:tcPr>
             <w:tcW w:type="dxa" w:w="2160"/>
             <w:tcMar>
-              <w:top w:w="80" w:type="dxa"/>
-              <w:bottom w:w="80" w:type="dxa"/>
-              <w:left w:w="100" w:type="dxa"/>
-              <w:right w:w="100" w:type="dxa"/>
-            </w:tcMar>
-            <w:shd w:fill="F8FAFC"/>
-          </w:tcPr>
-          <w:p>
-            <w:pPr>
-              <w:spacing w:line="276" w:lineRule="auto" w:after="40" w:before="40"/>
-              <w:jc w:val="left"/>
-            </w:pPr>
-            <w:r>
-              <w:rPr>
-                <w:b/>
-                <w:color w:val="000000"/>
-                <w:sz w:val="17"/>
-              </w:rPr>
-              <w:t>tp_notes</w:t>
+              <w:top w:w="100" w:type="dxa"/>
+              <w:bottom w:w="100" w:type="dxa"/>
+              <w:left w:w="120" w:type="dxa"/>
+              <w:right w:w="120" w:type="dxa"/>
+            </w:tcMar>
+            <w:shd w:fill="F8FAFC"/>
+          </w:tcPr>
+          <w:p>
+            <w:pPr>
+              <w:spacing w:before="0" w:after="0" w:line="264" w:lineRule="auto"/>
+              <w:jc w:val="left"/>
+            </w:pPr>
+            <w:r>
+              <w:rPr>
+                <w:rFonts w:ascii="Calibri" w:hAnsi="Calibri"/>
+                <w:b w:val="0"/>
+                <w:color w:val="000000"/>
+                <w:sz w:val="18"/>
+              </w:rPr>
+              <w:t>tp_satisfied_at</w:t>
             </w:r>
           </w:p>
         </w:tc>
@@ -13340,24 +13464,26 @@
           <w:tcPr>
             <w:tcW w:type="dxa" w:w="2088"/>
             <w:tcMar>
-              <w:top w:w="80" w:type="dxa"/>
-              <w:bottom w:w="80" w:type="dxa"/>
-              <w:left w:w="100" w:type="dxa"/>
-              <w:right w:w="100" w:type="dxa"/>
-            </w:tcMar>
-            <w:shd w:fill="F8FAFC"/>
-          </w:tcPr>
-          <w:p>
-            <w:pPr>
-              <w:spacing w:line="276" w:lineRule="auto" w:after="40" w:before="40"/>
-              <w:jc w:val="left"/>
-            </w:pPr>
-            <w:r>
-              <w:rPr>
-                <w:color w:val="000000"/>
-                <w:sz w:val="17"/>
-              </w:rPr>
-              <w:t>TEXT</w:t>
+              <w:top w:w="100" w:type="dxa"/>
+              <w:bottom w:w="100" w:type="dxa"/>
+              <w:left w:w="120" w:type="dxa"/>
+              <w:right w:w="120" w:type="dxa"/>
+            </w:tcMar>
+            <w:shd w:fill="F8FAFC"/>
+          </w:tcPr>
+          <w:p>
+            <w:pPr>
+              <w:spacing w:before="0" w:after="0" w:line="264" w:lineRule="auto"/>
+              <w:jc w:val="left"/>
+            </w:pPr>
+            <w:r>
+              <w:rPr>
+                <w:rFonts w:ascii="Calibri" w:hAnsi="Calibri"/>
+                <w:b w:val="0"/>
+                <w:color w:val="000000"/>
+                <w:sz w:val="18"/>
+              </w:rPr>
+              <w:t>DATE</w:t>
             </w:r>
           </w:p>
         </w:tc>
@@ -13365,22 +13491,24 @@
           <w:tcPr>
             <w:tcW w:type="dxa" w:w="1728"/>
             <w:tcMar>
-              <w:top w:w="80" w:type="dxa"/>
-              <w:bottom w:w="80" w:type="dxa"/>
-              <w:left w:w="100" w:type="dxa"/>
-              <w:right w:w="100" w:type="dxa"/>
-            </w:tcMar>
-            <w:shd w:fill="F8FAFC"/>
-          </w:tcPr>
-          <w:p>
-            <w:pPr>
-              <w:spacing w:line="276" w:lineRule="auto" w:after="40" w:before="40"/>
+              <w:top w:w="100" w:type="dxa"/>
+              <w:bottom w:w="100" w:type="dxa"/>
+              <w:left w:w="120" w:type="dxa"/>
+              <w:right w:w="120" w:type="dxa"/>
+            </w:tcMar>
+            <w:shd w:fill="F8FAFC"/>
+          </w:tcPr>
+          <w:p>
+            <w:pPr>
+              <w:spacing w:before="0" w:after="0" w:line="264" w:lineRule="auto"/>
               <w:jc w:val="center"/>
             </w:pPr>
             <w:r>
               <w:rPr>
-                <w:color w:val="000000"/>
-                <w:sz w:val="17"/>
+                <w:rFonts w:ascii="Calibri" w:hAnsi="Calibri"/>
+                <w:b w:val="0"/>
+                <w:color w:val="000000"/>
+                <w:sz w:val="18"/>
               </w:rPr>
               <w:t>-</w:t>
             </w:r>
@@ -13390,24 +13518,26 @@
           <w:tcPr>
             <w:tcW w:type="dxa" w:w="2736"/>
             <w:tcMar>
-              <w:top w:w="80" w:type="dxa"/>
-              <w:bottom w:w="80" w:type="dxa"/>
-              <w:left w:w="100" w:type="dxa"/>
-              <w:right w:w="100" w:type="dxa"/>
-            </w:tcMar>
-            <w:shd w:fill="F8FAFC"/>
-          </w:tcPr>
-          <w:p>
-            <w:pPr>
-              <w:spacing w:line="276" w:lineRule="auto" w:after="40" w:before="40"/>
-              <w:jc w:val="left"/>
-            </w:pPr>
-            <w:r>
-              <w:rPr>
-                <w:color w:val="000000"/>
-                <w:sz w:val="17"/>
-              </w:rPr>
-              <w:t>Rekaman temuan ketidaksesuaian dan tindakan perbaikan</w:t>
+              <w:top w:w="100" w:type="dxa"/>
+              <w:bottom w:w="100" w:type="dxa"/>
+              <w:left w:w="120" w:type="dxa"/>
+              <w:right w:w="120" w:type="dxa"/>
+            </w:tcMar>
+            <w:shd w:fill="F8FAFC"/>
+          </w:tcPr>
+          <w:p>
+            <w:pPr>
+              <w:spacing w:before="0" w:after="0" w:line="264" w:lineRule="auto"/>
+              <w:jc w:val="left"/>
+            </w:pPr>
+            <w:r>
+              <w:rPr>
+                <w:rFonts w:ascii="Calibri" w:hAnsi="Calibri"/>
+                <w:b w:val="0"/>
+                <w:color w:val="000000"/>
+                <w:sz w:val="18"/>
+              </w:rPr>
+              <w:t>Tanggal pemenuhan seluruh tindakan perbaikan disetujui</w:t>
             </w:r>
           </w:p>
         </w:tc>
@@ -13417,22 +13547,24 @@
           <w:tcPr>
             <w:tcW w:type="dxa" w:w="648"/>
             <w:tcMar>
-              <w:top w:w="80" w:type="dxa"/>
-              <w:bottom w:w="80" w:type="dxa"/>
-              <w:left w:w="100" w:type="dxa"/>
-              <w:right w:w="100" w:type="dxa"/>
-            </w:tcMar>
-            <w:shd w:fill="FFFFFF"/>
-          </w:tcPr>
-          <w:p>
-            <w:pPr>
-              <w:spacing w:line="276" w:lineRule="auto" w:after="40" w:before="40"/>
+              <w:top w:w="100" w:type="dxa"/>
+              <w:bottom w:w="100" w:type="dxa"/>
+              <w:left w:w="120" w:type="dxa"/>
+              <w:right w:w="120" w:type="dxa"/>
+            </w:tcMar>
+            <w:shd w:fill="FFFFFF"/>
+          </w:tcPr>
+          <w:p>
+            <w:pPr>
+              <w:spacing w:before="0" w:after="0" w:line="264" w:lineRule="auto"/>
               <w:jc w:val="center"/>
             </w:pPr>
             <w:r>
               <w:rPr>
-                <w:color w:val="000000"/>
-                <w:sz w:val="17"/>
+                <w:rFonts w:ascii="Calibri" w:hAnsi="Calibri"/>
+                <w:b w:val="0"/>
+                <w:color w:val="000000"/>
+                <w:sz w:val="18"/>
               </w:rPr>
               <w:t>21</w:t>
             </w:r>
@@ -13442,25 +13574,26 @@
           <w:tcPr>
             <w:tcW w:type="dxa" w:w="2160"/>
             <w:tcMar>
-              <w:top w:w="80" w:type="dxa"/>
-              <w:bottom w:w="80" w:type="dxa"/>
-              <w:left w:w="100" w:type="dxa"/>
-              <w:right w:w="100" w:type="dxa"/>
-            </w:tcMar>
-            <w:shd w:fill="FFFFFF"/>
-          </w:tcPr>
-          <w:p>
-            <w:pPr>
-              <w:spacing w:line="276" w:lineRule="auto" w:after="40" w:before="40"/>
-              <w:jc w:val="left"/>
-            </w:pPr>
-            <w:r>
-              <w:rPr>
-                <w:b/>
-                <w:color w:val="000000"/>
-                <w:sz w:val="17"/>
-              </w:rPr>
-              <w:t>report_date</w:t>
+              <w:top w:w="100" w:type="dxa"/>
+              <w:bottom w:w="100" w:type="dxa"/>
+              <w:left w:w="120" w:type="dxa"/>
+              <w:right w:w="120" w:type="dxa"/>
+            </w:tcMar>
+            <w:shd w:fill="FFFFFF"/>
+          </w:tcPr>
+          <w:p>
+            <w:pPr>
+              <w:spacing w:before="0" w:after="0" w:line="264" w:lineRule="auto"/>
+              <w:jc w:val="left"/>
+            </w:pPr>
+            <w:r>
+              <w:rPr>
+                <w:rFonts w:ascii="Calibri" w:hAnsi="Calibri"/>
+                <w:b w:val="0"/>
+                <w:color w:val="000000"/>
+                <w:sz w:val="18"/>
+              </w:rPr>
+              <w:t>tp_notes</w:t>
             </w:r>
           </w:p>
         </w:tc>
@@ -13468,24 +13601,26 @@
           <w:tcPr>
             <w:tcW w:type="dxa" w:w="2088"/>
             <w:tcMar>
-              <w:top w:w="80" w:type="dxa"/>
-              <w:bottom w:w="80" w:type="dxa"/>
-              <w:left w:w="100" w:type="dxa"/>
-              <w:right w:w="100" w:type="dxa"/>
-            </w:tcMar>
-            <w:shd w:fill="FFFFFF"/>
-          </w:tcPr>
-          <w:p>
-            <w:pPr>
-              <w:spacing w:line="276" w:lineRule="auto" w:after="40" w:before="40"/>
-              <w:jc w:val="left"/>
-            </w:pPr>
-            <w:r>
-              <w:rPr>
-                <w:color w:val="000000"/>
-                <w:sz w:val="17"/>
-              </w:rPr>
-              <w:t>DATE</w:t>
+              <w:top w:w="100" w:type="dxa"/>
+              <w:bottom w:w="100" w:type="dxa"/>
+              <w:left w:w="120" w:type="dxa"/>
+              <w:right w:w="120" w:type="dxa"/>
+            </w:tcMar>
+            <w:shd w:fill="FFFFFF"/>
+          </w:tcPr>
+          <w:p>
+            <w:pPr>
+              <w:spacing w:before="0" w:after="0" w:line="264" w:lineRule="auto"/>
+              <w:jc w:val="left"/>
+            </w:pPr>
+            <w:r>
+              <w:rPr>
+                <w:rFonts w:ascii="Calibri" w:hAnsi="Calibri"/>
+                <w:b w:val="0"/>
+                <w:color w:val="000000"/>
+                <w:sz w:val="18"/>
+              </w:rPr>
+              <w:t>TEXT</w:t>
             </w:r>
           </w:p>
         </w:tc>
@@ -13493,22 +13628,24 @@
           <w:tcPr>
             <w:tcW w:type="dxa" w:w="1728"/>
             <w:tcMar>
-              <w:top w:w="80" w:type="dxa"/>
-              <w:bottom w:w="80" w:type="dxa"/>
-              <w:left w:w="100" w:type="dxa"/>
-              <w:right w:w="100" w:type="dxa"/>
-            </w:tcMar>
-            <w:shd w:fill="FFFFFF"/>
-          </w:tcPr>
-          <w:p>
-            <w:pPr>
-              <w:spacing w:line="276" w:lineRule="auto" w:after="40" w:before="40"/>
+              <w:top w:w="100" w:type="dxa"/>
+              <w:bottom w:w="100" w:type="dxa"/>
+              <w:left w:w="120" w:type="dxa"/>
+              <w:right w:w="120" w:type="dxa"/>
+            </w:tcMar>
+            <w:shd w:fill="FFFFFF"/>
+          </w:tcPr>
+          <w:p>
+            <w:pPr>
+              <w:spacing w:before="0" w:after="0" w:line="264" w:lineRule="auto"/>
               <w:jc w:val="center"/>
             </w:pPr>
             <w:r>
               <w:rPr>
-                <w:color w:val="000000"/>
-                <w:sz w:val="17"/>
+                <w:rFonts w:ascii="Calibri" w:hAnsi="Calibri"/>
+                <w:b w:val="0"/>
+                <w:color w:val="000000"/>
+                <w:sz w:val="18"/>
               </w:rPr>
               <w:t>-</w:t>
             </w:r>
@@ -13518,24 +13655,26 @@
           <w:tcPr>
             <w:tcW w:type="dxa" w:w="2736"/>
             <w:tcMar>
-              <w:top w:w="80" w:type="dxa"/>
-              <w:bottom w:w="80" w:type="dxa"/>
-              <w:left w:w="100" w:type="dxa"/>
-              <w:right w:w="100" w:type="dxa"/>
-            </w:tcMar>
-            <w:shd w:fill="FFFFFF"/>
-          </w:tcPr>
-          <w:p>
-            <w:pPr>
-              <w:spacing w:line="276" w:lineRule="auto" w:after="40" w:before="40"/>
-              <w:jc w:val="left"/>
-            </w:pPr>
-            <w:r>
-              <w:rPr>
-                <w:color w:val="000000"/>
-                <w:sz w:val="17"/>
-              </w:rPr>
-              <w:t>Tanggal penyelesaian laporan resmi hasil asesmen</w:t>
+              <w:top w:w="100" w:type="dxa"/>
+              <w:bottom w:w="100" w:type="dxa"/>
+              <w:left w:w="120" w:type="dxa"/>
+              <w:right w:w="120" w:type="dxa"/>
+            </w:tcMar>
+            <w:shd w:fill="FFFFFF"/>
+          </w:tcPr>
+          <w:p>
+            <w:pPr>
+              <w:spacing w:before="0" w:after="0" w:line="264" w:lineRule="auto"/>
+              <w:jc w:val="left"/>
+            </w:pPr>
+            <w:r>
+              <w:rPr>
+                <w:rFonts w:ascii="Calibri" w:hAnsi="Calibri"/>
+                <w:b w:val="0"/>
+                <w:color w:val="000000"/>
+                <w:sz w:val="18"/>
+              </w:rPr>
+              <w:t>Rekaman temuan ketidaksesuaian dan tindakan perbaikan</w:t>
             </w:r>
           </w:p>
         </w:tc>
@@ -13545,22 +13684,24 @@
           <w:tcPr>
             <w:tcW w:type="dxa" w:w="648"/>
             <w:tcMar>
-              <w:top w:w="80" w:type="dxa"/>
-              <w:bottom w:w="80" w:type="dxa"/>
-              <w:left w:w="100" w:type="dxa"/>
-              <w:right w:w="100" w:type="dxa"/>
-            </w:tcMar>
-            <w:shd w:fill="F8FAFC"/>
-          </w:tcPr>
-          <w:p>
-            <w:pPr>
-              <w:spacing w:line="276" w:lineRule="auto" w:after="40" w:before="40"/>
+              <w:top w:w="100" w:type="dxa"/>
+              <w:bottom w:w="100" w:type="dxa"/>
+              <w:left w:w="120" w:type="dxa"/>
+              <w:right w:w="120" w:type="dxa"/>
+            </w:tcMar>
+            <w:shd w:fill="F8FAFC"/>
+          </w:tcPr>
+          <w:p>
+            <w:pPr>
+              <w:spacing w:before="0" w:after="0" w:line="264" w:lineRule="auto"/>
               <w:jc w:val="center"/>
             </w:pPr>
             <w:r>
               <w:rPr>
-                <w:color w:val="000000"/>
-                <w:sz w:val="17"/>
+                <w:rFonts w:ascii="Calibri" w:hAnsi="Calibri"/>
+                <w:b w:val="0"/>
+                <w:color w:val="000000"/>
+                <w:sz w:val="18"/>
               </w:rPr>
               <w:t>22</w:t>
             </w:r>
@@ -13570,25 +13711,26 @@
           <w:tcPr>
             <w:tcW w:type="dxa" w:w="2160"/>
             <w:tcMar>
-              <w:top w:w="80" w:type="dxa"/>
-              <w:bottom w:w="80" w:type="dxa"/>
-              <w:left w:w="100" w:type="dxa"/>
-              <w:right w:w="100" w:type="dxa"/>
-            </w:tcMar>
-            <w:shd w:fill="F8FAFC"/>
-          </w:tcPr>
-          <w:p>
-            <w:pPr>
-              <w:spacing w:line="276" w:lineRule="auto" w:after="40" w:before="40"/>
-              <w:jc w:val="left"/>
-            </w:pPr>
-            <w:r>
-              <w:rPr>
-                <w:b/>
-                <w:color w:val="000000"/>
-                <w:sz w:val="17"/>
-              </w:rPr>
-              <w:t>eha_date</w:t>
+              <w:top w:w="100" w:type="dxa"/>
+              <w:bottom w:w="100" w:type="dxa"/>
+              <w:left w:w="120" w:type="dxa"/>
+              <w:right w:w="120" w:type="dxa"/>
+            </w:tcMar>
+            <w:shd w:fill="F8FAFC"/>
+          </w:tcPr>
+          <w:p>
+            <w:pPr>
+              <w:spacing w:before="0" w:after="0" w:line="264" w:lineRule="auto"/>
+              <w:jc w:val="left"/>
+            </w:pPr>
+            <w:r>
+              <w:rPr>
+                <w:rFonts w:ascii="Calibri" w:hAnsi="Calibri"/>
+                <w:b w:val="0"/>
+                <w:color w:val="000000"/>
+                <w:sz w:val="18"/>
+              </w:rPr>
+              <w:t>report_date</w:t>
             </w:r>
           </w:p>
         </w:tc>
@@ -13596,22 +13738,24 @@
           <w:tcPr>
             <w:tcW w:type="dxa" w:w="2088"/>
             <w:tcMar>
-              <w:top w:w="80" w:type="dxa"/>
-              <w:bottom w:w="80" w:type="dxa"/>
-              <w:left w:w="100" w:type="dxa"/>
-              <w:right w:w="100" w:type="dxa"/>
-            </w:tcMar>
-            <w:shd w:fill="F8FAFC"/>
-          </w:tcPr>
-          <w:p>
-            <w:pPr>
-              <w:spacing w:line="276" w:lineRule="auto" w:after="40" w:before="40"/>
-              <w:jc w:val="left"/>
-            </w:pPr>
-            <w:r>
-              <w:rPr>
-                <w:color w:val="000000"/>
-                <w:sz w:val="17"/>
+              <w:top w:w="100" w:type="dxa"/>
+              <w:bottom w:w="100" w:type="dxa"/>
+              <w:left w:w="120" w:type="dxa"/>
+              <w:right w:w="120" w:type="dxa"/>
+            </w:tcMar>
+            <w:shd w:fill="F8FAFC"/>
+          </w:tcPr>
+          <w:p>
+            <w:pPr>
+              <w:spacing w:before="0" w:after="0" w:line="264" w:lineRule="auto"/>
+              <w:jc w:val="left"/>
+            </w:pPr>
+            <w:r>
+              <w:rPr>
+                <w:rFonts w:ascii="Calibri" w:hAnsi="Calibri"/>
+                <w:b w:val="0"/>
+                <w:color w:val="000000"/>
+                <w:sz w:val="18"/>
               </w:rPr>
               <w:t>DATE</w:t>
             </w:r>
@@ -13621,22 +13765,24 @@
           <w:tcPr>
             <w:tcW w:type="dxa" w:w="1728"/>
             <w:tcMar>
-              <w:top w:w="80" w:type="dxa"/>
-              <w:bottom w:w="80" w:type="dxa"/>
-              <w:left w:w="100" w:type="dxa"/>
-              <w:right w:w="100" w:type="dxa"/>
-            </w:tcMar>
-            <w:shd w:fill="F8FAFC"/>
-          </w:tcPr>
-          <w:p>
-            <w:pPr>
-              <w:spacing w:line="276" w:lineRule="auto" w:after="40" w:before="40"/>
+              <w:top w:w="100" w:type="dxa"/>
+              <w:bottom w:w="100" w:type="dxa"/>
+              <w:left w:w="120" w:type="dxa"/>
+              <w:right w:w="120" w:type="dxa"/>
+            </w:tcMar>
+            <w:shd w:fill="F8FAFC"/>
+          </w:tcPr>
+          <w:p>
+            <w:pPr>
+              <w:spacing w:before="0" w:after="0" w:line="264" w:lineRule="auto"/>
               <w:jc w:val="center"/>
             </w:pPr>
             <w:r>
               <w:rPr>
-                <w:color w:val="000000"/>
-                <w:sz w:val="17"/>
+                <w:rFonts w:ascii="Calibri" w:hAnsi="Calibri"/>
+                <w:b w:val="0"/>
+                <w:color w:val="000000"/>
+                <w:sz w:val="18"/>
               </w:rPr>
               <w:t>-</w:t>
             </w:r>
@@ -13646,24 +13792,26 @@
           <w:tcPr>
             <w:tcW w:type="dxa" w:w="2736"/>
             <w:tcMar>
-              <w:top w:w="80" w:type="dxa"/>
-              <w:bottom w:w="80" w:type="dxa"/>
-              <w:left w:w="100" w:type="dxa"/>
-              <w:right w:w="100" w:type="dxa"/>
-            </w:tcMar>
-            <w:shd w:fill="F8FAFC"/>
-          </w:tcPr>
-          <w:p>
-            <w:pPr>
-              <w:spacing w:line="276" w:lineRule="auto" w:after="40" w:before="40"/>
-              <w:jc w:val="left"/>
-            </w:pPr>
-            <w:r>
-              <w:rPr>
-                <w:color w:val="000000"/>
-                <w:sz w:val="17"/>
-              </w:rPr>
-              <w:t>Tanggal pelaksanaan Sidang Evaluasi Hasil Asesmen (EHA)</w:t>
+              <w:top w:w="100" w:type="dxa"/>
+              <w:bottom w:w="100" w:type="dxa"/>
+              <w:left w:w="120" w:type="dxa"/>
+              <w:right w:w="120" w:type="dxa"/>
+            </w:tcMar>
+            <w:shd w:fill="F8FAFC"/>
+          </w:tcPr>
+          <w:p>
+            <w:pPr>
+              <w:spacing w:before="0" w:after="0" w:line="264" w:lineRule="auto"/>
+              <w:jc w:val="left"/>
+            </w:pPr>
+            <w:r>
+              <w:rPr>
+                <w:rFonts w:ascii="Calibri" w:hAnsi="Calibri"/>
+                <w:b w:val="0"/>
+                <w:color w:val="000000"/>
+                <w:sz w:val="18"/>
+              </w:rPr>
+              <w:t>Tanggal penyelesaian laporan resmi hasil asesmen</w:t>
             </w:r>
           </w:p>
         </w:tc>
@@ -13673,22 +13821,24 @@
           <w:tcPr>
             <w:tcW w:type="dxa" w:w="648"/>
             <w:tcMar>
-              <w:top w:w="80" w:type="dxa"/>
-              <w:bottom w:w="80" w:type="dxa"/>
-              <w:left w:w="100" w:type="dxa"/>
-              <w:right w:w="100" w:type="dxa"/>
-            </w:tcMar>
-            <w:shd w:fill="FFFFFF"/>
-          </w:tcPr>
-          <w:p>
-            <w:pPr>
-              <w:spacing w:line="276" w:lineRule="auto" w:after="40" w:before="40"/>
+              <w:top w:w="100" w:type="dxa"/>
+              <w:bottom w:w="100" w:type="dxa"/>
+              <w:left w:w="120" w:type="dxa"/>
+              <w:right w:w="120" w:type="dxa"/>
+            </w:tcMar>
+            <w:shd w:fill="FFFFFF"/>
+          </w:tcPr>
+          <w:p>
+            <w:pPr>
+              <w:spacing w:before="0" w:after="0" w:line="264" w:lineRule="auto"/>
               <w:jc w:val="center"/>
             </w:pPr>
             <w:r>
               <w:rPr>
-                <w:color w:val="000000"/>
-                <w:sz w:val="17"/>
+                <w:rFonts w:ascii="Calibri" w:hAnsi="Calibri"/>
+                <w:b w:val="0"/>
+                <w:color w:val="000000"/>
+                <w:sz w:val="18"/>
               </w:rPr>
               <w:t>23</w:t>
             </w:r>
@@ -13698,25 +13848,26 @@
           <w:tcPr>
             <w:tcW w:type="dxa" w:w="2160"/>
             <w:tcMar>
-              <w:top w:w="80" w:type="dxa"/>
-              <w:bottom w:w="80" w:type="dxa"/>
-              <w:left w:w="100" w:type="dxa"/>
-              <w:right w:w="100" w:type="dxa"/>
-            </w:tcMar>
-            <w:shd w:fill="FFFFFF"/>
-          </w:tcPr>
-          <w:p>
-            <w:pPr>
-              <w:spacing w:line="276" w:lineRule="auto" w:after="40" w:before="40"/>
-              <w:jc w:val="left"/>
-            </w:pPr>
-            <w:r>
-              <w:rPr>
-                <w:b/>
-                <w:color w:val="000000"/>
-                <w:sz w:val="17"/>
-              </w:rPr>
-              <w:t>eha_status</w:t>
+              <w:top w:w="100" w:type="dxa"/>
+              <w:bottom w:w="100" w:type="dxa"/>
+              <w:left w:w="120" w:type="dxa"/>
+              <w:right w:w="120" w:type="dxa"/>
+            </w:tcMar>
+            <w:shd w:fill="FFFFFF"/>
+          </w:tcPr>
+          <w:p>
+            <w:pPr>
+              <w:spacing w:before="0" w:after="0" w:line="264" w:lineRule="auto"/>
+              <w:jc w:val="left"/>
+            </w:pPr>
+            <w:r>
+              <w:rPr>
+                <w:rFonts w:ascii="Calibri" w:hAnsi="Calibri"/>
+                <w:b w:val="0"/>
+                <w:color w:val="000000"/>
+                <w:sz w:val="18"/>
+              </w:rPr>
+              <w:t>eha_date</w:t>
             </w:r>
           </w:p>
         </w:tc>
@@ -13724,24 +13875,26 @@
           <w:tcPr>
             <w:tcW w:type="dxa" w:w="2088"/>
             <w:tcMar>
-              <w:top w:w="80" w:type="dxa"/>
-              <w:bottom w:w="80" w:type="dxa"/>
-              <w:left w:w="100" w:type="dxa"/>
-              <w:right w:w="100" w:type="dxa"/>
-            </w:tcMar>
-            <w:shd w:fill="FFFFFF"/>
-          </w:tcPr>
-          <w:p>
-            <w:pPr>
-              <w:spacing w:line="276" w:lineRule="auto" w:after="40" w:before="40"/>
-              <w:jc w:val="left"/>
-            </w:pPr>
-            <w:r>
-              <w:rPr>
-                <w:color w:val="000000"/>
-                <w:sz w:val="17"/>
-              </w:rPr>
-              <w:t>VARCHAR (50)</w:t>
+              <w:top w:w="100" w:type="dxa"/>
+              <w:bottom w:w="100" w:type="dxa"/>
+              <w:left w:w="120" w:type="dxa"/>
+              <w:right w:w="120" w:type="dxa"/>
+            </w:tcMar>
+            <w:shd w:fill="FFFFFF"/>
+          </w:tcPr>
+          <w:p>
+            <w:pPr>
+              <w:spacing w:before="0" w:after="0" w:line="264" w:lineRule="auto"/>
+              <w:jc w:val="left"/>
+            </w:pPr>
+            <w:r>
+              <w:rPr>
+                <w:rFonts w:ascii="Calibri" w:hAnsi="Calibri"/>
+                <w:b w:val="0"/>
+                <w:color w:val="000000"/>
+                <w:sz w:val="18"/>
+              </w:rPr>
+              <w:t>DATE</w:t>
             </w:r>
           </w:p>
         </w:tc>
@@ -13749,22 +13902,24 @@
           <w:tcPr>
             <w:tcW w:type="dxa" w:w="1728"/>
             <w:tcMar>
-              <w:top w:w="80" w:type="dxa"/>
-              <w:bottom w:w="80" w:type="dxa"/>
-              <w:left w:w="100" w:type="dxa"/>
-              <w:right w:w="100" w:type="dxa"/>
-            </w:tcMar>
-            <w:shd w:fill="FFFFFF"/>
-          </w:tcPr>
-          <w:p>
-            <w:pPr>
-              <w:spacing w:line="276" w:lineRule="auto" w:after="40" w:before="40"/>
+              <w:top w:w="100" w:type="dxa"/>
+              <w:bottom w:w="100" w:type="dxa"/>
+              <w:left w:w="120" w:type="dxa"/>
+              <w:right w:w="120" w:type="dxa"/>
+            </w:tcMar>
+            <w:shd w:fill="FFFFFF"/>
+          </w:tcPr>
+          <w:p>
+            <w:pPr>
+              <w:spacing w:before="0" w:after="0" w:line="264" w:lineRule="auto"/>
               <w:jc w:val="center"/>
             </w:pPr>
             <w:r>
               <w:rPr>
-                <w:color w:val="000000"/>
-                <w:sz w:val="17"/>
+                <w:rFonts w:ascii="Calibri" w:hAnsi="Calibri"/>
+                <w:b w:val="0"/>
+                <w:color w:val="000000"/>
+                <w:sz w:val="18"/>
               </w:rPr>
               <w:t>-</w:t>
             </w:r>
@@ -13774,24 +13929,26 @@
           <w:tcPr>
             <w:tcW w:type="dxa" w:w="2736"/>
             <w:tcMar>
-              <w:top w:w="80" w:type="dxa"/>
-              <w:bottom w:w="80" w:type="dxa"/>
-              <w:left w:w="100" w:type="dxa"/>
-              <w:right w:w="100" w:type="dxa"/>
-            </w:tcMar>
-            <w:shd w:fill="FFFFFF"/>
-          </w:tcPr>
-          <w:p>
-            <w:pPr>
-              <w:spacing w:line="276" w:lineRule="auto" w:after="40" w:before="40"/>
-              <w:jc w:val="left"/>
-            </w:pPr>
-            <w:r>
-              <w:rPr>
-                <w:color w:val="000000"/>
-                <w:sz w:val="17"/>
-              </w:rPr>
-              <w:t>Status sidang EHA: BELUM_EHA, SUDAH_EHA, BUTUH_TINDAK_LANJUT</w:t>
+              <w:top w:w="100" w:type="dxa"/>
+              <w:bottom w:w="100" w:type="dxa"/>
+              <w:left w:w="120" w:type="dxa"/>
+              <w:right w:w="120" w:type="dxa"/>
+            </w:tcMar>
+            <w:shd w:fill="FFFFFF"/>
+          </w:tcPr>
+          <w:p>
+            <w:pPr>
+              <w:spacing w:before="0" w:after="0" w:line="264" w:lineRule="auto"/>
+              <w:jc w:val="left"/>
+            </w:pPr>
+            <w:r>
+              <w:rPr>
+                <w:rFonts w:ascii="Calibri" w:hAnsi="Calibri"/>
+                <w:b w:val="0"/>
+                <w:color w:val="000000"/>
+                <w:sz w:val="18"/>
+              </w:rPr>
+              <w:t>Tanggal pelaksanaan Sidang Evaluasi Hasil Asesmen (EHA)</w:t>
             </w:r>
           </w:p>
         </w:tc>
@@ -13801,22 +13958,24 @@
           <w:tcPr>
             <w:tcW w:type="dxa" w:w="648"/>
             <w:tcMar>
-              <w:top w:w="80" w:type="dxa"/>
-              <w:bottom w:w="80" w:type="dxa"/>
-              <w:left w:w="100" w:type="dxa"/>
-              <w:right w:w="100" w:type="dxa"/>
-            </w:tcMar>
-            <w:shd w:fill="F8FAFC"/>
-          </w:tcPr>
-          <w:p>
-            <w:pPr>
-              <w:spacing w:line="276" w:lineRule="auto" w:after="40" w:before="40"/>
+              <w:top w:w="100" w:type="dxa"/>
+              <w:bottom w:w="100" w:type="dxa"/>
+              <w:left w:w="120" w:type="dxa"/>
+              <w:right w:w="120" w:type="dxa"/>
+            </w:tcMar>
+            <w:shd w:fill="F8FAFC"/>
+          </w:tcPr>
+          <w:p>
+            <w:pPr>
+              <w:spacing w:before="0" w:after="0" w:line="264" w:lineRule="auto"/>
               <w:jc w:val="center"/>
             </w:pPr>
             <w:r>
               <w:rPr>
-                <w:color w:val="000000"/>
-                <w:sz w:val="17"/>
+                <w:rFonts w:ascii="Calibri" w:hAnsi="Calibri"/>
+                <w:b w:val="0"/>
+                <w:color w:val="000000"/>
+                <w:sz w:val="18"/>
               </w:rPr>
               <w:t>24</w:t>
             </w:r>
@@ -13826,25 +13985,26 @@
           <w:tcPr>
             <w:tcW w:type="dxa" w:w="2160"/>
             <w:tcMar>
-              <w:top w:w="80" w:type="dxa"/>
-              <w:bottom w:w="80" w:type="dxa"/>
-              <w:left w:w="100" w:type="dxa"/>
-              <w:right w:w="100" w:type="dxa"/>
-            </w:tcMar>
-            <w:shd w:fill="F8FAFC"/>
-          </w:tcPr>
-          <w:p>
-            <w:pPr>
-              <w:spacing w:line="276" w:lineRule="auto" w:after="40" w:before="40"/>
-              <w:jc w:val="left"/>
-            </w:pPr>
-            <w:r>
-              <w:rPr>
-                <w:b/>
-                <w:color w:val="000000"/>
-                <w:sz w:val="17"/>
-              </w:rPr>
-              <w:t>eha_notes</w:t>
+              <w:top w:w="100" w:type="dxa"/>
+              <w:bottom w:w="100" w:type="dxa"/>
+              <w:left w:w="120" w:type="dxa"/>
+              <w:right w:w="120" w:type="dxa"/>
+            </w:tcMar>
+            <w:shd w:fill="F8FAFC"/>
+          </w:tcPr>
+          <w:p>
+            <w:pPr>
+              <w:spacing w:before="0" w:after="0" w:line="264" w:lineRule="auto"/>
+              <w:jc w:val="left"/>
+            </w:pPr>
+            <w:r>
+              <w:rPr>
+                <w:rFonts w:ascii="Calibri" w:hAnsi="Calibri"/>
+                <w:b w:val="0"/>
+                <w:color w:val="000000"/>
+                <w:sz w:val="18"/>
+              </w:rPr>
+              <w:t>eha_status</w:t>
             </w:r>
           </w:p>
         </w:tc>
@@ -13852,24 +14012,26 @@
           <w:tcPr>
             <w:tcW w:type="dxa" w:w="2088"/>
             <w:tcMar>
-              <w:top w:w="80" w:type="dxa"/>
-              <w:bottom w:w="80" w:type="dxa"/>
-              <w:left w:w="100" w:type="dxa"/>
-              <w:right w:w="100" w:type="dxa"/>
-            </w:tcMar>
-            <w:shd w:fill="F8FAFC"/>
-          </w:tcPr>
-          <w:p>
-            <w:pPr>
-              <w:spacing w:line="276" w:lineRule="auto" w:after="40" w:before="40"/>
-              <w:jc w:val="left"/>
-            </w:pPr>
-            <w:r>
-              <w:rPr>
-                <w:color w:val="000000"/>
-                <w:sz w:val="17"/>
-              </w:rPr>
-              <w:t>TEXT</w:t>
+              <w:top w:w="100" w:type="dxa"/>
+              <w:bottom w:w="100" w:type="dxa"/>
+              <w:left w:w="120" w:type="dxa"/>
+              <w:right w:w="120" w:type="dxa"/>
+            </w:tcMar>
+            <w:shd w:fill="F8FAFC"/>
+          </w:tcPr>
+          <w:p>
+            <w:pPr>
+              <w:spacing w:before="0" w:after="0" w:line="264" w:lineRule="auto"/>
+              <w:jc w:val="left"/>
+            </w:pPr>
+            <w:r>
+              <w:rPr>
+                <w:rFonts w:ascii="Calibri" w:hAnsi="Calibri"/>
+                <w:b w:val="0"/>
+                <w:color w:val="000000"/>
+                <w:sz w:val="18"/>
+              </w:rPr>
+              <w:t>VARCHAR (50)</w:t>
             </w:r>
           </w:p>
         </w:tc>
@@ -13877,22 +14039,24 @@
           <w:tcPr>
             <w:tcW w:type="dxa" w:w="1728"/>
             <w:tcMar>
-              <w:top w:w="80" w:type="dxa"/>
-              <w:bottom w:w="80" w:type="dxa"/>
-              <w:left w:w="100" w:type="dxa"/>
-              <w:right w:w="100" w:type="dxa"/>
-            </w:tcMar>
-            <w:shd w:fill="F8FAFC"/>
-          </w:tcPr>
-          <w:p>
-            <w:pPr>
-              <w:spacing w:line="276" w:lineRule="auto" w:after="40" w:before="40"/>
+              <w:top w:w="100" w:type="dxa"/>
+              <w:bottom w:w="100" w:type="dxa"/>
+              <w:left w:w="120" w:type="dxa"/>
+              <w:right w:w="120" w:type="dxa"/>
+            </w:tcMar>
+            <w:shd w:fill="F8FAFC"/>
+          </w:tcPr>
+          <w:p>
+            <w:pPr>
+              <w:spacing w:before="0" w:after="0" w:line="264" w:lineRule="auto"/>
               <w:jc w:val="center"/>
             </w:pPr>
             <w:r>
               <w:rPr>
-                <w:color w:val="000000"/>
-                <w:sz w:val="17"/>
+                <w:rFonts w:ascii="Calibri" w:hAnsi="Calibri"/>
+                <w:b w:val="0"/>
+                <w:color w:val="000000"/>
+                <w:sz w:val="18"/>
               </w:rPr>
               <w:t>-</w:t>
             </w:r>
@@ -13902,24 +14066,26 @@
           <w:tcPr>
             <w:tcW w:type="dxa" w:w="2736"/>
             <w:tcMar>
-              <w:top w:w="80" w:type="dxa"/>
-              <w:bottom w:w="80" w:type="dxa"/>
-              <w:left w:w="100" w:type="dxa"/>
-              <w:right w:w="100" w:type="dxa"/>
-            </w:tcMar>
-            <w:shd w:fill="F8FAFC"/>
-          </w:tcPr>
-          <w:p>
-            <w:pPr>
-              <w:spacing w:line="276" w:lineRule="auto" w:after="40" w:before="40"/>
-              <w:jc w:val="left"/>
-            </w:pPr>
-            <w:r>
-              <w:rPr>
-                <w:color w:val="000000"/>
-                <w:sz w:val="17"/>
-              </w:rPr>
-              <w:t>Keputusan dan rekomendasi panitia teknis sidang EHA</w:t>
+              <w:top w:w="100" w:type="dxa"/>
+              <w:bottom w:w="100" w:type="dxa"/>
+              <w:left w:w="120" w:type="dxa"/>
+              <w:right w:w="120" w:type="dxa"/>
+            </w:tcMar>
+            <w:shd w:fill="F8FAFC"/>
+          </w:tcPr>
+          <w:p>
+            <w:pPr>
+              <w:spacing w:before="0" w:after="0" w:line="264" w:lineRule="auto"/>
+              <w:jc w:val="left"/>
+            </w:pPr>
+            <w:r>
+              <w:rPr>
+                <w:rFonts w:ascii="Calibri" w:hAnsi="Calibri"/>
+                <w:b w:val="0"/>
+                <w:color w:val="000000"/>
+                <w:sz w:val="18"/>
+              </w:rPr>
+              <w:t>Status sidang EHA: BELUM_EHA, SUDAH_EHA, BUTUH_TINDAK_LANJUT</w:t>
             </w:r>
           </w:p>
         </w:tc>
@@ -13929,22 +14095,24 @@
           <w:tcPr>
             <w:tcW w:type="dxa" w:w="648"/>
             <w:tcMar>
-              <w:top w:w="80" w:type="dxa"/>
-              <w:bottom w:w="80" w:type="dxa"/>
-              <w:left w:w="100" w:type="dxa"/>
-              <w:right w:w="100" w:type="dxa"/>
-            </w:tcMar>
-            <w:shd w:fill="FFFFFF"/>
-          </w:tcPr>
-          <w:p>
-            <w:pPr>
-              <w:spacing w:line="276" w:lineRule="auto" w:after="40" w:before="40"/>
+              <w:top w:w="100" w:type="dxa"/>
+              <w:bottom w:w="100" w:type="dxa"/>
+              <w:left w:w="120" w:type="dxa"/>
+              <w:right w:w="120" w:type="dxa"/>
+            </w:tcMar>
+            <w:shd w:fill="FFFFFF"/>
+          </w:tcPr>
+          <w:p>
+            <w:pPr>
+              <w:spacing w:before="0" w:after="0" w:line="264" w:lineRule="auto"/>
               <w:jc w:val="center"/>
             </w:pPr>
             <w:r>
               <w:rPr>
-                <w:color w:val="000000"/>
-                <w:sz w:val="17"/>
+                <w:rFonts w:ascii="Calibri" w:hAnsi="Calibri"/>
+                <w:b w:val="0"/>
+                <w:color w:val="000000"/>
+                <w:sz w:val="18"/>
               </w:rPr>
               <w:t>25</w:t>
             </w:r>
@@ -13954,25 +14122,26 @@
           <w:tcPr>
             <w:tcW w:type="dxa" w:w="2160"/>
             <w:tcMar>
-              <w:top w:w="80" w:type="dxa"/>
-              <w:bottom w:w="80" w:type="dxa"/>
-              <w:left w:w="100" w:type="dxa"/>
-              <w:right w:w="100" w:type="dxa"/>
-            </w:tcMar>
-            <w:shd w:fill="FFFFFF"/>
-          </w:tcPr>
-          <w:p>
-            <w:pPr>
-              <w:spacing w:line="276" w:lineRule="auto" w:after="40" w:before="40"/>
-              <w:jc w:val="left"/>
-            </w:pPr>
-            <w:r>
-              <w:rPr>
-                <w:b/>
-                <w:color w:val="000000"/>
-                <w:sz w:val="17"/>
-              </w:rPr>
-              <w:t>sk_number</w:t>
+              <w:top w:w="100" w:type="dxa"/>
+              <w:bottom w:w="100" w:type="dxa"/>
+              <w:left w:w="120" w:type="dxa"/>
+              <w:right w:w="120" w:type="dxa"/>
+            </w:tcMar>
+            <w:shd w:fill="FFFFFF"/>
+          </w:tcPr>
+          <w:p>
+            <w:pPr>
+              <w:spacing w:before="0" w:after="0" w:line="264" w:lineRule="auto"/>
+              <w:jc w:val="left"/>
+            </w:pPr>
+            <w:r>
+              <w:rPr>
+                <w:rFonts w:ascii="Calibri" w:hAnsi="Calibri"/>
+                <w:b w:val="0"/>
+                <w:color w:val="000000"/>
+                <w:sz w:val="18"/>
+              </w:rPr>
+              <w:t>eha_notes</w:t>
             </w:r>
           </w:p>
         </w:tc>
@@ -13980,24 +14149,26 @@
           <w:tcPr>
             <w:tcW w:type="dxa" w:w="2088"/>
             <w:tcMar>
-              <w:top w:w="80" w:type="dxa"/>
-              <w:bottom w:w="80" w:type="dxa"/>
-              <w:left w:w="100" w:type="dxa"/>
-              <w:right w:w="100" w:type="dxa"/>
-            </w:tcMar>
-            <w:shd w:fill="FFFFFF"/>
-          </w:tcPr>
-          <w:p>
-            <w:pPr>
-              <w:spacing w:line="276" w:lineRule="auto" w:after="40" w:before="40"/>
-              <w:jc w:val="left"/>
-            </w:pPr>
-            <w:r>
-              <w:rPr>
-                <w:color w:val="000000"/>
-                <w:sz w:val="17"/>
-              </w:rPr>
-              <w:t>VARCHAR (100)</w:t>
+              <w:top w:w="100" w:type="dxa"/>
+              <w:bottom w:w="100" w:type="dxa"/>
+              <w:left w:w="120" w:type="dxa"/>
+              <w:right w:w="120" w:type="dxa"/>
+            </w:tcMar>
+            <w:shd w:fill="FFFFFF"/>
+          </w:tcPr>
+          <w:p>
+            <w:pPr>
+              <w:spacing w:before="0" w:after="0" w:line="264" w:lineRule="auto"/>
+              <w:jc w:val="left"/>
+            </w:pPr>
+            <w:r>
+              <w:rPr>
+                <w:rFonts w:ascii="Calibri" w:hAnsi="Calibri"/>
+                <w:b w:val="0"/>
+                <w:color w:val="000000"/>
+                <w:sz w:val="18"/>
+              </w:rPr>
+              <w:t>TEXT</w:t>
             </w:r>
           </w:p>
         </w:tc>
@@ -14005,22 +14176,24 @@
           <w:tcPr>
             <w:tcW w:type="dxa" w:w="1728"/>
             <w:tcMar>
-              <w:top w:w="80" w:type="dxa"/>
-              <w:bottom w:w="80" w:type="dxa"/>
-              <w:left w:w="100" w:type="dxa"/>
-              <w:right w:w="100" w:type="dxa"/>
-            </w:tcMar>
-            <w:shd w:fill="FFFFFF"/>
-          </w:tcPr>
-          <w:p>
-            <w:pPr>
-              <w:spacing w:line="276" w:lineRule="auto" w:after="40" w:before="40"/>
+              <w:top w:w="100" w:type="dxa"/>
+              <w:bottom w:w="100" w:type="dxa"/>
+              <w:left w:w="120" w:type="dxa"/>
+              <w:right w:w="120" w:type="dxa"/>
+            </w:tcMar>
+            <w:shd w:fill="FFFFFF"/>
+          </w:tcPr>
+          <w:p>
+            <w:pPr>
+              <w:spacing w:before="0" w:after="0" w:line="264" w:lineRule="auto"/>
               <w:jc w:val="center"/>
             </w:pPr>
             <w:r>
               <w:rPr>
-                <w:color w:val="000000"/>
-                <w:sz w:val="17"/>
+                <w:rFonts w:ascii="Calibri" w:hAnsi="Calibri"/>
+                <w:b w:val="0"/>
+                <w:color w:val="000000"/>
+                <w:sz w:val="18"/>
               </w:rPr>
               <w:t>-</w:t>
             </w:r>
@@ -14030,24 +14203,26 @@
           <w:tcPr>
             <w:tcW w:type="dxa" w:w="2736"/>
             <w:tcMar>
-              <w:top w:w="80" w:type="dxa"/>
-              <w:bottom w:w="80" w:type="dxa"/>
-              <w:left w:w="100" w:type="dxa"/>
-              <w:right w:w="100" w:type="dxa"/>
-            </w:tcMar>
-            <w:shd w:fill="FFFFFF"/>
-          </w:tcPr>
-          <w:p>
-            <w:pPr>
-              <w:spacing w:line="276" w:lineRule="auto" w:after="40" w:before="40"/>
-              <w:jc w:val="left"/>
-            </w:pPr>
-            <w:r>
-              <w:rPr>
-                <w:color w:val="000000"/>
-                <w:sz w:val="17"/>
-              </w:rPr>
-              <w:t>Nomor Surat Keputusan (SK) resmi akreditasi dari KAN</w:t>
+              <w:top w:w="100" w:type="dxa"/>
+              <w:bottom w:w="100" w:type="dxa"/>
+              <w:left w:w="120" w:type="dxa"/>
+              <w:right w:w="120" w:type="dxa"/>
+            </w:tcMar>
+            <w:shd w:fill="FFFFFF"/>
+          </w:tcPr>
+          <w:p>
+            <w:pPr>
+              <w:spacing w:before="0" w:after="0" w:line="264" w:lineRule="auto"/>
+              <w:jc w:val="left"/>
+            </w:pPr>
+            <w:r>
+              <w:rPr>
+                <w:rFonts w:ascii="Calibri" w:hAnsi="Calibri"/>
+                <w:b w:val="0"/>
+                <w:color w:val="000000"/>
+                <w:sz w:val="18"/>
+              </w:rPr>
+              <w:t>Keputusan dan rekomendasi panitia teknis sidang EHA</w:t>
             </w:r>
           </w:p>
         </w:tc>
@@ -14057,22 +14232,24 @@
           <w:tcPr>
             <w:tcW w:type="dxa" w:w="648"/>
             <w:tcMar>
-              <w:top w:w="80" w:type="dxa"/>
-              <w:bottom w:w="80" w:type="dxa"/>
-              <w:left w:w="100" w:type="dxa"/>
-              <w:right w:w="100" w:type="dxa"/>
-            </w:tcMar>
-            <w:shd w:fill="F8FAFC"/>
-          </w:tcPr>
-          <w:p>
-            <w:pPr>
-              <w:spacing w:line="276" w:lineRule="auto" w:after="40" w:before="40"/>
+              <w:top w:w="100" w:type="dxa"/>
+              <w:bottom w:w="100" w:type="dxa"/>
+              <w:left w:w="120" w:type="dxa"/>
+              <w:right w:w="120" w:type="dxa"/>
+            </w:tcMar>
+            <w:shd w:fill="F8FAFC"/>
+          </w:tcPr>
+          <w:p>
+            <w:pPr>
+              <w:spacing w:before="0" w:after="0" w:line="264" w:lineRule="auto"/>
               <w:jc w:val="center"/>
             </w:pPr>
             <w:r>
               <w:rPr>
-                <w:color w:val="000000"/>
-                <w:sz w:val="17"/>
+                <w:rFonts w:ascii="Calibri" w:hAnsi="Calibri"/>
+                <w:b w:val="0"/>
+                <w:color w:val="000000"/>
+                <w:sz w:val="18"/>
               </w:rPr>
               <w:t>26</w:t>
             </w:r>
@@ -14082,25 +14259,26 @@
           <w:tcPr>
             <w:tcW w:type="dxa" w:w="2160"/>
             <w:tcMar>
-              <w:top w:w="80" w:type="dxa"/>
-              <w:bottom w:w="80" w:type="dxa"/>
-              <w:left w:w="100" w:type="dxa"/>
-              <w:right w:w="100" w:type="dxa"/>
-            </w:tcMar>
-            <w:shd w:fill="F8FAFC"/>
-          </w:tcPr>
-          <w:p>
-            <w:pPr>
-              <w:spacing w:line="276" w:lineRule="auto" w:after="40" w:before="40"/>
-              <w:jc w:val="left"/>
-            </w:pPr>
-            <w:r>
-              <w:rPr>
-                <w:b/>
-                <w:color w:val="000000"/>
-                <w:sz w:val="17"/>
-              </w:rPr>
-              <w:t>sk_date</w:t>
+              <w:top w:w="100" w:type="dxa"/>
+              <w:bottom w:w="100" w:type="dxa"/>
+              <w:left w:w="120" w:type="dxa"/>
+              <w:right w:w="120" w:type="dxa"/>
+            </w:tcMar>
+            <w:shd w:fill="F8FAFC"/>
+          </w:tcPr>
+          <w:p>
+            <w:pPr>
+              <w:spacing w:before="0" w:after="0" w:line="264" w:lineRule="auto"/>
+              <w:jc w:val="left"/>
+            </w:pPr>
+            <w:r>
+              <w:rPr>
+                <w:rFonts w:ascii="Calibri" w:hAnsi="Calibri"/>
+                <w:b w:val="0"/>
+                <w:color w:val="000000"/>
+                <w:sz w:val="18"/>
+              </w:rPr>
+              <w:t>sk_number</w:t>
             </w:r>
           </w:p>
         </w:tc>
@@ -14108,24 +14286,26 @@
           <w:tcPr>
             <w:tcW w:type="dxa" w:w="2088"/>
             <w:tcMar>
-              <w:top w:w="80" w:type="dxa"/>
-              <w:bottom w:w="80" w:type="dxa"/>
-              <w:left w:w="100" w:type="dxa"/>
-              <w:right w:w="100" w:type="dxa"/>
-            </w:tcMar>
-            <w:shd w:fill="F8FAFC"/>
-          </w:tcPr>
-          <w:p>
-            <w:pPr>
-              <w:spacing w:line="276" w:lineRule="auto" w:after="40" w:before="40"/>
-              <w:jc w:val="left"/>
-            </w:pPr>
-            <w:r>
-              <w:rPr>
-                <w:color w:val="000000"/>
-                <w:sz w:val="17"/>
-              </w:rPr>
-              <w:t>DATE</w:t>
+              <w:top w:w="100" w:type="dxa"/>
+              <w:bottom w:w="100" w:type="dxa"/>
+              <w:left w:w="120" w:type="dxa"/>
+              <w:right w:w="120" w:type="dxa"/>
+            </w:tcMar>
+            <w:shd w:fill="F8FAFC"/>
+          </w:tcPr>
+          <w:p>
+            <w:pPr>
+              <w:spacing w:before="0" w:after="0" w:line="264" w:lineRule="auto"/>
+              <w:jc w:val="left"/>
+            </w:pPr>
+            <w:r>
+              <w:rPr>
+                <w:rFonts w:ascii="Calibri" w:hAnsi="Calibri"/>
+                <w:b w:val="0"/>
+                <w:color w:val="000000"/>
+                <w:sz w:val="18"/>
+              </w:rPr>
+              <w:t>VARCHAR (100)</w:t>
             </w:r>
           </w:p>
         </w:tc>
@@ -14133,22 +14313,24 @@
           <w:tcPr>
             <w:tcW w:type="dxa" w:w="1728"/>
             <w:tcMar>
-              <w:top w:w="80" w:type="dxa"/>
-              <w:bottom w:w="80" w:type="dxa"/>
-              <w:left w:w="100" w:type="dxa"/>
-              <w:right w:w="100" w:type="dxa"/>
-            </w:tcMar>
-            <w:shd w:fill="F8FAFC"/>
-          </w:tcPr>
-          <w:p>
-            <w:pPr>
-              <w:spacing w:line="276" w:lineRule="auto" w:after="40" w:before="40"/>
+              <w:top w:w="100" w:type="dxa"/>
+              <w:bottom w:w="100" w:type="dxa"/>
+              <w:left w:w="120" w:type="dxa"/>
+              <w:right w:w="120" w:type="dxa"/>
+            </w:tcMar>
+            <w:shd w:fill="F8FAFC"/>
+          </w:tcPr>
+          <w:p>
+            <w:pPr>
+              <w:spacing w:before="0" w:after="0" w:line="264" w:lineRule="auto"/>
               <w:jc w:val="center"/>
             </w:pPr>
             <w:r>
               <w:rPr>
-                <w:color w:val="000000"/>
-                <w:sz w:val="17"/>
+                <w:rFonts w:ascii="Calibri" w:hAnsi="Calibri"/>
+                <w:b w:val="0"/>
+                <w:color w:val="000000"/>
+                <w:sz w:val="18"/>
               </w:rPr>
               <w:t>-</w:t>
             </w:r>
@@ -14158,24 +14340,26 @@
           <w:tcPr>
             <w:tcW w:type="dxa" w:w="2736"/>
             <w:tcMar>
-              <w:top w:w="80" w:type="dxa"/>
-              <w:bottom w:w="80" w:type="dxa"/>
-              <w:left w:w="100" w:type="dxa"/>
-              <w:right w:w="100" w:type="dxa"/>
-            </w:tcMar>
-            <w:shd w:fill="F8FAFC"/>
-          </w:tcPr>
-          <w:p>
-            <w:pPr>
-              <w:spacing w:line="276" w:lineRule="auto" w:after="40" w:before="40"/>
-              <w:jc w:val="left"/>
-            </w:pPr>
-            <w:r>
-              <w:rPr>
-                <w:color w:val="000000"/>
-                <w:sz w:val="17"/>
-              </w:rPr>
-              <w:t>Tanggal resmi penerbitan Surat Keputusan KAN</w:t>
+              <w:top w:w="100" w:type="dxa"/>
+              <w:bottom w:w="100" w:type="dxa"/>
+              <w:left w:w="120" w:type="dxa"/>
+              <w:right w:w="120" w:type="dxa"/>
+            </w:tcMar>
+            <w:shd w:fill="F8FAFC"/>
+          </w:tcPr>
+          <w:p>
+            <w:pPr>
+              <w:spacing w:before="0" w:after="0" w:line="264" w:lineRule="auto"/>
+              <w:jc w:val="left"/>
+            </w:pPr>
+            <w:r>
+              <w:rPr>
+                <w:rFonts w:ascii="Calibri" w:hAnsi="Calibri"/>
+                <w:b w:val="0"/>
+                <w:color w:val="000000"/>
+                <w:sz w:val="18"/>
+              </w:rPr>
+              <w:t>Nomor Surat Keputusan (SK) resmi akreditasi dari KAN</w:t>
             </w:r>
           </w:p>
         </w:tc>
@@ -14185,22 +14369,24 @@
           <w:tcPr>
             <w:tcW w:type="dxa" w:w="648"/>
             <w:tcMar>
-              <w:top w:w="80" w:type="dxa"/>
-              <w:bottom w:w="80" w:type="dxa"/>
-              <w:left w:w="100" w:type="dxa"/>
-              <w:right w:w="100" w:type="dxa"/>
-            </w:tcMar>
-            <w:shd w:fill="FFFFFF"/>
-          </w:tcPr>
-          <w:p>
-            <w:pPr>
-              <w:spacing w:line="276" w:lineRule="auto" w:after="40" w:before="40"/>
+              <w:top w:w="100" w:type="dxa"/>
+              <w:bottom w:w="100" w:type="dxa"/>
+              <w:left w:w="120" w:type="dxa"/>
+              <w:right w:w="120" w:type="dxa"/>
+            </w:tcMar>
+            <w:shd w:fill="FFFFFF"/>
+          </w:tcPr>
+          <w:p>
+            <w:pPr>
+              <w:spacing w:before="0" w:after="0" w:line="264" w:lineRule="auto"/>
               <w:jc w:val="center"/>
             </w:pPr>
             <w:r>
               <w:rPr>
-                <w:color w:val="000000"/>
-                <w:sz w:val="17"/>
+                <w:rFonts w:ascii="Calibri" w:hAnsi="Calibri"/>
+                <w:b w:val="0"/>
+                <w:color w:val="000000"/>
+                <w:sz w:val="18"/>
               </w:rPr>
               <w:t>27</w:t>
             </w:r>
@@ -14210,25 +14396,26 @@
           <w:tcPr>
             <w:tcW w:type="dxa" w:w="2160"/>
             <w:tcMar>
-              <w:top w:w="80" w:type="dxa"/>
-              <w:bottom w:w="80" w:type="dxa"/>
-              <w:left w:w="100" w:type="dxa"/>
-              <w:right w:w="100" w:type="dxa"/>
-            </w:tcMar>
-            <w:shd w:fill="FFFFFF"/>
-          </w:tcPr>
-          <w:p>
-            <w:pPr>
-              <w:spacing w:line="276" w:lineRule="auto" w:after="40" w:before="40"/>
-              <w:jc w:val="left"/>
-            </w:pPr>
-            <w:r>
-              <w:rPr>
-                <w:b/>
-                <w:color w:val="000000"/>
-                <w:sz w:val="17"/>
-              </w:rPr>
-              <w:t>notes</w:t>
+              <w:top w:w="100" w:type="dxa"/>
+              <w:bottom w:w="100" w:type="dxa"/>
+              <w:left w:w="120" w:type="dxa"/>
+              <w:right w:w="120" w:type="dxa"/>
+            </w:tcMar>
+            <w:shd w:fill="FFFFFF"/>
+          </w:tcPr>
+          <w:p>
+            <w:pPr>
+              <w:spacing w:before="0" w:after="0" w:line="264" w:lineRule="auto"/>
+              <w:jc w:val="left"/>
+            </w:pPr>
+            <w:r>
+              <w:rPr>
+                <w:rFonts w:ascii="Calibri" w:hAnsi="Calibri"/>
+                <w:b w:val="0"/>
+                <w:color w:val="000000"/>
+                <w:sz w:val="18"/>
+              </w:rPr>
+              <w:t>sk_date</w:t>
             </w:r>
           </w:p>
         </w:tc>
@@ -14236,24 +14423,26 @@
           <w:tcPr>
             <w:tcW w:type="dxa" w:w="2088"/>
             <w:tcMar>
-              <w:top w:w="80" w:type="dxa"/>
-              <w:bottom w:w="80" w:type="dxa"/>
-              <w:left w:w="100" w:type="dxa"/>
-              <w:right w:w="100" w:type="dxa"/>
-            </w:tcMar>
-            <w:shd w:fill="FFFFFF"/>
-          </w:tcPr>
-          <w:p>
-            <w:pPr>
-              <w:spacing w:line="276" w:lineRule="auto" w:after="40" w:before="40"/>
-              <w:jc w:val="left"/>
-            </w:pPr>
-            <w:r>
-              <w:rPr>
-                <w:color w:val="000000"/>
-                <w:sz w:val="17"/>
-              </w:rPr>
-              <w:t>TEXT</w:t>
+              <w:top w:w="100" w:type="dxa"/>
+              <w:bottom w:w="100" w:type="dxa"/>
+              <w:left w:w="120" w:type="dxa"/>
+              <w:right w:w="120" w:type="dxa"/>
+            </w:tcMar>
+            <w:shd w:fill="FFFFFF"/>
+          </w:tcPr>
+          <w:p>
+            <w:pPr>
+              <w:spacing w:before="0" w:after="0" w:line="264" w:lineRule="auto"/>
+              <w:jc w:val="left"/>
+            </w:pPr>
+            <w:r>
+              <w:rPr>
+                <w:rFonts w:ascii="Calibri" w:hAnsi="Calibri"/>
+                <w:b w:val="0"/>
+                <w:color w:val="000000"/>
+                <w:sz w:val="18"/>
+              </w:rPr>
+              <w:t>DATE</w:t>
             </w:r>
           </w:p>
         </w:tc>
@@ -14261,22 +14450,24 @@
           <w:tcPr>
             <w:tcW w:type="dxa" w:w="1728"/>
             <w:tcMar>
-              <w:top w:w="80" w:type="dxa"/>
-              <w:bottom w:w="80" w:type="dxa"/>
-              <w:left w:w="100" w:type="dxa"/>
-              <w:right w:w="100" w:type="dxa"/>
-            </w:tcMar>
-            <w:shd w:fill="FFFFFF"/>
-          </w:tcPr>
-          <w:p>
-            <w:pPr>
-              <w:spacing w:line="276" w:lineRule="auto" w:after="40" w:before="40"/>
+              <w:top w:w="100" w:type="dxa"/>
+              <w:bottom w:w="100" w:type="dxa"/>
+              <w:left w:w="120" w:type="dxa"/>
+              <w:right w:w="120" w:type="dxa"/>
+            </w:tcMar>
+            <w:shd w:fill="FFFFFF"/>
+          </w:tcPr>
+          <w:p>
+            <w:pPr>
+              <w:spacing w:before="0" w:after="0" w:line="264" w:lineRule="auto"/>
               <w:jc w:val="center"/>
             </w:pPr>
             <w:r>
               <w:rPr>
-                <w:color w:val="000000"/>
-                <w:sz w:val="17"/>
+                <w:rFonts w:ascii="Calibri" w:hAnsi="Calibri"/>
+                <w:b w:val="0"/>
+                <w:color w:val="000000"/>
+                <w:sz w:val="18"/>
               </w:rPr>
               <w:t>-</w:t>
             </w:r>
@@ -14286,24 +14477,26 @@
           <w:tcPr>
             <w:tcW w:type="dxa" w:w="2736"/>
             <w:tcMar>
-              <w:top w:w="80" w:type="dxa"/>
-              <w:bottom w:w="80" w:type="dxa"/>
-              <w:left w:w="100" w:type="dxa"/>
-              <w:right w:w="100" w:type="dxa"/>
-            </w:tcMar>
-            <w:shd w:fill="FFFFFF"/>
-          </w:tcPr>
-          <w:p>
-            <w:pPr>
-              <w:spacing w:line="276" w:lineRule="auto" w:after="40" w:before="40"/>
-              <w:jc w:val="left"/>
-            </w:pPr>
-            <w:r>
-              <w:rPr>
-                <w:color w:val="000000"/>
-                <w:sz w:val="17"/>
-              </w:rPr>
-              <w:t>Catatan umum pelaksanaan agenda asesmen</w:t>
+              <w:top w:w="100" w:type="dxa"/>
+              <w:bottom w:w="100" w:type="dxa"/>
+              <w:left w:w="120" w:type="dxa"/>
+              <w:right w:w="120" w:type="dxa"/>
+            </w:tcMar>
+            <w:shd w:fill="FFFFFF"/>
+          </w:tcPr>
+          <w:p>
+            <w:pPr>
+              <w:spacing w:before="0" w:after="0" w:line="264" w:lineRule="auto"/>
+              <w:jc w:val="left"/>
+            </w:pPr>
+            <w:r>
+              <w:rPr>
+                <w:rFonts w:ascii="Calibri" w:hAnsi="Calibri"/>
+                <w:b w:val="0"/>
+                <w:color w:val="000000"/>
+                <w:sz w:val="18"/>
+              </w:rPr>
+              <w:t>Tanggal resmi penerbitan Surat Keputusan KAN</w:t>
             </w:r>
           </w:p>
         </w:tc>
@@ -14313,22 +14506,24 @@
           <w:tcPr>
             <w:tcW w:type="dxa" w:w="648"/>
             <w:tcMar>
-              <w:top w:w="80" w:type="dxa"/>
-              <w:bottom w:w="80" w:type="dxa"/>
-              <w:left w:w="100" w:type="dxa"/>
-              <w:right w:w="100" w:type="dxa"/>
-            </w:tcMar>
-            <w:shd w:fill="F8FAFC"/>
-          </w:tcPr>
-          <w:p>
-            <w:pPr>
-              <w:spacing w:line="276" w:lineRule="auto" w:after="40" w:before="40"/>
+              <w:top w:w="100" w:type="dxa"/>
+              <w:bottom w:w="100" w:type="dxa"/>
+              <w:left w:w="120" w:type="dxa"/>
+              <w:right w:w="120" w:type="dxa"/>
+            </w:tcMar>
+            <w:shd w:fill="F8FAFC"/>
+          </w:tcPr>
+          <w:p>
+            <w:pPr>
+              <w:spacing w:before="0" w:after="0" w:line="264" w:lineRule="auto"/>
               <w:jc w:val="center"/>
             </w:pPr>
             <w:r>
               <w:rPr>
-                <w:color w:val="000000"/>
-                <w:sz w:val="17"/>
+                <w:rFonts w:ascii="Calibri" w:hAnsi="Calibri"/>
+                <w:b w:val="0"/>
+                <w:color w:val="000000"/>
+                <w:sz w:val="18"/>
               </w:rPr>
               <w:t>28</w:t>
             </w:r>
@@ -14338,25 +14533,26 @@
           <w:tcPr>
             <w:tcW w:type="dxa" w:w="2160"/>
             <w:tcMar>
-              <w:top w:w="80" w:type="dxa"/>
-              <w:bottom w:w="80" w:type="dxa"/>
-              <w:left w:w="100" w:type="dxa"/>
-              <w:right w:w="100" w:type="dxa"/>
-            </w:tcMar>
-            <w:shd w:fill="F8FAFC"/>
-          </w:tcPr>
-          <w:p>
-            <w:pPr>
-              <w:spacing w:line="276" w:lineRule="auto" w:after="40" w:before="40"/>
-              <w:jc w:val="left"/>
-            </w:pPr>
-            <w:r>
-              <w:rPr>
-                <w:b/>
-                <w:color w:val="000000"/>
-                <w:sz w:val="17"/>
-              </w:rPr>
-              <w:t>created_at</w:t>
+              <w:top w:w="100" w:type="dxa"/>
+              <w:bottom w:w="100" w:type="dxa"/>
+              <w:left w:w="120" w:type="dxa"/>
+              <w:right w:w="120" w:type="dxa"/>
+            </w:tcMar>
+            <w:shd w:fill="F8FAFC"/>
+          </w:tcPr>
+          <w:p>
+            <w:pPr>
+              <w:spacing w:before="0" w:after="0" w:line="264" w:lineRule="auto"/>
+              <w:jc w:val="left"/>
+            </w:pPr>
+            <w:r>
+              <w:rPr>
+                <w:rFonts w:ascii="Calibri" w:hAnsi="Calibri"/>
+                <w:b w:val="0"/>
+                <w:color w:val="000000"/>
+                <w:sz w:val="18"/>
+              </w:rPr>
+              <w:t>notes</w:t>
             </w:r>
           </w:p>
         </w:tc>
@@ -14364,24 +14560,26 @@
           <w:tcPr>
             <w:tcW w:type="dxa" w:w="2088"/>
             <w:tcMar>
-              <w:top w:w="80" w:type="dxa"/>
-              <w:bottom w:w="80" w:type="dxa"/>
-              <w:left w:w="100" w:type="dxa"/>
-              <w:right w:w="100" w:type="dxa"/>
-            </w:tcMar>
-            <w:shd w:fill="F8FAFC"/>
-          </w:tcPr>
-          <w:p>
-            <w:pPr>
-              <w:spacing w:line="276" w:lineRule="auto" w:after="40" w:before="40"/>
-              <w:jc w:val="left"/>
-            </w:pPr>
-            <w:r>
-              <w:rPr>
-                <w:color w:val="000000"/>
-                <w:sz w:val="17"/>
-              </w:rPr>
-              <w:t>TIMESTAMP</w:t>
+              <w:top w:w="100" w:type="dxa"/>
+              <w:bottom w:w="100" w:type="dxa"/>
+              <w:left w:w="120" w:type="dxa"/>
+              <w:right w:w="120" w:type="dxa"/>
+            </w:tcMar>
+            <w:shd w:fill="F8FAFC"/>
+          </w:tcPr>
+          <w:p>
+            <w:pPr>
+              <w:spacing w:before="0" w:after="0" w:line="264" w:lineRule="auto"/>
+              <w:jc w:val="left"/>
+            </w:pPr>
+            <w:r>
+              <w:rPr>
+                <w:rFonts w:ascii="Calibri" w:hAnsi="Calibri"/>
+                <w:b w:val="0"/>
+                <w:color w:val="000000"/>
+                <w:sz w:val="18"/>
+              </w:rPr>
+              <w:t>TEXT</w:t>
             </w:r>
           </w:p>
         </w:tc>
@@ -14389,22 +14587,24 @@
           <w:tcPr>
             <w:tcW w:type="dxa" w:w="1728"/>
             <w:tcMar>
-              <w:top w:w="80" w:type="dxa"/>
-              <w:bottom w:w="80" w:type="dxa"/>
-              <w:left w:w="100" w:type="dxa"/>
-              <w:right w:w="100" w:type="dxa"/>
-            </w:tcMar>
-            <w:shd w:fill="F8FAFC"/>
-          </w:tcPr>
-          <w:p>
-            <w:pPr>
-              <w:spacing w:line="276" w:lineRule="auto" w:after="40" w:before="40"/>
+              <w:top w:w="100" w:type="dxa"/>
+              <w:bottom w:w="100" w:type="dxa"/>
+              <w:left w:w="120" w:type="dxa"/>
+              <w:right w:w="120" w:type="dxa"/>
+            </w:tcMar>
+            <w:shd w:fill="F8FAFC"/>
+          </w:tcPr>
+          <w:p>
+            <w:pPr>
+              <w:spacing w:before="0" w:after="0" w:line="264" w:lineRule="auto"/>
               <w:jc w:val="center"/>
             </w:pPr>
             <w:r>
               <w:rPr>
-                <w:color w:val="000000"/>
-                <w:sz w:val="17"/>
+                <w:rFonts w:ascii="Calibri" w:hAnsi="Calibri"/>
+                <w:b w:val="0"/>
+                <w:color w:val="000000"/>
+                <w:sz w:val="18"/>
               </w:rPr>
               <w:t>-</w:t>
             </w:r>
@@ -14414,24 +14614,26 @@
           <w:tcPr>
             <w:tcW w:type="dxa" w:w="2736"/>
             <w:tcMar>
-              <w:top w:w="80" w:type="dxa"/>
-              <w:bottom w:w="80" w:type="dxa"/>
-              <w:left w:w="100" w:type="dxa"/>
-              <w:right w:w="100" w:type="dxa"/>
-            </w:tcMar>
-            <w:shd w:fill="F8FAFC"/>
-          </w:tcPr>
-          <w:p>
-            <w:pPr>
-              <w:spacing w:line="276" w:lineRule="auto" w:after="40" w:before="40"/>
-              <w:jc w:val="left"/>
-            </w:pPr>
-            <w:r>
-              <w:rPr>
-                <w:color w:val="000000"/>
-                <w:sz w:val="17"/>
-              </w:rPr>
-              <w:t>Waktu pembuatan data asesmen</w:t>
+              <w:top w:w="100" w:type="dxa"/>
+              <w:bottom w:w="100" w:type="dxa"/>
+              <w:left w:w="120" w:type="dxa"/>
+              <w:right w:w="120" w:type="dxa"/>
+            </w:tcMar>
+            <w:shd w:fill="F8FAFC"/>
+          </w:tcPr>
+          <w:p>
+            <w:pPr>
+              <w:spacing w:before="0" w:after="0" w:line="264" w:lineRule="auto"/>
+              <w:jc w:val="left"/>
+            </w:pPr>
+            <w:r>
+              <w:rPr>
+                <w:rFonts w:ascii="Calibri" w:hAnsi="Calibri"/>
+                <w:b w:val="0"/>
+                <w:color w:val="000000"/>
+                <w:sz w:val="18"/>
+              </w:rPr>
+              <w:t>Catatan umum pelaksanaan agenda asesmen</w:t>
             </w:r>
           </w:p>
         </w:tc>
@@ -14441,22 +14643,24 @@
           <w:tcPr>
             <w:tcW w:type="dxa" w:w="648"/>
             <w:tcMar>
-              <w:top w:w="80" w:type="dxa"/>
-              <w:bottom w:w="80" w:type="dxa"/>
-              <w:left w:w="100" w:type="dxa"/>
-              <w:right w:w="100" w:type="dxa"/>
-            </w:tcMar>
-            <w:shd w:fill="FFFFFF"/>
-          </w:tcPr>
-          <w:p>
-            <w:pPr>
-              <w:spacing w:line="276" w:lineRule="auto" w:after="40" w:before="40"/>
+              <w:top w:w="100" w:type="dxa"/>
+              <w:bottom w:w="100" w:type="dxa"/>
+              <w:left w:w="120" w:type="dxa"/>
+              <w:right w:w="120" w:type="dxa"/>
+            </w:tcMar>
+            <w:shd w:fill="FFFFFF"/>
+          </w:tcPr>
+          <w:p>
+            <w:pPr>
+              <w:spacing w:before="0" w:after="0" w:line="264" w:lineRule="auto"/>
               <w:jc w:val="center"/>
             </w:pPr>
             <w:r>
               <w:rPr>
-                <w:color w:val="000000"/>
-                <w:sz w:val="17"/>
+                <w:rFonts w:ascii="Calibri" w:hAnsi="Calibri"/>
+                <w:b w:val="0"/>
+                <w:color w:val="000000"/>
+                <w:sz w:val="18"/>
               </w:rPr>
               <w:t>29</w:t>
             </w:r>
@@ -14466,23 +14670,161 @@
           <w:tcPr>
             <w:tcW w:type="dxa" w:w="2160"/>
             <w:tcMar>
-              <w:top w:w="80" w:type="dxa"/>
-              <w:bottom w:w="80" w:type="dxa"/>
-              <w:left w:w="100" w:type="dxa"/>
-              <w:right w:w="100" w:type="dxa"/>
-            </w:tcMar>
-            <w:shd w:fill="FFFFFF"/>
-          </w:tcPr>
-          <w:p>
-            <w:pPr>
-              <w:spacing w:line="276" w:lineRule="auto" w:after="40" w:before="40"/>
-              <w:jc w:val="left"/>
-            </w:pPr>
-            <w:r>
-              <w:rPr>
-                <w:b/>
-                <w:color w:val="000000"/>
-                <w:sz w:val="17"/>
+              <w:top w:w="100" w:type="dxa"/>
+              <w:bottom w:w="100" w:type="dxa"/>
+              <w:left w:w="120" w:type="dxa"/>
+              <w:right w:w="120" w:type="dxa"/>
+            </w:tcMar>
+            <w:shd w:fill="FFFFFF"/>
+          </w:tcPr>
+          <w:p>
+            <w:pPr>
+              <w:spacing w:before="0" w:after="0" w:line="264" w:lineRule="auto"/>
+              <w:jc w:val="left"/>
+            </w:pPr>
+            <w:r>
+              <w:rPr>
+                <w:rFonts w:ascii="Calibri" w:hAnsi="Calibri"/>
+                <w:b w:val="0"/>
+                <w:color w:val="000000"/>
+                <w:sz w:val="18"/>
+              </w:rPr>
+              <w:t>created_at</w:t>
+            </w:r>
+          </w:p>
+        </w:tc>
+        <w:tc>
+          <w:tcPr>
+            <w:tcW w:type="dxa" w:w="2088"/>
+            <w:tcMar>
+              <w:top w:w="100" w:type="dxa"/>
+              <w:bottom w:w="100" w:type="dxa"/>
+              <w:left w:w="120" w:type="dxa"/>
+              <w:right w:w="120" w:type="dxa"/>
+            </w:tcMar>
+            <w:shd w:fill="FFFFFF"/>
+          </w:tcPr>
+          <w:p>
+            <w:pPr>
+              <w:spacing w:before="0" w:after="0" w:line="264" w:lineRule="auto"/>
+              <w:jc w:val="left"/>
+            </w:pPr>
+            <w:r>
+              <w:rPr>
+                <w:rFonts w:ascii="Calibri" w:hAnsi="Calibri"/>
+                <w:b w:val="0"/>
+                <w:color w:val="000000"/>
+                <w:sz w:val="18"/>
+              </w:rPr>
+              <w:t>TIMESTAMP</w:t>
+            </w:r>
+          </w:p>
+        </w:tc>
+        <w:tc>
+          <w:tcPr>
+            <w:tcW w:type="dxa" w:w="1728"/>
+            <w:tcMar>
+              <w:top w:w="100" w:type="dxa"/>
+              <w:bottom w:w="100" w:type="dxa"/>
+              <w:left w:w="120" w:type="dxa"/>
+              <w:right w:w="120" w:type="dxa"/>
+            </w:tcMar>
+            <w:shd w:fill="FFFFFF"/>
+          </w:tcPr>
+          <w:p>
+            <w:pPr>
+              <w:spacing w:before="0" w:after="0" w:line="264" w:lineRule="auto"/>
+              <w:jc w:val="center"/>
+            </w:pPr>
+            <w:r>
+              <w:rPr>
+                <w:rFonts w:ascii="Calibri" w:hAnsi="Calibri"/>
+                <w:b w:val="0"/>
+                <w:color w:val="000000"/>
+                <w:sz w:val="18"/>
+              </w:rPr>
+              <w:t>-</w:t>
+            </w:r>
+          </w:p>
+        </w:tc>
+        <w:tc>
+          <w:tcPr>
+            <w:tcW w:type="dxa" w:w="2736"/>
+            <w:tcMar>
+              <w:top w:w="100" w:type="dxa"/>
+              <w:bottom w:w="100" w:type="dxa"/>
+              <w:left w:w="120" w:type="dxa"/>
+              <w:right w:w="120" w:type="dxa"/>
+            </w:tcMar>
+            <w:shd w:fill="FFFFFF"/>
+          </w:tcPr>
+          <w:p>
+            <w:pPr>
+              <w:spacing w:before="0" w:after="0" w:line="264" w:lineRule="auto"/>
+              <w:jc w:val="left"/>
+            </w:pPr>
+            <w:r>
+              <w:rPr>
+                <w:rFonts w:ascii="Calibri" w:hAnsi="Calibri"/>
+                <w:b w:val="0"/>
+                <w:color w:val="000000"/>
+                <w:sz w:val="18"/>
+              </w:rPr>
+              <w:t>Waktu pembuatan data asesmen</w:t>
+            </w:r>
+          </w:p>
+        </w:tc>
+      </w:tr>
+      <w:tr>
+        <w:tc>
+          <w:tcPr>
+            <w:tcW w:type="dxa" w:w="1805"/>
+            <w:tcMar>
+              <w:top w:w="100" w:type="dxa"/>
+              <w:bottom w:w="100" w:type="dxa"/>
+              <w:left w:w="120" w:type="dxa"/>
+              <w:right w:w="120" w:type="dxa"/>
+            </w:tcMar>
+            <w:shd w:fill="F8FAFC"/>
+          </w:tcPr>
+          <w:p>
+            <w:pPr>
+              <w:spacing w:before="0" w:after="0" w:line="264" w:lineRule="auto"/>
+              <w:jc w:val="center"/>
+            </w:pPr>
+            <w:r>
+              <w:rPr>
+                <w:rFonts w:ascii="Calibri" w:hAnsi="Calibri"/>
+                <w:b w:val="0"/>
+                <w:color w:val="000000"/>
+                <w:sz w:val="18"/>
+              </w:rPr>
+              <w:t>30</w:t>
+            </w:r>
+          </w:p>
+        </w:tc>
+        <w:tc>
+          <w:tcPr>
+            <w:tcW w:type="dxa" w:w="1805"/>
+            <w:tcMar>
+              <w:top w:w="100" w:type="dxa"/>
+              <w:bottom w:w="100" w:type="dxa"/>
+              <w:left w:w="120" w:type="dxa"/>
+              <w:right w:w="120" w:type="dxa"/>
+            </w:tcMar>
+            <w:shd w:fill="F8FAFC"/>
+          </w:tcPr>
+          <w:p>
+            <w:pPr>
+              <w:spacing w:before="0" w:after="0" w:line="264" w:lineRule="auto"/>
+              <w:jc w:val="left"/>
+            </w:pPr>
+            <w:r>
+              <w:rPr>
+                <w:rFonts w:ascii="Calibri" w:hAnsi="Calibri"/>
+                <w:b w:val="0"/>
+                <w:color w:val="000000"/>
+                <w:sz w:val="18"/>
               </w:rPr>
               <w:t>updated_at</w:t>
             </w:r>
@@ -14490,24 +14832,26 @@
         </w:tc>
         <w:tc>
           <w:tcPr>
-            <w:tcW w:type="dxa" w:w="2088"/>
-            <w:tcMar>
-              <w:top w:w="80" w:type="dxa"/>
-              <w:bottom w:w="80" w:type="dxa"/>
-              <w:left w:w="100" w:type="dxa"/>
-              <w:right w:w="100" w:type="dxa"/>
-            </w:tcMar>
-            <w:shd w:fill="FFFFFF"/>
-          </w:tcPr>
-          <w:p>
-            <w:pPr>
-              <w:spacing w:line="276" w:lineRule="auto" w:after="40" w:before="40"/>
-              <w:jc w:val="left"/>
-            </w:pPr>
-            <w:r>
-              <w:rPr>
-                <w:color w:val="000000"/>
-                <w:sz w:val="17"/>
+            <w:tcW w:type="dxa" w:w="1805"/>
+            <w:tcMar>
+              <w:top w:w="100" w:type="dxa"/>
+              <w:bottom w:w="100" w:type="dxa"/>
+              <w:left w:w="120" w:type="dxa"/>
+              <w:right w:w="120" w:type="dxa"/>
+            </w:tcMar>
+            <w:shd w:fill="F8FAFC"/>
+          </w:tcPr>
+          <w:p>
+            <w:pPr>
+              <w:spacing w:before="0" w:after="0" w:line="264" w:lineRule="auto"/>
+              <w:jc w:val="left"/>
+            </w:pPr>
+            <w:r>
+              <w:rPr>
+                <w:rFonts w:ascii="Calibri" w:hAnsi="Calibri"/>
+                <w:b w:val="0"/>
+                <w:color w:val="000000"/>
+                <w:sz w:val="18"/>
               </w:rPr>
               <w:t>TIMESTAMP</w:t>
             </w:r>
@@ -14515,24 +14859,26 @@
         </w:tc>
         <w:tc>
           <w:tcPr>
-            <w:tcW w:type="dxa" w:w="1728"/>
-            <w:tcMar>
-              <w:top w:w="80" w:type="dxa"/>
-              <w:bottom w:w="80" w:type="dxa"/>
-              <w:left w:w="100" w:type="dxa"/>
-              <w:right w:w="100" w:type="dxa"/>
-            </w:tcMar>
-            <w:shd w:fill="FFFFFF"/>
-          </w:tcPr>
-          <w:p>
-            <w:pPr>
-              <w:spacing w:line="276" w:lineRule="auto" w:after="40" w:before="40"/>
+            <w:tcW w:type="dxa" w:w="1805"/>
+            <w:tcMar>
+              <w:top w:w="100" w:type="dxa"/>
+              <w:bottom w:w="100" w:type="dxa"/>
+              <w:left w:w="120" w:type="dxa"/>
+              <w:right w:w="120" w:type="dxa"/>
+            </w:tcMar>
+            <w:shd w:fill="F8FAFC"/>
+          </w:tcPr>
+          <w:p>
+            <w:pPr>
+              <w:spacing w:before="0" w:after="0" w:line="264" w:lineRule="auto"/>
               <w:jc w:val="center"/>
             </w:pPr>
             <w:r>
               <w:rPr>
-                <w:color w:val="000000"/>
-                <w:sz w:val="17"/>
+                <w:rFonts w:ascii="Calibri" w:hAnsi="Calibri"/>
+                <w:b w:val="0"/>
+                <w:color w:val="000000"/>
+                <w:sz w:val="18"/>
               </w:rPr>
               <w:t>-</w:t>
             </w:r>
@@ -14540,24 +14886,26 @@
         </w:tc>
         <w:tc>
           <w:tcPr>
-            <w:tcW w:type="dxa" w:w="2736"/>
-            <w:tcMar>
-              <w:top w:w="80" w:type="dxa"/>
-              <w:bottom w:w="80" w:type="dxa"/>
-              <w:left w:w="100" w:type="dxa"/>
-              <w:right w:w="100" w:type="dxa"/>
-            </w:tcMar>
-            <w:shd w:fill="FFFFFF"/>
-          </w:tcPr>
-          <w:p>
-            <w:pPr>
-              <w:spacing w:line="276" w:lineRule="auto" w:after="40" w:before="40"/>
-              <w:jc w:val="left"/>
-            </w:pPr>
-            <w:r>
-              <w:rPr>
-                <w:color w:val="000000"/>
-                <w:sz w:val="17"/>
+            <w:tcW w:type="dxa" w:w="1805"/>
+            <w:tcMar>
+              <w:top w:w="100" w:type="dxa"/>
+              <w:bottom w:w="100" w:type="dxa"/>
+              <w:left w:w="120" w:type="dxa"/>
+              <w:right w:w="120" w:type="dxa"/>
+            </w:tcMar>
+            <w:shd w:fill="F8FAFC"/>
+          </w:tcPr>
+          <w:p>
+            <w:pPr>
+              <w:spacing w:before="0" w:after="0" w:line="264" w:lineRule="auto"/>
+              <w:jc w:val="left"/>
+            </w:pPr>
+            <w:r>
+              <w:rPr>
+                <w:rFonts w:ascii="Calibri" w:hAnsi="Calibri"/>
+                <w:b w:val="0"/>
+                <w:color w:val="000000"/>
+                <w:sz w:val="18"/>
               </w:rPr>
               <w:t>Waktu pembaruan terakhir data asesmen</w:t>
             </w:r>
@@ -28467,19 +28815,11 @@
       <w:r>
         <w:rPr>
           <w:rFonts w:ascii="Calibri" w:hAnsi="Calibri"/>
-          <w:b/>
-          <w:color w:val="000000"/>
-          <w:sz w:val="21"/>
-        </w:rPr>
-        <w:t xml:space="preserve">Status Verifikasi Teknis Akhir: </w:t>
-      </w:r>
-      <w:r>
-        <w:rPr>
-          <w:rFonts w:ascii="Calibri" w:hAnsi="Calibri"/>
+          <w:b w:val="0"/>
           <w:color w:val="000000"/>
           <w:sz w:val="20"/>
         </w:rPr>
-        <w:t xml:space="preserve">Seluruh fitur aktif dalam arsitektur ini telah diuji secara komprehensif melalui rangkaian uji otomatis (test suite) PHPUnit dengan hasil 119/119 pengujian sukses (100% lulus tanpa kegagalan, 680 assertions).</w:t>
+        <w:t>Status Verifikasi Teknis Akhir: Seluruh fitur aktif dalam arsitektur ini telah diuji secara komprehensif melalui rangkaian uji otomatis (test suite) PHPUnit dengan hasil 143/143 pengujian sukses (100% lulus tanpa kegagalan, 829 assertions).</w:t>
       </w:r>
     </w:p>
     <w:sectPr>
